--- a/习近平新时代思想概论/作业/HW3（读书报告）.docx
+++ b/习近平新时代思想概论/作业/HW3（读书报告）.docx
@@ -4,7 +4,10 @@
   <w:body>
     <w:p>
       <w:pPr>
-        <w:spacing w:after="120"/>
+        <w:pStyle w:val="a1"/>
+        <w:snapToGrid w:val="0"/>
+        <w:spacing w:after="240" w:before="0" w:line="360" w:lineRule="auto"/>
+        <w:ind/>
         <w:jc w:val="center"/>
         <w:rPr>
           <w:lang w:eastAsia="zh-CN"/>
@@ -12,9 +15,11 @@
       </w:pPr>
       <w:r>
         <w:rPr>
-          <w:rFonts w:eastAsia="黑体"/>
-          <w:b/>
+          <w:rFonts w:eastAsia="黑体" w:ascii="Times New Roman" w:hAnsi="Times New Roman" w:cs="Times New Roman" w:hint="eastAsia"/>
+          <w:b w:val="0"/>
+          <w:bCs w:val="0"/>
           <w:sz w:val="32"/>
+          <w:szCs w:val="32"/>
           <w:lang w:eastAsia="zh-CN"/>
         </w:rPr>
         <w:t>《习近平著作选读》读书报告</w:t>
@@ -22,6 +27,10 @@
     </w:p>
     <w:p>
       <w:pPr>
+        <w:pStyle w:val="a1"/>
+        <w:snapToGrid w:val="0"/>
+        <w:spacing w:before="0" w:after="240" w:line="360" w:lineRule="auto"/>
+        <w:ind/>
         <w:jc w:val="center"/>
         <w:rPr>
           <w:lang w:eastAsia="zh-CN"/>
@@ -29,16 +38,22 @@
       </w:pPr>
       <w:r>
         <w:rPr>
-          <w:rFonts w:eastAsia="黑体"/>
+          <w:rFonts w:eastAsia="黑体" w:ascii="Times New Roman" w:hAnsi="Times New Roman" w:cs="Times New Roman" w:hint="eastAsia"/>
+          <w:b w:val="0"/>
+          <w:bCs w:val="0"/>
           <w:sz w:val="28"/>
+          <w:szCs w:val="28"/>
           <w:lang w:eastAsia="zh-CN"/>
         </w:rPr>
         <w:t>——</w:t>
       </w:r>
       <w:r>
         <w:rPr>
-          <w:rFonts w:eastAsia="黑体"/>
+          <w:rFonts w:eastAsia="黑体" w:ascii="Times New Roman" w:hAnsi="Times New Roman" w:cs="Times New Roman" w:hint="eastAsia"/>
+          <w:b w:val="0"/>
+          <w:bCs w:val="0"/>
           <w:sz w:val="28"/>
+          <w:szCs w:val="28"/>
           <w:lang w:eastAsia="zh-CN"/>
         </w:rPr>
         <w:t>学习党的十九大、二十大报告</w:t>
@@ -46,14 +61,22 @@
     </w:p>
     <w:p>
       <w:pPr>
-        <w:spacing w:before="80" w:after="40"/>
+        <w:pStyle w:val="a1"/>
+        <w:snapToGrid w:val="0"/>
+        <w:spacing w:before="160" w:after="80" w:line="360" w:lineRule="auto"/>
+        <w:ind/>
+        <w:jc w:val="left"/>
         <w:rPr>
           <w:lang w:eastAsia="zh-CN"/>
         </w:rPr>
       </w:pPr>
       <w:r>
         <w:rPr>
-          <w:b/>
+          <w:rFonts w:ascii="Times New Roman" w:hAnsi="Times New Roman" w:cs="Times New Roman" w:eastAsia="黑体" w:hint="eastAsia"/>
+          <w:b w:val="0"/>
+          <w:bCs w:val="0"/>
+          <w:sz w:val="28"/>
+          <w:szCs w:val="28"/>
           <w:lang w:eastAsia="zh-CN"/>
         </w:rPr>
         <w:t>阅读篇目</w:t>
@@ -61,32 +84,47 @@
     </w:p>
     <w:p>
       <w:pPr>
-        <w:spacing w:line="360" w:lineRule="auto"/>
-        <w:ind w:firstLine="480"/>
+        <w:pStyle w:val="a1"/>
+        <w:snapToGrid w:val="0"/>
+        <w:spacing w:line="360" w:lineRule="auto" w:before="0" w:after="0"/>
+        <w:ind w:firstLineChars="200" w:firstLine="480"/>
+        <w:jc w:val="both"/>
         <w:rPr>
           <w:lang w:eastAsia="zh-CN"/>
         </w:rPr>
       </w:pPr>
       <w:r>
         <w:rPr>
-          <w:lang w:eastAsia="zh-CN"/>
-        </w:rPr>
-        <w:t>1</w:t>
-      </w:r>
-      <w:r>
-        <w:rPr>
-          <w:lang w:eastAsia="zh-CN"/>
-        </w:rPr>
-        <w:t>．《决胜全面建成小康社会，夺取新时代中国特色社会主义伟大胜利》（党的十九大报告，《习近平著作选读》第二卷，第</w:t>
-      </w:r>
-      <w:r>
-        <w:rPr>
+          <w:rFonts w:ascii="Times New Roman" w:hAnsi="Times New Roman" w:cs="Times New Roman" w:eastAsia="宋体" w:hint="eastAsia"/>
+          <w:sz w:val="24"/>
+          <w:szCs w:val="24"/>
+          <w:lang w:eastAsia="zh-CN"/>
+        </w:rPr>
+        <w:t xml:space="preserve">1. </w:t>
+      </w:r>
+      <w:r>
+        <w:rPr>
+          <w:rFonts w:ascii="Times New Roman" w:hAnsi="Times New Roman" w:cs="Times New Roman" w:eastAsia="宋体" w:hint="eastAsia"/>
+          <w:sz w:val="24"/>
+          <w:szCs w:val="24"/>
+          <w:lang w:eastAsia="zh-CN"/>
+        </w:rPr>
+        <w:t xml:space="preserve">《决胜全面建成小康社会，夺取新时代中国特色社会主义伟大胜利》（党的十九大报告，《习近平著作选读》第二卷，第</w:t>
+      </w:r>
+      <w:r>
+        <w:rPr>
+          <w:rFonts w:ascii="Times New Roman" w:hAnsi="Times New Roman" w:cs="Times New Roman" w:eastAsia="宋体" w:hint="eastAsia"/>
+          <w:sz w:val="24"/>
+          <w:szCs w:val="24"/>
           <w:lang w:eastAsia="zh-CN"/>
         </w:rPr>
         <w:t>1—59</w:t>
       </w:r>
       <w:r>
         <w:rPr>
+          <w:rFonts w:ascii="Times New Roman" w:hAnsi="Times New Roman" w:cs="Times New Roman" w:eastAsia="宋体" w:hint="eastAsia"/>
+          <w:sz w:val="24"/>
+          <w:szCs w:val="24"/>
           <w:lang w:eastAsia="zh-CN"/>
         </w:rPr>
         <w:t>页）</w:t>
@@ -94,32 +132,47 @@
     </w:p>
     <w:p>
       <w:pPr>
-        <w:spacing w:line="360" w:lineRule="auto"/>
-        <w:ind w:firstLine="480"/>
+        <w:pStyle w:val="a1"/>
+        <w:snapToGrid w:val="0"/>
+        <w:spacing w:line="360" w:lineRule="auto" w:before="0" w:after="0"/>
+        <w:ind w:firstLineChars="200" w:firstLine="480"/>
+        <w:jc w:val="both"/>
         <w:rPr>
           <w:lang w:eastAsia="zh-CN"/>
         </w:rPr>
       </w:pPr>
       <w:r>
         <w:rPr>
-          <w:lang w:eastAsia="zh-CN"/>
-        </w:rPr>
-        <w:t>2</w:t>
-      </w:r>
-      <w:r>
-        <w:rPr>
-          <w:lang w:eastAsia="zh-CN"/>
-        </w:rPr>
-        <w:t>．《高举中国特色社会主义伟大旗帜，为全面建设社会主义现代化国家而团结奋斗》（党的二十大报告，《习近平著作选读》第一卷，第</w:t>
-      </w:r>
-      <w:r>
-        <w:rPr>
+          <w:rFonts w:ascii="Times New Roman" w:hAnsi="Times New Roman" w:cs="Times New Roman" w:eastAsia="宋体" w:hint="eastAsia"/>
+          <w:sz w:val="24"/>
+          <w:szCs w:val="24"/>
+          <w:lang w:eastAsia="zh-CN"/>
+        </w:rPr>
+        <w:t xml:space="preserve">2. </w:t>
+      </w:r>
+      <w:r>
+        <w:rPr>
+          <w:rFonts w:ascii="Times New Roman" w:hAnsi="Times New Roman" w:cs="Times New Roman" w:eastAsia="宋体" w:hint="eastAsia"/>
+          <w:sz w:val="24"/>
+          <w:szCs w:val="24"/>
+          <w:lang w:eastAsia="zh-CN"/>
+        </w:rPr>
+        <w:t xml:space="preserve">《高举中国特色社会主义伟大旗帜，为全面建设社会主义现代化国家而团结奋斗》（党的二十大报告，《习近平著作选读》第一卷，第</w:t>
+      </w:r>
+      <w:r>
+        <w:rPr>
+          <w:rFonts w:ascii="Times New Roman" w:hAnsi="Times New Roman" w:cs="Times New Roman" w:eastAsia="宋体" w:hint="eastAsia"/>
+          <w:sz w:val="24"/>
+          <w:szCs w:val="24"/>
           <w:lang w:eastAsia="zh-CN"/>
         </w:rPr>
         <w:t>1—58</w:t>
       </w:r>
       <w:r>
         <w:rPr>
+          <w:rFonts w:ascii="Times New Roman" w:hAnsi="Times New Roman" w:cs="Times New Roman" w:eastAsia="宋体" w:hint="eastAsia"/>
+          <w:sz w:val="24"/>
+          <w:szCs w:val="24"/>
           <w:lang w:eastAsia="zh-CN"/>
         </w:rPr>
         <w:t>页）</w:t>
@@ -127,16 +180,22 @@
     </w:p>
     <w:p>
       <w:pPr>
-        <w:spacing w:before="200" w:after="120"/>
+        <w:pStyle w:val="a1"/>
+        <w:snapToGrid w:val="0"/>
+        <w:spacing w:before="240" w:after="120" w:line="360" w:lineRule="auto"/>
+        <w:ind/>
+        <w:jc w:val="left"/>
         <w:rPr>
           <w:lang w:eastAsia="zh-CN"/>
         </w:rPr>
       </w:pPr>
       <w:r>
         <w:rPr>
-          <w:rFonts w:eastAsia="黑体"/>
-          <w:b/>
-          <w:sz w:val="28"/>
+          <w:rFonts w:eastAsia="黑体" w:ascii="Times New Roman" w:hAnsi="Times New Roman" w:cs="Times New Roman" w:hint="eastAsia"/>
+          <w:b w:val="0"/>
+          <w:bCs w:val="0"/>
+          <w:sz w:val="30"/>
+          <w:szCs w:val="30"/>
           <w:lang w:eastAsia="zh-CN"/>
         </w:rPr>
         <w:t>一、两次报告的主体内容</w:t>
@@ -144,94 +203,138 @@
     </w:p>
     <w:p>
       <w:pPr>
-        <w:spacing w:line="360" w:lineRule="auto"/>
-        <w:ind w:firstLine="480"/>
+        <w:pStyle w:val="a1"/>
+        <w:snapToGrid w:val="0"/>
+        <w:spacing w:line="360" w:lineRule="auto" w:before="0" w:after="0"/>
+        <w:ind w:firstLineChars="200" w:firstLine="480"/>
+        <w:jc w:val="both"/>
         <w:rPr>
           <w:lang w:eastAsia="zh-CN"/>
         </w:rPr>
       </w:pPr>
       <w:r>
         <w:rPr>
+          <w:rFonts w:ascii="Times New Roman" w:hAnsi="Times New Roman" w:cs="Times New Roman" w:eastAsia="宋体" w:hint="eastAsia"/>
+          <w:sz w:val="24"/>
+          <w:szCs w:val="24"/>
           <w:lang w:eastAsia="zh-CN"/>
         </w:rPr>
         <w:t>这两份报告分别是习近平同志在党的十九大、二十大上所作的报告，一份立于全面建成小康社会的决胜关头，一份立于向第二个百年奋斗目标进军的关键时刻，前后相接、一脉相承。两份报告的主体内容，都大体遵循</w:t>
       </w:r>
       <w:r>
         <w:rPr>
+          <w:rFonts w:ascii="Times New Roman" w:hAnsi="Times New Roman" w:cs="Times New Roman" w:eastAsia="宋体" w:hint="eastAsia"/>
+          <w:sz w:val="24"/>
+          <w:szCs w:val="24"/>
           <w:lang w:eastAsia="zh-CN"/>
         </w:rPr>
         <w:t>“</w:t>
       </w:r>
       <w:r>
         <w:rPr>
+          <w:rFonts w:ascii="Times New Roman" w:hAnsi="Times New Roman" w:cs="Times New Roman" w:eastAsia="宋体" w:hint="eastAsia"/>
+          <w:sz w:val="24"/>
+          <w:szCs w:val="24"/>
           <w:lang w:eastAsia="zh-CN"/>
         </w:rPr>
         <w:t>总结经验</w:t>
       </w:r>
       <w:r>
         <w:rPr>
+          <w:rFonts w:ascii="Times New Roman" w:hAnsi="Times New Roman" w:cs="Times New Roman" w:eastAsia="宋体" w:hint="eastAsia"/>
+          <w:sz w:val="24"/>
+          <w:szCs w:val="24"/>
           <w:lang w:eastAsia="zh-CN"/>
         </w:rPr>
         <w:t>——</w:t>
       </w:r>
       <w:r>
         <w:rPr>
+          <w:rFonts w:ascii="Times New Roman" w:hAnsi="Times New Roman" w:cs="Times New Roman" w:eastAsia="宋体" w:hint="eastAsia"/>
+          <w:sz w:val="24"/>
+          <w:szCs w:val="24"/>
           <w:lang w:eastAsia="zh-CN"/>
         </w:rPr>
         <w:t>判断方位</w:t>
       </w:r>
       <w:r>
         <w:rPr>
+          <w:rFonts w:ascii="Times New Roman" w:hAnsi="Times New Roman" w:cs="Times New Roman" w:eastAsia="宋体" w:hint="eastAsia"/>
+          <w:sz w:val="24"/>
+          <w:szCs w:val="24"/>
           <w:lang w:eastAsia="zh-CN"/>
         </w:rPr>
         <w:t>——</w:t>
       </w:r>
       <w:r>
         <w:rPr>
+          <w:rFonts w:ascii="Times New Roman" w:hAnsi="Times New Roman" w:cs="Times New Roman" w:eastAsia="宋体" w:hint="eastAsia"/>
+          <w:sz w:val="24"/>
+          <w:szCs w:val="24"/>
           <w:lang w:eastAsia="zh-CN"/>
         </w:rPr>
         <w:t>明确使命</w:t>
       </w:r>
       <w:r>
         <w:rPr>
+          <w:rFonts w:ascii="Times New Roman" w:hAnsi="Times New Roman" w:cs="Times New Roman" w:eastAsia="宋体" w:hint="eastAsia"/>
+          <w:sz w:val="24"/>
+          <w:szCs w:val="24"/>
           <w:lang w:eastAsia="zh-CN"/>
         </w:rPr>
         <w:t>——</w:t>
       </w:r>
       <w:r>
         <w:rPr>
+          <w:rFonts w:ascii="Times New Roman" w:hAnsi="Times New Roman" w:cs="Times New Roman" w:eastAsia="宋体" w:hint="eastAsia"/>
+          <w:sz w:val="24"/>
+          <w:szCs w:val="24"/>
           <w:lang w:eastAsia="zh-CN"/>
         </w:rPr>
         <w:t>部署任务</w:t>
       </w:r>
       <w:r>
         <w:rPr>
+          <w:rFonts w:ascii="Times New Roman" w:hAnsi="Times New Roman" w:cs="Times New Roman" w:eastAsia="宋体" w:hint="eastAsia"/>
+          <w:sz w:val="24"/>
+          <w:szCs w:val="24"/>
           <w:lang w:eastAsia="zh-CN"/>
         </w:rPr>
         <w:t>”</w:t>
       </w:r>
       <w:r>
         <w:rPr>
+          <w:rFonts w:ascii="Times New Roman" w:hAnsi="Times New Roman" w:cs="Times New Roman" w:eastAsia="宋体" w:hint="eastAsia"/>
+          <w:sz w:val="24"/>
+          <w:szCs w:val="24"/>
           <w:lang w:eastAsia="zh-CN"/>
         </w:rPr>
         <w:t>的逻辑展开，下面</w:t>
       </w:r>
       <w:r>
         <w:rPr>
-          <w:rFonts w:hint="eastAsia"/>
+          <w:rFonts w:hint="eastAsia" w:ascii="Times New Roman" w:hAnsi="Times New Roman" w:cs="Times New Roman" w:eastAsia="宋体"/>
+          <w:sz w:val="24"/>
+          <w:szCs w:val="24"/>
           <w:lang w:eastAsia="zh-CN"/>
         </w:rPr>
         <w:t>对</w:t>
       </w:r>
       <w:r>
         <w:rPr>
+          <w:rFonts w:ascii="Times New Roman" w:hAnsi="Times New Roman" w:cs="Times New Roman" w:eastAsia="宋体" w:hint="eastAsia"/>
           <w:bCs/>
+          <w:sz w:val="24"/>
+          <w:szCs w:val="24"/>
           <w:lang w:eastAsia="zh-CN"/>
         </w:rPr>
         <w:t>两次报告的主体内容</w:t>
       </w:r>
       <w:r>
         <w:rPr>
+          <w:rFonts w:ascii="Times New Roman" w:hAnsi="Times New Roman" w:cs="Times New Roman" w:eastAsia="宋体" w:hint="eastAsia"/>
+          <w:sz w:val="24"/>
+          <w:szCs w:val="24"/>
           <w:lang w:eastAsia="zh-CN"/>
         </w:rPr>
         <w:t>分别概括。</w:t>
@@ -239,14 +342,22 @@
     </w:p>
     <w:p>
       <w:pPr>
-        <w:spacing w:before="80" w:after="40"/>
+        <w:pStyle w:val="a1"/>
+        <w:snapToGrid w:val="0"/>
+        <w:spacing w:before="160" w:after="80" w:line="360" w:lineRule="auto"/>
+        <w:ind/>
+        <w:jc w:val="left"/>
         <w:rPr>
           <w:lang w:eastAsia="zh-CN"/>
         </w:rPr>
       </w:pPr>
       <w:r>
         <w:rPr>
-          <w:b/>
+          <w:rFonts w:ascii="Times New Roman" w:hAnsi="Times New Roman" w:cs="Times New Roman" w:eastAsia="黑体" w:hint="eastAsia"/>
+          <w:b w:val="0"/>
+          <w:bCs w:val="0"/>
+          <w:sz w:val="28"/>
+          <w:szCs w:val="28"/>
           <w:lang w:eastAsia="zh-CN"/>
         </w:rPr>
         <w:t>（一）党的十九大报告</w:t>
@@ -254,62 +365,92 @@
     </w:p>
     <w:p>
       <w:pPr>
-        <w:spacing w:line="360" w:lineRule="auto"/>
-        <w:ind w:firstLine="480"/>
+        <w:pStyle w:val="a1"/>
+        <w:snapToGrid w:val="0"/>
+        <w:spacing w:line="360" w:lineRule="auto" w:before="0" w:after="0"/>
+        <w:ind w:firstLineChars="200" w:firstLine="480"/>
+        <w:jc w:val="both"/>
         <w:rPr>
           <w:lang w:eastAsia="zh-CN"/>
         </w:rPr>
       </w:pPr>
       <w:r>
         <w:rPr>
+          <w:rFonts w:ascii="Times New Roman" w:hAnsi="Times New Roman" w:cs="Times New Roman" w:eastAsia="宋体" w:hint="eastAsia"/>
+          <w:sz w:val="24"/>
+          <w:szCs w:val="24"/>
           <w:lang w:eastAsia="zh-CN"/>
         </w:rPr>
         <w:t>十九大报告共十三个部分。总体上，报告前半部分解决</w:t>
       </w:r>
       <w:r>
         <w:rPr>
+          <w:rFonts w:ascii="Times New Roman" w:hAnsi="Times New Roman" w:cs="Times New Roman" w:eastAsia="宋体" w:hint="eastAsia"/>
+          <w:sz w:val="24"/>
+          <w:szCs w:val="24"/>
           <w:lang w:eastAsia="zh-CN"/>
         </w:rPr>
         <w:t>“</w:t>
       </w:r>
       <w:r>
         <w:rPr>
+          <w:rFonts w:ascii="Times New Roman" w:hAnsi="Times New Roman" w:cs="Times New Roman" w:eastAsia="宋体" w:hint="eastAsia"/>
+          <w:sz w:val="24"/>
+          <w:szCs w:val="24"/>
           <w:lang w:eastAsia="zh-CN"/>
         </w:rPr>
         <w:t>怎么看</w:t>
       </w:r>
       <w:r>
         <w:rPr>
+          <w:rFonts w:ascii="Times New Roman" w:hAnsi="Times New Roman" w:cs="Times New Roman" w:eastAsia="宋体" w:hint="eastAsia"/>
+          <w:sz w:val="24"/>
+          <w:szCs w:val="24"/>
           <w:lang w:eastAsia="zh-CN"/>
         </w:rPr>
         <w:t>”</w:t>
       </w:r>
       <w:r>
         <w:rPr>
+          <w:rFonts w:ascii="Times New Roman" w:hAnsi="Times New Roman" w:cs="Times New Roman" w:eastAsia="宋体" w:hint="eastAsia"/>
+          <w:sz w:val="24"/>
+          <w:szCs w:val="24"/>
           <w:lang w:eastAsia="zh-CN"/>
         </w:rPr>
         <w:t>的问题，即总结成就、判断方位、明确使命、确立思想；后半部分解决</w:t>
       </w:r>
       <w:r>
         <w:rPr>
+          <w:rFonts w:ascii="Times New Roman" w:hAnsi="Times New Roman" w:cs="Times New Roman" w:eastAsia="宋体" w:hint="eastAsia"/>
+          <w:sz w:val="24"/>
+          <w:szCs w:val="24"/>
           <w:lang w:eastAsia="zh-CN"/>
         </w:rPr>
         <w:t>“</w:t>
       </w:r>
       <w:r>
         <w:rPr>
+          <w:rFonts w:ascii="Times New Roman" w:hAnsi="Times New Roman" w:cs="Times New Roman" w:eastAsia="宋体" w:hint="eastAsia"/>
+          <w:sz w:val="24"/>
+          <w:szCs w:val="24"/>
           <w:lang w:eastAsia="zh-CN"/>
         </w:rPr>
         <w:t>怎么干</w:t>
       </w:r>
       <w:r>
         <w:rPr>
+          <w:rFonts w:ascii="Times New Roman" w:hAnsi="Times New Roman" w:cs="Times New Roman" w:eastAsia="宋体" w:hint="eastAsia"/>
+          <w:sz w:val="24"/>
+          <w:szCs w:val="24"/>
           <w:lang w:eastAsia="zh-CN"/>
         </w:rPr>
         <w:t>”</w:t>
       </w:r>
       <w:r>
         <w:rPr>
+          <w:rFonts w:ascii="Times New Roman" w:hAnsi="Times New Roman" w:cs="Times New Roman" w:eastAsia="宋体" w:hint="eastAsia"/>
+          <w:sz w:val="24"/>
+          <w:szCs w:val="24"/>
           <w:lang w:eastAsia="zh-CN"/>
         </w:rPr>
         <w:t>的问题，即作出战略安排并部署经济、政治、文化、社会、生态、国防、统一、外交、党建九大领域的任务。各部分论述的要点如下。</w:t>
@@ -317,108 +458,155 @@
     </w:p>
     <w:p>
       <w:pPr>
-        <w:spacing w:line="360" w:lineRule="auto"/>
-        <w:ind w:firstLine="480"/>
+        <w:pStyle w:val="a1"/>
+        <w:snapToGrid w:val="0"/>
+        <w:spacing w:line="360" w:lineRule="auto" w:before="0" w:after="0"/>
+        <w:ind w:firstLineChars="200" w:firstLine="480"/>
+        <w:jc w:val="both"/>
         <w:rPr>
           <w:lang w:eastAsia="zh-CN"/>
         </w:rPr>
       </w:pPr>
       <w:r>
         <w:rPr>
-          <w:lang w:eastAsia="zh-CN"/>
-        </w:rPr>
-        <w:t>1</w:t>
-      </w:r>
-      <w:r>
-        <w:rPr>
-          <w:lang w:eastAsia="zh-CN"/>
-        </w:rPr>
-        <w:t>．过去五年的工作和历史性变革：</w:t>
-      </w:r>
-      <w:r>
-        <w:rPr>
+          <w:rFonts w:ascii="Times New Roman" w:hAnsi="Times New Roman" w:cs="Times New Roman" w:eastAsia="宋体" w:hint="eastAsia"/>
+          <w:sz w:val="24"/>
+          <w:szCs w:val="24"/>
+          <w:lang w:eastAsia="zh-CN"/>
+        </w:rPr>
+        <w:t xml:space="preserve">1. </w:t>
+      </w:r>
+      <w:r>
+        <w:rPr>
+          <w:rFonts w:ascii="Times New Roman" w:hAnsi="Times New Roman" w:cs="Times New Roman" w:eastAsia="宋体" w:hint="eastAsia"/>
+          <w:sz w:val="24"/>
+          <w:szCs w:val="24"/>
+          <w:lang w:eastAsia="zh-CN"/>
+        </w:rPr>
+        <w:t xml:space="preserve">过去五年的工作和历史性变革：</w:t>
+      </w:r>
+      <w:r>
+        <w:rPr>
+          <w:rFonts w:ascii="Times New Roman" w:hAnsi="Times New Roman" w:cs="Times New Roman" w:eastAsia="宋体" w:hint="eastAsia"/>
+          <w:sz w:val="24"/>
+          <w:szCs w:val="24"/>
           <w:lang w:eastAsia="zh-CN"/>
         </w:rPr>
         <w:t>报告</w:t>
       </w:r>
       <w:r>
         <w:rPr>
+          <w:rFonts w:ascii="Times New Roman" w:hAnsi="Times New Roman" w:cs="Times New Roman" w:eastAsia="宋体" w:hint="eastAsia"/>
+          <w:sz w:val="24"/>
+          <w:szCs w:val="24"/>
           <w:lang w:eastAsia="zh-CN"/>
         </w:rPr>
         <w:t>总结</w:t>
       </w:r>
       <w:r>
         <w:rPr>
-          <w:rFonts w:hint="eastAsia"/>
+          <w:rFonts w:hint="eastAsia" w:ascii="Times New Roman" w:hAnsi="Times New Roman" w:cs="Times New Roman" w:eastAsia="宋体"/>
+          <w:sz w:val="24"/>
+          <w:szCs w:val="24"/>
           <w:lang w:eastAsia="zh-CN"/>
         </w:rPr>
         <w:t>了</w:t>
       </w:r>
       <w:r>
         <w:rPr>
+          <w:rFonts w:ascii="Times New Roman" w:hAnsi="Times New Roman" w:cs="Times New Roman" w:eastAsia="宋体" w:hint="eastAsia"/>
+          <w:sz w:val="24"/>
+          <w:szCs w:val="24"/>
           <w:lang w:eastAsia="zh-CN"/>
         </w:rPr>
         <w:t>五年</w:t>
       </w:r>
       <w:r>
         <w:rPr>
-          <w:rFonts w:hint="eastAsia"/>
+          <w:rFonts w:hint="eastAsia" w:ascii="Times New Roman" w:hAnsi="Times New Roman" w:cs="Times New Roman" w:eastAsia="宋体"/>
+          <w:sz w:val="24"/>
+          <w:szCs w:val="24"/>
           <w:lang w:eastAsia="zh-CN"/>
         </w:rPr>
         <w:t>以来的</w:t>
       </w:r>
       <w:r>
         <w:rPr>
+          <w:rFonts w:ascii="Times New Roman" w:hAnsi="Times New Roman" w:cs="Times New Roman" w:eastAsia="宋体" w:hint="eastAsia"/>
+          <w:sz w:val="24"/>
+          <w:szCs w:val="24"/>
           <w:lang w:eastAsia="zh-CN"/>
         </w:rPr>
         <w:t>历史性成就，作出进入新时代社会主要矛盾变化的重大判断</w:t>
       </w:r>
       <w:r>
         <w:rPr>
-          <w:rFonts w:hint="eastAsia"/>
+          <w:rFonts w:hint="eastAsia" w:ascii="Times New Roman" w:hAnsi="Times New Roman" w:cs="Times New Roman" w:eastAsia="宋体"/>
+          <w:sz w:val="24"/>
+          <w:szCs w:val="24"/>
           <w:lang w:eastAsia="zh-CN"/>
         </w:rPr>
         <w:t>；</w:t>
       </w:r>
       <w:r>
         <w:rPr>
+          <w:rFonts w:ascii="Times New Roman" w:hAnsi="Times New Roman" w:cs="Times New Roman" w:eastAsia="宋体" w:hint="eastAsia"/>
+          <w:sz w:val="24"/>
+          <w:szCs w:val="24"/>
           <w:lang w:eastAsia="zh-CN"/>
         </w:rPr>
         <w:t>用</w:t>
       </w:r>
       <w:r>
         <w:rPr>
+          <w:rFonts w:ascii="Times New Roman" w:hAnsi="Times New Roman" w:cs="Times New Roman" w:eastAsia="宋体" w:hint="eastAsia"/>
+          <w:sz w:val="24"/>
+          <w:szCs w:val="24"/>
           <w:lang w:eastAsia="zh-CN"/>
         </w:rPr>
         <w:t>“</w:t>
       </w:r>
       <w:r>
         <w:rPr>
+          <w:rFonts w:ascii="Times New Roman" w:hAnsi="Times New Roman" w:cs="Times New Roman" w:eastAsia="宋体" w:hint="eastAsia"/>
+          <w:sz w:val="24"/>
+          <w:szCs w:val="24"/>
           <w:lang w:eastAsia="zh-CN"/>
         </w:rPr>
         <w:t>极不平凡的五年</w:t>
       </w:r>
       <w:r>
         <w:rPr>
+          <w:rFonts w:ascii="Times New Roman" w:hAnsi="Times New Roman" w:cs="Times New Roman" w:eastAsia="宋体" w:hint="eastAsia"/>
+          <w:sz w:val="24"/>
+          <w:szCs w:val="24"/>
           <w:lang w:eastAsia="zh-CN"/>
         </w:rPr>
         <w:t>”</w:t>
       </w:r>
       <w:r>
         <w:rPr>
+          <w:rFonts w:ascii="Times New Roman" w:hAnsi="Times New Roman" w:cs="Times New Roman" w:eastAsia="宋体" w:hint="eastAsia"/>
+          <w:sz w:val="24"/>
+          <w:szCs w:val="24"/>
           <w:lang w:eastAsia="zh-CN"/>
         </w:rPr>
         <w:t>概括这五年，指出五年来的成就是全方位的、开创性的</w:t>
       </w:r>
       <w:r>
         <w:rPr>
-          <w:rFonts w:hint="eastAsia"/>
+          <w:rFonts w:hint="eastAsia" w:ascii="Times New Roman" w:hAnsi="Times New Roman" w:cs="Times New Roman" w:eastAsia="宋体"/>
+          <w:sz w:val="24"/>
+          <w:szCs w:val="24"/>
           <w:lang w:eastAsia="zh-CN"/>
         </w:rPr>
         <w:t>，</w:t>
       </w:r>
       <w:r>
         <w:rPr>
+          <w:rFonts w:ascii="Times New Roman" w:hAnsi="Times New Roman" w:cs="Times New Roman" w:eastAsia="宋体" w:hint="eastAsia"/>
+          <w:sz w:val="24"/>
+          <w:szCs w:val="24"/>
           <w:lang w:eastAsia="zh-CN"/>
         </w:rPr>
         <w:t>变革是深层次的、根本性的，同时也不回避发展中的短板，为作出新的历史方位判断提供了现实依据。</w:t>
@@ -426,113 +614,164 @@
     </w:p>
     <w:p>
       <w:pPr>
-        <w:spacing w:line="360" w:lineRule="auto"/>
-        <w:ind w:firstLine="480"/>
+        <w:pStyle w:val="a1"/>
+        <w:snapToGrid w:val="0"/>
+        <w:spacing w:line="360" w:lineRule="auto" w:before="0" w:after="0"/>
+        <w:ind w:firstLineChars="200" w:firstLine="480"/>
+        <w:jc w:val="both"/>
         <w:rPr>
           <w:lang w:eastAsia="zh-CN"/>
         </w:rPr>
       </w:pPr>
       <w:r>
         <w:rPr>
-          <w:lang w:eastAsia="zh-CN"/>
-        </w:rPr>
-        <w:t>2</w:t>
-      </w:r>
-      <w:r>
-        <w:rPr>
-          <w:lang w:eastAsia="zh-CN"/>
-        </w:rPr>
-        <w:t>．新时代中国共产党的历史使命：</w:t>
-      </w:r>
-      <w:r>
-        <w:rPr>
+          <w:rFonts w:ascii="Times New Roman" w:hAnsi="Times New Roman" w:cs="Times New Roman" w:eastAsia="宋体" w:hint="eastAsia"/>
+          <w:sz w:val="24"/>
+          <w:szCs w:val="24"/>
+          <w:lang w:eastAsia="zh-CN"/>
+        </w:rPr>
+        <w:t xml:space="preserve">2. </w:t>
+      </w:r>
+      <w:r>
+        <w:rPr>
+          <w:rFonts w:ascii="Times New Roman" w:hAnsi="Times New Roman" w:cs="Times New Roman" w:eastAsia="宋体" w:hint="eastAsia"/>
+          <w:sz w:val="24"/>
+          <w:szCs w:val="24"/>
+          <w:lang w:eastAsia="zh-CN"/>
+        </w:rPr>
+        <w:t xml:space="preserve">新时代中国共产党的历史使命：</w:t>
+      </w:r>
+      <w:r>
+        <w:rPr>
+          <w:rFonts w:ascii="Times New Roman" w:hAnsi="Times New Roman" w:cs="Times New Roman" w:eastAsia="宋体" w:hint="eastAsia"/>
+          <w:sz w:val="24"/>
+          <w:szCs w:val="24"/>
           <w:lang w:eastAsia="zh-CN"/>
         </w:rPr>
         <w:t>报告</w:t>
       </w:r>
       <w:r>
         <w:rPr>
+          <w:rFonts w:ascii="Times New Roman" w:hAnsi="Times New Roman" w:cs="Times New Roman" w:eastAsia="宋体" w:hint="eastAsia"/>
+          <w:sz w:val="24"/>
+          <w:szCs w:val="24"/>
           <w:lang w:eastAsia="zh-CN"/>
         </w:rPr>
         <w:t>提出</w:t>
       </w:r>
       <w:r>
         <w:rPr>
-          <w:rFonts w:hint="eastAsia"/>
+          <w:rFonts w:hint="eastAsia" w:ascii="Times New Roman" w:hAnsi="Times New Roman" w:cs="Times New Roman" w:eastAsia="宋体"/>
+          <w:sz w:val="24"/>
+          <w:szCs w:val="24"/>
           <w:lang w:eastAsia="zh-CN"/>
         </w:rPr>
         <w:t>了</w:t>
       </w:r>
       <w:r>
         <w:rPr>
+          <w:rFonts w:ascii="Times New Roman" w:hAnsi="Times New Roman" w:cs="Times New Roman" w:eastAsia="宋体" w:hint="eastAsia"/>
+          <w:sz w:val="24"/>
+          <w:szCs w:val="24"/>
           <w:lang w:eastAsia="zh-CN"/>
         </w:rPr>
         <w:t>“</w:t>
       </w:r>
       <w:r>
         <w:rPr>
+          <w:rFonts w:ascii="Times New Roman" w:hAnsi="Times New Roman" w:cs="Times New Roman" w:eastAsia="宋体" w:hint="eastAsia"/>
+          <w:sz w:val="24"/>
+          <w:szCs w:val="24"/>
           <w:lang w:eastAsia="zh-CN"/>
         </w:rPr>
         <w:t>四个伟大</w:t>
       </w:r>
       <w:r>
         <w:rPr>
+          <w:rFonts w:ascii="Times New Roman" w:hAnsi="Times New Roman" w:cs="Times New Roman" w:eastAsia="宋体" w:hint="eastAsia"/>
+          <w:sz w:val="24"/>
+          <w:szCs w:val="24"/>
           <w:lang w:eastAsia="zh-CN"/>
         </w:rPr>
         <w:t>”</w:t>
       </w:r>
       <w:r>
         <w:rPr>
+          <w:rFonts w:ascii="Times New Roman" w:hAnsi="Times New Roman" w:cs="Times New Roman" w:eastAsia="宋体" w:hint="eastAsia"/>
+          <w:sz w:val="24"/>
+          <w:szCs w:val="24"/>
           <w:lang w:eastAsia="zh-CN"/>
         </w:rPr>
         <w:t>，突出</w:t>
       </w:r>
       <w:r>
         <w:rPr>
-          <w:rFonts w:hint="eastAsia"/>
+          <w:rFonts w:hint="eastAsia" w:ascii="Times New Roman" w:hAnsi="Times New Roman" w:cs="Times New Roman" w:eastAsia="宋体"/>
+          <w:sz w:val="24"/>
+          <w:szCs w:val="24"/>
           <w:lang w:eastAsia="zh-CN"/>
         </w:rPr>
         <w:t>了</w:t>
       </w:r>
       <w:r>
         <w:rPr>
+          <w:rFonts w:ascii="Times New Roman" w:hAnsi="Times New Roman" w:cs="Times New Roman" w:eastAsia="宋体" w:hint="eastAsia"/>
+          <w:sz w:val="24"/>
+          <w:szCs w:val="24"/>
           <w:lang w:eastAsia="zh-CN"/>
         </w:rPr>
         <w:t>党的建设新的伟大工程的决定性作用</w:t>
       </w:r>
       <w:r>
         <w:rPr>
-          <w:rFonts w:hint="eastAsia"/>
+          <w:rFonts w:hint="eastAsia" w:ascii="Times New Roman" w:hAnsi="Times New Roman" w:cs="Times New Roman" w:eastAsia="宋体"/>
+          <w:sz w:val="24"/>
+          <w:szCs w:val="24"/>
           <w:lang w:eastAsia="zh-CN"/>
         </w:rPr>
         <w:t>，</w:t>
       </w:r>
       <w:r>
         <w:rPr>
+          <w:rFonts w:ascii="Times New Roman" w:hAnsi="Times New Roman" w:cs="Times New Roman" w:eastAsia="宋体" w:hint="eastAsia"/>
+          <w:sz w:val="24"/>
+          <w:szCs w:val="24"/>
           <w:lang w:eastAsia="zh-CN"/>
         </w:rPr>
         <w:t>从近代以来中华民族的历史进程讲起，指出实现伟大梦想必须进行伟大斗争、建设伟大工程、推进伟大事业，并强调</w:t>
       </w:r>
       <w:r>
         <w:rPr>
+          <w:rFonts w:ascii="Times New Roman" w:hAnsi="Times New Roman" w:cs="Times New Roman" w:eastAsia="宋体" w:hint="eastAsia"/>
+          <w:sz w:val="24"/>
+          <w:szCs w:val="24"/>
           <w:lang w:eastAsia="zh-CN"/>
         </w:rPr>
         <w:t>“</w:t>
       </w:r>
       <w:r>
         <w:rPr>
+          <w:rFonts w:ascii="Times New Roman" w:hAnsi="Times New Roman" w:cs="Times New Roman" w:eastAsia="宋体" w:hint="eastAsia"/>
+          <w:sz w:val="24"/>
+          <w:szCs w:val="24"/>
           <w:lang w:eastAsia="zh-CN"/>
         </w:rPr>
         <w:t>四个伟大</w:t>
       </w:r>
       <w:r>
         <w:rPr>
+          <w:rFonts w:ascii="Times New Roman" w:hAnsi="Times New Roman" w:cs="Times New Roman" w:eastAsia="宋体" w:hint="eastAsia"/>
+          <w:sz w:val="24"/>
+          <w:szCs w:val="24"/>
           <w:lang w:eastAsia="zh-CN"/>
         </w:rPr>
         <w:t>”</w:t>
       </w:r>
       <w:r>
         <w:rPr>
+          <w:rFonts w:ascii="Times New Roman" w:hAnsi="Times New Roman" w:cs="Times New Roman" w:eastAsia="宋体" w:hint="eastAsia"/>
+          <w:sz w:val="24"/>
+          <w:szCs w:val="24"/>
           <w:lang w:eastAsia="zh-CN"/>
         </w:rPr>
         <w:t>紧密联系、相互贯通，其中起决定性作用的是党的建设新的伟大工程。</w:t>
@@ -540,95 +779,138 @@
     </w:p>
     <w:p>
       <w:pPr>
-        <w:spacing w:line="360" w:lineRule="auto"/>
-        <w:ind w:firstLine="480"/>
+        <w:pStyle w:val="a1"/>
+        <w:snapToGrid w:val="0"/>
+        <w:spacing w:line="360" w:lineRule="auto" w:before="0" w:after="0"/>
+        <w:ind w:firstLineChars="200" w:firstLine="480"/>
+        <w:jc w:val="both"/>
         <w:rPr>
           <w:lang w:eastAsia="zh-CN"/>
         </w:rPr>
       </w:pPr>
       <w:r>
         <w:rPr>
+          <w:rFonts w:ascii="Times New Roman" w:hAnsi="Times New Roman" w:cs="Times New Roman" w:eastAsia="宋体" w:hint="eastAsia"/>
+          <w:sz w:val="24"/>
+          <w:szCs w:val="24"/>
           <w:lang w:eastAsia="zh-CN"/>
         </w:rPr>
         <w:lastRenderedPageBreak/>
-        <w:t>3</w:t>
-      </w:r>
-      <w:r>
-        <w:rPr>
-          <w:lang w:eastAsia="zh-CN"/>
-        </w:rPr>
-        <w:t>．新时代中国特色社会主义思想和基本方略：</w:t>
-      </w:r>
-      <w:r>
-        <w:rPr>
+        <w:t xml:space="preserve">3. </w:t>
+      </w:r>
+      <w:r>
+        <w:rPr>
+          <w:rFonts w:ascii="Times New Roman" w:hAnsi="Times New Roman" w:cs="Times New Roman" w:eastAsia="宋体" w:hint="eastAsia"/>
+          <w:sz w:val="24"/>
+          <w:szCs w:val="24"/>
+          <w:lang w:eastAsia="zh-CN"/>
+        </w:rPr>
+        <w:t xml:space="preserve">新时代中国特色社会主义思想和基本方略：</w:t>
+      </w:r>
+      <w:r>
+        <w:rPr>
+          <w:rFonts w:ascii="Times New Roman" w:hAnsi="Times New Roman" w:cs="Times New Roman" w:eastAsia="宋体" w:hint="eastAsia"/>
+          <w:sz w:val="24"/>
+          <w:szCs w:val="24"/>
           <w:lang w:eastAsia="zh-CN"/>
         </w:rPr>
         <w:t>报告</w:t>
       </w:r>
       <w:r>
         <w:rPr>
+          <w:rFonts w:ascii="Times New Roman" w:hAnsi="Times New Roman" w:cs="Times New Roman" w:eastAsia="宋体" w:hint="eastAsia"/>
+          <w:sz w:val="24"/>
+          <w:szCs w:val="24"/>
           <w:lang w:eastAsia="zh-CN"/>
         </w:rPr>
         <w:t>提出</w:t>
       </w:r>
       <w:r>
         <w:rPr>
-          <w:rFonts w:hint="eastAsia"/>
+          <w:rFonts w:hint="eastAsia" w:ascii="Times New Roman" w:hAnsi="Times New Roman" w:cs="Times New Roman" w:eastAsia="宋体"/>
+          <w:sz w:val="24"/>
+          <w:szCs w:val="24"/>
           <w:lang w:eastAsia="zh-CN"/>
         </w:rPr>
         <w:t>了</w:t>
       </w:r>
       <w:r>
         <w:rPr>
+          <w:rFonts w:ascii="Times New Roman" w:hAnsi="Times New Roman" w:cs="Times New Roman" w:eastAsia="宋体" w:hint="eastAsia"/>
+          <w:sz w:val="24"/>
+          <w:szCs w:val="24"/>
           <w:lang w:eastAsia="zh-CN"/>
         </w:rPr>
         <w:t>“</w:t>
       </w:r>
       <w:r>
         <w:rPr>
+          <w:rFonts w:ascii="Times New Roman" w:hAnsi="Times New Roman" w:cs="Times New Roman" w:eastAsia="宋体" w:hint="eastAsia"/>
+          <w:sz w:val="24"/>
+          <w:szCs w:val="24"/>
           <w:lang w:eastAsia="zh-CN"/>
         </w:rPr>
         <w:t>十四个坚持</w:t>
       </w:r>
       <w:r>
         <w:rPr>
+          <w:rFonts w:ascii="Times New Roman" w:hAnsi="Times New Roman" w:cs="Times New Roman" w:eastAsia="宋体" w:hint="eastAsia"/>
+          <w:sz w:val="24"/>
+          <w:szCs w:val="24"/>
           <w:lang w:eastAsia="zh-CN"/>
         </w:rPr>
         <w:t>”</w:t>
       </w:r>
       <w:r>
         <w:rPr>
-          <w:rFonts w:hint="eastAsia"/>
+          <w:rFonts w:hint="eastAsia" w:ascii="Times New Roman" w:hAnsi="Times New Roman" w:cs="Times New Roman" w:eastAsia="宋体"/>
+          <w:sz w:val="24"/>
+          <w:szCs w:val="24"/>
           <w:lang w:eastAsia="zh-CN"/>
         </w:rPr>
         <w:t>，</w:t>
       </w:r>
       <w:r>
         <w:rPr>
+          <w:rFonts w:ascii="Times New Roman" w:hAnsi="Times New Roman" w:cs="Times New Roman" w:eastAsia="宋体" w:hint="eastAsia"/>
+          <w:sz w:val="24"/>
+          <w:szCs w:val="24"/>
           <w:lang w:eastAsia="zh-CN"/>
         </w:rPr>
         <w:t>系统回答了新时代坚持和发展什么样的中国特色社会主义、怎样坚持和发展中国特色社会主义这一重大时代课题，并把</w:t>
       </w:r>
       <w:r>
         <w:rPr>
+          <w:rFonts w:ascii="Times New Roman" w:hAnsi="Times New Roman" w:cs="Times New Roman" w:eastAsia="宋体" w:hint="eastAsia"/>
+          <w:sz w:val="24"/>
+          <w:szCs w:val="24"/>
           <w:lang w:eastAsia="zh-CN"/>
         </w:rPr>
         <w:t>“</w:t>
       </w:r>
       <w:r>
         <w:rPr>
+          <w:rFonts w:ascii="Times New Roman" w:hAnsi="Times New Roman" w:cs="Times New Roman" w:eastAsia="宋体" w:hint="eastAsia"/>
+          <w:sz w:val="24"/>
+          <w:szCs w:val="24"/>
           <w:lang w:eastAsia="zh-CN"/>
         </w:rPr>
         <w:t>十四个坚持</w:t>
       </w:r>
       <w:r>
         <w:rPr>
+          <w:rFonts w:ascii="Times New Roman" w:hAnsi="Times New Roman" w:cs="Times New Roman" w:eastAsia="宋体" w:hint="eastAsia"/>
+          <w:sz w:val="24"/>
+          <w:szCs w:val="24"/>
           <w:lang w:eastAsia="zh-CN"/>
         </w:rPr>
         <w:t>”</w:t>
       </w:r>
       <w:r>
         <w:rPr>
+          <w:rFonts w:ascii="Times New Roman" w:hAnsi="Times New Roman" w:cs="Times New Roman" w:eastAsia="宋体" w:hint="eastAsia"/>
+          <w:sz w:val="24"/>
+          <w:szCs w:val="24"/>
           <w:lang w:eastAsia="zh-CN"/>
         </w:rPr>
         <w:t>确立为新时代坚持和发展中国特色社会主义的基本方略。</w:t>
@@ -636,63 +918,92 @@
     </w:p>
     <w:p>
       <w:pPr>
-        <w:spacing w:line="360" w:lineRule="auto"/>
-        <w:ind w:firstLine="480"/>
+        <w:pStyle w:val="a1"/>
+        <w:snapToGrid w:val="0"/>
+        <w:spacing w:line="360" w:lineRule="auto" w:before="0" w:after="0"/>
+        <w:ind w:firstLineChars="200" w:firstLine="480"/>
+        <w:jc w:val="both"/>
         <w:rPr>
           <w:lang w:eastAsia="zh-CN"/>
         </w:rPr>
       </w:pPr>
       <w:r>
         <w:rPr>
-          <w:lang w:eastAsia="zh-CN"/>
-        </w:rPr>
-        <w:t>4</w:t>
-      </w:r>
-      <w:r>
-        <w:rPr>
-          <w:lang w:eastAsia="zh-CN"/>
-        </w:rPr>
-        <w:t>．决胜全面建成小康社会，开启新征程：</w:t>
-      </w:r>
-      <w:r>
-        <w:rPr>
+          <w:rFonts w:ascii="Times New Roman" w:hAnsi="Times New Roman" w:cs="Times New Roman" w:eastAsia="宋体" w:hint="eastAsia"/>
+          <w:sz w:val="24"/>
+          <w:szCs w:val="24"/>
+          <w:lang w:eastAsia="zh-CN"/>
+        </w:rPr>
+        <w:t xml:space="preserve">4. </w:t>
+      </w:r>
+      <w:r>
+        <w:rPr>
+          <w:rFonts w:ascii="Times New Roman" w:hAnsi="Times New Roman" w:cs="Times New Roman" w:eastAsia="宋体" w:hint="eastAsia"/>
+          <w:sz w:val="24"/>
+          <w:szCs w:val="24"/>
+          <w:lang w:eastAsia="zh-CN"/>
+        </w:rPr>
+        <w:t xml:space="preserve">决胜全面建成小康社会，开启新征程：</w:t>
+      </w:r>
+      <w:r>
+        <w:rPr>
+          <w:rFonts w:ascii="Times New Roman" w:hAnsi="Times New Roman" w:cs="Times New Roman" w:eastAsia="宋体" w:hint="eastAsia"/>
+          <w:sz w:val="24"/>
+          <w:szCs w:val="24"/>
           <w:lang w:eastAsia="zh-CN"/>
         </w:rPr>
         <w:t>报告</w:t>
       </w:r>
       <w:r>
         <w:rPr>
+          <w:rFonts w:ascii="Times New Roman" w:hAnsi="Times New Roman" w:cs="Times New Roman" w:eastAsia="宋体" w:hint="eastAsia"/>
+          <w:sz w:val="24"/>
+          <w:szCs w:val="24"/>
           <w:lang w:eastAsia="zh-CN"/>
         </w:rPr>
         <w:t>提出</w:t>
       </w:r>
       <w:r>
         <w:rPr>
-          <w:rFonts w:hint="eastAsia"/>
+          <w:rFonts w:hint="eastAsia" w:ascii="Times New Roman" w:hAnsi="Times New Roman" w:cs="Times New Roman" w:eastAsia="宋体"/>
+          <w:sz w:val="24"/>
+          <w:szCs w:val="24"/>
           <w:lang w:eastAsia="zh-CN"/>
         </w:rPr>
         <w:t>了</w:t>
       </w:r>
       <w:r>
         <w:rPr>
+          <w:rFonts w:ascii="Times New Roman" w:hAnsi="Times New Roman" w:cs="Times New Roman" w:eastAsia="宋体" w:hint="eastAsia"/>
+          <w:sz w:val="24"/>
+          <w:szCs w:val="24"/>
           <w:lang w:eastAsia="zh-CN"/>
         </w:rPr>
         <w:t>“</w:t>
       </w:r>
       <w:r>
         <w:rPr>
+          <w:rFonts w:ascii="Times New Roman" w:hAnsi="Times New Roman" w:cs="Times New Roman" w:eastAsia="宋体" w:hint="eastAsia"/>
+          <w:sz w:val="24"/>
+          <w:szCs w:val="24"/>
           <w:lang w:eastAsia="zh-CN"/>
         </w:rPr>
         <w:t>两步走</w:t>
       </w:r>
       <w:r>
         <w:rPr>
+          <w:rFonts w:ascii="Times New Roman" w:hAnsi="Times New Roman" w:cs="Times New Roman" w:eastAsia="宋体" w:hint="eastAsia"/>
+          <w:sz w:val="24"/>
+          <w:szCs w:val="24"/>
           <w:lang w:eastAsia="zh-CN"/>
         </w:rPr>
         <w:t>”</w:t>
       </w:r>
       <w:r>
         <w:rPr>
+          <w:rFonts w:ascii="Times New Roman" w:hAnsi="Times New Roman" w:cs="Times New Roman" w:eastAsia="宋体" w:hint="eastAsia"/>
+          <w:sz w:val="24"/>
+          <w:szCs w:val="24"/>
           <w:lang w:eastAsia="zh-CN"/>
         </w:rPr>
         <w:t>建成现代化强国的战略安排。报告明确从二〇二〇年到本世纪中叶分两个阶段安排，实现从全面建成小康社会到基本实现现代化、再到全面建成社会主义现代化强国的历史性跨越，为现代化建设画出了时间表和路线图。</w:t>
@@ -700,32 +1011,47 @@
     </w:p>
     <w:p>
       <w:pPr>
-        <w:spacing w:line="360" w:lineRule="auto"/>
-        <w:ind w:firstLine="480"/>
+        <w:pStyle w:val="a1"/>
+        <w:snapToGrid w:val="0"/>
+        <w:spacing w:line="360" w:lineRule="auto" w:before="0" w:after="0"/>
+        <w:ind w:firstLineChars="200" w:firstLine="480"/>
+        <w:jc w:val="both"/>
         <w:rPr>
           <w:lang w:eastAsia="zh-CN"/>
         </w:rPr>
       </w:pPr>
       <w:r>
         <w:rPr>
-          <w:lang w:eastAsia="zh-CN"/>
-        </w:rPr>
-        <w:t>5</w:t>
-      </w:r>
-      <w:r>
-        <w:rPr>
-          <w:lang w:eastAsia="zh-CN"/>
-        </w:rPr>
-        <w:t>．贯彻新发展理念，建设现代化经济体系：</w:t>
-      </w:r>
-      <w:r>
-        <w:rPr>
+          <w:rFonts w:ascii="Times New Roman" w:hAnsi="Times New Roman" w:cs="Times New Roman" w:eastAsia="宋体" w:hint="eastAsia"/>
+          <w:sz w:val="24"/>
+          <w:szCs w:val="24"/>
+          <w:lang w:eastAsia="zh-CN"/>
+        </w:rPr>
+        <w:t xml:space="preserve">5. </w:t>
+      </w:r>
+      <w:r>
+        <w:rPr>
+          <w:rFonts w:ascii="Times New Roman" w:hAnsi="Times New Roman" w:cs="Times New Roman" w:eastAsia="宋体" w:hint="eastAsia"/>
+          <w:sz w:val="24"/>
+          <w:szCs w:val="24"/>
+          <w:lang w:eastAsia="zh-CN"/>
+        </w:rPr>
+        <w:t xml:space="preserve">贯彻新发展理念，建设现代化经济体系：</w:t>
+      </w:r>
+      <w:r>
+        <w:rPr>
+          <w:rFonts w:ascii="Times New Roman" w:hAnsi="Times New Roman" w:cs="Times New Roman" w:eastAsia="宋体" w:hint="eastAsia"/>
+          <w:sz w:val="24"/>
+          <w:szCs w:val="24"/>
           <w:lang w:eastAsia="zh-CN"/>
         </w:rPr>
         <w:t>报告</w:t>
       </w:r>
       <w:r>
         <w:rPr>
+          <w:rFonts w:ascii="Times New Roman" w:hAnsi="Times New Roman" w:cs="Times New Roman" w:eastAsia="宋体" w:hint="eastAsia"/>
+          <w:sz w:val="24"/>
+          <w:szCs w:val="24"/>
           <w:lang w:eastAsia="zh-CN"/>
         </w:rPr>
         <w:t>指出我国经济已由高速增长阶段转向高质量发展阶段，把建设现代化经济体系作为跨越关口的迫切要求和战略目标，从供给侧结构性改革、创新型国家、乡村振兴、区域协调等方面作出部署。</w:t>
@@ -733,54 +1059,77 @@
     </w:p>
     <w:p>
       <w:pPr>
-        <w:spacing w:line="360" w:lineRule="auto"/>
-        <w:ind w:firstLine="480"/>
+        <w:pStyle w:val="a1"/>
+        <w:snapToGrid w:val="0"/>
+        <w:spacing w:line="360" w:lineRule="auto" w:before="0" w:after="0"/>
+        <w:ind w:firstLineChars="200" w:firstLine="480"/>
+        <w:jc w:val="both"/>
         <w:rPr>
           <w:lang w:eastAsia="zh-CN"/>
         </w:rPr>
       </w:pPr>
       <w:r>
         <w:rPr>
-          <w:lang w:eastAsia="zh-CN"/>
-        </w:rPr>
-        <w:t>6</w:t>
-      </w:r>
-      <w:r>
-        <w:rPr>
-          <w:lang w:eastAsia="zh-CN"/>
-        </w:rPr>
-        <w:t>．健全人民当家作主制度体系，发展社会主义民主政治：坚持完善人大制度、发展协商民主。报告强调坚持党的领导、人民当家作主、依法治国有机统一，通过完善人民代表大会制度、发展社会主义协商民主，把我国社会主义民主政治的制度优势充分彰显出来。</w:t>
+          <w:rFonts w:ascii="Times New Roman" w:hAnsi="Times New Roman" w:cs="Times New Roman" w:eastAsia="宋体" w:hint="eastAsia"/>
+          <w:sz w:val="24"/>
+          <w:szCs w:val="24"/>
+          <w:lang w:eastAsia="zh-CN"/>
+        </w:rPr>
+        <w:t xml:space="preserve">6. </w:t>
+      </w:r>
+      <w:r>
+        <w:rPr>
+          <w:rFonts w:ascii="Times New Roman" w:hAnsi="Times New Roman" w:cs="Times New Roman" w:eastAsia="宋体" w:hint="eastAsia"/>
+          <w:sz w:val="24"/>
+          <w:szCs w:val="24"/>
+          <w:lang w:eastAsia="zh-CN"/>
+        </w:rPr>
+        <w:t xml:space="preserve">健全人民当家作主制度体系，发展社会主义民主政治：坚持完善人大制度、发展协商民主。报告强调坚持党的领导、人民当家作主、依法治国有机统一，通过完善人民代表大会制度、发展社会主义协商民主，把我国社会主义民主政治的制度优势充分彰显出来。</w:t>
       </w:r>
     </w:p>
     <w:p>
       <w:pPr>
-        <w:spacing w:line="360" w:lineRule="auto"/>
-        <w:ind w:firstLine="480"/>
+        <w:pStyle w:val="a1"/>
+        <w:snapToGrid w:val="0"/>
+        <w:spacing w:line="360" w:lineRule="auto" w:before="0" w:after="0"/>
+        <w:ind w:firstLineChars="200" w:firstLine="480"/>
+        <w:jc w:val="both"/>
         <w:rPr>
           <w:lang w:eastAsia="zh-CN"/>
         </w:rPr>
       </w:pPr>
       <w:r>
         <w:rPr>
-          <w:lang w:eastAsia="zh-CN"/>
-        </w:rPr>
-        <w:t>7</w:t>
-      </w:r>
-      <w:r>
-        <w:rPr>
-          <w:lang w:eastAsia="zh-CN"/>
-        </w:rPr>
-        <w:t>．坚定文化自信，推动文化繁荣兴盛：掌握意识形态领导权，培育核心价值观。报告强调文化是一个国家、一个民族的灵魂，</w:t>
-      </w:r>
-      <w:r>
-        <w:rPr>
-          <w:rFonts w:hint="eastAsia"/>
+          <w:rFonts w:ascii="Times New Roman" w:hAnsi="Times New Roman" w:cs="Times New Roman" w:eastAsia="宋体" w:hint="eastAsia"/>
+          <w:sz w:val="24"/>
+          <w:szCs w:val="24"/>
+          <w:lang w:eastAsia="zh-CN"/>
+        </w:rPr>
+        <w:t xml:space="preserve">7. </w:t>
+      </w:r>
+      <w:r>
+        <w:rPr>
+          <w:rFonts w:ascii="Times New Roman" w:hAnsi="Times New Roman" w:cs="Times New Roman" w:eastAsia="宋体" w:hint="eastAsia"/>
+          <w:sz w:val="24"/>
+          <w:szCs w:val="24"/>
+          <w:lang w:eastAsia="zh-CN"/>
+        </w:rPr>
+        <w:t xml:space="preserve">坚定文化自信，推动文化繁荣兴盛：掌握意识形态领导权，培育核心价值观。报告强调文化是一个国家、一个民族的灵魂，</w:t>
+      </w:r>
+      <w:r>
+        <w:rPr>
+          <w:rFonts w:hint="eastAsia" w:ascii="Times New Roman" w:hAnsi="Times New Roman" w:cs="Times New Roman" w:eastAsia="宋体"/>
+          <w:sz w:val="24"/>
+          <w:szCs w:val="24"/>
           <w:lang w:eastAsia="zh-CN"/>
         </w:rPr>
         <w:t>应当</w:t>
       </w:r>
       <w:r>
         <w:rPr>
+          <w:rFonts w:ascii="Times New Roman" w:hAnsi="Times New Roman" w:cs="Times New Roman" w:eastAsia="宋体" w:hint="eastAsia"/>
+          <w:sz w:val="24"/>
+          <w:szCs w:val="24"/>
           <w:lang w:eastAsia="zh-CN"/>
         </w:rPr>
         <w:t>牢牢掌握意识形态工作领导权，培育和践行社会主义核心价值观，繁荣发展社会主义文艺，推动文化事业和文化产业发展。</w:t>
@@ -788,66 +1137,96 @@
     </w:p>
     <w:p>
       <w:pPr>
-        <w:spacing w:line="360" w:lineRule="auto"/>
-        <w:ind w:firstLine="480"/>
+        <w:pStyle w:val="a1"/>
+        <w:snapToGrid w:val="0"/>
+        <w:spacing w:line="360" w:lineRule="auto" w:before="0" w:after="0"/>
+        <w:ind w:firstLineChars="200" w:firstLine="480"/>
+        <w:jc w:val="both"/>
         <w:rPr>
           <w:lang w:eastAsia="zh-CN"/>
         </w:rPr>
       </w:pPr>
       <w:r>
         <w:rPr>
-          <w:lang w:eastAsia="zh-CN"/>
-        </w:rPr>
-        <w:t>8</w:t>
-      </w:r>
-      <w:r>
-        <w:rPr>
-          <w:lang w:eastAsia="zh-CN"/>
-        </w:rPr>
-        <w:t>．提高保障和改善民生水平，加强和创新社会治理：报告强调带领人民创造美好生活是党始终不渝的奋斗目标，从优先发展教育、提高就业质量和收入、健全社会保障、打赢脱贫攻坚战、实施健康中国战略等方面作出部署，着力解决群众最关心最直接最现实的利益问题。</w:t>
+          <w:rFonts w:ascii="Times New Roman" w:hAnsi="Times New Roman" w:cs="Times New Roman" w:eastAsia="宋体" w:hint="eastAsia"/>
+          <w:sz w:val="24"/>
+          <w:szCs w:val="24"/>
+          <w:lang w:eastAsia="zh-CN"/>
+        </w:rPr>
+        <w:t xml:space="preserve">8. </w:t>
+      </w:r>
+      <w:r>
+        <w:rPr>
+          <w:rFonts w:ascii="Times New Roman" w:hAnsi="Times New Roman" w:cs="Times New Roman" w:eastAsia="宋体" w:hint="eastAsia"/>
+          <w:sz w:val="24"/>
+          <w:szCs w:val="24"/>
+          <w:lang w:eastAsia="zh-CN"/>
+        </w:rPr>
+        <w:t xml:space="preserve">提高保障和改善民生水平，加强和创新社会治理：报告强调带领人民创造美好生活是党始终不渝的奋斗目标，从优先发展教育、提高就业质量和收入、健全社会保障、打赢脱贫攻坚战、实施健康中国战略等方面作出部署，着力解决群众最关心最直接最现实的利益问题。</w:t>
       </w:r>
     </w:p>
     <w:p>
       <w:pPr>
-        <w:spacing w:line="360" w:lineRule="auto"/>
-        <w:ind w:firstLine="480"/>
+        <w:pStyle w:val="a1"/>
+        <w:snapToGrid w:val="0"/>
+        <w:spacing w:line="360" w:lineRule="auto" w:before="0" w:after="0"/>
+        <w:ind w:firstLineChars="200" w:firstLine="480"/>
+        <w:jc w:val="both"/>
         <w:rPr>
           <w:lang w:eastAsia="zh-CN"/>
         </w:rPr>
       </w:pPr>
       <w:r>
         <w:rPr>
+          <w:rFonts w:ascii="Times New Roman" w:hAnsi="Times New Roman" w:cs="Times New Roman" w:eastAsia="宋体" w:hint="eastAsia"/>
+          <w:sz w:val="24"/>
+          <w:szCs w:val="24"/>
           <w:lang w:eastAsia="zh-CN"/>
         </w:rPr>
         <w:lastRenderedPageBreak/>
-        <w:t>9</w:t>
-      </w:r>
-      <w:r>
-        <w:rPr>
-          <w:lang w:eastAsia="zh-CN"/>
-        </w:rPr>
-        <w:t>．加快生态文明体制改革，建设美丽中国：报告提出</w:t>
-      </w:r>
-      <w:r>
-        <w:rPr>
+        <w:t xml:space="preserve">9. </w:t>
+      </w:r>
+      <w:r>
+        <w:rPr>
+          <w:rFonts w:ascii="Times New Roman" w:hAnsi="Times New Roman" w:cs="Times New Roman" w:eastAsia="宋体" w:hint="eastAsia"/>
+          <w:sz w:val="24"/>
+          <w:szCs w:val="24"/>
+          <w:lang w:eastAsia="zh-CN"/>
+        </w:rPr>
+        <w:t xml:space="preserve">加快生态文明体制改革，建设美丽中国：报告提出</w:t>
+      </w:r>
+      <w:r>
+        <w:rPr>
+          <w:rFonts w:ascii="Times New Roman" w:hAnsi="Times New Roman" w:cs="Times New Roman" w:eastAsia="宋体" w:hint="eastAsia"/>
+          <w:sz w:val="24"/>
+          <w:szCs w:val="24"/>
           <w:lang w:eastAsia="zh-CN"/>
         </w:rPr>
         <w:t>“</w:t>
       </w:r>
       <w:r>
         <w:rPr>
+          <w:rFonts w:ascii="Times New Roman" w:hAnsi="Times New Roman" w:cs="Times New Roman" w:eastAsia="宋体" w:hint="eastAsia"/>
+          <w:sz w:val="24"/>
+          <w:szCs w:val="24"/>
           <w:lang w:eastAsia="zh-CN"/>
         </w:rPr>
         <w:t>人与自然是生命共同体</w:t>
       </w:r>
       <w:r>
         <w:rPr>
+          <w:rFonts w:ascii="Times New Roman" w:hAnsi="Times New Roman" w:cs="Times New Roman" w:eastAsia="宋体" w:hint="eastAsia"/>
+          <w:sz w:val="24"/>
+          <w:szCs w:val="24"/>
           <w:lang w:eastAsia="zh-CN"/>
         </w:rPr>
         <w:t>”</w:t>
       </w:r>
       <w:r>
         <w:rPr>
+          <w:rFonts w:ascii="Times New Roman" w:hAnsi="Times New Roman" w:cs="Times New Roman" w:eastAsia="宋体" w:hint="eastAsia"/>
+          <w:sz w:val="24"/>
+          <w:szCs w:val="24"/>
           <w:lang w:eastAsia="zh-CN"/>
         </w:rPr>
         <w:t>，强调建设人与自然和谐共生的现代化，通过推进绿色发展、着力解决突出环境问题、加大生态系统保护力度等举措建设美丽中国。</w:t>
@@ -855,137 +1234,203 @@
     </w:p>
     <w:p>
       <w:pPr>
-        <w:spacing w:line="360" w:lineRule="auto"/>
-        <w:ind w:firstLine="480"/>
+        <w:pStyle w:val="a1"/>
+        <w:snapToGrid w:val="0"/>
+        <w:spacing w:line="360" w:lineRule="auto" w:before="0" w:after="0"/>
+        <w:ind w:firstLineChars="200" w:firstLine="480"/>
+        <w:jc w:val="both"/>
         <w:rPr>
           <w:lang w:eastAsia="zh-CN"/>
         </w:rPr>
       </w:pPr>
       <w:r>
         <w:rPr>
-          <w:lang w:eastAsia="zh-CN"/>
-        </w:rPr>
-        <w:t>10</w:t>
-      </w:r>
-      <w:r>
-        <w:rPr>
-          <w:lang w:eastAsia="zh-CN"/>
-        </w:rPr>
-        <w:t>．坚持走中国特色强军之路：确立强军目标，报告确立新时代强军目标，提出力争到二〇三五年基本实现国防和军队现代化、到本世纪中叶把人民军队全面建成世界一流军队，并部署全面推进国防和军队现代化。</w:t>
+          <w:rFonts w:ascii="Times New Roman" w:hAnsi="Times New Roman" w:cs="Times New Roman" w:eastAsia="宋体" w:hint="eastAsia"/>
+          <w:sz w:val="24"/>
+          <w:szCs w:val="24"/>
+          <w:lang w:eastAsia="zh-CN"/>
+        </w:rPr>
+        <w:t xml:space="preserve">10. </w:t>
+      </w:r>
+      <w:r>
+        <w:rPr>
+          <w:rFonts w:ascii="Times New Roman" w:hAnsi="Times New Roman" w:cs="Times New Roman" w:eastAsia="宋体" w:hint="eastAsia"/>
+          <w:sz w:val="24"/>
+          <w:szCs w:val="24"/>
+          <w:lang w:eastAsia="zh-CN"/>
+        </w:rPr>
+        <w:t xml:space="preserve">坚持走中国特色强军之路：确立强军目标，报告确立新时代强军目标，提出力争到二〇三五年基本实现国防和军队现代化、到本世纪中叶把人民军队全面建成世界一流军队，并部署全面推进国防和军队现代化。</w:t>
       </w:r>
     </w:p>
     <w:p>
       <w:pPr>
-        <w:spacing w:line="360" w:lineRule="auto"/>
-        <w:ind w:firstLine="480"/>
+        <w:pStyle w:val="a1"/>
+        <w:snapToGrid w:val="0"/>
+        <w:spacing w:line="360" w:lineRule="auto" w:before="0" w:after="0"/>
+        <w:ind w:firstLineChars="200" w:firstLine="480"/>
+        <w:jc w:val="both"/>
         <w:rPr>
           <w:lang w:eastAsia="zh-CN"/>
         </w:rPr>
       </w:pPr>
       <w:r>
         <w:rPr>
-          <w:lang w:eastAsia="zh-CN"/>
-        </w:rPr>
-        <w:t>11</w:t>
-      </w:r>
-      <w:r>
-        <w:rPr>
-          <w:lang w:eastAsia="zh-CN"/>
-        </w:rPr>
-        <w:t>．坚持</w:t>
-      </w:r>
-      <w:r>
-        <w:rPr>
+          <w:rFonts w:ascii="Times New Roman" w:hAnsi="Times New Roman" w:cs="Times New Roman" w:eastAsia="宋体" w:hint="eastAsia"/>
+          <w:sz w:val="24"/>
+          <w:szCs w:val="24"/>
+          <w:lang w:eastAsia="zh-CN"/>
+        </w:rPr>
+        <w:t xml:space="preserve">11. </w:t>
+      </w:r>
+      <w:r>
+        <w:rPr>
+          <w:rFonts w:ascii="Times New Roman" w:hAnsi="Times New Roman" w:cs="Times New Roman" w:eastAsia="宋体" w:hint="eastAsia"/>
+          <w:sz w:val="24"/>
+          <w:szCs w:val="24"/>
+          <w:lang w:eastAsia="zh-CN"/>
+        </w:rPr>
+        <w:t xml:space="preserve">坚持</w:t>
+      </w:r>
+      <w:r>
+        <w:rPr>
+          <w:rFonts w:ascii="Times New Roman" w:hAnsi="Times New Roman" w:cs="Times New Roman" w:eastAsia="宋体" w:hint="eastAsia"/>
+          <w:sz w:val="24"/>
+          <w:szCs w:val="24"/>
           <w:lang w:eastAsia="zh-CN"/>
         </w:rPr>
         <w:t>“</w:t>
       </w:r>
       <w:r>
         <w:rPr>
+          <w:rFonts w:ascii="Times New Roman" w:hAnsi="Times New Roman" w:cs="Times New Roman" w:eastAsia="宋体" w:hint="eastAsia"/>
+          <w:sz w:val="24"/>
+          <w:szCs w:val="24"/>
           <w:lang w:eastAsia="zh-CN"/>
         </w:rPr>
         <w:t>一国两制</w:t>
       </w:r>
       <w:r>
         <w:rPr>
+          <w:rFonts w:ascii="Times New Roman" w:hAnsi="Times New Roman" w:cs="Times New Roman" w:eastAsia="宋体" w:hint="eastAsia"/>
+          <w:sz w:val="24"/>
+          <w:szCs w:val="24"/>
           <w:lang w:eastAsia="zh-CN"/>
         </w:rPr>
         <w:t>”</w:t>
       </w:r>
       <w:r>
         <w:rPr>
+          <w:rFonts w:ascii="Times New Roman" w:hAnsi="Times New Roman" w:cs="Times New Roman" w:eastAsia="宋体" w:hint="eastAsia"/>
+          <w:sz w:val="24"/>
+          <w:szCs w:val="24"/>
           <w:lang w:eastAsia="zh-CN"/>
         </w:rPr>
         <w:t>，推进祖国统一：报告强调全面准确贯彻</w:t>
       </w:r>
       <w:r>
         <w:rPr>
+          <w:rFonts w:ascii="Times New Roman" w:hAnsi="Times New Roman" w:cs="Times New Roman" w:eastAsia="宋体" w:hint="eastAsia"/>
+          <w:sz w:val="24"/>
+          <w:szCs w:val="24"/>
           <w:lang w:eastAsia="zh-CN"/>
         </w:rPr>
         <w:t>“</w:t>
       </w:r>
       <w:r>
         <w:rPr>
+          <w:rFonts w:ascii="Times New Roman" w:hAnsi="Times New Roman" w:cs="Times New Roman" w:eastAsia="宋体" w:hint="eastAsia"/>
+          <w:sz w:val="24"/>
+          <w:szCs w:val="24"/>
           <w:lang w:eastAsia="zh-CN"/>
         </w:rPr>
         <w:t>一国两制</w:t>
       </w:r>
       <w:r>
         <w:rPr>
+          <w:rFonts w:ascii="Times New Roman" w:hAnsi="Times New Roman" w:cs="Times New Roman" w:eastAsia="宋体" w:hint="eastAsia"/>
+          <w:sz w:val="24"/>
+          <w:szCs w:val="24"/>
           <w:lang w:eastAsia="zh-CN"/>
         </w:rPr>
         <w:t>”</w:t>
       </w:r>
       <w:r>
         <w:rPr>
+          <w:rFonts w:ascii="Times New Roman" w:hAnsi="Times New Roman" w:cs="Times New Roman" w:eastAsia="宋体" w:hint="eastAsia"/>
+          <w:sz w:val="24"/>
+          <w:szCs w:val="24"/>
           <w:lang w:eastAsia="zh-CN"/>
         </w:rPr>
         <w:t>方针，保持香港、澳门长期繁荣稳定；坚持一个中国原则和</w:t>
       </w:r>
       <w:r>
         <w:rPr>
+          <w:rFonts w:ascii="Times New Roman" w:hAnsi="Times New Roman" w:cs="Times New Roman" w:eastAsia="宋体" w:hint="eastAsia"/>
+          <w:sz w:val="24"/>
+          <w:szCs w:val="24"/>
           <w:lang w:eastAsia="zh-CN"/>
         </w:rPr>
         <w:t>“</w:t>
       </w:r>
       <w:r>
         <w:rPr>
+          <w:rFonts w:ascii="Times New Roman" w:hAnsi="Times New Roman" w:cs="Times New Roman" w:eastAsia="宋体" w:hint="eastAsia"/>
+          <w:sz w:val="24"/>
+          <w:szCs w:val="24"/>
           <w:lang w:eastAsia="zh-CN"/>
         </w:rPr>
         <w:t>九二共识</w:t>
       </w:r>
       <w:r>
         <w:rPr>
+          <w:rFonts w:ascii="Times New Roman" w:hAnsi="Times New Roman" w:cs="Times New Roman" w:eastAsia="宋体" w:hint="eastAsia"/>
+          <w:sz w:val="24"/>
+          <w:szCs w:val="24"/>
           <w:lang w:eastAsia="zh-CN"/>
         </w:rPr>
         <w:t>”</w:t>
       </w:r>
       <w:r>
         <w:rPr>
+          <w:rFonts w:ascii="Times New Roman" w:hAnsi="Times New Roman" w:cs="Times New Roman" w:eastAsia="宋体" w:hint="eastAsia"/>
+          <w:sz w:val="24"/>
+          <w:szCs w:val="24"/>
           <w:lang w:eastAsia="zh-CN"/>
         </w:rPr>
         <w:t>，推动两岸关系和平发展，坚决反对</w:t>
       </w:r>
       <w:r>
         <w:rPr>
+          <w:rFonts w:ascii="Times New Roman" w:hAnsi="Times New Roman" w:cs="Times New Roman" w:eastAsia="宋体" w:hint="eastAsia"/>
+          <w:sz w:val="24"/>
+          <w:szCs w:val="24"/>
           <w:lang w:eastAsia="zh-CN"/>
         </w:rPr>
         <w:t>“</w:t>
       </w:r>
       <w:r>
         <w:rPr>
+          <w:rFonts w:ascii="Times New Roman" w:hAnsi="Times New Roman" w:cs="Times New Roman" w:eastAsia="宋体" w:hint="eastAsia"/>
+          <w:sz w:val="24"/>
+          <w:szCs w:val="24"/>
           <w:lang w:eastAsia="zh-CN"/>
         </w:rPr>
         <w:t>台独</w:t>
       </w:r>
       <w:r>
         <w:rPr>
+          <w:rFonts w:ascii="Times New Roman" w:hAnsi="Times New Roman" w:cs="Times New Roman" w:eastAsia="宋体" w:hint="eastAsia"/>
+          <w:sz w:val="24"/>
+          <w:szCs w:val="24"/>
           <w:lang w:eastAsia="zh-CN"/>
         </w:rPr>
         <w:t>”</w:t>
       </w:r>
       <w:r>
         <w:rPr>
+          <w:rFonts w:ascii="Times New Roman" w:hAnsi="Times New Roman" w:cs="Times New Roman" w:eastAsia="宋体" w:hint="eastAsia"/>
+          <w:sz w:val="24"/>
+          <w:szCs w:val="24"/>
           <w:lang w:eastAsia="zh-CN"/>
         </w:rPr>
         <w:t>分裂活动。</w:t>
@@ -993,65 +1438,95 @@
     </w:p>
     <w:p>
       <w:pPr>
-        <w:spacing w:line="360" w:lineRule="auto"/>
-        <w:ind w:firstLine="480"/>
+        <w:pStyle w:val="a1"/>
+        <w:snapToGrid w:val="0"/>
+        <w:spacing w:line="360" w:lineRule="auto" w:before="0" w:after="0"/>
+        <w:ind w:firstLineChars="200" w:firstLine="480"/>
+        <w:jc w:val="both"/>
         <w:rPr>
           <w:lang w:eastAsia="zh-CN"/>
         </w:rPr>
       </w:pPr>
       <w:r>
         <w:rPr>
-          <w:lang w:eastAsia="zh-CN"/>
-        </w:rPr>
-        <w:t>12</w:t>
-      </w:r>
-      <w:r>
-        <w:rPr>
-          <w:lang w:eastAsia="zh-CN"/>
-        </w:rPr>
-        <w:t>．坚持和平发展道路，推动构建人类命运共同体：报告强调中国将高举和平、发展、合作、共赢的旗帜，推动建设相互尊重、公平正义、合作共赢的新型国际关系，推动构建人类命运共同体。</w:t>
+          <w:rFonts w:ascii="Times New Roman" w:hAnsi="Times New Roman" w:cs="Times New Roman" w:eastAsia="宋体" w:hint="eastAsia"/>
+          <w:sz w:val="24"/>
+          <w:szCs w:val="24"/>
+          <w:lang w:eastAsia="zh-CN"/>
+        </w:rPr>
+        <w:t xml:space="preserve">12. </w:t>
+      </w:r>
+      <w:r>
+        <w:rPr>
+          <w:rFonts w:ascii="Times New Roman" w:hAnsi="Times New Roman" w:cs="Times New Roman" w:eastAsia="宋体" w:hint="eastAsia"/>
+          <w:sz w:val="24"/>
+          <w:szCs w:val="24"/>
+          <w:lang w:eastAsia="zh-CN"/>
+        </w:rPr>
+        <w:t xml:space="preserve">坚持和平发展道路，推动构建人类命运共同体：报告强调中国将高举和平、发展、合作、共赢的旗帜，推动建设相互尊重、公平正义、合作共赢的新型国际关系，推动构建人类命运共同体。</w:t>
       </w:r>
     </w:p>
     <w:p>
       <w:pPr>
-        <w:spacing w:line="360" w:lineRule="auto"/>
-        <w:ind w:firstLine="480"/>
+        <w:pStyle w:val="a1"/>
+        <w:snapToGrid w:val="0"/>
+        <w:spacing w:line="360" w:lineRule="auto" w:before="0" w:after="0"/>
+        <w:ind w:firstLineChars="200" w:firstLine="480"/>
+        <w:jc w:val="both"/>
         <w:rPr>
           <w:lang w:eastAsia="zh-CN"/>
         </w:rPr>
       </w:pPr>
       <w:r>
         <w:rPr>
-          <w:lang w:eastAsia="zh-CN"/>
-        </w:rPr>
-        <w:t>13</w:t>
-      </w:r>
-      <w:r>
-        <w:rPr>
-          <w:lang w:eastAsia="zh-CN"/>
-        </w:rPr>
-        <w:t>．坚定不移全面从严治党：报告提出新时代党的建设总要求，把党的政治建设摆在首位，坚持</w:t>
-      </w:r>
-      <w:r>
-        <w:rPr>
+          <w:rFonts w:ascii="Times New Roman" w:hAnsi="Times New Roman" w:cs="Times New Roman" w:eastAsia="宋体" w:hint="eastAsia"/>
+          <w:sz w:val="24"/>
+          <w:szCs w:val="24"/>
+          <w:lang w:eastAsia="zh-CN"/>
+        </w:rPr>
+        <w:t xml:space="preserve">13. </w:t>
+      </w:r>
+      <w:r>
+        <w:rPr>
+          <w:rFonts w:ascii="Times New Roman" w:hAnsi="Times New Roman" w:cs="Times New Roman" w:eastAsia="宋体" w:hint="eastAsia"/>
+          <w:sz w:val="24"/>
+          <w:szCs w:val="24"/>
+          <w:lang w:eastAsia="zh-CN"/>
+        </w:rPr>
+        <w:t xml:space="preserve">坚定不移全面从严治党：报告提出新时代党的建设总要求，把党的政治建设摆在首位，坚持</w:t>
+      </w:r>
+      <w:r>
+        <w:rPr>
+          <w:rFonts w:ascii="Times New Roman" w:hAnsi="Times New Roman" w:cs="Times New Roman" w:eastAsia="宋体" w:hint="eastAsia"/>
+          <w:sz w:val="24"/>
+          <w:szCs w:val="24"/>
           <w:lang w:eastAsia="zh-CN"/>
         </w:rPr>
         <w:t>“</w:t>
       </w:r>
       <w:r>
         <w:rPr>
+          <w:rFonts w:ascii="Times New Roman" w:hAnsi="Times New Roman" w:cs="Times New Roman" w:eastAsia="宋体" w:hint="eastAsia"/>
+          <w:sz w:val="24"/>
+          <w:szCs w:val="24"/>
           <w:lang w:eastAsia="zh-CN"/>
         </w:rPr>
         <w:t>全面从严治党永远在路上</w:t>
       </w:r>
       <w:r>
         <w:rPr>
+          <w:rFonts w:ascii="Times New Roman" w:hAnsi="Times New Roman" w:cs="Times New Roman" w:eastAsia="宋体" w:hint="eastAsia"/>
+          <w:sz w:val="24"/>
+          <w:szCs w:val="24"/>
           <w:lang w:eastAsia="zh-CN"/>
         </w:rPr>
         <w:t>”</w:t>
       </w:r>
       <w:r>
         <w:rPr>
+          <w:rFonts w:ascii="Times New Roman" w:hAnsi="Times New Roman" w:cs="Times New Roman" w:eastAsia="宋体" w:hint="eastAsia"/>
+          <w:sz w:val="24"/>
+          <w:szCs w:val="24"/>
           <w:lang w:eastAsia="zh-CN"/>
         </w:rPr>
         <w:t>，持之以恒正风肃纪，夺取反腐败斗争压倒性胜利，不断提高党的执政能力和领导水平。</w:t>
@@ -1059,14 +1534,20 @@
     </w:p>
     <w:p>
       <w:pPr>
-        <w:spacing w:line="360" w:lineRule="auto"/>
-        <w:ind w:firstLine="480"/>
+        <w:pStyle w:val="a1"/>
+        <w:snapToGrid w:val="0"/>
+        <w:spacing w:line="360" w:lineRule="auto" w:before="0" w:after="0"/>
+        <w:ind w:firstLineChars="200" w:firstLine="480"/>
+        <w:jc w:val="both"/>
         <w:rPr>
           <w:lang w:eastAsia="zh-CN"/>
         </w:rPr>
       </w:pPr>
       <w:r>
         <w:rPr>
+          <w:rFonts w:ascii="Times New Roman" w:hAnsi="Times New Roman" w:cs="Times New Roman" w:eastAsia="宋体" w:hint="eastAsia"/>
+          <w:sz w:val="24"/>
+          <w:szCs w:val="24"/>
           <w:lang w:eastAsia="zh-CN"/>
         </w:rPr>
         <w:t>总的看，这十三个部分环环相扣，前四部分构成理论总纲，后九部分构成实践部署，系统回答了新时代坚持和发展中国特色社会主义的总目标和行动纲领。</w:t>
@@ -1074,14 +1555,22 @@
     </w:p>
     <w:p>
       <w:pPr>
-        <w:spacing w:before="80" w:after="40"/>
+        <w:pStyle w:val="a1"/>
+        <w:snapToGrid w:val="0"/>
+        <w:spacing w:before="160" w:after="80" w:line="360" w:lineRule="auto"/>
+        <w:ind/>
+        <w:jc w:val="left"/>
         <w:rPr>
           <w:lang w:eastAsia="zh-CN"/>
         </w:rPr>
       </w:pPr>
       <w:r>
         <w:rPr>
-          <w:b/>
+          <w:rFonts w:ascii="Times New Roman" w:hAnsi="Times New Roman" w:cs="Times New Roman" w:eastAsia="黑体" w:hint="eastAsia"/>
+          <w:b w:val="0"/>
+          <w:bCs w:val="0"/>
+          <w:sz w:val="28"/>
+          <w:szCs w:val="28"/>
           <w:lang w:eastAsia="zh-CN"/>
         </w:rPr>
         <w:t>（二）党的二十大报告</w:t>
@@ -1089,38 +1578,56 @@
     </w:p>
     <w:p>
       <w:pPr>
-        <w:spacing w:line="360" w:lineRule="auto"/>
-        <w:ind w:firstLine="480"/>
+        <w:pStyle w:val="a1"/>
+        <w:snapToGrid w:val="0"/>
+        <w:spacing w:line="360" w:lineRule="auto" w:before="0" w:after="0"/>
+        <w:ind w:firstLineChars="200" w:firstLine="480"/>
+        <w:jc w:val="both"/>
         <w:rPr>
           <w:lang w:eastAsia="zh-CN"/>
         </w:rPr>
       </w:pPr>
       <w:r>
         <w:rPr>
+          <w:rFonts w:ascii="Times New Roman" w:hAnsi="Times New Roman" w:cs="Times New Roman" w:eastAsia="宋体" w:hint="eastAsia"/>
+          <w:sz w:val="24"/>
+          <w:szCs w:val="24"/>
           <w:lang w:eastAsia="zh-CN"/>
         </w:rPr>
         <w:t>二十大报告共十五个部分。总体上，报告以</w:t>
       </w:r>
       <w:r>
         <w:rPr>
+          <w:rFonts w:ascii="Times New Roman" w:hAnsi="Times New Roman" w:cs="Times New Roman" w:eastAsia="宋体" w:hint="eastAsia"/>
+          <w:sz w:val="24"/>
+          <w:szCs w:val="24"/>
           <w:lang w:eastAsia="zh-CN"/>
         </w:rPr>
         <w:t>“</w:t>
       </w:r>
       <w:r>
         <w:rPr>
+          <w:rFonts w:ascii="Times New Roman" w:hAnsi="Times New Roman" w:cs="Times New Roman" w:eastAsia="宋体" w:hint="eastAsia"/>
+          <w:sz w:val="24"/>
+          <w:szCs w:val="24"/>
           <w:lang w:eastAsia="zh-CN"/>
         </w:rPr>
         <w:t>全面建设社会主义现代化国家、全面推进中华民族伟大复兴</w:t>
       </w:r>
       <w:r>
         <w:rPr>
+          <w:rFonts w:ascii="Times New Roman" w:hAnsi="Times New Roman" w:cs="Times New Roman" w:eastAsia="宋体" w:hint="eastAsia"/>
+          <w:sz w:val="24"/>
+          <w:szCs w:val="24"/>
           <w:lang w:eastAsia="zh-CN"/>
         </w:rPr>
         <w:t>”</w:t>
       </w:r>
       <w:r>
         <w:rPr>
+          <w:rFonts w:ascii="Times New Roman" w:hAnsi="Times New Roman" w:cs="Times New Roman" w:eastAsia="宋体" w:hint="eastAsia"/>
+          <w:sz w:val="24"/>
+          <w:szCs w:val="24"/>
           <w:lang w:eastAsia="zh-CN"/>
         </w:rPr>
         <w:t>为主题，在前三个部分完成理论铺垫后，从经济到党建十二个领域作出部署，贯穿其中的主线是中国式现代化。各部分论述的主要观点如下。</w:t>
@@ -1128,50 +1635,74 @@
     </w:p>
     <w:p>
       <w:pPr>
-        <w:spacing w:line="360" w:lineRule="auto"/>
-        <w:ind w:firstLine="480"/>
+        <w:pStyle w:val="a1"/>
+        <w:snapToGrid w:val="0"/>
+        <w:spacing w:line="360" w:lineRule="auto" w:before="0" w:after="0"/>
+        <w:ind w:firstLineChars="200" w:firstLine="480"/>
+        <w:jc w:val="both"/>
         <w:rPr>
           <w:lang w:eastAsia="zh-CN"/>
         </w:rPr>
       </w:pPr>
       <w:r>
         <w:rPr>
-          <w:lang w:eastAsia="zh-CN"/>
-        </w:rPr>
-        <w:t>1</w:t>
-      </w:r>
-      <w:r>
-        <w:rPr>
-          <w:lang w:eastAsia="zh-CN"/>
-        </w:rPr>
-        <w:t>．过去五年的工作和新时代十年的伟大变革：报告概括了对党和人民事业具有重大现实意义和深远历史意义的</w:t>
-      </w:r>
-      <w:r>
-        <w:rPr>
+          <w:rFonts w:ascii="Times New Roman" w:hAnsi="Times New Roman" w:cs="Times New Roman" w:eastAsia="宋体" w:hint="eastAsia"/>
+          <w:sz w:val="24"/>
+          <w:szCs w:val="24"/>
+          <w:lang w:eastAsia="zh-CN"/>
+        </w:rPr>
+        <w:t xml:space="preserve">1. </w:t>
+      </w:r>
+      <w:r>
+        <w:rPr>
+          <w:rFonts w:ascii="Times New Roman" w:hAnsi="Times New Roman" w:cs="Times New Roman" w:eastAsia="宋体" w:hint="eastAsia"/>
+          <w:sz w:val="24"/>
+          <w:szCs w:val="24"/>
+          <w:lang w:eastAsia="zh-CN"/>
+        </w:rPr>
+        <w:t xml:space="preserve">过去五年的工作和新时代十年的伟大变革：报告概括了对党和人民事业具有重大现实意义和深远历史意义的</w:t>
+      </w:r>
+      <w:r>
+        <w:rPr>
+          <w:rFonts w:ascii="Times New Roman" w:hAnsi="Times New Roman" w:cs="Times New Roman" w:eastAsia="宋体" w:hint="eastAsia"/>
+          <w:sz w:val="24"/>
+          <w:szCs w:val="24"/>
           <w:lang w:eastAsia="zh-CN"/>
         </w:rPr>
         <w:t>“</w:t>
       </w:r>
       <w:r>
         <w:rPr>
+          <w:rFonts w:ascii="Times New Roman" w:hAnsi="Times New Roman" w:cs="Times New Roman" w:eastAsia="宋体" w:hint="eastAsia"/>
+          <w:sz w:val="24"/>
+          <w:szCs w:val="24"/>
           <w:lang w:eastAsia="zh-CN"/>
         </w:rPr>
         <w:t>三件大事</w:t>
       </w:r>
       <w:r>
         <w:rPr>
+          <w:rFonts w:ascii="Times New Roman" w:hAnsi="Times New Roman" w:cs="Times New Roman" w:eastAsia="宋体" w:hint="eastAsia"/>
+          <w:sz w:val="24"/>
+          <w:szCs w:val="24"/>
           <w:lang w:eastAsia="zh-CN"/>
         </w:rPr>
         <w:t>”</w:t>
       </w:r>
       <w:r>
         <w:rPr>
+          <w:rFonts w:ascii="Times New Roman" w:hAnsi="Times New Roman" w:cs="Times New Roman" w:eastAsia="宋体" w:hint="eastAsia"/>
+          <w:sz w:val="24"/>
+          <w:szCs w:val="24"/>
           <w:lang w:eastAsia="zh-CN"/>
         </w:rPr>
         <w:t>，即迎来中国共产党成立一百周年、中国特色社会主义进入新时代、完成脱贫攻坚和全面建成小康社会的历史任务，并</w:t>
       </w:r>
       <w:r>
         <w:rPr>
+          <w:rFonts w:ascii="Times New Roman" w:hAnsi="Times New Roman" w:cs="Times New Roman" w:eastAsia="宋体" w:hint="eastAsia"/>
+          <w:sz w:val="24"/>
+          <w:szCs w:val="24"/>
           <w:lang w:eastAsia="zh-CN"/>
         </w:rPr>
         <w:lastRenderedPageBreak/>
@@ -1180,99 +1711,146 @@
     </w:p>
     <w:p>
       <w:pPr>
-        <w:spacing w:line="360" w:lineRule="auto"/>
-        <w:ind w:firstLine="480"/>
+        <w:pStyle w:val="a1"/>
+        <w:snapToGrid w:val="0"/>
+        <w:spacing w:line="360" w:lineRule="auto" w:before="0" w:after="0"/>
+        <w:ind w:firstLineChars="200" w:firstLine="480"/>
+        <w:jc w:val="both"/>
         <w:rPr>
           <w:lang w:eastAsia="zh-CN"/>
         </w:rPr>
       </w:pPr>
       <w:r>
         <w:rPr>
-          <w:lang w:eastAsia="zh-CN"/>
-        </w:rPr>
-        <w:t>2</w:t>
-      </w:r>
-      <w:r>
-        <w:rPr>
-          <w:lang w:eastAsia="zh-CN"/>
-        </w:rPr>
-        <w:t>．开辟马克思主义中国化时代化新境界：提出</w:t>
-      </w:r>
-      <w:r>
-        <w:rPr>
+          <w:rFonts w:ascii="Times New Roman" w:hAnsi="Times New Roman" w:cs="Times New Roman" w:eastAsia="宋体" w:hint="eastAsia"/>
+          <w:sz w:val="24"/>
+          <w:szCs w:val="24"/>
+          <w:lang w:eastAsia="zh-CN"/>
+        </w:rPr>
+        <w:t xml:space="preserve">2. </w:t>
+      </w:r>
+      <w:r>
+        <w:rPr>
+          <w:rFonts w:ascii="Times New Roman" w:hAnsi="Times New Roman" w:cs="Times New Roman" w:eastAsia="宋体" w:hint="eastAsia"/>
+          <w:sz w:val="24"/>
+          <w:szCs w:val="24"/>
+          <w:lang w:eastAsia="zh-CN"/>
+        </w:rPr>
+        <w:t xml:space="preserve">开辟马克思主义中国化时代化新境界：提出</w:t>
+      </w:r>
+      <w:r>
+        <w:rPr>
+          <w:rFonts w:ascii="Times New Roman" w:hAnsi="Times New Roman" w:cs="Times New Roman" w:eastAsia="宋体" w:hint="eastAsia"/>
+          <w:sz w:val="24"/>
+          <w:szCs w:val="24"/>
           <w:lang w:eastAsia="zh-CN"/>
         </w:rPr>
         <w:t>“</w:t>
       </w:r>
       <w:r>
         <w:rPr>
+          <w:rFonts w:ascii="Times New Roman" w:hAnsi="Times New Roman" w:cs="Times New Roman" w:eastAsia="宋体" w:hint="eastAsia"/>
+          <w:sz w:val="24"/>
+          <w:szCs w:val="24"/>
           <w:lang w:eastAsia="zh-CN"/>
         </w:rPr>
         <w:t>两个结合</w:t>
       </w:r>
       <w:r>
         <w:rPr>
+          <w:rFonts w:ascii="Times New Roman" w:hAnsi="Times New Roman" w:cs="Times New Roman" w:eastAsia="宋体" w:hint="eastAsia"/>
+          <w:sz w:val="24"/>
+          <w:szCs w:val="24"/>
           <w:lang w:eastAsia="zh-CN"/>
         </w:rPr>
         <w:t>”</w:t>
       </w:r>
       <w:r>
         <w:rPr>
+          <w:rFonts w:ascii="Times New Roman" w:hAnsi="Times New Roman" w:cs="Times New Roman" w:eastAsia="宋体" w:hint="eastAsia"/>
+          <w:sz w:val="24"/>
+          <w:szCs w:val="24"/>
           <w:lang w:eastAsia="zh-CN"/>
         </w:rPr>
         <w:t>和</w:t>
       </w:r>
       <w:r>
         <w:rPr>
+          <w:rFonts w:ascii="Times New Roman" w:hAnsi="Times New Roman" w:cs="Times New Roman" w:eastAsia="宋体" w:hint="eastAsia"/>
+          <w:sz w:val="24"/>
+          <w:szCs w:val="24"/>
           <w:lang w:eastAsia="zh-CN"/>
         </w:rPr>
         <w:t>“</w:t>
       </w:r>
       <w:r>
         <w:rPr>
+          <w:rFonts w:ascii="Times New Roman" w:hAnsi="Times New Roman" w:cs="Times New Roman" w:eastAsia="宋体" w:hint="eastAsia"/>
+          <w:sz w:val="24"/>
+          <w:szCs w:val="24"/>
           <w:lang w:eastAsia="zh-CN"/>
         </w:rPr>
         <w:t>六个必须坚持</w:t>
       </w:r>
       <w:r>
         <w:rPr>
+          <w:rFonts w:ascii="Times New Roman" w:hAnsi="Times New Roman" w:cs="Times New Roman" w:eastAsia="宋体" w:hint="eastAsia"/>
+          <w:sz w:val="24"/>
+          <w:szCs w:val="24"/>
           <w:lang w:eastAsia="zh-CN"/>
         </w:rPr>
         <w:t>”</w:t>
       </w:r>
       <w:r>
         <w:rPr>
-          <w:rFonts w:hint="eastAsia"/>
+          <w:rFonts w:hint="eastAsia" w:ascii="Times New Roman" w:hAnsi="Times New Roman" w:cs="Times New Roman" w:eastAsia="宋体"/>
+          <w:sz w:val="24"/>
+          <w:szCs w:val="24"/>
           <w:lang w:eastAsia="zh-CN"/>
         </w:rPr>
         <w:t>，即</w:t>
       </w:r>
       <w:r>
         <w:rPr>
+          <w:rFonts w:ascii="Times New Roman" w:hAnsi="Times New Roman" w:cs="Times New Roman" w:eastAsia="宋体" w:hint="eastAsia"/>
+          <w:sz w:val="24"/>
+          <w:szCs w:val="24"/>
           <w:lang w:eastAsia="zh-CN"/>
         </w:rPr>
         <w:t>报告提出把马克思主义基本原理同中国具体实际相结合、同中华优秀传统文化相结合，并把新时代中国特色社会主义思想的世界观和方法论概括为</w:t>
       </w:r>
       <w:r>
         <w:rPr>
+          <w:rFonts w:ascii="Times New Roman" w:hAnsi="Times New Roman" w:cs="Times New Roman" w:eastAsia="宋体" w:hint="eastAsia"/>
+          <w:sz w:val="24"/>
+          <w:szCs w:val="24"/>
           <w:lang w:eastAsia="zh-CN"/>
         </w:rPr>
         <w:t>“</w:t>
       </w:r>
       <w:r>
         <w:rPr>
+          <w:rFonts w:ascii="Times New Roman" w:hAnsi="Times New Roman" w:cs="Times New Roman" w:eastAsia="宋体" w:hint="eastAsia"/>
+          <w:sz w:val="24"/>
+          <w:szCs w:val="24"/>
           <w:lang w:eastAsia="zh-CN"/>
         </w:rPr>
         <w:t>必须坚持人民至上、自信自立、守正创新、问题导向、系统观念、胸怀天下</w:t>
       </w:r>
       <w:r>
         <w:rPr>
+          <w:rFonts w:ascii="Times New Roman" w:hAnsi="Times New Roman" w:cs="Times New Roman" w:eastAsia="宋体" w:hint="eastAsia"/>
+          <w:sz w:val="24"/>
+          <w:szCs w:val="24"/>
           <w:lang w:eastAsia="zh-CN"/>
         </w:rPr>
         <w:t>”</w:t>
       </w:r>
       <w:r>
         <w:rPr>
+          <w:rFonts w:ascii="Times New Roman" w:hAnsi="Times New Roman" w:cs="Times New Roman" w:eastAsia="宋体" w:hint="eastAsia"/>
+          <w:sz w:val="24"/>
+          <w:szCs w:val="24"/>
           <w:lang w:eastAsia="zh-CN"/>
         </w:rPr>
         <w:t>。</w:t>
@@ -1280,102 +1858,146 @@
     </w:p>
     <w:p>
       <w:pPr>
-        <w:spacing w:line="360" w:lineRule="auto"/>
-        <w:ind w:firstLine="480"/>
+        <w:pStyle w:val="a1"/>
+        <w:snapToGrid w:val="0"/>
+        <w:spacing w:line="360" w:lineRule="auto" w:before="0" w:after="0"/>
+        <w:ind w:firstLineChars="200" w:firstLine="480"/>
+        <w:jc w:val="both"/>
         <w:rPr>
           <w:lang w:eastAsia="zh-CN"/>
         </w:rPr>
       </w:pPr>
       <w:r>
         <w:rPr>
-          <w:lang w:eastAsia="zh-CN"/>
-        </w:rPr>
-        <w:t>3</w:t>
-      </w:r>
-      <w:r>
-        <w:rPr>
-          <w:lang w:eastAsia="zh-CN"/>
-        </w:rPr>
-        <w:t>．新时代新征程党的使命任务：报告明确从现在起党的中心任务是团结带领全国各族人民全面建成社会主义现代化强国、实现第二个百年奋斗目标，以中国式现代化全面推进中华民族伟大复兴，并系统阐述中国式现代化的五个中国特色和本质要求。</w:t>
+          <w:rFonts w:ascii="Times New Roman" w:hAnsi="Times New Roman" w:cs="Times New Roman" w:eastAsia="宋体" w:hint="eastAsia"/>
+          <w:sz w:val="24"/>
+          <w:szCs w:val="24"/>
+          <w:lang w:eastAsia="zh-CN"/>
+        </w:rPr>
+        <w:t xml:space="preserve">3. </w:t>
+      </w:r>
+      <w:r>
+        <w:rPr>
+          <w:rFonts w:ascii="Times New Roman" w:hAnsi="Times New Roman" w:cs="Times New Roman" w:eastAsia="宋体" w:hint="eastAsia"/>
+          <w:sz w:val="24"/>
+          <w:szCs w:val="24"/>
+          <w:lang w:eastAsia="zh-CN"/>
+        </w:rPr>
+        <w:t xml:space="preserve">新时代新征程党的使命任务：报告明确从现在起党的中心任务是团结带领全国各族人民全面建成社会主义现代化强国、实现第二个百年奋斗目标，以中国式现代化全面推进中华民族伟大复兴，并系统阐述中国式现代化的五个中国特色和本质要求。</w:t>
       </w:r>
     </w:p>
     <w:p>
       <w:pPr>
-        <w:spacing w:line="360" w:lineRule="auto"/>
-        <w:ind w:firstLine="480"/>
+        <w:pStyle w:val="a1"/>
+        <w:snapToGrid w:val="0"/>
+        <w:spacing w:line="360" w:lineRule="auto" w:before="0" w:after="0"/>
+        <w:ind w:firstLineChars="200" w:firstLine="480"/>
+        <w:jc w:val="both"/>
         <w:rPr>
           <w:lang w:eastAsia="zh-CN"/>
         </w:rPr>
       </w:pPr>
       <w:r>
         <w:rPr>
-          <w:lang w:eastAsia="zh-CN"/>
-        </w:rPr>
-        <w:t>4</w:t>
-      </w:r>
-      <w:r>
-        <w:rPr>
-          <w:lang w:eastAsia="zh-CN"/>
-        </w:rPr>
-        <w:t>．加快构建新发展格局，报告强调高质量发展是全面建设社会主义现代化国家的首要任务，从构建高水平社会主义市场经济体制、建设现代化产业体系、全面推进乡村振兴、促进区域协调发展、推进高水平对外开放等方面作出部署。</w:t>
+          <w:rFonts w:ascii="Times New Roman" w:hAnsi="Times New Roman" w:cs="Times New Roman" w:eastAsia="宋体" w:hint="eastAsia"/>
+          <w:sz w:val="24"/>
+          <w:szCs w:val="24"/>
+          <w:lang w:eastAsia="zh-CN"/>
+        </w:rPr>
+        <w:t xml:space="preserve">4. </w:t>
+      </w:r>
+      <w:r>
+        <w:rPr>
+          <w:rFonts w:ascii="Times New Roman" w:hAnsi="Times New Roman" w:cs="Times New Roman" w:eastAsia="宋体" w:hint="eastAsia"/>
+          <w:sz w:val="24"/>
+          <w:szCs w:val="24"/>
+          <w:lang w:eastAsia="zh-CN"/>
+        </w:rPr>
+        <w:t xml:space="preserve">加快构建新发展格局，报告强调高质量发展是全面建设社会主义现代化国家的首要任务，从构建高水平社会主义市场经济体制、建设现代化产业体系、全面推进乡村振兴、促进区域协调发展、推进高水平对外开放等方面作出部署。</w:t>
       </w:r>
     </w:p>
     <w:p>
       <w:pPr>
-        <w:spacing w:line="360" w:lineRule="auto"/>
-        <w:ind w:firstLine="480"/>
+        <w:pStyle w:val="a1"/>
+        <w:snapToGrid w:val="0"/>
+        <w:spacing w:line="360" w:lineRule="auto" w:before="0" w:after="0"/>
+        <w:ind w:firstLineChars="200" w:firstLine="480"/>
+        <w:jc w:val="both"/>
         <w:rPr>
           <w:lang w:eastAsia="zh-CN"/>
         </w:rPr>
       </w:pPr>
       <w:r>
         <w:rPr>
-          <w:lang w:eastAsia="zh-CN"/>
-        </w:rPr>
-        <w:t>5</w:t>
-      </w:r>
-      <w:r>
-        <w:rPr>
-          <w:lang w:eastAsia="zh-CN"/>
-        </w:rPr>
-        <w:t>．实施科教兴国战略：报告把教育、科技、人才放在一起统筹部署，强调坚持科技是第一生产力、人才是第一资源、创新是第一动力，深入实施科教兴国战略、人才强国战略、创新驱动发展战略。</w:t>
+          <w:rFonts w:ascii="Times New Roman" w:hAnsi="Times New Roman" w:cs="Times New Roman" w:eastAsia="宋体" w:hint="eastAsia"/>
+          <w:sz w:val="24"/>
+          <w:szCs w:val="24"/>
+          <w:lang w:eastAsia="zh-CN"/>
+        </w:rPr>
+        <w:t xml:space="preserve">5. </w:t>
+      </w:r>
+      <w:r>
+        <w:rPr>
+          <w:rFonts w:ascii="Times New Roman" w:hAnsi="Times New Roman" w:cs="Times New Roman" w:eastAsia="宋体" w:hint="eastAsia"/>
+          <w:sz w:val="24"/>
+          <w:szCs w:val="24"/>
+          <w:lang w:eastAsia="zh-CN"/>
+        </w:rPr>
+        <w:t xml:space="preserve">实施科教兴国战略：报告把教育、科技、人才放在一起统筹部署，强调坚持科技是第一生产力、人才是第一资源、创新是第一动力，深入实施科教兴国战略、人才强国战略、创新驱动发展战略。</w:t>
       </w:r>
     </w:p>
     <w:p>
       <w:pPr>
-        <w:spacing w:line="360" w:lineRule="auto"/>
-        <w:ind w:firstLine="480"/>
+        <w:pStyle w:val="a1"/>
+        <w:snapToGrid w:val="0"/>
+        <w:spacing w:line="360" w:lineRule="auto" w:before="0" w:after="0"/>
+        <w:ind w:firstLineChars="200" w:firstLine="480"/>
+        <w:jc w:val="both"/>
         <w:rPr>
           <w:lang w:eastAsia="zh-CN"/>
         </w:rPr>
       </w:pPr>
       <w:r>
         <w:rPr>
-          <w:lang w:eastAsia="zh-CN"/>
-        </w:rPr>
-        <w:t>6</w:t>
-      </w:r>
-      <w:r>
-        <w:rPr>
-          <w:lang w:eastAsia="zh-CN"/>
-        </w:rPr>
-        <w:t>．发展全过程人民民主：报告指出全过程人民民主</w:t>
-      </w:r>
-      <w:r>
-        <w:rPr>
+          <w:rFonts w:ascii="Times New Roman" w:hAnsi="Times New Roman" w:cs="Times New Roman" w:eastAsia="宋体" w:hint="eastAsia"/>
+          <w:sz w:val="24"/>
+          <w:szCs w:val="24"/>
+          <w:lang w:eastAsia="zh-CN"/>
+        </w:rPr>
+        <w:t xml:space="preserve">6. </w:t>
+      </w:r>
+      <w:r>
+        <w:rPr>
+          <w:rFonts w:ascii="Times New Roman" w:hAnsi="Times New Roman" w:cs="Times New Roman" w:eastAsia="宋体" w:hint="eastAsia"/>
+          <w:sz w:val="24"/>
+          <w:szCs w:val="24"/>
+          <w:lang w:eastAsia="zh-CN"/>
+        </w:rPr>
+        <w:t xml:space="preserve">发展全过程人民民主：报告指出全过程人民民主</w:t>
+      </w:r>
+      <w:r>
+        <w:rPr>
+          <w:rFonts w:ascii="Times New Roman" w:hAnsi="Times New Roman" w:cs="Times New Roman" w:eastAsia="宋体" w:hint="eastAsia"/>
+          <w:sz w:val="24"/>
+          <w:szCs w:val="24"/>
           <w:lang w:eastAsia="zh-CN"/>
         </w:rPr>
         <w:t>是社会主义民主政治的本质属性</w:t>
       </w:r>
       <w:r>
         <w:rPr>
-          <w:rFonts w:hint="eastAsia"/>
+          <w:rFonts w:hint="eastAsia" w:ascii="Times New Roman" w:hAnsi="Times New Roman" w:cs="Times New Roman" w:eastAsia="宋体"/>
+          <w:sz w:val="24"/>
+          <w:szCs w:val="24"/>
           <w:lang w:eastAsia="zh-CN"/>
         </w:rPr>
         <w:t>，</w:t>
       </w:r>
       <w:r>
         <w:rPr>
+          <w:rFonts w:ascii="Times New Roman" w:hAnsi="Times New Roman" w:cs="Times New Roman" w:eastAsia="宋体" w:hint="eastAsia"/>
+          <w:sz w:val="24"/>
+          <w:szCs w:val="24"/>
           <w:lang w:eastAsia="zh-CN"/>
         </w:rPr>
         <w:t>是最广泛、最真实、最管用的民主，从加强人民当家作主制度保障、全面发展协商民主、积极发展基层民主等方面作出部署。</w:t>
@@ -1383,195 +2005,282 @@
     </w:p>
     <w:p>
       <w:pPr>
-        <w:spacing w:line="360" w:lineRule="auto"/>
-        <w:ind w:firstLine="480"/>
+        <w:pStyle w:val="a1"/>
+        <w:snapToGrid w:val="0"/>
+        <w:spacing w:line="360" w:lineRule="auto" w:before="0" w:after="0"/>
+        <w:ind w:firstLineChars="200" w:firstLine="480"/>
+        <w:jc w:val="both"/>
         <w:rPr>
           <w:lang w:eastAsia="zh-CN"/>
         </w:rPr>
       </w:pPr>
       <w:r>
         <w:rPr>
-          <w:lang w:eastAsia="zh-CN"/>
-        </w:rPr>
-        <w:t>7</w:t>
-      </w:r>
-      <w:r>
-        <w:rPr>
-          <w:lang w:eastAsia="zh-CN"/>
-        </w:rPr>
-        <w:t>．坚持全面依法治国，推进法治中国建设：报告指出全面依法治国是国家治理的一场深刻革命，坚持科学立法、严格执法、公正司法、全民守法，全面推进国家各方面工作法治化。</w:t>
+          <w:rFonts w:ascii="Times New Roman" w:hAnsi="Times New Roman" w:cs="Times New Roman" w:eastAsia="宋体" w:hint="eastAsia"/>
+          <w:sz w:val="24"/>
+          <w:szCs w:val="24"/>
+          <w:lang w:eastAsia="zh-CN"/>
+        </w:rPr>
+        <w:t xml:space="preserve">7. </w:t>
+      </w:r>
+      <w:r>
+        <w:rPr>
+          <w:rFonts w:ascii="Times New Roman" w:hAnsi="Times New Roman" w:cs="Times New Roman" w:eastAsia="宋体" w:hint="eastAsia"/>
+          <w:sz w:val="24"/>
+          <w:szCs w:val="24"/>
+          <w:lang w:eastAsia="zh-CN"/>
+        </w:rPr>
+        <w:t xml:space="preserve">坚持全面依法治国，推进法治中国建设：报告指出全面依法治国是国家治理的一场深刻革命，坚持科学立法、严格执法、公正司法、全民守法，全面推进国家各方面工作法治化。</w:t>
       </w:r>
     </w:p>
     <w:p>
       <w:pPr>
-        <w:spacing w:line="360" w:lineRule="auto"/>
-        <w:ind w:firstLine="480"/>
+        <w:pStyle w:val="a1"/>
+        <w:snapToGrid w:val="0"/>
+        <w:spacing w:line="360" w:lineRule="auto" w:before="0" w:after="0"/>
+        <w:ind w:firstLineChars="200" w:firstLine="480"/>
+        <w:jc w:val="both"/>
         <w:rPr>
           <w:lang w:eastAsia="zh-CN"/>
         </w:rPr>
       </w:pPr>
       <w:r>
         <w:rPr>
-          <w:lang w:eastAsia="zh-CN"/>
-        </w:rPr>
-        <w:t>8</w:t>
-      </w:r>
-      <w:r>
-        <w:rPr>
-          <w:lang w:eastAsia="zh-CN"/>
-        </w:rPr>
-        <w:t>．推进文化自信自强：报告强调建设具有强大凝聚力和引领力的社会主义意识形态，广泛践行社会主义核心价值观，繁荣发展文化事业和文化产业，增强中华文明传播力影响力。</w:t>
+          <w:rFonts w:ascii="Times New Roman" w:hAnsi="Times New Roman" w:cs="Times New Roman" w:eastAsia="宋体" w:hint="eastAsia"/>
+          <w:sz w:val="24"/>
+          <w:szCs w:val="24"/>
+          <w:lang w:eastAsia="zh-CN"/>
+        </w:rPr>
+        <w:t xml:space="preserve">8. </w:t>
+      </w:r>
+      <w:r>
+        <w:rPr>
+          <w:rFonts w:ascii="Times New Roman" w:hAnsi="Times New Roman" w:cs="Times New Roman" w:eastAsia="宋体" w:hint="eastAsia"/>
+          <w:sz w:val="24"/>
+          <w:szCs w:val="24"/>
+          <w:lang w:eastAsia="zh-CN"/>
+        </w:rPr>
+        <w:t xml:space="preserve">推进文化自信自强：报告强调建设具有强大凝聚力和引领力的社会主义意识形态，广泛践行社会主义核心价值观，繁荣发展文化事业和文化产业，增强中华文明传播力影响力。</w:t>
       </w:r>
     </w:p>
     <w:p>
       <w:pPr>
-        <w:spacing w:line="360" w:lineRule="auto"/>
-        <w:ind w:firstLine="480"/>
+        <w:pStyle w:val="a1"/>
+        <w:snapToGrid w:val="0"/>
+        <w:spacing w:line="360" w:lineRule="auto" w:before="0" w:after="0"/>
+        <w:ind w:firstLineChars="200" w:firstLine="480"/>
+        <w:jc w:val="both"/>
         <w:rPr>
           <w:lang w:eastAsia="zh-CN"/>
         </w:rPr>
       </w:pPr>
       <w:r>
         <w:rPr>
+          <w:rFonts w:ascii="Times New Roman" w:hAnsi="Times New Roman" w:cs="Times New Roman" w:eastAsia="宋体" w:hint="eastAsia"/>
+          <w:sz w:val="24"/>
+          <w:szCs w:val="24"/>
           <w:lang w:eastAsia="zh-CN"/>
         </w:rPr>
         <w:lastRenderedPageBreak/>
-        <w:t>9</w:t>
-      </w:r>
-      <w:r>
-        <w:rPr>
-          <w:lang w:eastAsia="zh-CN"/>
-        </w:rPr>
-        <w:t>．增进民生福祉，提高人民生活品质：报告强调江山就是人民、人民就是江山，坚持在发展中保障和改善民生，从完善分配制度、实施就业优先战略、健全社会保障体系、推进健康中国建设等方面作出部署，扎实推进共同富裕。</w:t>
+        <w:t xml:space="preserve">9. </w:t>
+      </w:r>
+      <w:r>
+        <w:rPr>
+          <w:rFonts w:ascii="Times New Roman" w:hAnsi="Times New Roman" w:cs="Times New Roman" w:eastAsia="宋体" w:hint="eastAsia"/>
+          <w:sz w:val="24"/>
+          <w:szCs w:val="24"/>
+          <w:lang w:eastAsia="zh-CN"/>
+        </w:rPr>
+        <w:t xml:space="preserve">增进民生福祉，提高人民生活品质：报告强调江山就是人民、人民就是江山，坚持在发展中保障和改善民生，从完善分配制度、实施就业优先战略、健全社会保障体系、推进健康中国建设等方面作出部署，扎实推进共同富裕。</w:t>
       </w:r>
     </w:p>
     <w:p>
       <w:pPr>
-        <w:spacing w:line="360" w:lineRule="auto"/>
-        <w:ind w:firstLine="480"/>
+        <w:pStyle w:val="a1"/>
+        <w:snapToGrid w:val="0"/>
+        <w:spacing w:line="360" w:lineRule="auto" w:before="0" w:after="0"/>
+        <w:ind w:firstLineChars="200" w:firstLine="480"/>
+        <w:jc w:val="both"/>
         <w:rPr>
           <w:lang w:eastAsia="zh-CN"/>
         </w:rPr>
       </w:pPr>
       <w:r>
         <w:rPr>
-          <w:lang w:eastAsia="zh-CN"/>
-        </w:rPr>
-        <w:t>10</w:t>
-      </w:r>
-      <w:r>
-        <w:rPr>
-          <w:lang w:eastAsia="zh-CN"/>
-        </w:rPr>
-        <w:t>．推动绿色发展：报告强调牢固树立和践行绿水青山就是金山银山的理念，加快发展方式绿色转型，深入推进环境污染防治，积极稳妥推进碳达峰碳中和，站在人与自然和谐共生的高度谋划发展。</w:t>
+          <w:rFonts w:ascii="Times New Roman" w:hAnsi="Times New Roman" w:cs="Times New Roman" w:eastAsia="宋体" w:hint="eastAsia"/>
+          <w:sz w:val="24"/>
+          <w:szCs w:val="24"/>
+          <w:lang w:eastAsia="zh-CN"/>
+        </w:rPr>
+        <w:t xml:space="preserve">10. </w:t>
+      </w:r>
+      <w:r>
+        <w:rPr>
+          <w:rFonts w:ascii="Times New Roman" w:hAnsi="Times New Roman" w:cs="Times New Roman" w:eastAsia="宋体" w:hint="eastAsia"/>
+          <w:sz w:val="24"/>
+          <w:szCs w:val="24"/>
+          <w:lang w:eastAsia="zh-CN"/>
+        </w:rPr>
+        <w:t xml:space="preserve">推动绿色发展：报告强调牢固树立和践行绿水青山就是金山银山的理念，加快发展方式绿色转型，深入推进环境污染防治，积极稳妥推进碳达峰碳中和，站在人与自然和谐共生的高度谋划发展。</w:t>
       </w:r>
     </w:p>
     <w:p>
       <w:pPr>
-        <w:spacing w:line="360" w:lineRule="auto"/>
-        <w:ind w:firstLine="480"/>
+        <w:pStyle w:val="a1"/>
+        <w:snapToGrid w:val="0"/>
+        <w:spacing w:line="360" w:lineRule="auto" w:before="0" w:after="0"/>
+        <w:ind w:firstLineChars="200" w:firstLine="480"/>
+        <w:jc w:val="both"/>
         <w:rPr>
           <w:lang w:eastAsia="zh-CN"/>
         </w:rPr>
       </w:pPr>
       <w:r>
         <w:rPr>
-          <w:lang w:eastAsia="zh-CN"/>
-        </w:rPr>
-        <w:t>11</w:t>
-      </w:r>
-      <w:r>
-        <w:rPr>
-          <w:lang w:eastAsia="zh-CN"/>
-        </w:rPr>
-        <w:t>．推进国家安全体系和能力现代化：报告强调国家安全是民族复兴的根基、社会稳定是国家强盛的前提，坚持统筹发展和安全，健全国家安全体系，增强维护国家安全能力。</w:t>
+          <w:rFonts w:ascii="Times New Roman" w:hAnsi="Times New Roman" w:cs="Times New Roman" w:eastAsia="宋体" w:hint="eastAsia"/>
+          <w:sz w:val="24"/>
+          <w:szCs w:val="24"/>
+          <w:lang w:eastAsia="zh-CN"/>
+        </w:rPr>
+        <w:t xml:space="preserve">11. </w:t>
+      </w:r>
+      <w:r>
+        <w:rPr>
+          <w:rFonts w:ascii="Times New Roman" w:hAnsi="Times New Roman" w:cs="Times New Roman" w:eastAsia="宋体" w:hint="eastAsia"/>
+          <w:sz w:val="24"/>
+          <w:szCs w:val="24"/>
+          <w:lang w:eastAsia="zh-CN"/>
+        </w:rPr>
+        <w:t xml:space="preserve">推进国家安全体系和能力现代化：报告强调国家安全是民族复兴的根基、社会稳定是国家强盛的前提，坚持统筹发展和安全，健全国家安全体系，增强维护国家安全能力。</w:t>
       </w:r>
     </w:p>
     <w:p>
       <w:pPr>
-        <w:spacing w:line="360" w:lineRule="auto"/>
-        <w:ind w:firstLine="480"/>
+        <w:pStyle w:val="a1"/>
+        <w:snapToGrid w:val="0"/>
+        <w:spacing w:line="360" w:lineRule="auto" w:before="0" w:after="0"/>
+        <w:ind w:firstLineChars="200" w:firstLine="480"/>
+        <w:jc w:val="both"/>
         <w:rPr>
           <w:lang w:eastAsia="zh-CN"/>
         </w:rPr>
       </w:pPr>
       <w:r>
         <w:rPr>
-          <w:lang w:eastAsia="zh-CN"/>
-        </w:rPr>
-        <w:t>12</w:t>
-      </w:r>
-      <w:r>
-        <w:rPr>
-          <w:lang w:eastAsia="zh-CN"/>
-        </w:rPr>
-        <w:t>．实现建军一百年奋斗目标：报告提出如期实现建军一百年奋斗目标、加快把人民军队建成世界一流军队，全面加强人民军队党的建设、练兵备战和军事治理。</w:t>
+          <w:rFonts w:ascii="Times New Roman" w:hAnsi="Times New Roman" w:cs="Times New Roman" w:eastAsia="宋体" w:hint="eastAsia"/>
+          <w:sz w:val="24"/>
+          <w:szCs w:val="24"/>
+          <w:lang w:eastAsia="zh-CN"/>
+        </w:rPr>
+        <w:t xml:space="preserve">12. </w:t>
+      </w:r>
+      <w:r>
+        <w:rPr>
+          <w:rFonts w:ascii="Times New Roman" w:hAnsi="Times New Roman" w:cs="Times New Roman" w:eastAsia="宋体" w:hint="eastAsia"/>
+          <w:sz w:val="24"/>
+          <w:szCs w:val="24"/>
+          <w:lang w:eastAsia="zh-CN"/>
+        </w:rPr>
+        <w:t xml:space="preserve">实现建军一百年奋斗目标：报告提出如期实现建军一百年奋斗目标、加快把人民军队建成世界一流军队，全面加强人民军队党的建设、练兵备战和军事治理。</w:t>
       </w:r>
     </w:p>
     <w:p>
       <w:pPr>
-        <w:spacing w:line="360" w:lineRule="auto"/>
-        <w:ind w:firstLine="480"/>
+        <w:pStyle w:val="a1"/>
+        <w:snapToGrid w:val="0"/>
+        <w:spacing w:line="360" w:lineRule="auto" w:before="0" w:after="0"/>
+        <w:ind w:firstLineChars="200" w:firstLine="480"/>
+        <w:jc w:val="both"/>
         <w:rPr>
           <w:lang w:eastAsia="zh-CN"/>
         </w:rPr>
       </w:pPr>
       <w:r>
         <w:rPr>
-          <w:lang w:eastAsia="zh-CN"/>
-        </w:rPr>
-        <w:t>13</w:t>
-      </w:r>
-      <w:r>
-        <w:rPr>
-          <w:lang w:eastAsia="zh-CN"/>
-        </w:rPr>
-        <w:t>．坚持和完善</w:t>
-      </w:r>
-      <w:r>
-        <w:rPr>
+          <w:rFonts w:ascii="Times New Roman" w:hAnsi="Times New Roman" w:cs="Times New Roman" w:eastAsia="宋体" w:hint="eastAsia"/>
+          <w:sz w:val="24"/>
+          <w:szCs w:val="24"/>
+          <w:lang w:eastAsia="zh-CN"/>
+        </w:rPr>
+        <w:t xml:space="preserve">13. </w:t>
+      </w:r>
+      <w:r>
+        <w:rPr>
+          <w:rFonts w:ascii="Times New Roman" w:hAnsi="Times New Roman" w:cs="Times New Roman" w:eastAsia="宋体" w:hint="eastAsia"/>
+          <w:sz w:val="24"/>
+          <w:szCs w:val="24"/>
+          <w:lang w:eastAsia="zh-CN"/>
+        </w:rPr>
+        <w:t xml:space="preserve">坚持和完善</w:t>
+      </w:r>
+      <w:r>
+        <w:rPr>
+          <w:rFonts w:ascii="Times New Roman" w:hAnsi="Times New Roman" w:cs="Times New Roman" w:eastAsia="宋体" w:hint="eastAsia"/>
+          <w:sz w:val="24"/>
+          <w:szCs w:val="24"/>
           <w:lang w:eastAsia="zh-CN"/>
         </w:rPr>
         <w:t>“</w:t>
       </w:r>
       <w:r>
         <w:rPr>
+          <w:rFonts w:ascii="Times New Roman" w:hAnsi="Times New Roman" w:cs="Times New Roman" w:eastAsia="宋体" w:hint="eastAsia"/>
+          <w:sz w:val="24"/>
+          <w:szCs w:val="24"/>
           <w:lang w:eastAsia="zh-CN"/>
         </w:rPr>
         <w:t>一国两制</w:t>
       </w:r>
       <w:r>
         <w:rPr>
+          <w:rFonts w:ascii="Times New Roman" w:hAnsi="Times New Roman" w:cs="Times New Roman" w:eastAsia="宋体" w:hint="eastAsia"/>
+          <w:sz w:val="24"/>
+          <w:szCs w:val="24"/>
           <w:lang w:eastAsia="zh-CN"/>
         </w:rPr>
         <w:t>”</w:t>
       </w:r>
       <w:r>
         <w:rPr>
+          <w:rFonts w:ascii="Times New Roman" w:hAnsi="Times New Roman" w:cs="Times New Roman" w:eastAsia="宋体" w:hint="eastAsia"/>
+          <w:sz w:val="24"/>
+          <w:szCs w:val="24"/>
           <w:lang w:eastAsia="zh-CN"/>
         </w:rPr>
         <w:t>，推进祖国统一：报告强调全面准确、坚定不移贯彻</w:t>
       </w:r>
       <w:r>
         <w:rPr>
+          <w:rFonts w:ascii="Times New Roman" w:hAnsi="Times New Roman" w:cs="Times New Roman" w:eastAsia="宋体" w:hint="eastAsia"/>
+          <w:sz w:val="24"/>
+          <w:szCs w:val="24"/>
           <w:lang w:eastAsia="zh-CN"/>
         </w:rPr>
         <w:t>“</w:t>
       </w:r>
       <w:r>
         <w:rPr>
+          <w:rFonts w:ascii="Times New Roman" w:hAnsi="Times New Roman" w:cs="Times New Roman" w:eastAsia="宋体" w:hint="eastAsia"/>
+          <w:sz w:val="24"/>
+          <w:szCs w:val="24"/>
           <w:lang w:eastAsia="zh-CN"/>
         </w:rPr>
         <w:t>一国两制</w:t>
       </w:r>
       <w:r>
         <w:rPr>
+          <w:rFonts w:ascii="Times New Roman" w:hAnsi="Times New Roman" w:cs="Times New Roman" w:eastAsia="宋体" w:hint="eastAsia"/>
+          <w:sz w:val="24"/>
+          <w:szCs w:val="24"/>
           <w:lang w:eastAsia="zh-CN"/>
         </w:rPr>
         <w:t>”</w:t>
       </w:r>
       <w:r>
         <w:rPr>
+          <w:rFonts w:ascii="Times New Roman" w:hAnsi="Times New Roman" w:cs="Times New Roman" w:eastAsia="宋体" w:hint="eastAsia"/>
+          <w:sz w:val="24"/>
+          <w:szCs w:val="24"/>
           <w:lang w:eastAsia="zh-CN"/>
         </w:rPr>
         <w:t>方针，落实中央全面管治权；坚持贯彻新时代党解决台湾问题的总体方略，坚定不移推进祖国统一大业。</w:t>
@@ -1579,56 +2288,80 @@
     </w:p>
     <w:p>
       <w:pPr>
-        <w:spacing w:line="360" w:lineRule="auto"/>
-        <w:ind w:firstLine="480"/>
+        <w:pStyle w:val="a1"/>
+        <w:snapToGrid w:val="0"/>
+        <w:spacing w:line="360" w:lineRule="auto" w:before="0" w:after="0"/>
+        <w:ind w:firstLineChars="200" w:firstLine="480"/>
+        <w:jc w:val="both"/>
         <w:rPr>
           <w:lang w:eastAsia="zh-CN"/>
         </w:rPr>
       </w:pPr>
       <w:r>
         <w:rPr>
-          <w:lang w:eastAsia="zh-CN"/>
-        </w:rPr>
-        <w:t>14</w:t>
-      </w:r>
-      <w:r>
-        <w:rPr>
-          <w:lang w:eastAsia="zh-CN"/>
-        </w:rPr>
-        <w:t>．促进世界和平与发展：报告强调中国坚定奉行独立自主的和平外交政策，推动构建人类命运共同体，坚持对外开放的基本国策，积极参与全球治理体系改革和建设。</w:t>
+          <w:rFonts w:ascii="Times New Roman" w:hAnsi="Times New Roman" w:cs="Times New Roman" w:eastAsia="宋体" w:hint="eastAsia"/>
+          <w:sz w:val="24"/>
+          <w:szCs w:val="24"/>
+          <w:lang w:eastAsia="zh-CN"/>
+        </w:rPr>
+        <w:t xml:space="preserve">14. </w:t>
+      </w:r>
+      <w:r>
+        <w:rPr>
+          <w:rFonts w:ascii="Times New Roman" w:hAnsi="Times New Roman" w:cs="Times New Roman" w:eastAsia="宋体" w:hint="eastAsia"/>
+          <w:sz w:val="24"/>
+          <w:szCs w:val="24"/>
+          <w:lang w:eastAsia="zh-CN"/>
+        </w:rPr>
+        <w:t xml:space="preserve">促进世界和平与发展：报告强调中国坚定奉行独立自主的和平外交政策，推动构建人类命运共同体，坚持对外开放的基本国策，积极参与全球治理体系改革和建设。</w:t>
       </w:r>
     </w:p>
     <w:p>
       <w:pPr>
-        <w:spacing w:line="360" w:lineRule="auto"/>
-        <w:ind w:firstLine="480"/>
+        <w:pStyle w:val="a1"/>
+        <w:snapToGrid w:val="0"/>
+        <w:spacing w:line="360" w:lineRule="auto" w:before="0" w:after="0"/>
+        <w:ind w:firstLineChars="200" w:firstLine="480"/>
+        <w:jc w:val="both"/>
         <w:rPr>
           <w:lang w:eastAsia="zh-CN"/>
         </w:rPr>
       </w:pPr>
       <w:r>
         <w:rPr>
-          <w:lang w:eastAsia="zh-CN"/>
-        </w:rPr>
-        <w:t>15</w:t>
-      </w:r>
-      <w:r>
-        <w:rPr>
-          <w:lang w:eastAsia="zh-CN"/>
-        </w:rPr>
-        <w:t>．坚定不移全面从严治党：报告强调全面从严治党永远在路上，党的自我革命永远在路上，落实新时代党的建设总要求，健全全面从严治党体系，以党的自我革命引领社会革命。</w:t>
+          <w:rFonts w:ascii="Times New Roman" w:hAnsi="Times New Roman" w:cs="Times New Roman" w:eastAsia="宋体" w:hint="eastAsia"/>
+          <w:sz w:val="24"/>
+          <w:szCs w:val="24"/>
+          <w:lang w:eastAsia="zh-CN"/>
+        </w:rPr>
+        <w:t xml:space="preserve">15. </w:t>
+      </w:r>
+      <w:r>
+        <w:rPr>
+          <w:rFonts w:ascii="Times New Roman" w:hAnsi="Times New Roman" w:cs="Times New Roman" w:eastAsia="宋体" w:hint="eastAsia"/>
+          <w:sz w:val="24"/>
+          <w:szCs w:val="24"/>
+          <w:lang w:eastAsia="zh-CN"/>
+        </w:rPr>
+        <w:t xml:space="preserve">坚定不移全面从严治党：报告强调全面从严治党永远在路上，党的自我革命永远在路上，落实新时代党的建设总要求，健全全面从严治党体系，以党的自我革命引领社会革命。</w:t>
       </w:r>
     </w:p>
     <w:p>
       <w:pPr>
-        <w:spacing w:line="360" w:lineRule="auto"/>
-        <w:ind w:firstLine="480"/>
+        <w:pStyle w:val="a1"/>
+        <w:snapToGrid w:val="0"/>
+        <w:spacing w:line="360" w:lineRule="auto" w:before="0" w:after="0"/>
+        <w:ind w:firstLineChars="200" w:firstLine="480"/>
+        <w:jc w:val="both"/>
         <w:rPr>
           <w:lang w:eastAsia="zh-CN"/>
         </w:rPr>
       </w:pPr>
       <w:r>
         <w:rPr>
+          <w:rFonts w:ascii="Times New Roman" w:hAnsi="Times New Roman" w:cs="Times New Roman" w:eastAsia="宋体" w:hint="eastAsia"/>
+          <w:sz w:val="24"/>
+          <w:szCs w:val="24"/>
           <w:lang w:eastAsia="zh-CN"/>
         </w:rPr>
         <w:t>总的看，这十五个部分以中国式现代化为统领，构成了全面建设社会主义现代化国家的施工图。</w:t>
@@ -1636,16 +2369,22 @@
     </w:p>
     <w:p>
       <w:pPr>
-        <w:spacing w:before="200" w:after="120"/>
+        <w:pStyle w:val="a1"/>
+        <w:snapToGrid w:val="0"/>
+        <w:spacing w:before="240" w:after="120" w:line="360" w:lineRule="auto"/>
+        <w:ind/>
+        <w:jc w:val="left"/>
         <w:rPr>
           <w:lang w:eastAsia="zh-CN"/>
         </w:rPr>
       </w:pPr>
       <w:r>
         <w:rPr>
-          <w:rFonts w:eastAsia="黑体"/>
-          <w:b/>
-          <w:sz w:val="28"/>
+          <w:rFonts w:eastAsia="黑体" w:ascii="Times New Roman" w:hAnsi="Times New Roman" w:cs="Times New Roman" w:hint="eastAsia"/>
+          <w:b w:val="0"/>
+          <w:bCs w:val="0"/>
+          <w:sz w:val="30"/>
+          <w:szCs w:val="30"/>
           <w:lang w:eastAsia="zh-CN"/>
         </w:rPr>
         <w:t>二、两次报告提出的重大论断和重大部署</w:t>
@@ -1653,14 +2392,20 @@
     </w:p>
     <w:p>
       <w:pPr>
-        <w:spacing w:line="360" w:lineRule="auto"/>
-        <w:ind w:firstLine="480"/>
+        <w:pStyle w:val="a1"/>
+        <w:snapToGrid w:val="0"/>
+        <w:spacing w:line="360" w:lineRule="auto" w:before="0" w:after="0"/>
+        <w:ind w:firstLineChars="200" w:firstLine="480"/>
+        <w:jc w:val="both"/>
         <w:rPr>
           <w:lang w:eastAsia="zh-CN"/>
         </w:rPr>
       </w:pPr>
       <w:r>
         <w:rPr>
+          <w:rFonts w:ascii="Times New Roman" w:hAnsi="Times New Roman" w:cs="Times New Roman" w:eastAsia="宋体" w:hint="eastAsia"/>
+          <w:sz w:val="24"/>
+          <w:szCs w:val="24"/>
           <w:lang w:eastAsia="zh-CN"/>
         </w:rPr>
         <w:lastRenderedPageBreak/>
@@ -1668,96 +2413,144 @@
       </w:r>
       <w:r>
         <w:rPr>
+          <w:rFonts w:ascii="Times New Roman" w:hAnsi="Times New Roman" w:cs="Times New Roman" w:eastAsia="宋体" w:hint="eastAsia"/>
+          <w:sz w:val="24"/>
+          <w:szCs w:val="24"/>
           <w:lang w:eastAsia="zh-CN"/>
         </w:rPr>
         <w:t>“</w:t>
       </w:r>
       <w:r>
         <w:rPr>
+          <w:rFonts w:ascii="Times New Roman" w:hAnsi="Times New Roman" w:cs="Times New Roman" w:eastAsia="宋体" w:hint="eastAsia"/>
+          <w:sz w:val="24"/>
+          <w:szCs w:val="24"/>
           <w:lang w:eastAsia="zh-CN"/>
         </w:rPr>
         <w:t>中国特色社会主义进入了新时代，这是我国发展新的历史方位</w:t>
       </w:r>
       <w:r>
         <w:rPr>
+          <w:rFonts w:ascii="Times New Roman" w:hAnsi="Times New Roman" w:cs="Times New Roman" w:eastAsia="宋体" w:hint="eastAsia"/>
+          <w:sz w:val="24"/>
+          <w:szCs w:val="24"/>
           <w:lang w:eastAsia="zh-CN"/>
         </w:rPr>
         <w:t>”</w:t>
       </w:r>
       <w:r>
         <w:rPr>
+          <w:rFonts w:ascii="Times New Roman" w:hAnsi="Times New Roman" w:cs="Times New Roman" w:eastAsia="宋体" w:hint="eastAsia"/>
+          <w:sz w:val="24"/>
+          <w:szCs w:val="24"/>
           <w:lang w:eastAsia="zh-CN"/>
         </w:rPr>
         <w:t>的重大判断，指出</w:t>
       </w:r>
       <w:r>
         <w:rPr>
+          <w:rFonts w:ascii="Times New Roman" w:hAnsi="Times New Roman" w:cs="Times New Roman" w:eastAsia="宋体" w:hint="eastAsia"/>
+          <w:sz w:val="24"/>
+          <w:szCs w:val="24"/>
           <w:lang w:eastAsia="zh-CN"/>
         </w:rPr>
         <w:t>“</w:t>
       </w:r>
       <w:r>
         <w:rPr>
+          <w:rFonts w:ascii="Times New Roman" w:hAnsi="Times New Roman" w:cs="Times New Roman" w:eastAsia="宋体" w:hint="eastAsia"/>
+          <w:sz w:val="24"/>
+          <w:szCs w:val="24"/>
           <w:lang w:eastAsia="zh-CN"/>
         </w:rPr>
         <w:t>我国社会主要矛盾已经转化为人民日益增长的美好生活需要和不平衡不充分的发展之间的矛盾</w:t>
       </w:r>
       <w:r>
         <w:rPr>
+          <w:rFonts w:ascii="Times New Roman" w:hAnsi="Times New Roman" w:cs="Times New Roman" w:eastAsia="宋体" w:hint="eastAsia"/>
+          <w:sz w:val="24"/>
+          <w:szCs w:val="24"/>
           <w:lang w:eastAsia="zh-CN"/>
         </w:rPr>
         <w:t>”</w:t>
       </w:r>
       <w:r>
         <w:rPr>
+          <w:rFonts w:ascii="Times New Roman" w:hAnsi="Times New Roman" w:cs="Times New Roman" w:eastAsia="宋体" w:hint="eastAsia"/>
+          <w:sz w:val="24"/>
+          <w:szCs w:val="24"/>
           <w:lang w:eastAsia="zh-CN"/>
         </w:rPr>
         <w:t>，强调</w:t>
       </w:r>
       <w:r>
         <w:rPr>
+          <w:rFonts w:ascii="Times New Roman" w:hAnsi="Times New Roman" w:cs="Times New Roman" w:eastAsia="宋体" w:hint="eastAsia"/>
+          <w:sz w:val="24"/>
+          <w:szCs w:val="24"/>
           <w:lang w:eastAsia="zh-CN"/>
         </w:rPr>
         <w:t>“</w:t>
       </w:r>
       <w:r>
         <w:rPr>
+          <w:rFonts w:ascii="Times New Roman" w:hAnsi="Times New Roman" w:cs="Times New Roman" w:eastAsia="宋体" w:hint="eastAsia"/>
+          <w:sz w:val="24"/>
+          <w:szCs w:val="24"/>
           <w:lang w:eastAsia="zh-CN"/>
         </w:rPr>
         <w:t>中国共产党人的初心和使命，就是为中国人民谋幸福，为中华民族谋复兴</w:t>
       </w:r>
       <w:r>
         <w:rPr>
+          <w:rFonts w:ascii="Times New Roman" w:hAnsi="Times New Roman" w:cs="Times New Roman" w:eastAsia="宋体" w:hint="eastAsia"/>
+          <w:sz w:val="24"/>
+          <w:szCs w:val="24"/>
           <w:lang w:eastAsia="zh-CN"/>
         </w:rPr>
         <w:t>”</w:t>
       </w:r>
       <w:r>
         <w:rPr>
+          <w:rFonts w:ascii="Times New Roman" w:hAnsi="Times New Roman" w:cs="Times New Roman" w:eastAsia="宋体" w:hint="eastAsia"/>
+          <w:sz w:val="24"/>
+          <w:szCs w:val="24"/>
           <w:lang w:eastAsia="zh-CN"/>
         </w:rPr>
         <w:t>；党的二十大在此基础上系统阐述</w:t>
       </w:r>
       <w:r>
         <w:rPr>
+          <w:rFonts w:ascii="Times New Roman" w:hAnsi="Times New Roman" w:cs="Times New Roman" w:eastAsia="宋体" w:hint="eastAsia"/>
+          <w:sz w:val="24"/>
+          <w:szCs w:val="24"/>
           <w:lang w:eastAsia="zh-CN"/>
         </w:rPr>
         <w:t>“</w:t>
       </w:r>
       <w:r>
         <w:rPr>
+          <w:rFonts w:ascii="Times New Roman" w:hAnsi="Times New Roman" w:cs="Times New Roman" w:eastAsia="宋体" w:hint="eastAsia"/>
+          <w:sz w:val="24"/>
+          <w:szCs w:val="24"/>
           <w:lang w:eastAsia="zh-CN"/>
         </w:rPr>
         <w:t>中国式现代化，是中国共产党领导的社会主义现代化，既有各国现代化的共同特征，更有基于自己国情的中国特色</w:t>
       </w:r>
       <w:r>
         <w:rPr>
+          <w:rFonts w:ascii="Times New Roman" w:hAnsi="Times New Roman" w:cs="Times New Roman" w:eastAsia="宋体" w:hint="eastAsia"/>
+          <w:sz w:val="24"/>
+          <w:szCs w:val="24"/>
           <w:lang w:eastAsia="zh-CN"/>
         </w:rPr>
         <w:t>”</w:t>
       </w:r>
       <w:r>
         <w:rPr>
+          <w:rFonts w:ascii="Times New Roman" w:hAnsi="Times New Roman" w:cs="Times New Roman" w:eastAsia="宋体" w:hint="eastAsia"/>
+          <w:sz w:val="24"/>
+          <w:szCs w:val="24"/>
           <w:lang w:eastAsia="zh-CN"/>
         </w:rPr>
         <w:t>。围绕这些总纲，两次报告从经济、政治、文化、社会、生态、国防、外交、党建等领域作出了一系列论断和部署，以下分领域摘编原句。</w:t>
@@ -1765,14 +2558,22 @@
     </w:p>
     <w:p>
       <w:pPr>
-        <w:spacing w:before="80" w:after="40"/>
+        <w:pStyle w:val="a1"/>
+        <w:snapToGrid w:val="0"/>
+        <w:spacing w:before="160" w:after="80" w:line="360" w:lineRule="auto"/>
+        <w:ind/>
+        <w:jc w:val="left"/>
         <w:rPr>
           <w:lang w:eastAsia="zh-CN"/>
         </w:rPr>
       </w:pPr>
       <w:r>
         <w:rPr>
-          <w:b/>
+          <w:rFonts w:ascii="Times New Roman" w:hAnsi="Times New Roman" w:cs="Times New Roman" w:eastAsia="黑体" w:hint="eastAsia"/>
+          <w:b w:val="0"/>
+          <w:bCs w:val="0"/>
+          <w:sz w:val="28"/>
+          <w:szCs w:val="28"/>
           <w:lang w:eastAsia="zh-CN"/>
         </w:rPr>
         <w:t>（一）经济领域</w:t>
@@ -1780,134 +2581,200 @@
     </w:p>
     <w:p>
       <w:pPr>
-        <w:spacing w:line="360" w:lineRule="auto"/>
-        <w:ind w:firstLine="480"/>
+        <w:pStyle w:val="a1"/>
+        <w:snapToGrid w:val="0"/>
+        <w:spacing w:line="360" w:lineRule="auto" w:before="0" w:after="0"/>
+        <w:ind w:firstLineChars="200" w:firstLine="480"/>
+        <w:jc w:val="both"/>
         <w:rPr>
           <w:lang w:eastAsia="zh-CN"/>
         </w:rPr>
       </w:pPr>
       <w:r>
         <w:rPr>
+          <w:rFonts w:ascii="Times New Roman" w:hAnsi="Times New Roman" w:cs="Times New Roman" w:eastAsia="宋体" w:hint="eastAsia"/>
+          <w:sz w:val="24"/>
+          <w:szCs w:val="24"/>
           <w:lang w:eastAsia="zh-CN"/>
         </w:rPr>
         <w:t>党的十九大作出</w:t>
       </w:r>
       <w:r>
         <w:rPr>
+          <w:rFonts w:ascii="Times New Roman" w:hAnsi="Times New Roman" w:cs="Times New Roman" w:eastAsia="宋体" w:hint="eastAsia"/>
+          <w:sz w:val="24"/>
+          <w:szCs w:val="24"/>
           <w:lang w:eastAsia="zh-CN"/>
         </w:rPr>
         <w:t>“</w:t>
       </w:r>
       <w:r>
         <w:rPr>
+          <w:rFonts w:ascii="Times New Roman" w:hAnsi="Times New Roman" w:cs="Times New Roman" w:eastAsia="宋体" w:hint="eastAsia"/>
+          <w:sz w:val="24"/>
+          <w:szCs w:val="24"/>
           <w:lang w:eastAsia="zh-CN"/>
         </w:rPr>
         <w:t>我国经济已由高速增长阶段转向高质量发展阶段，正处在转变发展方式、优化经济结构、转换增长动力的攻关期，建设现代化经济体系是跨越关口的迫切要求和我国发展的战略目标</w:t>
       </w:r>
       <w:r>
         <w:rPr>
+          <w:rFonts w:ascii="Times New Roman" w:hAnsi="Times New Roman" w:cs="Times New Roman" w:eastAsia="宋体" w:hint="eastAsia"/>
+          <w:sz w:val="24"/>
+          <w:szCs w:val="24"/>
           <w:lang w:eastAsia="zh-CN"/>
         </w:rPr>
         <w:t>”</w:t>
       </w:r>
       <w:r>
         <w:rPr>
+          <w:rFonts w:ascii="Times New Roman" w:hAnsi="Times New Roman" w:cs="Times New Roman" w:eastAsia="宋体" w:hint="eastAsia"/>
+          <w:sz w:val="24"/>
+          <w:szCs w:val="24"/>
           <w:lang w:eastAsia="zh-CN"/>
         </w:rPr>
         <w:t>的判断；在乡村振兴上提出</w:t>
       </w:r>
       <w:r>
         <w:rPr>
+          <w:rFonts w:ascii="Times New Roman" w:hAnsi="Times New Roman" w:cs="Times New Roman" w:eastAsia="宋体" w:hint="eastAsia"/>
+          <w:sz w:val="24"/>
+          <w:szCs w:val="24"/>
           <w:lang w:eastAsia="zh-CN"/>
         </w:rPr>
         <w:t>“</w:t>
       </w:r>
       <w:r>
         <w:rPr>
+          <w:rFonts w:ascii="Times New Roman" w:hAnsi="Times New Roman" w:cs="Times New Roman" w:eastAsia="宋体" w:hint="eastAsia"/>
+          <w:sz w:val="24"/>
+          <w:szCs w:val="24"/>
           <w:lang w:eastAsia="zh-CN"/>
         </w:rPr>
         <w:t>要坚持农业农村优先发展，按照产业兴旺、生态宜居、乡风文明、治理有效、生活富裕的总要求，建立健全城乡融合发展体制机制和政策体系，加快推进农业农村现代化</w:t>
       </w:r>
       <w:r>
         <w:rPr>
+          <w:rFonts w:ascii="Times New Roman" w:hAnsi="Times New Roman" w:cs="Times New Roman" w:eastAsia="宋体" w:hint="eastAsia"/>
+          <w:sz w:val="24"/>
+          <w:szCs w:val="24"/>
           <w:lang w:eastAsia="zh-CN"/>
         </w:rPr>
         <w:t>”</w:t>
       </w:r>
       <w:r>
         <w:rPr>
+          <w:rFonts w:ascii="Times New Roman" w:hAnsi="Times New Roman" w:cs="Times New Roman" w:eastAsia="宋体" w:hint="eastAsia"/>
+          <w:sz w:val="24"/>
+          <w:szCs w:val="24"/>
           <w:lang w:eastAsia="zh-CN"/>
         </w:rPr>
         <w:t>。党的二十大进一步明确</w:t>
       </w:r>
       <w:r>
         <w:rPr>
+          <w:rFonts w:ascii="Times New Roman" w:hAnsi="Times New Roman" w:cs="Times New Roman" w:eastAsia="宋体" w:hint="eastAsia"/>
+          <w:sz w:val="24"/>
+          <w:szCs w:val="24"/>
           <w:lang w:eastAsia="zh-CN"/>
         </w:rPr>
         <w:t>“</w:t>
       </w:r>
       <w:r>
         <w:rPr>
+          <w:rFonts w:ascii="Times New Roman" w:hAnsi="Times New Roman" w:cs="Times New Roman" w:eastAsia="宋体" w:hint="eastAsia"/>
+          <w:sz w:val="24"/>
+          <w:szCs w:val="24"/>
           <w:lang w:eastAsia="zh-CN"/>
         </w:rPr>
         <w:t>高质量发展是全面建设社会主义现代化国家的首要任务。发展是党执政兴国的第一要务</w:t>
       </w:r>
       <w:r>
         <w:rPr>
+          <w:rFonts w:ascii="Times New Roman" w:hAnsi="Times New Roman" w:cs="Times New Roman" w:eastAsia="宋体" w:hint="eastAsia"/>
+          <w:sz w:val="24"/>
+          <w:szCs w:val="24"/>
           <w:lang w:eastAsia="zh-CN"/>
         </w:rPr>
         <w:t>”</w:t>
       </w:r>
       <w:r>
         <w:rPr>
+          <w:rFonts w:ascii="Times New Roman" w:hAnsi="Times New Roman" w:cs="Times New Roman" w:eastAsia="宋体" w:hint="eastAsia"/>
+          <w:sz w:val="24"/>
+          <w:szCs w:val="24"/>
           <w:lang w:eastAsia="zh-CN"/>
         </w:rPr>
         <w:t>，并提出</w:t>
       </w:r>
       <w:r>
         <w:rPr>
+          <w:rFonts w:ascii="Times New Roman" w:hAnsi="Times New Roman" w:cs="Times New Roman" w:eastAsia="宋体" w:hint="eastAsia"/>
+          <w:sz w:val="24"/>
+          <w:szCs w:val="24"/>
           <w:lang w:eastAsia="zh-CN"/>
         </w:rPr>
         <w:t>“</w:t>
       </w:r>
       <w:r>
         <w:rPr>
+          <w:rFonts w:ascii="Times New Roman" w:hAnsi="Times New Roman" w:cs="Times New Roman" w:eastAsia="宋体" w:hint="eastAsia"/>
+          <w:sz w:val="24"/>
+          <w:szCs w:val="24"/>
           <w:lang w:eastAsia="zh-CN"/>
         </w:rPr>
         <w:t>教育、科技、人才是全面建设社会主义现代化国家的基础性、战略性支撑</w:t>
       </w:r>
       <w:r>
         <w:rPr>
+          <w:rFonts w:ascii="Times New Roman" w:hAnsi="Times New Roman" w:cs="Times New Roman" w:eastAsia="宋体" w:hint="eastAsia"/>
+          <w:sz w:val="24"/>
+          <w:szCs w:val="24"/>
           <w:lang w:eastAsia="zh-CN"/>
         </w:rPr>
         <w:t>”</w:t>
       </w:r>
       <w:r>
         <w:rPr>
+          <w:rFonts w:ascii="Times New Roman" w:hAnsi="Times New Roman" w:cs="Times New Roman" w:eastAsia="宋体" w:hint="eastAsia"/>
+          <w:sz w:val="24"/>
+          <w:szCs w:val="24"/>
           <w:lang w:eastAsia="zh-CN"/>
         </w:rPr>
         <w:t>，强调</w:t>
       </w:r>
       <w:r>
         <w:rPr>
+          <w:rFonts w:ascii="Times New Roman" w:hAnsi="Times New Roman" w:cs="Times New Roman" w:eastAsia="宋体" w:hint="eastAsia"/>
+          <w:sz w:val="24"/>
+          <w:szCs w:val="24"/>
           <w:lang w:eastAsia="zh-CN"/>
         </w:rPr>
         <w:t>“</w:t>
       </w:r>
       <w:r>
         <w:rPr>
+          <w:rFonts w:ascii="Times New Roman" w:hAnsi="Times New Roman" w:cs="Times New Roman" w:eastAsia="宋体" w:hint="eastAsia"/>
+          <w:sz w:val="24"/>
+          <w:szCs w:val="24"/>
           <w:lang w:eastAsia="zh-CN"/>
         </w:rPr>
         <w:t>坚持科技是第一生产力、人才是第一资源、创新是第一动力</w:t>
       </w:r>
       <w:r>
         <w:rPr>
+          <w:rFonts w:ascii="Times New Roman" w:hAnsi="Times New Roman" w:cs="Times New Roman" w:eastAsia="宋体" w:hint="eastAsia"/>
+          <w:sz w:val="24"/>
+          <w:szCs w:val="24"/>
           <w:lang w:eastAsia="zh-CN"/>
         </w:rPr>
         <w:t>”</w:t>
       </w:r>
       <w:r>
         <w:rPr>
+          <w:rFonts w:ascii="Times New Roman" w:hAnsi="Times New Roman" w:cs="Times New Roman" w:eastAsia="宋体" w:hint="eastAsia"/>
+          <w:sz w:val="24"/>
+          <w:szCs w:val="24"/>
           <w:lang w:eastAsia="zh-CN"/>
         </w:rPr>
         <w:t>。</w:t>
@@ -1915,14 +2782,22 @@
     </w:p>
     <w:p>
       <w:pPr>
-        <w:spacing w:before="80" w:after="40"/>
+        <w:pStyle w:val="a1"/>
+        <w:snapToGrid w:val="0"/>
+        <w:spacing w:before="160" w:after="80" w:line="360" w:lineRule="auto"/>
+        <w:ind/>
+        <w:jc w:val="left"/>
         <w:rPr>
           <w:lang w:eastAsia="zh-CN"/>
         </w:rPr>
       </w:pPr>
       <w:r>
         <w:rPr>
-          <w:b/>
+          <w:rFonts w:ascii="Times New Roman" w:hAnsi="Times New Roman" w:cs="Times New Roman" w:eastAsia="黑体" w:hint="eastAsia"/>
+          <w:b w:val="0"/>
+          <w:bCs w:val="0"/>
+          <w:sz w:val="28"/>
+          <w:szCs w:val="28"/>
           <w:lang w:eastAsia="zh-CN"/>
         </w:rPr>
         <w:t>（二）政治领域</w:t>
@@ -1930,86 +2805,128 @@
     </w:p>
     <w:p>
       <w:pPr>
-        <w:spacing w:line="360" w:lineRule="auto"/>
-        <w:ind w:firstLine="480"/>
+        <w:pStyle w:val="a1"/>
+        <w:snapToGrid w:val="0"/>
+        <w:spacing w:line="360" w:lineRule="auto" w:before="0" w:after="0"/>
+        <w:ind w:firstLineChars="200" w:firstLine="480"/>
+        <w:jc w:val="both"/>
         <w:rPr>
           <w:lang w:eastAsia="zh-CN"/>
         </w:rPr>
       </w:pPr>
       <w:r>
         <w:rPr>
+          <w:rFonts w:ascii="Times New Roman" w:hAnsi="Times New Roman" w:cs="Times New Roman" w:eastAsia="宋体" w:hint="eastAsia"/>
+          <w:sz w:val="24"/>
+          <w:szCs w:val="24"/>
           <w:lang w:eastAsia="zh-CN"/>
         </w:rPr>
         <w:t>党的十九大强调</w:t>
       </w:r>
       <w:r>
         <w:rPr>
+          <w:rFonts w:ascii="Times New Roman" w:hAnsi="Times New Roman" w:cs="Times New Roman" w:eastAsia="宋体" w:hint="eastAsia"/>
+          <w:sz w:val="24"/>
+          <w:szCs w:val="24"/>
           <w:lang w:eastAsia="zh-CN"/>
         </w:rPr>
         <w:t>“</w:t>
       </w:r>
       <w:r>
         <w:rPr>
+          <w:rFonts w:ascii="Times New Roman" w:hAnsi="Times New Roman" w:cs="Times New Roman" w:eastAsia="宋体" w:hint="eastAsia"/>
+          <w:sz w:val="24"/>
+          <w:szCs w:val="24"/>
           <w:lang w:eastAsia="zh-CN"/>
         </w:rPr>
         <w:t>坚持党的领导、人民当家作主、依法治国有机统一</w:t>
       </w:r>
       <w:r>
         <w:rPr>
+          <w:rFonts w:ascii="Times New Roman" w:hAnsi="Times New Roman" w:cs="Times New Roman" w:eastAsia="宋体" w:hint="eastAsia"/>
+          <w:sz w:val="24"/>
+          <w:szCs w:val="24"/>
           <w:lang w:eastAsia="zh-CN"/>
         </w:rPr>
         <w:t>”</w:t>
       </w:r>
       <w:r>
         <w:rPr>
+          <w:rFonts w:ascii="Times New Roman" w:hAnsi="Times New Roman" w:cs="Times New Roman" w:eastAsia="宋体" w:hint="eastAsia"/>
+          <w:sz w:val="24"/>
+          <w:szCs w:val="24"/>
           <w:lang w:eastAsia="zh-CN"/>
         </w:rPr>
         <w:t>，从人民代表大会制度、协商民主、依法治国等方面健全人民当家作主制度体系。党的二十大进一步指出</w:t>
       </w:r>
       <w:r>
         <w:rPr>
+          <w:rFonts w:ascii="Times New Roman" w:hAnsi="Times New Roman" w:cs="Times New Roman" w:eastAsia="宋体" w:hint="eastAsia"/>
+          <w:sz w:val="24"/>
+          <w:szCs w:val="24"/>
           <w:lang w:eastAsia="zh-CN"/>
         </w:rPr>
         <w:t>“</w:t>
       </w:r>
       <w:r>
         <w:rPr>
+          <w:rFonts w:ascii="Times New Roman" w:hAnsi="Times New Roman" w:cs="Times New Roman" w:eastAsia="宋体" w:hint="eastAsia"/>
+          <w:sz w:val="24"/>
+          <w:szCs w:val="24"/>
           <w:lang w:eastAsia="zh-CN"/>
         </w:rPr>
         <w:t>全过程人民民主是社会主义民主政治的本质属性，是最广泛、最真实、最管用的民主</w:t>
       </w:r>
       <w:r>
         <w:rPr>
+          <w:rFonts w:ascii="Times New Roman" w:hAnsi="Times New Roman" w:cs="Times New Roman" w:eastAsia="宋体" w:hint="eastAsia"/>
+          <w:sz w:val="24"/>
+          <w:szCs w:val="24"/>
           <w:lang w:eastAsia="zh-CN"/>
         </w:rPr>
         <w:t>”</w:t>
       </w:r>
       <w:r>
         <w:rPr>
+          <w:rFonts w:ascii="Times New Roman" w:hAnsi="Times New Roman" w:cs="Times New Roman" w:eastAsia="宋体" w:hint="eastAsia"/>
+          <w:sz w:val="24"/>
+          <w:szCs w:val="24"/>
           <w:lang w:eastAsia="zh-CN"/>
         </w:rPr>
         <w:t>，并强调</w:t>
       </w:r>
       <w:r>
         <w:rPr>
+          <w:rFonts w:ascii="Times New Roman" w:hAnsi="Times New Roman" w:cs="Times New Roman" w:eastAsia="宋体" w:hint="eastAsia"/>
+          <w:sz w:val="24"/>
+          <w:szCs w:val="24"/>
           <w:lang w:eastAsia="zh-CN"/>
         </w:rPr>
         <w:t>“</w:t>
       </w:r>
       <w:r>
         <w:rPr>
+          <w:rFonts w:ascii="Times New Roman" w:hAnsi="Times New Roman" w:cs="Times New Roman" w:eastAsia="宋体" w:hint="eastAsia"/>
+          <w:sz w:val="24"/>
+          <w:szCs w:val="24"/>
           <w:lang w:eastAsia="zh-CN"/>
         </w:rPr>
         <w:t>全面依法治国是国家治理的一场深刻革命，关系党执政兴国，关系人民幸福安康，关系党和国家长治久安</w:t>
       </w:r>
       <w:r>
         <w:rPr>
+          <w:rFonts w:ascii="Times New Roman" w:hAnsi="Times New Roman" w:cs="Times New Roman" w:eastAsia="宋体" w:hint="eastAsia"/>
+          <w:sz w:val="24"/>
+          <w:szCs w:val="24"/>
           <w:lang w:eastAsia="zh-CN"/>
         </w:rPr>
         <w:t>”</w:t>
       </w:r>
       <w:r>
         <w:rPr>
+          <w:rFonts w:ascii="Times New Roman" w:hAnsi="Times New Roman" w:cs="Times New Roman" w:eastAsia="宋体" w:hint="eastAsia"/>
+          <w:sz w:val="24"/>
+          <w:szCs w:val="24"/>
           <w:lang w:eastAsia="zh-CN"/>
         </w:rPr>
         <w:t>。</w:t>
@@ -2017,14 +2934,22 @@
     </w:p>
     <w:p>
       <w:pPr>
-        <w:spacing w:before="80" w:after="40"/>
+        <w:pStyle w:val="a1"/>
+        <w:snapToGrid w:val="0"/>
+        <w:spacing w:before="160" w:after="80" w:line="360" w:lineRule="auto"/>
+        <w:ind/>
+        <w:jc w:val="left"/>
         <w:rPr>
           <w:lang w:eastAsia="zh-CN"/>
         </w:rPr>
       </w:pPr>
       <w:r>
         <w:rPr>
-          <w:b/>
+          <w:rFonts w:ascii="Times New Roman" w:hAnsi="Times New Roman" w:cs="Times New Roman" w:eastAsia="黑体" w:hint="eastAsia"/>
+          <w:b w:val="0"/>
+          <w:bCs w:val="0"/>
+          <w:sz w:val="28"/>
+          <w:szCs w:val="28"/>
           <w:lang w:eastAsia="zh-CN"/>
         </w:rPr>
         <w:t>（三）文化领域</w:t>
@@ -2032,14 +2957,20 @@
     </w:p>
     <w:p>
       <w:pPr>
-        <w:spacing w:line="360" w:lineRule="auto"/>
-        <w:ind w:firstLine="480"/>
+        <w:pStyle w:val="a1"/>
+        <w:snapToGrid w:val="0"/>
+        <w:spacing w:line="360" w:lineRule="auto" w:before="0" w:after="0"/>
+        <w:ind w:firstLineChars="200" w:firstLine="480"/>
+        <w:jc w:val="both"/>
         <w:rPr>
           <w:lang w:eastAsia="zh-CN"/>
         </w:rPr>
       </w:pPr>
       <w:r>
         <w:rPr>
+          <w:rFonts w:ascii="Times New Roman" w:hAnsi="Times New Roman" w:cs="Times New Roman" w:eastAsia="宋体" w:hint="eastAsia"/>
+          <w:sz w:val="24"/>
+          <w:szCs w:val="24"/>
           <w:lang w:eastAsia="zh-CN"/>
         </w:rPr>
         <w:lastRenderedPageBreak/>
@@ -2047,72 +2978,108 @@
       </w:r>
       <w:r>
         <w:rPr>
+          <w:rFonts w:ascii="Times New Roman" w:hAnsi="Times New Roman" w:cs="Times New Roman" w:eastAsia="宋体" w:hint="eastAsia"/>
+          <w:sz w:val="24"/>
+          <w:szCs w:val="24"/>
           <w:lang w:eastAsia="zh-CN"/>
         </w:rPr>
         <w:t>“</w:t>
       </w:r>
       <w:r>
         <w:rPr>
+          <w:rFonts w:ascii="Times New Roman" w:hAnsi="Times New Roman" w:cs="Times New Roman" w:eastAsia="宋体" w:hint="eastAsia"/>
+          <w:sz w:val="24"/>
+          <w:szCs w:val="24"/>
           <w:lang w:eastAsia="zh-CN"/>
         </w:rPr>
         <w:t>没有高度的文化自信，没有文化的繁荣兴盛，就没有中华民族伟大复兴</w:t>
       </w:r>
       <w:r>
         <w:rPr>
+          <w:rFonts w:ascii="Times New Roman" w:hAnsi="Times New Roman" w:cs="Times New Roman" w:eastAsia="宋体" w:hint="eastAsia"/>
+          <w:sz w:val="24"/>
+          <w:szCs w:val="24"/>
           <w:lang w:eastAsia="zh-CN"/>
         </w:rPr>
         <w:t>”</w:t>
       </w:r>
       <w:r>
         <w:rPr>
+          <w:rFonts w:ascii="Times New Roman" w:hAnsi="Times New Roman" w:cs="Times New Roman" w:eastAsia="宋体" w:hint="eastAsia"/>
+          <w:sz w:val="24"/>
+          <w:szCs w:val="24"/>
           <w:lang w:eastAsia="zh-CN"/>
         </w:rPr>
         <w:t>，把坚定文化自信、掌握意识形态工作领导权摆在突出位置。党的二十大进一步提出</w:t>
       </w:r>
       <w:r>
         <w:rPr>
+          <w:rFonts w:ascii="Times New Roman" w:hAnsi="Times New Roman" w:cs="Times New Roman" w:eastAsia="宋体" w:hint="eastAsia"/>
+          <w:sz w:val="24"/>
+          <w:szCs w:val="24"/>
           <w:lang w:eastAsia="zh-CN"/>
         </w:rPr>
         <w:t>“</w:t>
       </w:r>
       <w:r>
         <w:rPr>
+          <w:rFonts w:ascii="Times New Roman" w:hAnsi="Times New Roman" w:cs="Times New Roman" w:eastAsia="宋体" w:hint="eastAsia"/>
+          <w:sz w:val="24"/>
+          <w:szCs w:val="24"/>
           <w:lang w:eastAsia="zh-CN"/>
         </w:rPr>
         <w:t>两个结合</w:t>
       </w:r>
       <w:r>
         <w:rPr>
+          <w:rFonts w:ascii="Times New Roman" w:hAnsi="Times New Roman" w:cs="Times New Roman" w:eastAsia="宋体" w:hint="eastAsia"/>
+          <w:sz w:val="24"/>
+          <w:szCs w:val="24"/>
           <w:lang w:eastAsia="zh-CN"/>
         </w:rPr>
         <w:t>”</w:t>
       </w:r>
       <w:r>
         <w:rPr>
+          <w:rFonts w:ascii="Times New Roman" w:hAnsi="Times New Roman" w:cs="Times New Roman" w:eastAsia="宋体" w:hint="eastAsia"/>
+          <w:sz w:val="24"/>
+          <w:szCs w:val="24"/>
           <w:lang w:eastAsia="zh-CN"/>
         </w:rPr>
         <w:t>，强调</w:t>
       </w:r>
       <w:r>
         <w:rPr>
+          <w:rFonts w:ascii="Times New Roman" w:hAnsi="Times New Roman" w:cs="Times New Roman" w:eastAsia="宋体" w:hint="eastAsia"/>
+          <w:sz w:val="24"/>
+          <w:szCs w:val="24"/>
           <w:lang w:eastAsia="zh-CN"/>
         </w:rPr>
         <w:t>“</w:t>
       </w:r>
       <w:r>
         <w:rPr>
+          <w:rFonts w:ascii="Times New Roman" w:hAnsi="Times New Roman" w:cs="Times New Roman" w:eastAsia="宋体" w:hint="eastAsia"/>
+          <w:sz w:val="24"/>
+          <w:szCs w:val="24"/>
           <w:lang w:eastAsia="zh-CN"/>
         </w:rPr>
         <w:t>只有把马克思主义基本原理同中国具体实际相结合、同中华优秀传统文化相结合，坚持运用辩证唯物主义和历史唯物主义，才能正确回答时代和实践提出的重大问题，才能始终保持马克思主义的蓬勃生机和旺盛活力</w:t>
       </w:r>
       <w:r>
         <w:rPr>
+          <w:rFonts w:ascii="Times New Roman" w:hAnsi="Times New Roman" w:cs="Times New Roman" w:eastAsia="宋体" w:hint="eastAsia"/>
+          <w:sz w:val="24"/>
+          <w:szCs w:val="24"/>
           <w:lang w:eastAsia="zh-CN"/>
         </w:rPr>
         <w:t>”</w:t>
       </w:r>
       <w:r>
         <w:rPr>
+          <w:rFonts w:ascii="Times New Roman" w:hAnsi="Times New Roman" w:cs="Times New Roman" w:eastAsia="宋体" w:hint="eastAsia"/>
+          <w:sz w:val="24"/>
+          <w:szCs w:val="24"/>
           <w:lang w:eastAsia="zh-CN"/>
         </w:rPr>
         <w:t>。</w:t>
@@ -2120,14 +3087,22 @@
     </w:p>
     <w:p>
       <w:pPr>
-        <w:spacing w:before="80" w:after="40"/>
+        <w:pStyle w:val="a1"/>
+        <w:snapToGrid w:val="0"/>
+        <w:spacing w:before="160" w:after="80" w:line="360" w:lineRule="auto"/>
+        <w:ind/>
+        <w:jc w:val="left"/>
         <w:rPr>
           <w:lang w:eastAsia="zh-CN"/>
         </w:rPr>
       </w:pPr>
       <w:r>
         <w:rPr>
-          <w:b/>
+          <w:rFonts w:ascii="Times New Roman" w:hAnsi="Times New Roman" w:cs="Times New Roman" w:eastAsia="黑体" w:hint="eastAsia"/>
+          <w:b w:val="0"/>
+          <w:bCs w:val="0"/>
+          <w:sz w:val="28"/>
+          <w:szCs w:val="28"/>
           <w:lang w:eastAsia="zh-CN"/>
         </w:rPr>
         <w:t>（四）社会领域</w:t>
@@ -2135,110 +3110,164 @@
     </w:p>
     <w:p>
       <w:pPr>
-        <w:spacing w:line="360" w:lineRule="auto"/>
-        <w:ind w:firstLine="480"/>
+        <w:pStyle w:val="a1"/>
+        <w:snapToGrid w:val="0"/>
+        <w:spacing w:line="360" w:lineRule="auto" w:before="0" w:after="0"/>
+        <w:ind w:firstLineChars="200" w:firstLine="480"/>
+        <w:jc w:val="both"/>
         <w:rPr>
           <w:lang w:eastAsia="zh-CN"/>
         </w:rPr>
       </w:pPr>
       <w:r>
         <w:rPr>
+          <w:rFonts w:ascii="Times New Roman" w:hAnsi="Times New Roman" w:cs="Times New Roman" w:eastAsia="宋体" w:hint="eastAsia"/>
+          <w:sz w:val="24"/>
+          <w:szCs w:val="24"/>
           <w:lang w:eastAsia="zh-CN"/>
         </w:rPr>
         <w:t>党的十九大提出</w:t>
       </w:r>
       <w:r>
         <w:rPr>
+          <w:rFonts w:ascii="Times New Roman" w:hAnsi="Times New Roman" w:cs="Times New Roman" w:eastAsia="宋体" w:hint="eastAsia"/>
+          <w:sz w:val="24"/>
+          <w:szCs w:val="24"/>
           <w:lang w:eastAsia="zh-CN"/>
         </w:rPr>
         <w:t>“</w:t>
       </w:r>
       <w:r>
         <w:rPr>
+          <w:rFonts w:ascii="Times New Roman" w:hAnsi="Times New Roman" w:cs="Times New Roman" w:eastAsia="宋体" w:hint="eastAsia"/>
+          <w:sz w:val="24"/>
+          <w:szCs w:val="24"/>
           <w:lang w:eastAsia="zh-CN"/>
         </w:rPr>
         <w:t>坚持房子是用来住的、不是用来炒的定位</w:t>
       </w:r>
       <w:r>
         <w:rPr>
+          <w:rFonts w:ascii="Times New Roman" w:hAnsi="Times New Roman" w:cs="Times New Roman" w:eastAsia="宋体" w:hint="eastAsia"/>
+          <w:sz w:val="24"/>
+          <w:szCs w:val="24"/>
           <w:lang w:eastAsia="zh-CN"/>
         </w:rPr>
         <w:t>”</w:t>
       </w:r>
       <w:r>
         <w:rPr>
+          <w:rFonts w:ascii="Times New Roman" w:hAnsi="Times New Roman" w:cs="Times New Roman" w:eastAsia="宋体" w:hint="eastAsia"/>
+          <w:sz w:val="24"/>
+          <w:szCs w:val="24"/>
           <w:lang w:eastAsia="zh-CN"/>
         </w:rPr>
         <w:t>，并庄严承诺</w:t>
       </w:r>
       <w:r>
         <w:rPr>
+          <w:rFonts w:ascii="Times New Roman" w:hAnsi="Times New Roman" w:cs="Times New Roman" w:eastAsia="宋体" w:hint="eastAsia"/>
+          <w:sz w:val="24"/>
+          <w:szCs w:val="24"/>
           <w:lang w:eastAsia="zh-CN"/>
         </w:rPr>
         <w:t>“</w:t>
       </w:r>
       <w:r>
         <w:rPr>
+          <w:rFonts w:ascii="Times New Roman" w:hAnsi="Times New Roman" w:cs="Times New Roman" w:eastAsia="宋体" w:hint="eastAsia"/>
+          <w:sz w:val="24"/>
+          <w:szCs w:val="24"/>
           <w:lang w:eastAsia="zh-CN"/>
         </w:rPr>
         <w:t>让贫困人口和贫困地区同全国一道进入全面小康社会</w:t>
       </w:r>
       <w:r>
         <w:rPr>
+          <w:rFonts w:ascii="Times New Roman" w:hAnsi="Times New Roman" w:cs="Times New Roman" w:eastAsia="宋体" w:hint="eastAsia"/>
+          <w:sz w:val="24"/>
+          <w:szCs w:val="24"/>
           <w:lang w:eastAsia="zh-CN"/>
         </w:rPr>
         <w:t>”</w:t>
       </w:r>
       <w:r>
         <w:rPr>
+          <w:rFonts w:ascii="Times New Roman" w:hAnsi="Times New Roman" w:cs="Times New Roman" w:eastAsia="宋体" w:hint="eastAsia"/>
+          <w:sz w:val="24"/>
+          <w:szCs w:val="24"/>
           <w:lang w:eastAsia="zh-CN"/>
         </w:rPr>
         <w:t>。党的二十大进一步提出</w:t>
       </w:r>
       <w:r>
         <w:rPr>
+          <w:rFonts w:ascii="Times New Roman" w:hAnsi="Times New Roman" w:cs="Times New Roman" w:eastAsia="宋体" w:hint="eastAsia"/>
+          <w:sz w:val="24"/>
+          <w:szCs w:val="24"/>
           <w:lang w:eastAsia="zh-CN"/>
         </w:rPr>
         <w:t>“</w:t>
       </w:r>
       <w:r>
         <w:rPr>
+          <w:rFonts w:ascii="Times New Roman" w:hAnsi="Times New Roman" w:cs="Times New Roman" w:eastAsia="宋体" w:hint="eastAsia"/>
+          <w:sz w:val="24"/>
+          <w:szCs w:val="24"/>
           <w:lang w:eastAsia="zh-CN"/>
         </w:rPr>
         <w:t>江山就是人民，人民就是江山。中国共产党领导人民打江山、守江山，守的是人民的心</w:t>
       </w:r>
       <w:r>
         <w:rPr>
+          <w:rFonts w:ascii="Times New Roman" w:hAnsi="Times New Roman" w:cs="Times New Roman" w:eastAsia="宋体" w:hint="eastAsia"/>
+          <w:sz w:val="24"/>
+          <w:szCs w:val="24"/>
           <w:lang w:eastAsia="zh-CN"/>
         </w:rPr>
         <w:t>”</w:t>
       </w:r>
       <w:r>
         <w:rPr>
+          <w:rFonts w:ascii="Times New Roman" w:hAnsi="Times New Roman" w:cs="Times New Roman" w:eastAsia="宋体" w:hint="eastAsia"/>
+          <w:sz w:val="24"/>
+          <w:szCs w:val="24"/>
           <w:lang w:eastAsia="zh-CN"/>
         </w:rPr>
         <w:t>，强调</w:t>
       </w:r>
       <w:r>
         <w:rPr>
+          <w:rFonts w:ascii="Times New Roman" w:hAnsi="Times New Roman" w:cs="Times New Roman" w:eastAsia="宋体" w:hint="eastAsia"/>
+          <w:sz w:val="24"/>
+          <w:szCs w:val="24"/>
           <w:lang w:eastAsia="zh-CN"/>
         </w:rPr>
         <w:t>“</w:t>
       </w:r>
       <w:r>
         <w:rPr>
+          <w:rFonts w:ascii="Times New Roman" w:hAnsi="Times New Roman" w:cs="Times New Roman" w:eastAsia="宋体" w:hint="eastAsia"/>
+          <w:sz w:val="24"/>
+          <w:szCs w:val="24"/>
           <w:lang w:eastAsia="zh-CN"/>
         </w:rPr>
         <w:t>必须坚持在发展中保障和改善民生，鼓励共同奋斗创造美好生活，不断实现人民对美好生活的向往</w:t>
       </w:r>
       <w:r>
         <w:rPr>
+          <w:rFonts w:ascii="Times New Roman" w:hAnsi="Times New Roman" w:cs="Times New Roman" w:eastAsia="宋体" w:hint="eastAsia"/>
+          <w:sz w:val="24"/>
+          <w:szCs w:val="24"/>
           <w:lang w:eastAsia="zh-CN"/>
         </w:rPr>
         <w:t>”</w:t>
       </w:r>
       <w:r>
         <w:rPr>
+          <w:rFonts w:ascii="Times New Roman" w:hAnsi="Times New Roman" w:cs="Times New Roman" w:eastAsia="宋体" w:hint="eastAsia"/>
+          <w:sz w:val="24"/>
+          <w:szCs w:val="24"/>
           <w:lang w:eastAsia="zh-CN"/>
         </w:rPr>
         <w:t>。</w:t>
@@ -2246,14 +3275,22 @@
     </w:p>
     <w:p>
       <w:pPr>
-        <w:spacing w:before="80" w:after="40"/>
+        <w:pStyle w:val="a1"/>
+        <w:snapToGrid w:val="0"/>
+        <w:spacing w:before="160" w:after="80" w:line="360" w:lineRule="auto"/>
+        <w:ind/>
+        <w:jc w:val="left"/>
         <w:rPr>
           <w:lang w:eastAsia="zh-CN"/>
         </w:rPr>
       </w:pPr>
       <w:r>
         <w:rPr>
-          <w:b/>
+          <w:rFonts w:ascii="Times New Roman" w:hAnsi="Times New Roman" w:cs="Times New Roman" w:eastAsia="黑体" w:hint="eastAsia"/>
+          <w:b w:val="0"/>
+          <w:bCs w:val="0"/>
+          <w:sz w:val="28"/>
+          <w:szCs w:val="28"/>
           <w:lang w:eastAsia="zh-CN"/>
         </w:rPr>
         <w:t>（五）生态领域</w:t>
@@ -2261,110 +3298,164 @@
     </w:p>
     <w:p>
       <w:pPr>
-        <w:spacing w:line="360" w:lineRule="auto"/>
-        <w:ind w:firstLine="480"/>
+        <w:pStyle w:val="a1"/>
+        <w:snapToGrid w:val="0"/>
+        <w:spacing w:line="360" w:lineRule="auto" w:before="0" w:after="0"/>
+        <w:ind w:firstLineChars="200" w:firstLine="480"/>
+        <w:jc w:val="both"/>
         <w:rPr>
           <w:lang w:eastAsia="zh-CN"/>
         </w:rPr>
       </w:pPr>
       <w:r>
         <w:rPr>
+          <w:rFonts w:ascii="Times New Roman" w:hAnsi="Times New Roman" w:cs="Times New Roman" w:eastAsia="宋体" w:hint="eastAsia"/>
+          <w:sz w:val="24"/>
+          <w:szCs w:val="24"/>
           <w:lang w:eastAsia="zh-CN"/>
         </w:rPr>
         <w:t>党的十九大提出</w:t>
       </w:r>
       <w:r>
         <w:rPr>
+          <w:rFonts w:ascii="Times New Roman" w:hAnsi="Times New Roman" w:cs="Times New Roman" w:eastAsia="宋体" w:hint="eastAsia"/>
+          <w:sz w:val="24"/>
+          <w:szCs w:val="24"/>
           <w:lang w:eastAsia="zh-CN"/>
         </w:rPr>
         <w:t>“</w:t>
       </w:r>
       <w:r>
         <w:rPr>
+          <w:rFonts w:ascii="Times New Roman" w:hAnsi="Times New Roman" w:cs="Times New Roman" w:eastAsia="宋体" w:hint="eastAsia"/>
+          <w:sz w:val="24"/>
+          <w:szCs w:val="24"/>
           <w:lang w:eastAsia="zh-CN"/>
         </w:rPr>
         <w:t>人与自然是生命共同体</w:t>
       </w:r>
       <w:r>
         <w:rPr>
+          <w:rFonts w:ascii="Times New Roman" w:hAnsi="Times New Roman" w:cs="Times New Roman" w:eastAsia="宋体" w:hint="eastAsia"/>
+          <w:sz w:val="24"/>
+          <w:szCs w:val="24"/>
           <w:lang w:eastAsia="zh-CN"/>
         </w:rPr>
         <w:t>”</w:t>
       </w:r>
       <w:r>
         <w:rPr>
+          <w:rFonts w:ascii="Times New Roman" w:hAnsi="Times New Roman" w:cs="Times New Roman" w:eastAsia="宋体" w:hint="eastAsia"/>
+          <w:sz w:val="24"/>
+          <w:szCs w:val="24"/>
           <w:lang w:eastAsia="zh-CN"/>
         </w:rPr>
         <w:t>，要求</w:t>
       </w:r>
       <w:r>
         <w:rPr>
+          <w:rFonts w:ascii="Times New Roman" w:hAnsi="Times New Roman" w:cs="Times New Roman" w:eastAsia="宋体" w:hint="eastAsia"/>
+          <w:sz w:val="24"/>
+          <w:szCs w:val="24"/>
           <w:lang w:eastAsia="zh-CN"/>
         </w:rPr>
         <w:t>“</w:t>
       </w:r>
       <w:r>
         <w:rPr>
+          <w:rFonts w:ascii="Times New Roman" w:hAnsi="Times New Roman" w:cs="Times New Roman" w:eastAsia="宋体" w:hint="eastAsia"/>
+          <w:sz w:val="24"/>
+          <w:szCs w:val="24"/>
           <w:lang w:eastAsia="zh-CN"/>
         </w:rPr>
         <w:t>必须树立和践行绿水青山就是金山银山的理念</w:t>
       </w:r>
       <w:r>
         <w:rPr>
+          <w:rFonts w:ascii="Times New Roman" w:hAnsi="Times New Roman" w:cs="Times New Roman" w:eastAsia="宋体" w:hint="eastAsia"/>
+          <w:sz w:val="24"/>
+          <w:szCs w:val="24"/>
           <w:lang w:eastAsia="zh-CN"/>
         </w:rPr>
         <w:t>”</w:t>
       </w:r>
       <w:r>
         <w:rPr>
+          <w:rFonts w:ascii="Times New Roman" w:hAnsi="Times New Roman" w:cs="Times New Roman" w:eastAsia="宋体" w:hint="eastAsia"/>
+          <w:sz w:val="24"/>
+          <w:szCs w:val="24"/>
           <w:lang w:eastAsia="zh-CN"/>
         </w:rPr>
         <w:t>。党的二十大进一步指出</w:t>
       </w:r>
       <w:r>
         <w:rPr>
+          <w:rFonts w:ascii="Times New Roman" w:hAnsi="Times New Roman" w:cs="Times New Roman" w:eastAsia="宋体" w:hint="eastAsia"/>
+          <w:sz w:val="24"/>
+          <w:szCs w:val="24"/>
           <w:lang w:eastAsia="zh-CN"/>
         </w:rPr>
         <w:t>“</w:t>
       </w:r>
       <w:r>
         <w:rPr>
+          <w:rFonts w:ascii="Times New Roman" w:hAnsi="Times New Roman" w:cs="Times New Roman" w:eastAsia="宋体" w:hint="eastAsia"/>
+          <w:sz w:val="24"/>
+          <w:szCs w:val="24"/>
           <w:lang w:eastAsia="zh-CN"/>
         </w:rPr>
         <w:t>尊重自然、顺应自然、保护自然，是全面建设社会主义现代化国家的内在要求</w:t>
       </w:r>
       <w:r>
         <w:rPr>
+          <w:rFonts w:ascii="Times New Roman" w:hAnsi="Times New Roman" w:cs="Times New Roman" w:eastAsia="宋体" w:hint="eastAsia"/>
+          <w:sz w:val="24"/>
+          <w:szCs w:val="24"/>
           <w:lang w:eastAsia="zh-CN"/>
         </w:rPr>
         <w:t>”</w:t>
       </w:r>
       <w:r>
         <w:rPr>
+          <w:rFonts w:ascii="Times New Roman" w:hAnsi="Times New Roman" w:cs="Times New Roman" w:eastAsia="宋体" w:hint="eastAsia"/>
+          <w:sz w:val="24"/>
+          <w:szCs w:val="24"/>
           <w:lang w:eastAsia="zh-CN"/>
         </w:rPr>
         <w:t>，强调</w:t>
       </w:r>
       <w:r>
         <w:rPr>
+          <w:rFonts w:ascii="Times New Roman" w:hAnsi="Times New Roman" w:cs="Times New Roman" w:eastAsia="宋体" w:hint="eastAsia"/>
+          <w:sz w:val="24"/>
+          <w:szCs w:val="24"/>
           <w:lang w:eastAsia="zh-CN"/>
         </w:rPr>
         <w:t>“</w:t>
       </w:r>
       <w:r>
         <w:rPr>
+          <w:rFonts w:ascii="Times New Roman" w:hAnsi="Times New Roman" w:cs="Times New Roman" w:eastAsia="宋体" w:hint="eastAsia"/>
+          <w:sz w:val="24"/>
+          <w:szCs w:val="24"/>
           <w:lang w:eastAsia="zh-CN"/>
         </w:rPr>
         <w:t>必须牢固树立和践行绿水青山就是金山银山的理念，站在人与自然和谐共生的高度谋划发展</w:t>
       </w:r>
       <w:r>
         <w:rPr>
+          <w:rFonts w:ascii="Times New Roman" w:hAnsi="Times New Roman" w:cs="Times New Roman" w:eastAsia="宋体" w:hint="eastAsia"/>
+          <w:sz w:val="24"/>
+          <w:szCs w:val="24"/>
           <w:lang w:eastAsia="zh-CN"/>
         </w:rPr>
         <w:t>”</w:t>
       </w:r>
       <w:r>
         <w:rPr>
+          <w:rFonts w:ascii="Times New Roman" w:hAnsi="Times New Roman" w:cs="Times New Roman" w:eastAsia="宋体" w:hint="eastAsia"/>
+          <w:sz w:val="24"/>
+          <w:szCs w:val="24"/>
           <w:lang w:eastAsia="zh-CN"/>
         </w:rPr>
         <w:t>，并部署积极稳妥推进碳达峰碳中和。</w:t>
@@ -2372,14 +3463,22 @@
     </w:p>
     <w:p>
       <w:pPr>
-        <w:spacing w:before="80" w:after="40"/>
+        <w:pStyle w:val="a1"/>
+        <w:snapToGrid w:val="0"/>
+        <w:spacing w:before="160" w:after="80" w:line="360" w:lineRule="auto"/>
+        <w:ind/>
+        <w:jc w:val="left"/>
         <w:rPr>
           <w:lang w:eastAsia="zh-CN"/>
         </w:rPr>
       </w:pPr>
       <w:r>
         <w:rPr>
-          <w:b/>
+          <w:rFonts w:ascii="Times New Roman" w:hAnsi="Times New Roman" w:cs="Times New Roman" w:eastAsia="黑体" w:hint="eastAsia"/>
+          <w:b w:val="0"/>
+          <w:bCs w:val="0"/>
+          <w:sz w:val="28"/>
+          <w:szCs w:val="28"/>
           <w:lang w:eastAsia="zh-CN"/>
         </w:rPr>
         <w:t>（六）国防领域</w:t>
@@ -2387,62 +3486,92 @@
     </w:p>
     <w:p>
       <w:pPr>
-        <w:spacing w:line="360" w:lineRule="auto"/>
-        <w:ind w:firstLine="480"/>
+        <w:pStyle w:val="a1"/>
+        <w:snapToGrid w:val="0"/>
+        <w:spacing w:line="360" w:lineRule="auto" w:before="0" w:after="0"/>
+        <w:ind w:firstLineChars="200" w:firstLine="480"/>
+        <w:jc w:val="both"/>
         <w:rPr>
           <w:lang w:eastAsia="zh-CN"/>
         </w:rPr>
       </w:pPr>
       <w:r>
         <w:rPr>
+          <w:rFonts w:ascii="Times New Roman" w:hAnsi="Times New Roman" w:cs="Times New Roman" w:eastAsia="宋体" w:hint="eastAsia"/>
+          <w:sz w:val="24"/>
+          <w:szCs w:val="24"/>
           <w:lang w:eastAsia="zh-CN"/>
         </w:rPr>
         <w:t>党的十九大确立新时代强军目标，提出</w:t>
       </w:r>
       <w:r>
         <w:rPr>
+          <w:rFonts w:ascii="Times New Roman" w:hAnsi="Times New Roman" w:cs="Times New Roman" w:eastAsia="宋体" w:hint="eastAsia"/>
+          <w:sz w:val="24"/>
+          <w:szCs w:val="24"/>
           <w:lang w:eastAsia="zh-CN"/>
         </w:rPr>
         <w:t>“</w:t>
       </w:r>
       <w:r>
         <w:rPr>
+          <w:rFonts w:ascii="Times New Roman" w:hAnsi="Times New Roman" w:cs="Times New Roman" w:eastAsia="宋体" w:hint="eastAsia"/>
+          <w:sz w:val="24"/>
+          <w:szCs w:val="24"/>
           <w:lang w:eastAsia="zh-CN"/>
         </w:rPr>
         <w:t>力争到二〇三五年基本实现国防和军队现代化，到本世纪中叶把人民军队全面建成世界一流军队</w:t>
       </w:r>
       <w:r>
         <w:rPr>
+          <w:rFonts w:ascii="Times New Roman" w:hAnsi="Times New Roman" w:cs="Times New Roman" w:eastAsia="宋体" w:hint="eastAsia"/>
+          <w:sz w:val="24"/>
+          <w:szCs w:val="24"/>
           <w:lang w:eastAsia="zh-CN"/>
         </w:rPr>
         <w:t>”</w:t>
       </w:r>
       <w:r>
         <w:rPr>
+          <w:rFonts w:ascii="Times New Roman" w:hAnsi="Times New Roman" w:cs="Times New Roman" w:eastAsia="宋体" w:hint="eastAsia"/>
+          <w:sz w:val="24"/>
+          <w:szCs w:val="24"/>
           <w:lang w:eastAsia="zh-CN"/>
         </w:rPr>
         <w:t>。党的二十大进一步提出</w:t>
       </w:r>
       <w:r>
         <w:rPr>
+          <w:rFonts w:ascii="Times New Roman" w:hAnsi="Times New Roman" w:cs="Times New Roman" w:eastAsia="宋体" w:hint="eastAsia"/>
+          <w:sz w:val="24"/>
+          <w:szCs w:val="24"/>
           <w:lang w:eastAsia="zh-CN"/>
         </w:rPr>
         <w:t>“</w:t>
       </w:r>
       <w:r>
         <w:rPr>
+          <w:rFonts w:ascii="Times New Roman" w:hAnsi="Times New Roman" w:cs="Times New Roman" w:eastAsia="宋体" w:hint="eastAsia"/>
+          <w:sz w:val="24"/>
+          <w:szCs w:val="24"/>
           <w:lang w:eastAsia="zh-CN"/>
         </w:rPr>
         <w:t>如期实现建军一百年奋斗目标，加快把人民军队建成世界一流军队，是全面建设社会主义现代化国家的战略要求</w:t>
       </w:r>
       <w:r>
         <w:rPr>
+          <w:rFonts w:ascii="Times New Roman" w:hAnsi="Times New Roman" w:cs="Times New Roman" w:eastAsia="宋体" w:hint="eastAsia"/>
+          <w:sz w:val="24"/>
+          <w:szCs w:val="24"/>
           <w:lang w:eastAsia="zh-CN"/>
         </w:rPr>
         <w:t>”</w:t>
       </w:r>
       <w:r>
         <w:rPr>
+          <w:rFonts w:ascii="Times New Roman" w:hAnsi="Times New Roman" w:cs="Times New Roman" w:eastAsia="宋体" w:hint="eastAsia"/>
+          <w:sz w:val="24"/>
+          <w:szCs w:val="24"/>
           <w:lang w:eastAsia="zh-CN"/>
         </w:rPr>
         <w:t>。</w:t>
@@ -2450,14 +3579,22 @@
     </w:p>
     <w:p>
       <w:pPr>
-        <w:spacing w:before="80" w:after="40"/>
+        <w:pStyle w:val="a1"/>
+        <w:snapToGrid w:val="0"/>
+        <w:spacing w:before="160" w:after="80" w:line="360" w:lineRule="auto"/>
+        <w:ind/>
+        <w:jc w:val="left"/>
         <w:rPr>
           <w:lang w:eastAsia="zh-CN"/>
         </w:rPr>
       </w:pPr>
       <w:r>
         <w:rPr>
-          <w:b/>
+          <w:rFonts w:ascii="Times New Roman" w:hAnsi="Times New Roman" w:cs="Times New Roman" w:eastAsia="黑体" w:hint="eastAsia"/>
+          <w:b w:val="0"/>
+          <w:bCs w:val="0"/>
+          <w:sz w:val="28"/>
+          <w:szCs w:val="28"/>
           <w:lang w:eastAsia="zh-CN"/>
         </w:rPr>
         <w:t>（七）外交领域</w:t>
@@ -2465,14 +3602,20 @@
     </w:p>
     <w:p>
       <w:pPr>
-        <w:spacing w:line="360" w:lineRule="auto"/>
-        <w:ind w:firstLine="480"/>
+        <w:pStyle w:val="a1"/>
+        <w:snapToGrid w:val="0"/>
+        <w:spacing w:line="360" w:lineRule="auto" w:before="0" w:after="0"/>
+        <w:ind w:firstLineChars="200" w:firstLine="480"/>
+        <w:jc w:val="both"/>
         <w:rPr>
           <w:lang w:eastAsia="zh-CN"/>
         </w:rPr>
       </w:pPr>
       <w:r>
         <w:rPr>
+          <w:rFonts w:ascii="Times New Roman" w:hAnsi="Times New Roman" w:cs="Times New Roman" w:eastAsia="宋体" w:hint="eastAsia"/>
+          <w:sz w:val="24"/>
+          <w:szCs w:val="24"/>
           <w:lang w:eastAsia="zh-CN"/>
         </w:rPr>
         <w:lastRenderedPageBreak/>
@@ -2480,48 +3623,72 @@
       </w:r>
       <w:r>
         <w:rPr>
+          <w:rFonts w:ascii="Times New Roman" w:hAnsi="Times New Roman" w:cs="Times New Roman" w:eastAsia="宋体" w:hint="eastAsia"/>
+          <w:sz w:val="24"/>
+          <w:szCs w:val="24"/>
           <w:lang w:eastAsia="zh-CN"/>
         </w:rPr>
         <w:t>“</w:t>
       </w:r>
       <w:r>
         <w:rPr>
+          <w:rFonts w:ascii="Times New Roman" w:hAnsi="Times New Roman" w:cs="Times New Roman" w:eastAsia="宋体" w:hint="eastAsia"/>
+          <w:sz w:val="24"/>
+          <w:szCs w:val="24"/>
           <w:lang w:eastAsia="zh-CN"/>
         </w:rPr>
         <w:t>推动建设相互尊重、公平正义、合作共赢的新型国际关系</w:t>
       </w:r>
       <w:r>
         <w:rPr>
+          <w:rFonts w:ascii="Times New Roman" w:hAnsi="Times New Roman" w:cs="Times New Roman" w:eastAsia="宋体" w:hint="eastAsia"/>
+          <w:sz w:val="24"/>
+          <w:szCs w:val="24"/>
           <w:lang w:eastAsia="zh-CN"/>
         </w:rPr>
         <w:t>”</w:t>
       </w:r>
       <w:r>
         <w:rPr>
+          <w:rFonts w:ascii="Times New Roman" w:hAnsi="Times New Roman" w:cs="Times New Roman" w:eastAsia="宋体" w:hint="eastAsia"/>
+          <w:sz w:val="24"/>
+          <w:szCs w:val="24"/>
           <w:lang w:eastAsia="zh-CN"/>
         </w:rPr>
         <w:t>，推动构建人类命运共同体。党的二十大进一步强调</w:t>
       </w:r>
       <w:r>
         <w:rPr>
+          <w:rFonts w:ascii="Times New Roman" w:hAnsi="Times New Roman" w:cs="Times New Roman" w:eastAsia="宋体" w:hint="eastAsia"/>
+          <w:sz w:val="24"/>
+          <w:szCs w:val="24"/>
           <w:lang w:eastAsia="zh-CN"/>
         </w:rPr>
         <w:t>“</w:t>
       </w:r>
       <w:r>
         <w:rPr>
+          <w:rFonts w:ascii="Times New Roman" w:hAnsi="Times New Roman" w:cs="Times New Roman" w:eastAsia="宋体" w:hint="eastAsia"/>
+          <w:sz w:val="24"/>
+          <w:szCs w:val="24"/>
           <w:lang w:eastAsia="zh-CN"/>
         </w:rPr>
         <w:t>中国始终坚持维护世界和平、促进共同发展的外交政策宗旨，致力于推动构建人类命运共同体</w:t>
       </w:r>
       <w:r>
         <w:rPr>
+          <w:rFonts w:ascii="Times New Roman" w:hAnsi="Times New Roman" w:cs="Times New Roman" w:eastAsia="宋体" w:hint="eastAsia"/>
+          <w:sz w:val="24"/>
+          <w:szCs w:val="24"/>
           <w:lang w:eastAsia="zh-CN"/>
         </w:rPr>
         <w:t>”</w:t>
       </w:r>
       <w:r>
         <w:rPr>
+          <w:rFonts w:ascii="Times New Roman" w:hAnsi="Times New Roman" w:cs="Times New Roman" w:eastAsia="宋体" w:hint="eastAsia"/>
+          <w:sz w:val="24"/>
+          <w:szCs w:val="24"/>
           <w:lang w:eastAsia="zh-CN"/>
         </w:rPr>
         <w:t>。</w:t>
@@ -2529,14 +3696,22 @@
     </w:p>
     <w:p>
       <w:pPr>
-        <w:spacing w:before="80" w:after="40"/>
+        <w:pStyle w:val="a1"/>
+        <w:snapToGrid w:val="0"/>
+        <w:spacing w:before="160" w:after="80" w:line="360" w:lineRule="auto"/>
+        <w:ind/>
+        <w:jc w:val="left"/>
         <w:rPr>
           <w:lang w:eastAsia="zh-CN"/>
         </w:rPr>
       </w:pPr>
       <w:r>
         <w:rPr>
-          <w:b/>
+          <w:rFonts w:ascii="Times New Roman" w:hAnsi="Times New Roman" w:cs="Times New Roman" w:eastAsia="黑体" w:hint="eastAsia"/>
+          <w:b w:val="0"/>
+          <w:bCs w:val="0"/>
+          <w:sz w:val="28"/>
+          <w:szCs w:val="28"/>
           <w:lang w:eastAsia="zh-CN"/>
         </w:rPr>
         <w:t>（八）党建领域</w:t>
@@ -2544,134 +3719,200 @@
     </w:p>
     <w:p>
       <w:pPr>
-        <w:spacing w:line="360" w:lineRule="auto"/>
-        <w:ind w:firstLine="480"/>
+        <w:pStyle w:val="a1"/>
+        <w:snapToGrid w:val="0"/>
+        <w:spacing w:line="360" w:lineRule="auto" w:before="0" w:after="0"/>
+        <w:ind w:firstLineChars="200" w:firstLine="480"/>
+        <w:jc w:val="both"/>
         <w:rPr>
           <w:lang w:eastAsia="zh-CN"/>
         </w:rPr>
       </w:pPr>
       <w:r>
         <w:rPr>
+          <w:rFonts w:ascii="Times New Roman" w:hAnsi="Times New Roman" w:cs="Times New Roman" w:eastAsia="宋体" w:hint="eastAsia"/>
+          <w:sz w:val="24"/>
+          <w:szCs w:val="24"/>
           <w:lang w:eastAsia="zh-CN"/>
         </w:rPr>
         <w:t>党的十九大提出</w:t>
       </w:r>
       <w:r>
         <w:rPr>
+          <w:rFonts w:ascii="Times New Roman" w:hAnsi="Times New Roman" w:cs="Times New Roman" w:eastAsia="宋体" w:hint="eastAsia"/>
+          <w:sz w:val="24"/>
+          <w:szCs w:val="24"/>
           <w:lang w:eastAsia="zh-CN"/>
         </w:rPr>
         <w:t>“</w:t>
       </w:r>
       <w:r>
         <w:rPr>
+          <w:rFonts w:ascii="Times New Roman" w:hAnsi="Times New Roman" w:cs="Times New Roman" w:eastAsia="宋体" w:hint="eastAsia"/>
+          <w:sz w:val="24"/>
+          <w:szCs w:val="24"/>
           <w:lang w:eastAsia="zh-CN"/>
         </w:rPr>
         <w:t>全面从严治党永远在路上</w:t>
       </w:r>
       <w:r>
         <w:rPr>
+          <w:rFonts w:ascii="Times New Roman" w:hAnsi="Times New Roman" w:cs="Times New Roman" w:eastAsia="宋体" w:hint="eastAsia"/>
+          <w:sz w:val="24"/>
+          <w:szCs w:val="24"/>
           <w:lang w:eastAsia="zh-CN"/>
         </w:rPr>
         <w:t>”“</w:t>
       </w:r>
       <w:r>
         <w:rPr>
+          <w:rFonts w:ascii="Times New Roman" w:hAnsi="Times New Roman" w:cs="Times New Roman" w:eastAsia="宋体" w:hint="eastAsia"/>
+          <w:sz w:val="24"/>
+          <w:szCs w:val="24"/>
           <w:lang w:eastAsia="zh-CN"/>
         </w:rPr>
         <w:t>把党的政治建设摆在首位</w:t>
       </w:r>
       <w:r>
         <w:rPr>
+          <w:rFonts w:ascii="Times New Roman" w:hAnsi="Times New Roman" w:cs="Times New Roman" w:eastAsia="宋体" w:hint="eastAsia"/>
+          <w:sz w:val="24"/>
+          <w:szCs w:val="24"/>
           <w:lang w:eastAsia="zh-CN"/>
         </w:rPr>
         <w:t>”</w:t>
       </w:r>
       <w:r>
         <w:rPr>
+          <w:rFonts w:ascii="Times New Roman" w:hAnsi="Times New Roman" w:cs="Times New Roman" w:eastAsia="宋体" w:hint="eastAsia"/>
+          <w:sz w:val="24"/>
+          <w:szCs w:val="24"/>
           <w:lang w:eastAsia="zh-CN"/>
         </w:rPr>
         <w:t>，强调</w:t>
       </w:r>
       <w:r>
         <w:rPr>
+          <w:rFonts w:ascii="Times New Roman" w:hAnsi="Times New Roman" w:cs="Times New Roman" w:eastAsia="宋体" w:hint="eastAsia"/>
+          <w:sz w:val="24"/>
+          <w:szCs w:val="24"/>
           <w:lang w:eastAsia="zh-CN"/>
         </w:rPr>
         <w:t>“</w:t>
       </w:r>
       <w:r>
         <w:rPr>
+          <w:rFonts w:ascii="Times New Roman" w:hAnsi="Times New Roman" w:cs="Times New Roman" w:eastAsia="宋体" w:hint="eastAsia"/>
+          <w:sz w:val="24"/>
+          <w:szCs w:val="24"/>
           <w:lang w:eastAsia="zh-CN"/>
         </w:rPr>
         <w:t>勇于自我革命，从严管党治党，是我们党最鲜明的品格</w:t>
       </w:r>
       <w:r>
         <w:rPr>
+          <w:rFonts w:ascii="Times New Roman" w:hAnsi="Times New Roman" w:cs="Times New Roman" w:eastAsia="宋体" w:hint="eastAsia"/>
+          <w:sz w:val="24"/>
+          <w:szCs w:val="24"/>
           <w:lang w:eastAsia="zh-CN"/>
         </w:rPr>
         <w:t>”</w:t>
       </w:r>
       <w:r>
         <w:rPr>
+          <w:rFonts w:ascii="Times New Roman" w:hAnsi="Times New Roman" w:cs="Times New Roman" w:eastAsia="宋体" w:hint="eastAsia"/>
+          <w:sz w:val="24"/>
+          <w:szCs w:val="24"/>
           <w:lang w:eastAsia="zh-CN"/>
         </w:rPr>
         <w:t>。党的二十大进一步指出</w:t>
       </w:r>
       <w:r>
         <w:rPr>
+          <w:rFonts w:ascii="Times New Roman" w:hAnsi="Times New Roman" w:cs="Times New Roman" w:eastAsia="宋体" w:hint="eastAsia"/>
+          <w:sz w:val="24"/>
+          <w:szCs w:val="24"/>
           <w:lang w:eastAsia="zh-CN"/>
         </w:rPr>
         <w:t>“</w:t>
       </w:r>
       <w:r>
         <w:rPr>
+          <w:rFonts w:ascii="Times New Roman" w:hAnsi="Times New Roman" w:cs="Times New Roman" w:eastAsia="宋体" w:hint="eastAsia"/>
+          <w:sz w:val="24"/>
+          <w:szCs w:val="24"/>
           <w:lang w:eastAsia="zh-CN"/>
         </w:rPr>
         <w:t>经过不懈努力，党找到了自我革命这一跳出治乱兴衰历史周期率的第二个答案</w:t>
       </w:r>
       <w:r>
         <w:rPr>
+          <w:rFonts w:ascii="Times New Roman" w:hAnsi="Times New Roman" w:cs="Times New Roman" w:eastAsia="宋体" w:hint="eastAsia"/>
+          <w:sz w:val="24"/>
+          <w:szCs w:val="24"/>
           <w:lang w:eastAsia="zh-CN"/>
         </w:rPr>
         <w:t>”</w:t>
       </w:r>
       <w:r>
         <w:rPr>
+          <w:rFonts w:ascii="Times New Roman" w:hAnsi="Times New Roman" w:cs="Times New Roman" w:eastAsia="宋体" w:hint="eastAsia"/>
+          <w:sz w:val="24"/>
+          <w:szCs w:val="24"/>
           <w:lang w:eastAsia="zh-CN"/>
         </w:rPr>
         <w:t>，并强调</w:t>
       </w:r>
       <w:r>
         <w:rPr>
+          <w:rFonts w:ascii="Times New Roman" w:hAnsi="Times New Roman" w:cs="Times New Roman" w:eastAsia="宋体" w:hint="eastAsia"/>
+          <w:sz w:val="24"/>
+          <w:szCs w:val="24"/>
           <w:lang w:eastAsia="zh-CN"/>
         </w:rPr>
         <w:t>“</w:t>
       </w:r>
       <w:r>
         <w:rPr>
+          <w:rFonts w:ascii="Times New Roman" w:hAnsi="Times New Roman" w:cs="Times New Roman" w:eastAsia="宋体" w:hint="eastAsia"/>
+          <w:sz w:val="24"/>
+          <w:szCs w:val="24"/>
           <w:lang w:eastAsia="zh-CN"/>
         </w:rPr>
         <w:t>腐败是危害党的生命力和战斗力的最大毒瘤，反腐败是最彻底的自我革命</w:t>
       </w:r>
       <w:r>
         <w:rPr>
+          <w:rFonts w:ascii="Times New Roman" w:hAnsi="Times New Roman" w:cs="Times New Roman" w:eastAsia="宋体" w:hint="eastAsia"/>
+          <w:sz w:val="24"/>
+          <w:szCs w:val="24"/>
           <w:lang w:eastAsia="zh-CN"/>
         </w:rPr>
         <w:t>”“</w:t>
       </w:r>
       <w:r>
         <w:rPr>
+          <w:rFonts w:ascii="Times New Roman" w:hAnsi="Times New Roman" w:cs="Times New Roman" w:eastAsia="宋体" w:hint="eastAsia"/>
+          <w:sz w:val="24"/>
+          <w:szCs w:val="24"/>
           <w:lang w:eastAsia="zh-CN"/>
         </w:rPr>
         <w:t>坚持党的全面领导是坚持和发展中国特色社会主义的必由之路</w:t>
       </w:r>
       <w:r>
         <w:rPr>
+          <w:rFonts w:ascii="Times New Roman" w:hAnsi="Times New Roman" w:cs="Times New Roman" w:eastAsia="宋体" w:hint="eastAsia"/>
+          <w:sz w:val="24"/>
+          <w:szCs w:val="24"/>
           <w:lang w:eastAsia="zh-CN"/>
         </w:rPr>
         <w:t>”</w:t>
       </w:r>
       <w:r>
         <w:rPr>
+          <w:rFonts w:ascii="Times New Roman" w:hAnsi="Times New Roman" w:cs="Times New Roman" w:eastAsia="宋体" w:hint="eastAsia"/>
+          <w:sz w:val="24"/>
+          <w:szCs w:val="24"/>
           <w:lang w:eastAsia="zh-CN"/>
         </w:rPr>
         <w:t>。</w:t>
@@ -2679,16 +3920,22 @@
     </w:p>
     <w:p>
       <w:pPr>
-        <w:spacing w:before="200" w:after="120"/>
+        <w:pStyle w:val="a1"/>
+        <w:snapToGrid w:val="0"/>
+        <w:spacing w:before="240" w:after="120" w:line="360" w:lineRule="auto"/>
+        <w:ind/>
+        <w:jc w:val="left"/>
         <w:rPr>
           <w:lang w:eastAsia="zh-CN"/>
         </w:rPr>
       </w:pPr>
       <w:r>
         <w:rPr>
-          <w:rFonts w:eastAsia="黑体"/>
-          <w:b/>
-          <w:sz w:val="28"/>
+          <w:rFonts w:eastAsia="黑体" w:ascii="Times New Roman" w:hAnsi="Times New Roman" w:cs="Times New Roman" w:hint="eastAsia"/>
+          <w:b w:val="0"/>
+          <w:bCs w:val="0"/>
+          <w:sz w:val="30"/>
+          <w:szCs w:val="30"/>
           <w:lang w:eastAsia="zh-CN"/>
         </w:rPr>
         <w:t>三、两次报告的继承与发展</w:t>
@@ -2696,38 +3943,56 @@
     </w:p>
     <w:p>
       <w:pPr>
-        <w:spacing w:line="360" w:lineRule="auto"/>
-        <w:ind w:firstLine="480"/>
+        <w:pStyle w:val="a1"/>
+        <w:snapToGrid w:val="0"/>
+        <w:spacing w:line="360" w:lineRule="auto" w:before="0" w:after="0"/>
+        <w:ind w:firstLineChars="200" w:firstLine="480"/>
+        <w:jc w:val="both"/>
         <w:rPr>
           <w:lang w:eastAsia="zh-CN"/>
         </w:rPr>
       </w:pPr>
       <w:r>
         <w:rPr>
+          <w:rFonts w:ascii="Times New Roman" w:hAnsi="Times New Roman" w:cs="Times New Roman" w:eastAsia="宋体" w:hint="eastAsia"/>
+          <w:sz w:val="24"/>
+          <w:szCs w:val="24"/>
           <w:lang w:eastAsia="zh-CN"/>
         </w:rPr>
         <w:t>两次报告既有继承、又有发展，构成一个连续而递进的统一整体。从继承看，两次报告都坚持和发展中国特色社会主义这一根本主题，都坚持以人民为中心的发展思想，都强调党的全面领导和全面从严治党：十九大开启新时代、确立行动指南、擘画</w:t>
       </w:r>
       <w:r>
         <w:rPr>
+          <w:rFonts w:ascii="Times New Roman" w:hAnsi="Times New Roman" w:cs="Times New Roman" w:eastAsia="宋体" w:hint="eastAsia"/>
+          <w:sz w:val="24"/>
+          <w:szCs w:val="24"/>
           <w:lang w:eastAsia="zh-CN"/>
         </w:rPr>
         <w:t>“</w:t>
       </w:r>
       <w:r>
         <w:rPr>
+          <w:rFonts w:ascii="Times New Roman" w:hAnsi="Times New Roman" w:cs="Times New Roman" w:eastAsia="宋体" w:hint="eastAsia"/>
+          <w:sz w:val="24"/>
+          <w:szCs w:val="24"/>
           <w:lang w:eastAsia="zh-CN"/>
         </w:rPr>
         <w:t>两步走</w:t>
       </w:r>
       <w:r>
         <w:rPr>
+          <w:rFonts w:ascii="Times New Roman" w:hAnsi="Times New Roman" w:cs="Times New Roman" w:eastAsia="宋体" w:hint="eastAsia"/>
+          <w:sz w:val="24"/>
+          <w:szCs w:val="24"/>
           <w:lang w:eastAsia="zh-CN"/>
         </w:rPr>
         <w:t>”</w:t>
       </w:r>
       <w:r>
         <w:rPr>
+          <w:rFonts w:ascii="Times New Roman" w:hAnsi="Times New Roman" w:cs="Times New Roman" w:eastAsia="宋体" w:hint="eastAsia"/>
+          <w:sz w:val="24"/>
+          <w:szCs w:val="24"/>
           <w:lang w:eastAsia="zh-CN"/>
         </w:rPr>
         <w:t>的战略安排，二十大接续这一战略、明确全面建设社会主义现代化国家的中心任务，前后一条主线贯通始终。</w:t>
@@ -2735,134 +4000,200 @@
     </w:p>
     <w:p>
       <w:pPr>
-        <w:spacing w:line="360" w:lineRule="auto"/>
-        <w:ind w:firstLine="480"/>
+        <w:pStyle w:val="a1"/>
+        <w:snapToGrid w:val="0"/>
+        <w:spacing w:line="360" w:lineRule="auto" w:before="0" w:after="0"/>
+        <w:ind w:firstLineChars="200" w:firstLine="480"/>
+        <w:jc w:val="both"/>
         <w:rPr>
           <w:lang w:eastAsia="zh-CN"/>
         </w:rPr>
       </w:pPr>
       <w:r>
         <w:rPr>
+          <w:rFonts w:ascii="Times New Roman" w:hAnsi="Times New Roman" w:cs="Times New Roman" w:eastAsia="宋体" w:hint="eastAsia"/>
+          <w:sz w:val="24"/>
+          <w:szCs w:val="24"/>
           <w:lang w:eastAsia="zh-CN"/>
         </w:rPr>
         <w:t>从发展看，两次报告体现了党对现代化建设规律认识的不断深化。在理论上，十九大确立新时代中国特色社会主义思想，二十大进一步提出</w:t>
       </w:r>
       <w:r>
         <w:rPr>
+          <w:rFonts w:ascii="Times New Roman" w:hAnsi="Times New Roman" w:cs="Times New Roman" w:eastAsia="宋体" w:hint="eastAsia"/>
+          <w:sz w:val="24"/>
+          <w:szCs w:val="24"/>
           <w:lang w:eastAsia="zh-CN"/>
         </w:rPr>
         <w:t>“</w:t>
       </w:r>
       <w:r>
         <w:rPr>
+          <w:rFonts w:ascii="Times New Roman" w:hAnsi="Times New Roman" w:cs="Times New Roman" w:eastAsia="宋体" w:hint="eastAsia"/>
+          <w:sz w:val="24"/>
+          <w:szCs w:val="24"/>
           <w:lang w:eastAsia="zh-CN"/>
         </w:rPr>
         <w:t>两个结合</w:t>
       </w:r>
       <w:r>
         <w:rPr>
+          <w:rFonts w:ascii="Times New Roman" w:hAnsi="Times New Roman" w:cs="Times New Roman" w:eastAsia="宋体" w:hint="eastAsia"/>
+          <w:sz w:val="24"/>
+          <w:szCs w:val="24"/>
           <w:lang w:eastAsia="zh-CN"/>
         </w:rPr>
         <w:t>”</w:t>
       </w:r>
       <w:r>
         <w:rPr>
+          <w:rFonts w:ascii="Times New Roman" w:hAnsi="Times New Roman" w:cs="Times New Roman" w:eastAsia="宋体" w:hint="eastAsia"/>
+          <w:sz w:val="24"/>
+          <w:szCs w:val="24"/>
           <w:lang w:eastAsia="zh-CN"/>
         </w:rPr>
         <w:t>和</w:t>
       </w:r>
       <w:r>
         <w:rPr>
+          <w:rFonts w:ascii="Times New Roman" w:hAnsi="Times New Roman" w:cs="Times New Roman" w:eastAsia="宋体" w:hint="eastAsia"/>
+          <w:sz w:val="24"/>
+          <w:szCs w:val="24"/>
           <w:lang w:eastAsia="zh-CN"/>
         </w:rPr>
         <w:t>“</w:t>
       </w:r>
       <w:r>
         <w:rPr>
+          <w:rFonts w:ascii="Times New Roman" w:hAnsi="Times New Roman" w:cs="Times New Roman" w:eastAsia="宋体" w:hint="eastAsia"/>
+          <w:sz w:val="24"/>
+          <w:szCs w:val="24"/>
           <w:lang w:eastAsia="zh-CN"/>
         </w:rPr>
         <w:t>六个必须坚持</w:t>
       </w:r>
       <w:r>
         <w:rPr>
+          <w:rFonts w:ascii="Times New Roman" w:hAnsi="Times New Roman" w:cs="Times New Roman" w:eastAsia="宋体" w:hint="eastAsia"/>
+          <w:sz w:val="24"/>
+          <w:szCs w:val="24"/>
           <w:lang w:eastAsia="zh-CN"/>
         </w:rPr>
         <w:t>”</w:t>
       </w:r>
       <w:r>
         <w:rPr>
+          <w:rFonts w:ascii="Times New Roman" w:hAnsi="Times New Roman" w:cs="Times New Roman" w:eastAsia="宋体" w:hint="eastAsia"/>
+          <w:sz w:val="24"/>
+          <w:szCs w:val="24"/>
           <w:lang w:eastAsia="zh-CN"/>
         </w:rPr>
         <w:t>；在道路上，从</w:t>
       </w:r>
       <w:r>
         <w:rPr>
+          <w:rFonts w:ascii="Times New Roman" w:hAnsi="Times New Roman" w:cs="Times New Roman" w:eastAsia="宋体" w:hint="eastAsia"/>
+          <w:sz w:val="24"/>
+          <w:szCs w:val="24"/>
           <w:lang w:eastAsia="zh-CN"/>
         </w:rPr>
         <w:t>“</w:t>
       </w:r>
       <w:r>
         <w:rPr>
+          <w:rFonts w:ascii="Times New Roman" w:hAnsi="Times New Roman" w:cs="Times New Roman" w:eastAsia="宋体" w:hint="eastAsia"/>
+          <w:sz w:val="24"/>
+          <w:szCs w:val="24"/>
           <w:lang w:eastAsia="zh-CN"/>
         </w:rPr>
         <w:t>两步走</w:t>
       </w:r>
       <w:r>
         <w:rPr>
+          <w:rFonts w:ascii="Times New Roman" w:hAnsi="Times New Roman" w:cs="Times New Roman" w:eastAsia="宋体" w:hint="eastAsia"/>
+          <w:sz w:val="24"/>
+          <w:szCs w:val="24"/>
           <w:lang w:eastAsia="zh-CN"/>
         </w:rPr>
         <w:t>”</w:t>
       </w:r>
       <w:r>
         <w:rPr>
+          <w:rFonts w:ascii="Times New Roman" w:hAnsi="Times New Roman" w:cs="Times New Roman" w:eastAsia="宋体" w:hint="eastAsia"/>
+          <w:sz w:val="24"/>
+          <w:szCs w:val="24"/>
           <w:lang w:eastAsia="zh-CN"/>
         </w:rPr>
         <w:t>战略安排到系统阐述中国式现代化的中国特色和本质要求；在目标上，从</w:t>
       </w:r>
       <w:r>
         <w:rPr>
+          <w:rFonts w:ascii="Times New Roman" w:hAnsi="Times New Roman" w:cs="Times New Roman" w:eastAsia="宋体" w:hint="eastAsia"/>
+          <w:sz w:val="24"/>
+          <w:szCs w:val="24"/>
           <w:lang w:eastAsia="zh-CN"/>
         </w:rPr>
         <w:t>“</w:t>
       </w:r>
       <w:r>
         <w:rPr>
+          <w:rFonts w:ascii="Times New Roman" w:hAnsi="Times New Roman" w:cs="Times New Roman" w:eastAsia="宋体" w:hint="eastAsia"/>
+          <w:sz w:val="24"/>
+          <w:szCs w:val="24"/>
           <w:lang w:eastAsia="zh-CN"/>
         </w:rPr>
         <w:t>决胜全面建成小康社会</w:t>
       </w:r>
       <w:r>
         <w:rPr>
+          <w:rFonts w:ascii="Times New Roman" w:hAnsi="Times New Roman" w:cs="Times New Roman" w:eastAsia="宋体" w:hint="eastAsia"/>
+          <w:sz w:val="24"/>
+          <w:szCs w:val="24"/>
           <w:lang w:eastAsia="zh-CN"/>
         </w:rPr>
         <w:t>”</w:t>
       </w:r>
       <w:r>
         <w:rPr>
+          <w:rFonts w:ascii="Times New Roman" w:hAnsi="Times New Roman" w:cs="Times New Roman" w:eastAsia="宋体" w:hint="eastAsia"/>
+          <w:sz w:val="24"/>
+          <w:szCs w:val="24"/>
           <w:lang w:eastAsia="zh-CN"/>
         </w:rPr>
         <w:t>到</w:t>
       </w:r>
       <w:r>
         <w:rPr>
+          <w:rFonts w:ascii="Times New Roman" w:hAnsi="Times New Roman" w:cs="Times New Roman" w:eastAsia="宋体" w:hint="eastAsia"/>
+          <w:sz w:val="24"/>
+          <w:szCs w:val="24"/>
           <w:lang w:eastAsia="zh-CN"/>
         </w:rPr>
         <w:t>“</w:t>
       </w:r>
       <w:r>
         <w:rPr>
+          <w:rFonts w:ascii="Times New Roman" w:hAnsi="Times New Roman" w:cs="Times New Roman" w:eastAsia="宋体" w:hint="eastAsia"/>
+          <w:sz w:val="24"/>
+          <w:szCs w:val="24"/>
           <w:lang w:eastAsia="zh-CN"/>
         </w:rPr>
         <w:t>全面建设社会主义现代化国家</w:t>
       </w:r>
       <w:r>
         <w:rPr>
+          <w:rFonts w:ascii="Times New Roman" w:hAnsi="Times New Roman" w:cs="Times New Roman" w:eastAsia="宋体" w:hint="eastAsia"/>
+          <w:sz w:val="24"/>
+          <w:szCs w:val="24"/>
           <w:lang w:eastAsia="zh-CN"/>
         </w:rPr>
         <w:t>”</w:t>
       </w:r>
       <w:r>
         <w:rPr>
+          <w:rFonts w:ascii="Times New Roman" w:hAnsi="Times New Roman" w:cs="Times New Roman" w:eastAsia="宋体" w:hint="eastAsia"/>
+          <w:sz w:val="24"/>
+          <w:szCs w:val="24"/>
           <w:lang w:eastAsia="zh-CN"/>
         </w:rPr>
         <w:t>，从打赢脱贫攻坚战到扎实推进共同富裕，战略重点随发展阶段而递进。</w:t>
@@ -2870,27 +4201,38 @@
     </w:p>
     <w:p>
       <w:pPr>
-        <w:spacing w:line="360" w:lineRule="auto"/>
-        <w:ind w:firstLine="480"/>
+        <w:pStyle w:val="a1"/>
+        <w:snapToGrid w:val="0"/>
+        <w:spacing w:line="360" w:lineRule="auto" w:before="0" w:after="0"/>
+        <w:ind w:firstLineChars="200" w:firstLine="480"/>
+        <w:jc w:val="both"/>
         <w:rPr>
           <w:lang w:eastAsia="zh-CN"/>
         </w:rPr>
       </w:pPr>
       <w:r>
         <w:rPr>
+          <w:rFonts w:ascii="Times New Roman" w:hAnsi="Times New Roman" w:cs="Times New Roman" w:eastAsia="宋体" w:hint="eastAsia"/>
+          <w:sz w:val="24"/>
+          <w:szCs w:val="24"/>
           <w:lang w:eastAsia="zh-CN"/>
         </w:rPr>
         <w:t>总的看，二十大是对十九大在新时代</w:t>
       </w:r>
       <w:r>
         <w:rPr>
-          <w:rFonts w:hint="eastAsia"/>
+          <w:rFonts w:hint="eastAsia" w:ascii="Times New Roman" w:hAnsi="Times New Roman" w:cs="Times New Roman" w:eastAsia="宋体"/>
+          <w:sz w:val="24"/>
+          <w:szCs w:val="24"/>
           <w:lang w:eastAsia="zh-CN"/>
         </w:rPr>
         <w:t>的</w:t>
       </w:r>
       <w:r>
         <w:rPr>
+          <w:rFonts w:ascii="Times New Roman" w:hAnsi="Times New Roman" w:cs="Times New Roman" w:eastAsia="宋体" w:hint="eastAsia"/>
+          <w:sz w:val="24"/>
+          <w:szCs w:val="24"/>
           <w:lang w:eastAsia="zh-CN"/>
         </w:rPr>
         <w:t>坚持和发展，两者共同构成新时代坚持和发展中国特色社会主义的完整行动纲领。</w:t>
@@ -2898,16 +4240,22 @@
     </w:p>
     <w:p>
       <w:pPr>
-        <w:spacing w:before="200" w:after="120"/>
+        <w:pStyle w:val="a1"/>
+        <w:snapToGrid w:val="0"/>
+        <w:spacing w:before="240" w:after="120" w:line="360" w:lineRule="auto"/>
+        <w:ind/>
+        <w:jc w:val="left"/>
         <w:rPr>
           <w:lang w:eastAsia="zh-CN"/>
         </w:rPr>
       </w:pPr>
       <w:r>
         <w:rPr>
-          <w:rFonts w:eastAsia="黑体"/>
-          <w:b/>
-          <w:sz w:val="28"/>
+          <w:rFonts w:eastAsia="黑体" w:ascii="Times New Roman" w:hAnsi="Times New Roman" w:cs="Times New Roman" w:hint="eastAsia"/>
+          <w:b w:val="0"/>
+          <w:bCs w:val="0"/>
+          <w:sz w:val="30"/>
+          <w:szCs w:val="30"/>
           <w:lang w:eastAsia="zh-CN"/>
         </w:rPr>
         <w:t>四、个人学习体会</w:t>
@@ -2915,20 +4263,29 @@
     </w:p>
     <w:p>
       <w:pPr>
-        <w:spacing w:line="360" w:lineRule="auto"/>
-        <w:ind w:firstLine="480"/>
+        <w:pStyle w:val="a1"/>
+        <w:snapToGrid w:val="0"/>
+        <w:spacing w:line="360" w:lineRule="auto" w:before="0" w:after="0"/>
+        <w:ind w:firstLineChars="200" w:firstLine="480"/>
+        <w:jc w:val="both"/>
         <w:rPr>
           <w:lang w:eastAsia="zh-CN"/>
         </w:rPr>
       </w:pPr>
       <w:r>
         <w:rPr>
+          <w:rFonts w:ascii="Times New Roman" w:hAnsi="Times New Roman" w:cs="Times New Roman" w:eastAsia="宋体" w:hint="eastAsia"/>
+          <w:sz w:val="24"/>
+          <w:szCs w:val="24"/>
           <w:lang w:eastAsia="zh-CN"/>
         </w:rPr>
         <w:t>通过对照阅读，我体会最深的是两份报告一脉相承又与时俱进。十九大报告作出进入新时代的判断、确立新时代中国特色社会主义思想；二十大报告则在此基础</w:t>
       </w:r>
       <w:r>
         <w:rPr>
+          <w:rFonts w:ascii="Times New Roman" w:hAnsi="Times New Roman" w:cs="Times New Roman" w:eastAsia="宋体" w:hint="eastAsia"/>
+          <w:sz w:val="24"/>
+          <w:szCs w:val="24"/>
           <w:lang w:eastAsia="zh-CN"/>
         </w:rPr>
         <w:lastRenderedPageBreak/>
@@ -2936,96 +4293,144 @@
       </w:r>
       <w:r>
         <w:rPr>
+          <w:rFonts w:ascii="Times New Roman" w:hAnsi="Times New Roman" w:cs="Times New Roman" w:eastAsia="宋体" w:hint="eastAsia"/>
+          <w:sz w:val="24"/>
+          <w:szCs w:val="24"/>
           <w:lang w:eastAsia="zh-CN"/>
         </w:rPr>
         <w:t>“</w:t>
       </w:r>
       <w:r>
         <w:rPr>
+          <w:rFonts w:ascii="Times New Roman" w:hAnsi="Times New Roman" w:cs="Times New Roman" w:eastAsia="宋体" w:hint="eastAsia"/>
+          <w:sz w:val="24"/>
+          <w:szCs w:val="24"/>
           <w:lang w:eastAsia="zh-CN"/>
         </w:rPr>
         <w:t>新时代</w:t>
       </w:r>
       <w:r>
         <w:rPr>
+          <w:rFonts w:ascii="Times New Roman" w:hAnsi="Times New Roman" w:cs="Times New Roman" w:eastAsia="宋体" w:hint="eastAsia"/>
+          <w:sz w:val="24"/>
+          <w:szCs w:val="24"/>
           <w:lang w:eastAsia="zh-CN"/>
         </w:rPr>
         <w:t>”</w:t>
       </w:r>
       <w:r>
         <w:rPr>
+          <w:rFonts w:ascii="Times New Roman" w:hAnsi="Times New Roman" w:cs="Times New Roman" w:eastAsia="宋体" w:hint="eastAsia"/>
+          <w:sz w:val="24"/>
+          <w:szCs w:val="24"/>
           <w:lang w:eastAsia="zh-CN"/>
         </w:rPr>
         <w:t>到</w:t>
       </w:r>
       <w:r>
         <w:rPr>
+          <w:rFonts w:ascii="Times New Roman" w:hAnsi="Times New Roman" w:cs="Times New Roman" w:eastAsia="宋体" w:hint="eastAsia"/>
+          <w:sz w:val="24"/>
+          <w:szCs w:val="24"/>
           <w:lang w:eastAsia="zh-CN"/>
         </w:rPr>
         <w:t>“</w:t>
       </w:r>
       <w:r>
         <w:rPr>
+          <w:rFonts w:ascii="Times New Roman" w:hAnsi="Times New Roman" w:cs="Times New Roman" w:eastAsia="宋体" w:hint="eastAsia"/>
+          <w:sz w:val="24"/>
+          <w:szCs w:val="24"/>
           <w:lang w:eastAsia="zh-CN"/>
         </w:rPr>
         <w:t>中国式现代化</w:t>
       </w:r>
       <w:r>
         <w:rPr>
+          <w:rFonts w:ascii="Times New Roman" w:hAnsi="Times New Roman" w:cs="Times New Roman" w:eastAsia="宋体" w:hint="eastAsia"/>
+          <w:sz w:val="24"/>
+          <w:szCs w:val="24"/>
           <w:lang w:eastAsia="zh-CN"/>
         </w:rPr>
         <w:t>”</w:t>
       </w:r>
       <w:r>
         <w:rPr>
+          <w:rFonts w:ascii="Times New Roman" w:hAnsi="Times New Roman" w:cs="Times New Roman" w:eastAsia="宋体" w:hint="eastAsia"/>
+          <w:sz w:val="24"/>
+          <w:szCs w:val="24"/>
           <w:lang w:eastAsia="zh-CN"/>
         </w:rPr>
         <w:t>，从</w:t>
       </w:r>
       <w:r>
         <w:rPr>
+          <w:rFonts w:ascii="Times New Roman" w:hAnsi="Times New Roman" w:cs="Times New Roman" w:eastAsia="宋体" w:hint="eastAsia"/>
+          <w:sz w:val="24"/>
+          <w:szCs w:val="24"/>
           <w:lang w:eastAsia="zh-CN"/>
         </w:rPr>
         <w:t>“</w:t>
       </w:r>
       <w:r>
         <w:rPr>
+          <w:rFonts w:ascii="Times New Roman" w:hAnsi="Times New Roman" w:cs="Times New Roman" w:eastAsia="宋体" w:hint="eastAsia"/>
+          <w:sz w:val="24"/>
+          <w:szCs w:val="24"/>
           <w:lang w:eastAsia="zh-CN"/>
         </w:rPr>
         <w:t>全面建成小康社会</w:t>
       </w:r>
       <w:r>
         <w:rPr>
+          <w:rFonts w:ascii="Times New Roman" w:hAnsi="Times New Roman" w:cs="Times New Roman" w:eastAsia="宋体" w:hint="eastAsia"/>
+          <w:sz w:val="24"/>
+          <w:szCs w:val="24"/>
           <w:lang w:eastAsia="zh-CN"/>
         </w:rPr>
         <w:t>”</w:t>
       </w:r>
       <w:r>
         <w:rPr>
+          <w:rFonts w:ascii="Times New Roman" w:hAnsi="Times New Roman" w:cs="Times New Roman" w:eastAsia="宋体" w:hint="eastAsia"/>
+          <w:sz w:val="24"/>
+          <w:szCs w:val="24"/>
           <w:lang w:eastAsia="zh-CN"/>
         </w:rPr>
         <w:t>到</w:t>
       </w:r>
       <w:r>
         <w:rPr>
+          <w:rFonts w:ascii="Times New Roman" w:hAnsi="Times New Roman" w:cs="Times New Roman" w:eastAsia="宋体" w:hint="eastAsia"/>
+          <w:sz w:val="24"/>
+          <w:szCs w:val="24"/>
           <w:lang w:eastAsia="zh-CN"/>
         </w:rPr>
         <w:t>“</w:t>
       </w:r>
       <w:r>
         <w:rPr>
+          <w:rFonts w:ascii="Times New Roman" w:hAnsi="Times New Roman" w:cs="Times New Roman" w:eastAsia="宋体" w:hint="eastAsia"/>
+          <w:sz w:val="24"/>
+          <w:szCs w:val="24"/>
           <w:lang w:eastAsia="zh-CN"/>
         </w:rPr>
         <w:t>全面建设社会主义现代化国家</w:t>
       </w:r>
       <w:r>
         <w:rPr>
+          <w:rFonts w:ascii="Times New Roman" w:hAnsi="Times New Roman" w:cs="Times New Roman" w:eastAsia="宋体" w:hint="eastAsia"/>
+          <w:sz w:val="24"/>
+          <w:szCs w:val="24"/>
           <w:lang w:eastAsia="zh-CN"/>
         </w:rPr>
         <w:t>”</w:t>
       </w:r>
       <w:r>
         <w:rPr>
+          <w:rFonts w:ascii="Times New Roman" w:hAnsi="Times New Roman" w:cs="Times New Roman" w:eastAsia="宋体" w:hint="eastAsia"/>
+          <w:sz w:val="24"/>
+          <w:szCs w:val="24"/>
           <w:lang w:eastAsia="zh-CN"/>
         </w:rPr>
         <w:t>，这条主线贯穿始终。我认为，这种递进并非概念的简单更替，而是党不断深化对现代化建设规律认识的结果。</w:t>
@@ -3033,62 +4438,92 @@
     </w:p>
     <w:p>
       <w:pPr>
-        <w:spacing w:line="360" w:lineRule="auto"/>
-        <w:ind w:firstLine="480"/>
+        <w:pStyle w:val="a1"/>
+        <w:snapToGrid w:val="0"/>
+        <w:spacing w:line="360" w:lineRule="auto" w:before="0" w:after="0"/>
+        <w:ind w:firstLineChars="200" w:firstLine="480"/>
+        <w:jc w:val="both"/>
         <w:rPr>
           <w:lang w:eastAsia="zh-CN"/>
         </w:rPr>
       </w:pPr>
       <w:r>
         <w:rPr>
+          <w:rFonts w:ascii="Times New Roman" w:hAnsi="Times New Roman" w:cs="Times New Roman" w:eastAsia="宋体" w:hint="eastAsia"/>
+          <w:sz w:val="24"/>
+          <w:szCs w:val="24"/>
           <w:lang w:eastAsia="zh-CN"/>
         </w:rPr>
         <w:t>我还体会到，两份报告都始终坚持人民至上。从十九大的</w:t>
       </w:r>
       <w:r>
         <w:rPr>
+          <w:rFonts w:ascii="Times New Roman" w:hAnsi="Times New Roman" w:cs="Times New Roman" w:eastAsia="宋体" w:hint="eastAsia"/>
+          <w:sz w:val="24"/>
+          <w:szCs w:val="24"/>
           <w:lang w:eastAsia="zh-CN"/>
         </w:rPr>
         <w:t>“</w:t>
       </w:r>
       <w:r>
         <w:rPr>
+          <w:rFonts w:ascii="Times New Roman" w:hAnsi="Times New Roman" w:cs="Times New Roman" w:eastAsia="宋体" w:hint="eastAsia"/>
+          <w:sz w:val="24"/>
+          <w:szCs w:val="24"/>
           <w:lang w:eastAsia="zh-CN"/>
         </w:rPr>
         <w:t>让全体人民住有所居</w:t>
       </w:r>
       <w:r>
         <w:rPr>
+          <w:rFonts w:ascii="Times New Roman" w:hAnsi="Times New Roman" w:cs="Times New Roman" w:eastAsia="宋体" w:hint="eastAsia"/>
+          <w:sz w:val="24"/>
+          <w:szCs w:val="24"/>
           <w:lang w:eastAsia="zh-CN"/>
         </w:rPr>
         <w:t>”</w:t>
       </w:r>
       <w:r>
         <w:rPr>
+          <w:rFonts w:ascii="Times New Roman" w:hAnsi="Times New Roman" w:cs="Times New Roman" w:eastAsia="宋体" w:hint="eastAsia"/>
+          <w:sz w:val="24"/>
+          <w:szCs w:val="24"/>
           <w:lang w:eastAsia="zh-CN"/>
         </w:rPr>
         <w:t>、坚决打赢脱贫攻坚战，到二十大的</w:t>
       </w:r>
       <w:r>
         <w:rPr>
+          <w:rFonts w:ascii="Times New Roman" w:hAnsi="Times New Roman" w:cs="Times New Roman" w:eastAsia="宋体" w:hint="eastAsia"/>
+          <w:sz w:val="24"/>
+          <w:szCs w:val="24"/>
           <w:lang w:eastAsia="zh-CN"/>
         </w:rPr>
         <w:t>“</w:t>
       </w:r>
       <w:r>
         <w:rPr>
+          <w:rFonts w:ascii="Times New Roman" w:hAnsi="Times New Roman" w:cs="Times New Roman" w:eastAsia="宋体" w:hint="eastAsia"/>
+          <w:sz w:val="24"/>
+          <w:szCs w:val="24"/>
           <w:lang w:eastAsia="zh-CN"/>
         </w:rPr>
         <w:t>江山就是人民，人民就是江山</w:t>
       </w:r>
       <w:r>
         <w:rPr>
+          <w:rFonts w:ascii="Times New Roman" w:hAnsi="Times New Roman" w:cs="Times New Roman" w:eastAsia="宋体" w:hint="eastAsia"/>
+          <w:sz w:val="24"/>
+          <w:szCs w:val="24"/>
           <w:lang w:eastAsia="zh-CN"/>
         </w:rPr>
         <w:t>”</w:t>
       </w:r>
       <w:r>
         <w:rPr>
+          <w:rFonts w:ascii="Times New Roman" w:hAnsi="Times New Roman" w:cs="Times New Roman" w:eastAsia="宋体" w:hint="eastAsia"/>
+          <w:sz w:val="24"/>
+          <w:szCs w:val="24"/>
           <w:lang w:eastAsia="zh-CN"/>
         </w:rPr>
         <w:t>、扎实推进共同富裕，贯穿其中的都是以人民为中心的发展思想。这让我认识到，现代化的最终落脚点是人的全面发展。</w:t>
@@ -3096,14 +4531,20 @@
     </w:p>
     <w:p>
       <w:pPr>
-        <w:spacing w:line="360" w:lineRule="auto"/>
-        <w:ind w:firstLine="480"/>
+        <w:pStyle w:val="a1"/>
+        <w:snapToGrid w:val="0"/>
+        <w:spacing w:line="360" w:lineRule="auto" w:before="0" w:after="0"/>
+        <w:ind w:firstLineChars="200" w:firstLine="480"/>
+        <w:jc w:val="both"/>
         <w:rPr>
           <w:lang w:eastAsia="zh-CN"/>
         </w:rPr>
       </w:pPr>
       <w:r>
         <w:rPr>
+          <w:rFonts w:ascii="Times New Roman" w:hAnsi="Times New Roman" w:cs="Times New Roman" w:eastAsia="宋体" w:hint="eastAsia"/>
+          <w:sz w:val="24"/>
+          <w:szCs w:val="24"/>
           <w:lang w:eastAsia="zh-CN"/>
         </w:rPr>
         <w:t>作为新时代的大学生，我认为学习这两份报告不能只停留在记忆名词上，更要把握论断之间的内在逻辑。通过这次阅读，我对党的创新理论有了更系统的理解，也更加清楚全面建设社会主义现代化国家这一历史任务的分量。今后我会把所学落实到学习和实践中，立足自身，担当起属于青年一代的责任。</w:t>
@@ -3327,15 +4768,15 @@
   <w:docDefaults>
     <w:rPrDefault>
       <w:rPr>
-        <w:rFonts w:asciiTheme="minorHAnsi" w:eastAsiaTheme="minorEastAsia" w:hAnsiTheme="minorHAnsi" w:cstheme="minorBidi"/>
-        <w:sz w:val="22"/>
-        <w:szCs w:val="22"/>
+        <w:rFonts w:asciiTheme="minorHAnsi" w:eastAsiaTheme="minorEastAsia" w:hAnsiTheme="minorHAnsi" w:cstheme="minorBidi" w:ascii="Times New Roman" w:hAnsi="Times New Roman" w:cs="Times New Roman" w:eastAsia="宋体" w:hint="eastAsia"/>
+        <w:sz w:val="24"/>
+        <w:szCs w:val="24"/>
         <w:lang w:val="en-US" w:eastAsia="en-US" w:bidi="ar-SA"/>
       </w:rPr>
     </w:rPrDefault>
     <w:pPrDefault>
       <w:pPr>
-        <w:spacing w:after="200" w:line="276" w:lineRule="auto"/>
+        <w:spacing w:after="0" w:line="360" w:lineRule="auto" w:before="0"/>
       </w:pPr>
     </w:pPrDefault>
   </w:docDefaults>
@@ -3712,9 +5153,13 @@
     <w:name w:val="Normal"/>
     <w:qFormat/>
     <w:rsid w:val="00FC693F"/>
+    <w:pPr>
+      <w:spacing w:before="0" w:after="0" w:line="360" w:lineRule="auto"/>
+    </w:pPr>
     <w:rPr>
-      <w:rFonts w:ascii="Times New Roman" w:eastAsia="宋体" w:hAnsi="Times New Roman"/>
+      <w:rFonts w:ascii="Times New Roman" w:eastAsia="宋体" w:hAnsi="Times New Roman" w:cs="Times New Roman" w:hint="eastAsia"/>
       <w:sz w:val="24"/>
+      <w:szCs w:val="24"/>
     </w:rPr>
   </w:style>
   <w:style w:type="paragraph" w:styleId="1">

--- a/习近平新时代思想概论/作业/HW3（读书报告）.docx
+++ b/习近平新时代思想概论/作业/HW3（读书报告）.docx
@@ -6,7 +6,7 @@
       <w:pPr>
         <w:pStyle w:val="a1"/>
         <w:snapToGrid w:val="0"/>
-        <w:spacing w:after="240" w:before="0" w:line="360" w:lineRule="auto"/>
+        <w:spacing w:after="240" w:before="0" w:line="300" w:lineRule="auto"/>
         <w:ind/>
         <w:jc w:val="center"/>
         <w:rPr>
@@ -18,8 +18,8 @@
           <w:rFonts w:eastAsia="黑体" w:ascii="Times New Roman" w:hAnsi="Times New Roman" w:cs="Times New Roman" w:hint="eastAsia"/>
           <w:b w:val="0"/>
           <w:bCs w:val="0"/>
-          <w:sz w:val="32"/>
-          <w:szCs w:val="32"/>
+          <w:sz w:val="28"/>
+          <w:szCs w:val="28"/>
           <w:lang w:eastAsia="zh-CN"/>
         </w:rPr>
         <w:t>《习近平著作选读》读书报告</w:t>
@@ -29,7 +29,7 @@
       <w:pPr>
         <w:pStyle w:val="a1"/>
         <w:snapToGrid w:val="0"/>
-        <w:spacing w:before="0" w:after="240" w:line="360" w:lineRule="auto"/>
+        <w:spacing w:before="0" w:after="240" w:line="300" w:lineRule="auto"/>
         <w:ind/>
         <w:jc w:val="center"/>
         <w:rPr>
@@ -41,8 +41,8 @@
           <w:rFonts w:eastAsia="黑体" w:ascii="Times New Roman" w:hAnsi="Times New Roman" w:cs="Times New Roman" w:hint="eastAsia"/>
           <w:b w:val="0"/>
           <w:bCs w:val="0"/>
-          <w:sz w:val="28"/>
-          <w:szCs w:val="28"/>
+          <w:sz w:val="24"/>
+          <w:szCs w:val="24"/>
           <w:lang w:eastAsia="zh-CN"/>
         </w:rPr>
         <w:t>——</w:t>
@@ -52,8 +52,8 @@
           <w:rFonts w:eastAsia="黑体" w:ascii="Times New Roman" w:hAnsi="Times New Roman" w:cs="Times New Roman" w:hint="eastAsia"/>
           <w:b w:val="0"/>
           <w:bCs w:val="0"/>
-          <w:sz w:val="28"/>
-          <w:szCs w:val="28"/>
+          <w:sz w:val="24"/>
+          <w:szCs w:val="24"/>
           <w:lang w:eastAsia="zh-CN"/>
         </w:rPr>
         <w:t>学习党的十九大、二十大报告</w:t>
@@ -63,7 +63,7 @@
       <w:pPr>
         <w:pStyle w:val="a1"/>
         <w:snapToGrid w:val="0"/>
-        <w:spacing w:before="160" w:after="80" w:line="360" w:lineRule="auto"/>
+        <w:spacing w:before="160" w:after="80" w:line="300" w:lineRule="auto"/>
         <w:ind/>
         <w:jc w:val="left"/>
         <w:rPr>
@@ -75,8 +75,8 @@
           <w:rFonts w:ascii="Times New Roman" w:hAnsi="Times New Roman" w:cs="Times New Roman" w:eastAsia="黑体" w:hint="eastAsia"/>
           <w:b w:val="0"/>
           <w:bCs w:val="0"/>
-          <w:sz w:val="28"/>
-          <w:szCs w:val="28"/>
+          <w:sz w:val="21"/>
+          <w:szCs w:val="21"/>
           <w:lang w:eastAsia="zh-CN"/>
         </w:rPr>
         <w:t>阅读篇目</w:t>
@@ -86,8 +86,8 @@
       <w:pPr>
         <w:pStyle w:val="a1"/>
         <w:snapToGrid w:val="0"/>
-        <w:spacing w:line="360" w:lineRule="auto" w:before="0" w:after="0"/>
-        <w:ind w:firstLineChars="200" w:firstLine="480"/>
+        <w:spacing w:line="300" w:lineRule="auto" w:before="0" w:after="0"/>
+        <w:ind w:firstLineChars="200" w:firstLine="420"/>
         <w:jc w:val="both"/>
         <w:rPr>
           <w:lang w:eastAsia="zh-CN"/>
@@ -96,8 +96,8 @@
       <w:r>
         <w:rPr>
           <w:rFonts w:ascii="Times New Roman" w:hAnsi="Times New Roman" w:cs="Times New Roman" w:eastAsia="宋体" w:hint="eastAsia"/>
-          <w:sz w:val="24"/>
-          <w:szCs w:val="24"/>
+          <w:sz w:val="21"/>
+          <w:szCs w:val="21"/>
           <w:lang w:eastAsia="zh-CN"/>
         </w:rPr>
         <w:t xml:space="preserve">1. </w:t>
@@ -105,8 +105,8 @@
       <w:r>
         <w:rPr>
           <w:rFonts w:ascii="Times New Roman" w:hAnsi="Times New Roman" w:cs="Times New Roman" w:eastAsia="宋体" w:hint="eastAsia"/>
-          <w:sz w:val="24"/>
-          <w:szCs w:val="24"/>
+          <w:sz w:val="21"/>
+          <w:szCs w:val="21"/>
           <w:lang w:eastAsia="zh-CN"/>
         </w:rPr>
         <w:t xml:space="preserve">《决胜全面建成小康社会，夺取新时代中国特色社会主义伟大胜利》（党的十九大报告，《习近平著作选读》第二卷，第</w:t>
@@ -114,8 +114,8 @@
       <w:r>
         <w:rPr>
           <w:rFonts w:ascii="Times New Roman" w:hAnsi="Times New Roman" w:cs="Times New Roman" w:eastAsia="宋体" w:hint="eastAsia"/>
-          <w:sz w:val="24"/>
-          <w:szCs w:val="24"/>
+          <w:sz w:val="21"/>
+          <w:szCs w:val="21"/>
           <w:lang w:eastAsia="zh-CN"/>
         </w:rPr>
         <w:t>1—59</w:t>
@@ -123,8 +123,8 @@
       <w:r>
         <w:rPr>
           <w:rFonts w:ascii="Times New Roman" w:hAnsi="Times New Roman" w:cs="Times New Roman" w:eastAsia="宋体" w:hint="eastAsia"/>
-          <w:sz w:val="24"/>
-          <w:szCs w:val="24"/>
+          <w:sz w:val="21"/>
+          <w:szCs w:val="21"/>
           <w:lang w:eastAsia="zh-CN"/>
         </w:rPr>
         <w:t>页）</w:t>
@@ -134,8 +134,8 @@
       <w:pPr>
         <w:pStyle w:val="a1"/>
         <w:snapToGrid w:val="0"/>
-        <w:spacing w:line="360" w:lineRule="auto" w:before="0" w:after="0"/>
-        <w:ind w:firstLineChars="200" w:firstLine="480"/>
+        <w:spacing w:line="300" w:lineRule="auto" w:before="0" w:after="0"/>
+        <w:ind w:firstLineChars="200" w:firstLine="420"/>
         <w:jc w:val="both"/>
         <w:rPr>
           <w:lang w:eastAsia="zh-CN"/>
@@ -144,8 +144,8 @@
       <w:r>
         <w:rPr>
           <w:rFonts w:ascii="Times New Roman" w:hAnsi="Times New Roman" w:cs="Times New Roman" w:eastAsia="宋体" w:hint="eastAsia"/>
-          <w:sz w:val="24"/>
-          <w:szCs w:val="24"/>
+          <w:sz w:val="21"/>
+          <w:szCs w:val="21"/>
           <w:lang w:eastAsia="zh-CN"/>
         </w:rPr>
         <w:t xml:space="preserve">2. </w:t>
@@ -153,8 +153,8 @@
       <w:r>
         <w:rPr>
           <w:rFonts w:ascii="Times New Roman" w:hAnsi="Times New Roman" w:cs="Times New Roman" w:eastAsia="宋体" w:hint="eastAsia"/>
-          <w:sz w:val="24"/>
-          <w:szCs w:val="24"/>
+          <w:sz w:val="21"/>
+          <w:szCs w:val="21"/>
           <w:lang w:eastAsia="zh-CN"/>
         </w:rPr>
         <w:t xml:space="preserve">《高举中国特色社会主义伟大旗帜，为全面建设社会主义现代化国家而团结奋斗》（党的二十大报告，《习近平著作选读》第一卷，第</w:t>
@@ -162,8 +162,8 @@
       <w:r>
         <w:rPr>
           <w:rFonts w:ascii="Times New Roman" w:hAnsi="Times New Roman" w:cs="Times New Roman" w:eastAsia="宋体" w:hint="eastAsia"/>
-          <w:sz w:val="24"/>
-          <w:szCs w:val="24"/>
+          <w:sz w:val="21"/>
+          <w:szCs w:val="21"/>
           <w:lang w:eastAsia="zh-CN"/>
         </w:rPr>
         <w:t>1—58</w:t>
@@ -171,8 +171,8 @@
       <w:r>
         <w:rPr>
           <w:rFonts w:ascii="Times New Roman" w:hAnsi="Times New Roman" w:cs="Times New Roman" w:eastAsia="宋体" w:hint="eastAsia"/>
-          <w:sz w:val="24"/>
-          <w:szCs w:val="24"/>
+          <w:sz w:val="21"/>
+          <w:szCs w:val="21"/>
           <w:lang w:eastAsia="zh-CN"/>
         </w:rPr>
         <w:t>页）</w:t>
@@ -182,7 +182,7 @@
       <w:pPr>
         <w:pStyle w:val="a1"/>
         <w:snapToGrid w:val="0"/>
-        <w:spacing w:before="240" w:after="120" w:line="360" w:lineRule="auto"/>
+        <w:spacing w:before="240" w:after="120" w:line="300" w:lineRule="auto"/>
         <w:ind/>
         <w:jc w:val="left"/>
         <w:rPr>
@@ -194,8 +194,8 @@
           <w:rFonts w:eastAsia="黑体" w:ascii="Times New Roman" w:hAnsi="Times New Roman" w:cs="Times New Roman" w:hint="eastAsia"/>
           <w:b w:val="0"/>
           <w:bCs w:val="0"/>
-          <w:sz w:val="30"/>
-          <w:szCs w:val="30"/>
+          <w:sz w:val="24"/>
+          <w:szCs w:val="24"/>
           <w:lang w:eastAsia="zh-CN"/>
         </w:rPr>
         <w:t>一、两次报告的主体内容</w:t>
@@ -205,8 +205,8 @@
       <w:pPr>
         <w:pStyle w:val="a1"/>
         <w:snapToGrid w:val="0"/>
-        <w:spacing w:line="360" w:lineRule="auto" w:before="0" w:after="0"/>
-        <w:ind w:firstLineChars="200" w:firstLine="480"/>
+        <w:spacing w:line="300" w:lineRule="auto" w:before="0" w:after="0"/>
+        <w:ind w:firstLineChars="200" w:firstLine="420"/>
         <w:jc w:val="both"/>
         <w:rPr>
           <w:lang w:eastAsia="zh-CN"/>
@@ -215,8 +215,8 @@
       <w:r>
         <w:rPr>
           <w:rFonts w:ascii="Times New Roman" w:hAnsi="Times New Roman" w:cs="Times New Roman" w:eastAsia="宋体" w:hint="eastAsia"/>
-          <w:sz w:val="24"/>
-          <w:szCs w:val="24"/>
+          <w:sz w:val="21"/>
+          <w:szCs w:val="21"/>
           <w:lang w:eastAsia="zh-CN"/>
         </w:rPr>
         <w:t>这两份报告分别是习近平同志在党的十九大、二十大上所作的报告，一份立于全面建成小康社会的决胜关头，一份立于向第二个百年奋斗目标进军的关键时刻，前后相接、一脉相承。两份报告的主体内容，都大体遵循</w:t>
@@ -224,8 +224,8 @@
       <w:r>
         <w:rPr>
           <w:rFonts w:ascii="Times New Roman" w:hAnsi="Times New Roman" w:cs="Times New Roman" w:eastAsia="宋体" w:hint="eastAsia"/>
-          <w:sz w:val="24"/>
-          <w:szCs w:val="24"/>
+          <w:sz w:val="21"/>
+          <w:szCs w:val="21"/>
           <w:lang w:eastAsia="zh-CN"/>
         </w:rPr>
         <w:t>“</w:t>
@@ -233,8 +233,8 @@
       <w:r>
         <w:rPr>
           <w:rFonts w:ascii="Times New Roman" w:hAnsi="Times New Roman" w:cs="Times New Roman" w:eastAsia="宋体" w:hint="eastAsia"/>
-          <w:sz w:val="24"/>
-          <w:szCs w:val="24"/>
+          <w:sz w:val="21"/>
+          <w:szCs w:val="21"/>
           <w:lang w:eastAsia="zh-CN"/>
         </w:rPr>
         <w:t>总结经验</w:t>
@@ -242,8 +242,8 @@
       <w:r>
         <w:rPr>
           <w:rFonts w:ascii="Times New Roman" w:hAnsi="Times New Roman" w:cs="Times New Roman" w:eastAsia="宋体" w:hint="eastAsia"/>
-          <w:sz w:val="24"/>
-          <w:szCs w:val="24"/>
+          <w:sz w:val="21"/>
+          <w:szCs w:val="21"/>
           <w:lang w:eastAsia="zh-CN"/>
         </w:rPr>
         <w:t>——</w:t>
@@ -251,8 +251,8 @@
       <w:r>
         <w:rPr>
           <w:rFonts w:ascii="Times New Roman" w:hAnsi="Times New Roman" w:cs="Times New Roman" w:eastAsia="宋体" w:hint="eastAsia"/>
-          <w:sz w:val="24"/>
-          <w:szCs w:val="24"/>
+          <w:sz w:val="21"/>
+          <w:szCs w:val="21"/>
           <w:lang w:eastAsia="zh-CN"/>
         </w:rPr>
         <w:t>判断方位</w:t>
@@ -260,8 +260,8 @@
       <w:r>
         <w:rPr>
           <w:rFonts w:ascii="Times New Roman" w:hAnsi="Times New Roman" w:cs="Times New Roman" w:eastAsia="宋体" w:hint="eastAsia"/>
-          <w:sz w:val="24"/>
-          <w:szCs w:val="24"/>
+          <w:sz w:val="21"/>
+          <w:szCs w:val="21"/>
           <w:lang w:eastAsia="zh-CN"/>
         </w:rPr>
         <w:t>——</w:t>
@@ -269,8 +269,8 @@
       <w:r>
         <w:rPr>
           <w:rFonts w:ascii="Times New Roman" w:hAnsi="Times New Roman" w:cs="Times New Roman" w:eastAsia="宋体" w:hint="eastAsia"/>
-          <w:sz w:val="24"/>
-          <w:szCs w:val="24"/>
+          <w:sz w:val="21"/>
+          <w:szCs w:val="21"/>
           <w:lang w:eastAsia="zh-CN"/>
         </w:rPr>
         <w:t>明确使命</w:t>
@@ -278,8 +278,8 @@
       <w:r>
         <w:rPr>
           <w:rFonts w:ascii="Times New Roman" w:hAnsi="Times New Roman" w:cs="Times New Roman" w:eastAsia="宋体" w:hint="eastAsia"/>
-          <w:sz w:val="24"/>
-          <w:szCs w:val="24"/>
+          <w:sz w:val="21"/>
+          <w:szCs w:val="21"/>
           <w:lang w:eastAsia="zh-CN"/>
         </w:rPr>
         <w:t>——</w:t>
@@ -287,8 +287,8 @@
       <w:r>
         <w:rPr>
           <w:rFonts w:ascii="Times New Roman" w:hAnsi="Times New Roman" w:cs="Times New Roman" w:eastAsia="宋体" w:hint="eastAsia"/>
-          <w:sz w:val="24"/>
-          <w:szCs w:val="24"/>
+          <w:sz w:val="21"/>
+          <w:szCs w:val="21"/>
           <w:lang w:eastAsia="zh-CN"/>
         </w:rPr>
         <w:t>部署任务</w:t>
@@ -296,8 +296,8 @@
       <w:r>
         <w:rPr>
           <w:rFonts w:ascii="Times New Roman" w:hAnsi="Times New Roman" w:cs="Times New Roman" w:eastAsia="宋体" w:hint="eastAsia"/>
-          <w:sz w:val="24"/>
-          <w:szCs w:val="24"/>
+          <w:sz w:val="21"/>
+          <w:szCs w:val="21"/>
           <w:lang w:eastAsia="zh-CN"/>
         </w:rPr>
         <w:t>”</w:t>
@@ -305,8 +305,8 @@
       <w:r>
         <w:rPr>
           <w:rFonts w:ascii="Times New Roman" w:hAnsi="Times New Roman" w:cs="Times New Roman" w:eastAsia="宋体" w:hint="eastAsia"/>
-          <w:sz w:val="24"/>
-          <w:szCs w:val="24"/>
+          <w:sz w:val="21"/>
+          <w:szCs w:val="21"/>
           <w:lang w:eastAsia="zh-CN"/>
         </w:rPr>
         <w:t>的逻辑展开，下面</w:t>
@@ -314,8 +314,8 @@
       <w:r>
         <w:rPr>
           <w:rFonts w:hint="eastAsia" w:ascii="Times New Roman" w:hAnsi="Times New Roman" w:cs="Times New Roman" w:eastAsia="宋体"/>
-          <w:sz w:val="24"/>
-          <w:szCs w:val="24"/>
+          <w:sz w:val="21"/>
+          <w:szCs w:val="21"/>
           <w:lang w:eastAsia="zh-CN"/>
         </w:rPr>
         <w:t>对</w:t>
@@ -324,8 +324,8 @@
         <w:rPr>
           <w:rFonts w:ascii="Times New Roman" w:hAnsi="Times New Roman" w:cs="Times New Roman" w:eastAsia="宋体" w:hint="eastAsia"/>
           <w:bCs/>
-          <w:sz w:val="24"/>
-          <w:szCs w:val="24"/>
+          <w:sz w:val="21"/>
+          <w:szCs w:val="21"/>
           <w:lang w:eastAsia="zh-CN"/>
         </w:rPr>
         <w:t>两次报告的主体内容</w:t>
@@ -333,8 +333,8 @@
       <w:r>
         <w:rPr>
           <w:rFonts w:ascii="Times New Roman" w:hAnsi="Times New Roman" w:cs="Times New Roman" w:eastAsia="宋体" w:hint="eastAsia"/>
-          <w:sz w:val="24"/>
-          <w:szCs w:val="24"/>
+          <w:sz w:val="21"/>
+          <w:szCs w:val="21"/>
           <w:lang w:eastAsia="zh-CN"/>
         </w:rPr>
         <w:t>分别概括。</w:t>
@@ -344,7 +344,7 @@
       <w:pPr>
         <w:pStyle w:val="a1"/>
         <w:snapToGrid w:val="0"/>
-        <w:spacing w:before="160" w:after="80" w:line="360" w:lineRule="auto"/>
+        <w:spacing w:before="160" w:after="80" w:line="300" w:lineRule="auto"/>
         <w:ind/>
         <w:jc w:val="left"/>
         <w:rPr>
@@ -356,8 +356,8 @@
           <w:rFonts w:ascii="Times New Roman" w:hAnsi="Times New Roman" w:cs="Times New Roman" w:eastAsia="黑体" w:hint="eastAsia"/>
           <w:b w:val="0"/>
           <w:bCs w:val="0"/>
-          <w:sz w:val="28"/>
-          <w:szCs w:val="28"/>
+          <w:sz w:val="21"/>
+          <w:szCs w:val="21"/>
           <w:lang w:eastAsia="zh-CN"/>
         </w:rPr>
         <w:t>（一）党的十九大报告</w:t>
@@ -367,8 +367,8 @@
       <w:pPr>
         <w:pStyle w:val="a1"/>
         <w:snapToGrid w:val="0"/>
-        <w:spacing w:line="360" w:lineRule="auto" w:before="0" w:after="0"/>
-        <w:ind w:firstLineChars="200" w:firstLine="480"/>
+        <w:spacing w:line="300" w:lineRule="auto" w:before="0" w:after="0"/>
+        <w:ind w:firstLineChars="200" w:firstLine="420"/>
         <w:jc w:val="both"/>
         <w:rPr>
           <w:lang w:eastAsia="zh-CN"/>
@@ -377,8 +377,8 @@
       <w:r>
         <w:rPr>
           <w:rFonts w:ascii="Times New Roman" w:hAnsi="Times New Roman" w:cs="Times New Roman" w:eastAsia="宋体" w:hint="eastAsia"/>
-          <w:sz w:val="24"/>
-          <w:szCs w:val="24"/>
+          <w:sz w:val="21"/>
+          <w:szCs w:val="21"/>
           <w:lang w:eastAsia="zh-CN"/>
         </w:rPr>
         <w:t>十九大报告共十三个部分。总体上，报告前半部分解决</w:t>
@@ -386,8 +386,8 @@
       <w:r>
         <w:rPr>
           <w:rFonts w:ascii="Times New Roman" w:hAnsi="Times New Roman" w:cs="Times New Roman" w:eastAsia="宋体" w:hint="eastAsia"/>
-          <w:sz w:val="24"/>
-          <w:szCs w:val="24"/>
+          <w:sz w:val="21"/>
+          <w:szCs w:val="21"/>
           <w:lang w:eastAsia="zh-CN"/>
         </w:rPr>
         <w:t>“</w:t>
@@ -395,8 +395,8 @@
       <w:r>
         <w:rPr>
           <w:rFonts w:ascii="Times New Roman" w:hAnsi="Times New Roman" w:cs="Times New Roman" w:eastAsia="宋体" w:hint="eastAsia"/>
-          <w:sz w:val="24"/>
-          <w:szCs w:val="24"/>
+          <w:sz w:val="21"/>
+          <w:szCs w:val="21"/>
           <w:lang w:eastAsia="zh-CN"/>
         </w:rPr>
         <w:t>怎么看</w:t>
@@ -404,8 +404,8 @@
       <w:r>
         <w:rPr>
           <w:rFonts w:ascii="Times New Roman" w:hAnsi="Times New Roman" w:cs="Times New Roman" w:eastAsia="宋体" w:hint="eastAsia"/>
-          <w:sz w:val="24"/>
-          <w:szCs w:val="24"/>
+          <w:sz w:val="21"/>
+          <w:szCs w:val="21"/>
           <w:lang w:eastAsia="zh-CN"/>
         </w:rPr>
         <w:t>”</w:t>
@@ -413,8 +413,8 @@
       <w:r>
         <w:rPr>
           <w:rFonts w:ascii="Times New Roman" w:hAnsi="Times New Roman" w:cs="Times New Roman" w:eastAsia="宋体" w:hint="eastAsia"/>
-          <w:sz w:val="24"/>
-          <w:szCs w:val="24"/>
+          <w:sz w:val="21"/>
+          <w:szCs w:val="21"/>
           <w:lang w:eastAsia="zh-CN"/>
         </w:rPr>
         <w:t>的问题，即总结成就、判断方位、明确使命、确立思想；后半部分解决</w:t>
@@ -422,8 +422,8 @@
       <w:r>
         <w:rPr>
           <w:rFonts w:ascii="Times New Roman" w:hAnsi="Times New Roman" w:cs="Times New Roman" w:eastAsia="宋体" w:hint="eastAsia"/>
-          <w:sz w:val="24"/>
-          <w:szCs w:val="24"/>
+          <w:sz w:val="21"/>
+          <w:szCs w:val="21"/>
           <w:lang w:eastAsia="zh-CN"/>
         </w:rPr>
         <w:t>“</w:t>
@@ -431,8 +431,8 @@
       <w:r>
         <w:rPr>
           <w:rFonts w:ascii="Times New Roman" w:hAnsi="Times New Roman" w:cs="Times New Roman" w:eastAsia="宋体" w:hint="eastAsia"/>
-          <w:sz w:val="24"/>
-          <w:szCs w:val="24"/>
+          <w:sz w:val="21"/>
+          <w:szCs w:val="21"/>
           <w:lang w:eastAsia="zh-CN"/>
         </w:rPr>
         <w:t>怎么干</w:t>
@@ -440,8 +440,8 @@
       <w:r>
         <w:rPr>
           <w:rFonts w:ascii="Times New Roman" w:hAnsi="Times New Roman" w:cs="Times New Roman" w:eastAsia="宋体" w:hint="eastAsia"/>
-          <w:sz w:val="24"/>
-          <w:szCs w:val="24"/>
+          <w:sz w:val="21"/>
+          <w:szCs w:val="21"/>
           <w:lang w:eastAsia="zh-CN"/>
         </w:rPr>
         <w:t>”</w:t>
@@ -449,8 +449,8 @@
       <w:r>
         <w:rPr>
           <w:rFonts w:ascii="Times New Roman" w:hAnsi="Times New Roman" w:cs="Times New Roman" w:eastAsia="宋体" w:hint="eastAsia"/>
-          <w:sz w:val="24"/>
-          <w:szCs w:val="24"/>
+          <w:sz w:val="21"/>
+          <w:szCs w:val="21"/>
           <w:lang w:eastAsia="zh-CN"/>
         </w:rPr>
         <w:t>的问题，即作出战略安排并部署经济、政治、文化、社会、生态、国防、统一、外交、党建九大领域的任务。各部分论述的要点如下。</w:t>
@@ -460,8 +460,8 @@
       <w:pPr>
         <w:pStyle w:val="a1"/>
         <w:snapToGrid w:val="0"/>
-        <w:spacing w:line="360" w:lineRule="auto" w:before="0" w:after="0"/>
-        <w:ind w:firstLineChars="200" w:firstLine="480"/>
+        <w:spacing w:line="300" w:lineRule="auto" w:before="0" w:after="0"/>
+        <w:ind w:firstLineChars="200" w:firstLine="420"/>
         <w:jc w:val="both"/>
         <w:rPr>
           <w:lang w:eastAsia="zh-CN"/>
@@ -470,8 +470,8 @@
       <w:r>
         <w:rPr>
           <w:rFonts w:ascii="Times New Roman" w:hAnsi="Times New Roman" w:cs="Times New Roman" w:eastAsia="宋体" w:hint="eastAsia"/>
-          <w:sz w:val="24"/>
-          <w:szCs w:val="24"/>
+          <w:sz w:val="21"/>
+          <w:szCs w:val="21"/>
           <w:lang w:eastAsia="zh-CN"/>
         </w:rPr>
         <w:t xml:space="preserve">1. </w:t>
@@ -479,8 +479,8 @@
       <w:r>
         <w:rPr>
           <w:rFonts w:ascii="Times New Roman" w:hAnsi="Times New Roman" w:cs="Times New Roman" w:eastAsia="宋体" w:hint="eastAsia"/>
-          <w:sz w:val="24"/>
-          <w:szCs w:val="24"/>
+          <w:sz w:val="21"/>
+          <w:szCs w:val="21"/>
           <w:lang w:eastAsia="zh-CN"/>
         </w:rPr>
         <w:t xml:space="preserve">过去五年的工作和历史性变革：</w:t>
@@ -488,8 +488,8 @@
       <w:r>
         <w:rPr>
           <w:rFonts w:ascii="Times New Roman" w:hAnsi="Times New Roman" w:cs="Times New Roman" w:eastAsia="宋体" w:hint="eastAsia"/>
-          <w:sz w:val="24"/>
-          <w:szCs w:val="24"/>
+          <w:sz w:val="21"/>
+          <w:szCs w:val="21"/>
           <w:lang w:eastAsia="zh-CN"/>
         </w:rPr>
         <w:t>报告</w:t>
@@ -497,8 +497,8 @@
       <w:r>
         <w:rPr>
           <w:rFonts w:ascii="Times New Roman" w:hAnsi="Times New Roman" w:cs="Times New Roman" w:eastAsia="宋体" w:hint="eastAsia"/>
-          <w:sz w:val="24"/>
-          <w:szCs w:val="24"/>
+          <w:sz w:val="21"/>
+          <w:szCs w:val="21"/>
           <w:lang w:eastAsia="zh-CN"/>
         </w:rPr>
         <w:t>总结</w:t>
@@ -506,8 +506,8 @@
       <w:r>
         <w:rPr>
           <w:rFonts w:hint="eastAsia" w:ascii="Times New Roman" w:hAnsi="Times New Roman" w:cs="Times New Roman" w:eastAsia="宋体"/>
-          <w:sz w:val="24"/>
-          <w:szCs w:val="24"/>
+          <w:sz w:val="21"/>
+          <w:szCs w:val="21"/>
           <w:lang w:eastAsia="zh-CN"/>
         </w:rPr>
         <w:t>了</w:t>
@@ -515,8 +515,8 @@
       <w:r>
         <w:rPr>
           <w:rFonts w:ascii="Times New Roman" w:hAnsi="Times New Roman" w:cs="Times New Roman" w:eastAsia="宋体" w:hint="eastAsia"/>
-          <w:sz w:val="24"/>
-          <w:szCs w:val="24"/>
+          <w:sz w:val="21"/>
+          <w:szCs w:val="21"/>
           <w:lang w:eastAsia="zh-CN"/>
         </w:rPr>
         <w:t>五年</w:t>
@@ -524,8 +524,8 @@
       <w:r>
         <w:rPr>
           <w:rFonts w:hint="eastAsia" w:ascii="Times New Roman" w:hAnsi="Times New Roman" w:cs="Times New Roman" w:eastAsia="宋体"/>
-          <w:sz w:val="24"/>
-          <w:szCs w:val="24"/>
+          <w:sz w:val="21"/>
+          <w:szCs w:val="21"/>
           <w:lang w:eastAsia="zh-CN"/>
         </w:rPr>
         <w:t>以来的</w:t>
@@ -533,8 +533,8 @@
       <w:r>
         <w:rPr>
           <w:rFonts w:ascii="Times New Roman" w:hAnsi="Times New Roman" w:cs="Times New Roman" w:eastAsia="宋体" w:hint="eastAsia"/>
-          <w:sz w:val="24"/>
-          <w:szCs w:val="24"/>
+          <w:sz w:val="21"/>
+          <w:szCs w:val="21"/>
           <w:lang w:eastAsia="zh-CN"/>
         </w:rPr>
         <w:t>历史性成就，作出进入新时代社会主要矛盾变化的重大判断</w:t>
@@ -542,8 +542,8 @@
       <w:r>
         <w:rPr>
           <w:rFonts w:hint="eastAsia" w:ascii="Times New Roman" w:hAnsi="Times New Roman" w:cs="Times New Roman" w:eastAsia="宋体"/>
-          <w:sz w:val="24"/>
-          <w:szCs w:val="24"/>
+          <w:sz w:val="21"/>
+          <w:szCs w:val="21"/>
           <w:lang w:eastAsia="zh-CN"/>
         </w:rPr>
         <w:t>；</w:t>
@@ -551,8 +551,8 @@
       <w:r>
         <w:rPr>
           <w:rFonts w:ascii="Times New Roman" w:hAnsi="Times New Roman" w:cs="Times New Roman" w:eastAsia="宋体" w:hint="eastAsia"/>
-          <w:sz w:val="24"/>
-          <w:szCs w:val="24"/>
+          <w:sz w:val="21"/>
+          <w:szCs w:val="21"/>
           <w:lang w:eastAsia="zh-CN"/>
         </w:rPr>
         <w:t>用</w:t>
@@ -560,8 +560,8 @@
       <w:r>
         <w:rPr>
           <w:rFonts w:ascii="Times New Roman" w:hAnsi="Times New Roman" w:cs="Times New Roman" w:eastAsia="宋体" w:hint="eastAsia"/>
-          <w:sz w:val="24"/>
-          <w:szCs w:val="24"/>
+          <w:sz w:val="21"/>
+          <w:szCs w:val="21"/>
           <w:lang w:eastAsia="zh-CN"/>
         </w:rPr>
         <w:t>“</w:t>
@@ -569,8 +569,8 @@
       <w:r>
         <w:rPr>
           <w:rFonts w:ascii="Times New Roman" w:hAnsi="Times New Roman" w:cs="Times New Roman" w:eastAsia="宋体" w:hint="eastAsia"/>
-          <w:sz w:val="24"/>
-          <w:szCs w:val="24"/>
+          <w:sz w:val="21"/>
+          <w:szCs w:val="21"/>
           <w:lang w:eastAsia="zh-CN"/>
         </w:rPr>
         <w:t>极不平凡的五年</w:t>
@@ -578,8 +578,8 @@
       <w:r>
         <w:rPr>
           <w:rFonts w:ascii="Times New Roman" w:hAnsi="Times New Roman" w:cs="Times New Roman" w:eastAsia="宋体" w:hint="eastAsia"/>
-          <w:sz w:val="24"/>
-          <w:szCs w:val="24"/>
+          <w:sz w:val="21"/>
+          <w:szCs w:val="21"/>
           <w:lang w:eastAsia="zh-CN"/>
         </w:rPr>
         <w:t>”</w:t>
@@ -587,8 +587,8 @@
       <w:r>
         <w:rPr>
           <w:rFonts w:ascii="Times New Roman" w:hAnsi="Times New Roman" w:cs="Times New Roman" w:eastAsia="宋体" w:hint="eastAsia"/>
-          <w:sz w:val="24"/>
-          <w:szCs w:val="24"/>
+          <w:sz w:val="21"/>
+          <w:szCs w:val="21"/>
           <w:lang w:eastAsia="zh-CN"/>
         </w:rPr>
         <w:t>概括这五年，指出五年来的成就是全方位的、开创性的</w:t>
@@ -596,8 +596,8 @@
       <w:r>
         <w:rPr>
           <w:rFonts w:hint="eastAsia" w:ascii="Times New Roman" w:hAnsi="Times New Roman" w:cs="Times New Roman" w:eastAsia="宋体"/>
-          <w:sz w:val="24"/>
-          <w:szCs w:val="24"/>
+          <w:sz w:val="21"/>
+          <w:szCs w:val="21"/>
           <w:lang w:eastAsia="zh-CN"/>
         </w:rPr>
         <w:t>，</w:t>
@@ -605,8 +605,8 @@
       <w:r>
         <w:rPr>
           <w:rFonts w:ascii="Times New Roman" w:hAnsi="Times New Roman" w:cs="Times New Roman" w:eastAsia="宋体" w:hint="eastAsia"/>
-          <w:sz w:val="24"/>
-          <w:szCs w:val="24"/>
+          <w:sz w:val="21"/>
+          <w:szCs w:val="21"/>
           <w:lang w:eastAsia="zh-CN"/>
         </w:rPr>
         <w:t>变革是深层次的、根本性的，同时也不回避发展中的短板，为作出新的历史方位判断提供了现实依据。</w:t>
@@ -616,8 +616,8 @@
       <w:pPr>
         <w:pStyle w:val="a1"/>
         <w:snapToGrid w:val="0"/>
-        <w:spacing w:line="360" w:lineRule="auto" w:before="0" w:after="0"/>
-        <w:ind w:firstLineChars="200" w:firstLine="480"/>
+        <w:spacing w:line="300" w:lineRule="auto" w:before="0" w:after="0"/>
+        <w:ind w:firstLineChars="200" w:firstLine="420"/>
         <w:jc w:val="both"/>
         <w:rPr>
           <w:lang w:eastAsia="zh-CN"/>
@@ -626,8 +626,8 @@
       <w:r>
         <w:rPr>
           <w:rFonts w:ascii="Times New Roman" w:hAnsi="Times New Roman" w:cs="Times New Roman" w:eastAsia="宋体" w:hint="eastAsia"/>
-          <w:sz w:val="24"/>
-          <w:szCs w:val="24"/>
+          <w:sz w:val="21"/>
+          <w:szCs w:val="21"/>
           <w:lang w:eastAsia="zh-CN"/>
         </w:rPr>
         <w:t xml:space="preserve">2. </w:t>
@@ -635,8 +635,8 @@
       <w:r>
         <w:rPr>
           <w:rFonts w:ascii="Times New Roman" w:hAnsi="Times New Roman" w:cs="Times New Roman" w:eastAsia="宋体" w:hint="eastAsia"/>
-          <w:sz w:val="24"/>
-          <w:szCs w:val="24"/>
+          <w:sz w:val="21"/>
+          <w:szCs w:val="21"/>
           <w:lang w:eastAsia="zh-CN"/>
         </w:rPr>
         <w:t xml:space="preserve">新时代中国共产党的历史使命：</w:t>
@@ -644,8 +644,8 @@
       <w:r>
         <w:rPr>
           <w:rFonts w:ascii="Times New Roman" w:hAnsi="Times New Roman" w:cs="Times New Roman" w:eastAsia="宋体" w:hint="eastAsia"/>
-          <w:sz w:val="24"/>
-          <w:szCs w:val="24"/>
+          <w:sz w:val="21"/>
+          <w:szCs w:val="21"/>
           <w:lang w:eastAsia="zh-CN"/>
         </w:rPr>
         <w:t>报告</w:t>
@@ -653,8 +653,8 @@
       <w:r>
         <w:rPr>
           <w:rFonts w:ascii="Times New Roman" w:hAnsi="Times New Roman" w:cs="Times New Roman" w:eastAsia="宋体" w:hint="eastAsia"/>
-          <w:sz w:val="24"/>
-          <w:szCs w:val="24"/>
+          <w:sz w:val="21"/>
+          <w:szCs w:val="21"/>
           <w:lang w:eastAsia="zh-CN"/>
         </w:rPr>
         <w:t>提出</w:t>
@@ -662,8 +662,8 @@
       <w:r>
         <w:rPr>
           <w:rFonts w:hint="eastAsia" w:ascii="Times New Roman" w:hAnsi="Times New Roman" w:cs="Times New Roman" w:eastAsia="宋体"/>
-          <w:sz w:val="24"/>
-          <w:szCs w:val="24"/>
+          <w:sz w:val="21"/>
+          <w:szCs w:val="21"/>
           <w:lang w:eastAsia="zh-CN"/>
         </w:rPr>
         <w:t>了</w:t>
@@ -671,8 +671,8 @@
       <w:r>
         <w:rPr>
           <w:rFonts w:ascii="Times New Roman" w:hAnsi="Times New Roman" w:cs="Times New Roman" w:eastAsia="宋体" w:hint="eastAsia"/>
-          <w:sz w:val="24"/>
-          <w:szCs w:val="24"/>
+          <w:sz w:val="21"/>
+          <w:szCs w:val="21"/>
           <w:lang w:eastAsia="zh-CN"/>
         </w:rPr>
         <w:t>“</w:t>
@@ -680,8 +680,8 @@
       <w:r>
         <w:rPr>
           <w:rFonts w:ascii="Times New Roman" w:hAnsi="Times New Roman" w:cs="Times New Roman" w:eastAsia="宋体" w:hint="eastAsia"/>
-          <w:sz w:val="24"/>
-          <w:szCs w:val="24"/>
+          <w:sz w:val="21"/>
+          <w:szCs w:val="21"/>
           <w:lang w:eastAsia="zh-CN"/>
         </w:rPr>
         <w:t>四个伟大</w:t>
@@ -689,8 +689,8 @@
       <w:r>
         <w:rPr>
           <w:rFonts w:ascii="Times New Roman" w:hAnsi="Times New Roman" w:cs="Times New Roman" w:eastAsia="宋体" w:hint="eastAsia"/>
-          <w:sz w:val="24"/>
-          <w:szCs w:val="24"/>
+          <w:sz w:val="21"/>
+          <w:szCs w:val="21"/>
           <w:lang w:eastAsia="zh-CN"/>
         </w:rPr>
         <w:t>”</w:t>
@@ -698,8 +698,8 @@
       <w:r>
         <w:rPr>
           <w:rFonts w:ascii="Times New Roman" w:hAnsi="Times New Roman" w:cs="Times New Roman" w:eastAsia="宋体" w:hint="eastAsia"/>
-          <w:sz w:val="24"/>
-          <w:szCs w:val="24"/>
+          <w:sz w:val="21"/>
+          <w:szCs w:val="21"/>
           <w:lang w:eastAsia="zh-CN"/>
         </w:rPr>
         <w:t>，突出</w:t>
@@ -707,8 +707,8 @@
       <w:r>
         <w:rPr>
           <w:rFonts w:hint="eastAsia" w:ascii="Times New Roman" w:hAnsi="Times New Roman" w:cs="Times New Roman" w:eastAsia="宋体"/>
-          <w:sz w:val="24"/>
-          <w:szCs w:val="24"/>
+          <w:sz w:val="21"/>
+          <w:szCs w:val="21"/>
           <w:lang w:eastAsia="zh-CN"/>
         </w:rPr>
         <w:t>了</w:t>
@@ -716,8 +716,8 @@
       <w:r>
         <w:rPr>
           <w:rFonts w:ascii="Times New Roman" w:hAnsi="Times New Roman" w:cs="Times New Roman" w:eastAsia="宋体" w:hint="eastAsia"/>
-          <w:sz w:val="24"/>
-          <w:szCs w:val="24"/>
+          <w:sz w:val="21"/>
+          <w:szCs w:val="21"/>
           <w:lang w:eastAsia="zh-CN"/>
         </w:rPr>
         <w:t>党的建设新的伟大工程的决定性作用</w:t>
@@ -725,8 +725,8 @@
       <w:r>
         <w:rPr>
           <w:rFonts w:hint="eastAsia" w:ascii="Times New Roman" w:hAnsi="Times New Roman" w:cs="Times New Roman" w:eastAsia="宋体"/>
-          <w:sz w:val="24"/>
-          <w:szCs w:val="24"/>
+          <w:sz w:val="21"/>
+          <w:szCs w:val="21"/>
           <w:lang w:eastAsia="zh-CN"/>
         </w:rPr>
         <w:t>，</w:t>
@@ -734,8 +734,8 @@
       <w:r>
         <w:rPr>
           <w:rFonts w:ascii="Times New Roman" w:hAnsi="Times New Roman" w:cs="Times New Roman" w:eastAsia="宋体" w:hint="eastAsia"/>
-          <w:sz w:val="24"/>
-          <w:szCs w:val="24"/>
+          <w:sz w:val="21"/>
+          <w:szCs w:val="21"/>
           <w:lang w:eastAsia="zh-CN"/>
         </w:rPr>
         <w:t>从近代以来中华民族的历史进程讲起，指出实现伟大梦想必须进行伟大斗争、建设伟大工程、推进伟大事业，并强调</w:t>
@@ -743,8 +743,8 @@
       <w:r>
         <w:rPr>
           <w:rFonts w:ascii="Times New Roman" w:hAnsi="Times New Roman" w:cs="Times New Roman" w:eastAsia="宋体" w:hint="eastAsia"/>
-          <w:sz w:val="24"/>
-          <w:szCs w:val="24"/>
+          <w:sz w:val="21"/>
+          <w:szCs w:val="21"/>
           <w:lang w:eastAsia="zh-CN"/>
         </w:rPr>
         <w:t>“</w:t>
@@ -752,8 +752,8 @@
       <w:r>
         <w:rPr>
           <w:rFonts w:ascii="Times New Roman" w:hAnsi="Times New Roman" w:cs="Times New Roman" w:eastAsia="宋体" w:hint="eastAsia"/>
-          <w:sz w:val="24"/>
-          <w:szCs w:val="24"/>
+          <w:sz w:val="21"/>
+          <w:szCs w:val="21"/>
           <w:lang w:eastAsia="zh-CN"/>
         </w:rPr>
         <w:t>四个伟大</w:t>
@@ -761,8 +761,8 @@
       <w:r>
         <w:rPr>
           <w:rFonts w:ascii="Times New Roman" w:hAnsi="Times New Roman" w:cs="Times New Roman" w:eastAsia="宋体" w:hint="eastAsia"/>
-          <w:sz w:val="24"/>
-          <w:szCs w:val="24"/>
+          <w:sz w:val="21"/>
+          <w:szCs w:val="21"/>
           <w:lang w:eastAsia="zh-CN"/>
         </w:rPr>
         <w:t>”</w:t>
@@ -770,8 +770,8 @@
       <w:r>
         <w:rPr>
           <w:rFonts w:ascii="Times New Roman" w:hAnsi="Times New Roman" w:cs="Times New Roman" w:eastAsia="宋体" w:hint="eastAsia"/>
-          <w:sz w:val="24"/>
-          <w:szCs w:val="24"/>
+          <w:sz w:val="21"/>
+          <w:szCs w:val="21"/>
           <w:lang w:eastAsia="zh-CN"/>
         </w:rPr>
         <w:t>紧密联系、相互贯通，其中起决定性作用的是党的建设新的伟大工程。</w:t>
@@ -781,8 +781,8 @@
       <w:pPr>
         <w:pStyle w:val="a1"/>
         <w:snapToGrid w:val="0"/>
-        <w:spacing w:line="360" w:lineRule="auto" w:before="0" w:after="0"/>
-        <w:ind w:firstLineChars="200" w:firstLine="480"/>
+        <w:spacing w:line="300" w:lineRule="auto" w:before="0" w:after="0"/>
+        <w:ind w:firstLineChars="200" w:firstLine="420"/>
         <w:jc w:val="both"/>
         <w:rPr>
           <w:lang w:eastAsia="zh-CN"/>
@@ -791,8 +791,8 @@
       <w:r>
         <w:rPr>
           <w:rFonts w:ascii="Times New Roman" w:hAnsi="Times New Roman" w:cs="Times New Roman" w:eastAsia="宋体" w:hint="eastAsia"/>
-          <w:sz w:val="24"/>
-          <w:szCs w:val="24"/>
+          <w:sz w:val="21"/>
+          <w:szCs w:val="21"/>
           <w:lang w:eastAsia="zh-CN"/>
         </w:rPr>
         <w:lastRenderedPageBreak/>
@@ -801,8 +801,8 @@
       <w:r>
         <w:rPr>
           <w:rFonts w:ascii="Times New Roman" w:hAnsi="Times New Roman" w:cs="Times New Roman" w:eastAsia="宋体" w:hint="eastAsia"/>
-          <w:sz w:val="24"/>
-          <w:szCs w:val="24"/>
+          <w:sz w:val="21"/>
+          <w:szCs w:val="21"/>
           <w:lang w:eastAsia="zh-CN"/>
         </w:rPr>
         <w:t xml:space="preserve">新时代中国特色社会主义思想和基本方略：</w:t>
@@ -810,8 +810,8 @@
       <w:r>
         <w:rPr>
           <w:rFonts w:ascii="Times New Roman" w:hAnsi="Times New Roman" w:cs="Times New Roman" w:eastAsia="宋体" w:hint="eastAsia"/>
-          <w:sz w:val="24"/>
-          <w:szCs w:val="24"/>
+          <w:sz w:val="21"/>
+          <w:szCs w:val="21"/>
           <w:lang w:eastAsia="zh-CN"/>
         </w:rPr>
         <w:t>报告</w:t>
@@ -819,8 +819,8 @@
       <w:r>
         <w:rPr>
           <w:rFonts w:ascii="Times New Roman" w:hAnsi="Times New Roman" w:cs="Times New Roman" w:eastAsia="宋体" w:hint="eastAsia"/>
-          <w:sz w:val="24"/>
-          <w:szCs w:val="24"/>
+          <w:sz w:val="21"/>
+          <w:szCs w:val="21"/>
           <w:lang w:eastAsia="zh-CN"/>
         </w:rPr>
         <w:t>提出</w:t>
@@ -828,8 +828,8 @@
       <w:r>
         <w:rPr>
           <w:rFonts w:hint="eastAsia" w:ascii="Times New Roman" w:hAnsi="Times New Roman" w:cs="Times New Roman" w:eastAsia="宋体"/>
-          <w:sz w:val="24"/>
-          <w:szCs w:val="24"/>
+          <w:sz w:val="21"/>
+          <w:szCs w:val="21"/>
           <w:lang w:eastAsia="zh-CN"/>
         </w:rPr>
         <w:t>了</w:t>
@@ -837,8 +837,8 @@
       <w:r>
         <w:rPr>
           <w:rFonts w:ascii="Times New Roman" w:hAnsi="Times New Roman" w:cs="Times New Roman" w:eastAsia="宋体" w:hint="eastAsia"/>
-          <w:sz w:val="24"/>
-          <w:szCs w:val="24"/>
+          <w:sz w:val="21"/>
+          <w:szCs w:val="21"/>
           <w:lang w:eastAsia="zh-CN"/>
         </w:rPr>
         <w:t>“</w:t>
@@ -846,8 +846,8 @@
       <w:r>
         <w:rPr>
           <w:rFonts w:ascii="Times New Roman" w:hAnsi="Times New Roman" w:cs="Times New Roman" w:eastAsia="宋体" w:hint="eastAsia"/>
-          <w:sz w:val="24"/>
-          <w:szCs w:val="24"/>
+          <w:sz w:val="21"/>
+          <w:szCs w:val="21"/>
           <w:lang w:eastAsia="zh-CN"/>
         </w:rPr>
         <w:t>十四个坚持</w:t>
@@ -855,8 +855,8 @@
       <w:r>
         <w:rPr>
           <w:rFonts w:ascii="Times New Roman" w:hAnsi="Times New Roman" w:cs="Times New Roman" w:eastAsia="宋体" w:hint="eastAsia"/>
-          <w:sz w:val="24"/>
-          <w:szCs w:val="24"/>
+          <w:sz w:val="21"/>
+          <w:szCs w:val="21"/>
           <w:lang w:eastAsia="zh-CN"/>
         </w:rPr>
         <w:t>”</w:t>
@@ -864,8 +864,8 @@
       <w:r>
         <w:rPr>
           <w:rFonts w:hint="eastAsia" w:ascii="Times New Roman" w:hAnsi="Times New Roman" w:cs="Times New Roman" w:eastAsia="宋体"/>
-          <w:sz w:val="24"/>
-          <w:szCs w:val="24"/>
+          <w:sz w:val="21"/>
+          <w:szCs w:val="21"/>
           <w:lang w:eastAsia="zh-CN"/>
         </w:rPr>
         <w:t>，</w:t>
@@ -873,8 +873,8 @@
       <w:r>
         <w:rPr>
           <w:rFonts w:ascii="Times New Roman" w:hAnsi="Times New Roman" w:cs="Times New Roman" w:eastAsia="宋体" w:hint="eastAsia"/>
-          <w:sz w:val="24"/>
-          <w:szCs w:val="24"/>
+          <w:sz w:val="21"/>
+          <w:szCs w:val="21"/>
           <w:lang w:eastAsia="zh-CN"/>
         </w:rPr>
         <w:t>系统回答了新时代坚持和发展什么样的中国特色社会主义、怎样坚持和发展中国特色社会主义这一重大时代课题，并把</w:t>
@@ -882,8 +882,8 @@
       <w:r>
         <w:rPr>
           <w:rFonts w:ascii="Times New Roman" w:hAnsi="Times New Roman" w:cs="Times New Roman" w:eastAsia="宋体" w:hint="eastAsia"/>
-          <w:sz w:val="24"/>
-          <w:szCs w:val="24"/>
+          <w:sz w:val="21"/>
+          <w:szCs w:val="21"/>
           <w:lang w:eastAsia="zh-CN"/>
         </w:rPr>
         <w:t>“</w:t>
@@ -891,8 +891,8 @@
       <w:r>
         <w:rPr>
           <w:rFonts w:ascii="Times New Roman" w:hAnsi="Times New Roman" w:cs="Times New Roman" w:eastAsia="宋体" w:hint="eastAsia"/>
-          <w:sz w:val="24"/>
-          <w:szCs w:val="24"/>
+          <w:sz w:val="21"/>
+          <w:szCs w:val="21"/>
           <w:lang w:eastAsia="zh-CN"/>
         </w:rPr>
         <w:t>十四个坚持</w:t>
@@ -900,8 +900,8 @@
       <w:r>
         <w:rPr>
           <w:rFonts w:ascii="Times New Roman" w:hAnsi="Times New Roman" w:cs="Times New Roman" w:eastAsia="宋体" w:hint="eastAsia"/>
-          <w:sz w:val="24"/>
-          <w:szCs w:val="24"/>
+          <w:sz w:val="21"/>
+          <w:szCs w:val="21"/>
           <w:lang w:eastAsia="zh-CN"/>
         </w:rPr>
         <w:t>”</w:t>
@@ -909,8 +909,8 @@
       <w:r>
         <w:rPr>
           <w:rFonts w:ascii="Times New Roman" w:hAnsi="Times New Roman" w:cs="Times New Roman" w:eastAsia="宋体" w:hint="eastAsia"/>
-          <w:sz w:val="24"/>
-          <w:szCs w:val="24"/>
+          <w:sz w:val="21"/>
+          <w:szCs w:val="21"/>
           <w:lang w:eastAsia="zh-CN"/>
         </w:rPr>
         <w:t>确立为新时代坚持和发展中国特色社会主义的基本方略。</w:t>
@@ -920,8 +920,8 @@
       <w:pPr>
         <w:pStyle w:val="a1"/>
         <w:snapToGrid w:val="0"/>
-        <w:spacing w:line="360" w:lineRule="auto" w:before="0" w:after="0"/>
-        <w:ind w:firstLineChars="200" w:firstLine="480"/>
+        <w:spacing w:line="300" w:lineRule="auto" w:before="0" w:after="0"/>
+        <w:ind w:firstLineChars="200" w:firstLine="420"/>
         <w:jc w:val="both"/>
         <w:rPr>
           <w:lang w:eastAsia="zh-CN"/>
@@ -930,8 +930,8 @@
       <w:r>
         <w:rPr>
           <w:rFonts w:ascii="Times New Roman" w:hAnsi="Times New Roman" w:cs="Times New Roman" w:eastAsia="宋体" w:hint="eastAsia"/>
-          <w:sz w:val="24"/>
-          <w:szCs w:val="24"/>
+          <w:sz w:val="21"/>
+          <w:szCs w:val="21"/>
           <w:lang w:eastAsia="zh-CN"/>
         </w:rPr>
         <w:t xml:space="preserve">4. </w:t>
@@ -939,8 +939,8 @@
       <w:r>
         <w:rPr>
           <w:rFonts w:ascii="Times New Roman" w:hAnsi="Times New Roman" w:cs="Times New Roman" w:eastAsia="宋体" w:hint="eastAsia"/>
-          <w:sz w:val="24"/>
-          <w:szCs w:val="24"/>
+          <w:sz w:val="21"/>
+          <w:szCs w:val="21"/>
           <w:lang w:eastAsia="zh-CN"/>
         </w:rPr>
         <w:t xml:space="preserve">决胜全面建成小康社会，开启新征程：</w:t>
@@ -948,8 +948,8 @@
       <w:r>
         <w:rPr>
           <w:rFonts w:ascii="Times New Roman" w:hAnsi="Times New Roman" w:cs="Times New Roman" w:eastAsia="宋体" w:hint="eastAsia"/>
-          <w:sz w:val="24"/>
-          <w:szCs w:val="24"/>
+          <w:sz w:val="21"/>
+          <w:szCs w:val="21"/>
           <w:lang w:eastAsia="zh-CN"/>
         </w:rPr>
         <w:t>报告</w:t>
@@ -957,8 +957,8 @@
       <w:r>
         <w:rPr>
           <w:rFonts w:ascii="Times New Roman" w:hAnsi="Times New Roman" w:cs="Times New Roman" w:eastAsia="宋体" w:hint="eastAsia"/>
-          <w:sz w:val="24"/>
-          <w:szCs w:val="24"/>
+          <w:sz w:val="21"/>
+          <w:szCs w:val="21"/>
           <w:lang w:eastAsia="zh-CN"/>
         </w:rPr>
         <w:t>提出</w:t>
@@ -966,8 +966,8 @@
       <w:r>
         <w:rPr>
           <w:rFonts w:hint="eastAsia" w:ascii="Times New Roman" w:hAnsi="Times New Roman" w:cs="Times New Roman" w:eastAsia="宋体"/>
-          <w:sz w:val="24"/>
-          <w:szCs w:val="24"/>
+          <w:sz w:val="21"/>
+          <w:szCs w:val="21"/>
           <w:lang w:eastAsia="zh-CN"/>
         </w:rPr>
         <w:t>了</w:t>
@@ -975,8 +975,8 @@
       <w:r>
         <w:rPr>
           <w:rFonts w:ascii="Times New Roman" w:hAnsi="Times New Roman" w:cs="Times New Roman" w:eastAsia="宋体" w:hint="eastAsia"/>
-          <w:sz w:val="24"/>
-          <w:szCs w:val="24"/>
+          <w:sz w:val="21"/>
+          <w:szCs w:val="21"/>
           <w:lang w:eastAsia="zh-CN"/>
         </w:rPr>
         <w:t>“</w:t>
@@ -984,8 +984,8 @@
       <w:r>
         <w:rPr>
           <w:rFonts w:ascii="Times New Roman" w:hAnsi="Times New Roman" w:cs="Times New Roman" w:eastAsia="宋体" w:hint="eastAsia"/>
-          <w:sz w:val="24"/>
-          <w:szCs w:val="24"/>
+          <w:sz w:val="21"/>
+          <w:szCs w:val="21"/>
           <w:lang w:eastAsia="zh-CN"/>
         </w:rPr>
         <w:t>两步走</w:t>
@@ -993,8 +993,8 @@
       <w:r>
         <w:rPr>
           <w:rFonts w:ascii="Times New Roman" w:hAnsi="Times New Roman" w:cs="Times New Roman" w:eastAsia="宋体" w:hint="eastAsia"/>
-          <w:sz w:val="24"/>
-          <w:szCs w:val="24"/>
+          <w:sz w:val="21"/>
+          <w:szCs w:val="21"/>
           <w:lang w:eastAsia="zh-CN"/>
         </w:rPr>
         <w:t>”</w:t>
@@ -1002,8 +1002,8 @@
       <w:r>
         <w:rPr>
           <w:rFonts w:ascii="Times New Roman" w:hAnsi="Times New Roman" w:cs="Times New Roman" w:eastAsia="宋体" w:hint="eastAsia"/>
-          <w:sz w:val="24"/>
-          <w:szCs w:val="24"/>
+          <w:sz w:val="21"/>
+          <w:szCs w:val="21"/>
           <w:lang w:eastAsia="zh-CN"/>
         </w:rPr>
         <w:t>建成现代化强国的战略安排。报告明确从二〇二〇年到本世纪中叶分两个阶段安排，实现从全面建成小康社会到基本实现现代化、再到全面建成社会主义现代化强国的历史性跨越，为现代化建设画出了时间表和路线图。</w:t>
@@ -1013,8 +1013,8 @@
       <w:pPr>
         <w:pStyle w:val="a1"/>
         <w:snapToGrid w:val="0"/>
-        <w:spacing w:line="360" w:lineRule="auto" w:before="0" w:after="0"/>
-        <w:ind w:firstLineChars="200" w:firstLine="480"/>
+        <w:spacing w:line="300" w:lineRule="auto" w:before="0" w:after="0"/>
+        <w:ind w:firstLineChars="200" w:firstLine="420"/>
         <w:jc w:val="both"/>
         <w:rPr>
           <w:lang w:eastAsia="zh-CN"/>
@@ -1023,8 +1023,8 @@
       <w:r>
         <w:rPr>
           <w:rFonts w:ascii="Times New Roman" w:hAnsi="Times New Roman" w:cs="Times New Roman" w:eastAsia="宋体" w:hint="eastAsia"/>
-          <w:sz w:val="24"/>
-          <w:szCs w:val="24"/>
+          <w:sz w:val="21"/>
+          <w:szCs w:val="21"/>
           <w:lang w:eastAsia="zh-CN"/>
         </w:rPr>
         <w:t xml:space="preserve">5. </w:t>
@@ -1032,8 +1032,8 @@
       <w:r>
         <w:rPr>
           <w:rFonts w:ascii="Times New Roman" w:hAnsi="Times New Roman" w:cs="Times New Roman" w:eastAsia="宋体" w:hint="eastAsia"/>
-          <w:sz w:val="24"/>
-          <w:szCs w:val="24"/>
+          <w:sz w:val="21"/>
+          <w:szCs w:val="21"/>
           <w:lang w:eastAsia="zh-CN"/>
         </w:rPr>
         <w:t xml:space="preserve">贯彻新发展理念，建设现代化经济体系：</w:t>
@@ -1041,8 +1041,8 @@
       <w:r>
         <w:rPr>
           <w:rFonts w:ascii="Times New Roman" w:hAnsi="Times New Roman" w:cs="Times New Roman" w:eastAsia="宋体" w:hint="eastAsia"/>
-          <w:sz w:val="24"/>
-          <w:szCs w:val="24"/>
+          <w:sz w:val="21"/>
+          <w:szCs w:val="21"/>
           <w:lang w:eastAsia="zh-CN"/>
         </w:rPr>
         <w:t>报告</w:t>
@@ -1050,8 +1050,8 @@
       <w:r>
         <w:rPr>
           <w:rFonts w:ascii="Times New Roman" w:hAnsi="Times New Roman" w:cs="Times New Roman" w:eastAsia="宋体" w:hint="eastAsia"/>
-          <w:sz w:val="24"/>
-          <w:szCs w:val="24"/>
+          <w:sz w:val="21"/>
+          <w:szCs w:val="21"/>
           <w:lang w:eastAsia="zh-CN"/>
         </w:rPr>
         <w:t>指出我国经济已由高速增长阶段转向高质量发展阶段，把建设现代化经济体系作为跨越关口的迫切要求和战略目标，从供给侧结构性改革、创新型国家、乡村振兴、区域协调等方面作出部署。</w:t>
@@ -1061,8 +1061,8 @@
       <w:pPr>
         <w:pStyle w:val="a1"/>
         <w:snapToGrid w:val="0"/>
-        <w:spacing w:line="360" w:lineRule="auto" w:before="0" w:after="0"/>
-        <w:ind w:firstLineChars="200" w:firstLine="480"/>
+        <w:spacing w:line="300" w:lineRule="auto" w:before="0" w:after="0"/>
+        <w:ind w:firstLineChars="200" w:firstLine="420"/>
         <w:jc w:val="both"/>
         <w:rPr>
           <w:lang w:eastAsia="zh-CN"/>
@@ -1071,8 +1071,8 @@
       <w:r>
         <w:rPr>
           <w:rFonts w:ascii="Times New Roman" w:hAnsi="Times New Roman" w:cs="Times New Roman" w:eastAsia="宋体" w:hint="eastAsia"/>
-          <w:sz w:val="24"/>
-          <w:szCs w:val="24"/>
+          <w:sz w:val="21"/>
+          <w:szCs w:val="21"/>
           <w:lang w:eastAsia="zh-CN"/>
         </w:rPr>
         <w:t xml:space="preserve">6. </w:t>
@@ -1080,8 +1080,8 @@
       <w:r>
         <w:rPr>
           <w:rFonts w:ascii="Times New Roman" w:hAnsi="Times New Roman" w:cs="Times New Roman" w:eastAsia="宋体" w:hint="eastAsia"/>
-          <w:sz w:val="24"/>
-          <w:szCs w:val="24"/>
+          <w:sz w:val="21"/>
+          <w:szCs w:val="21"/>
           <w:lang w:eastAsia="zh-CN"/>
         </w:rPr>
         <w:t xml:space="preserve">健全人民当家作主制度体系，发展社会主义民主政治：坚持完善人大制度、发展协商民主。报告强调坚持党的领导、人民当家作主、依法治国有机统一，通过完善人民代表大会制度、发展社会主义协商民主，把我国社会主义民主政治的制度优势充分彰显出来。</w:t>
@@ -1091,8 +1091,8 @@
       <w:pPr>
         <w:pStyle w:val="a1"/>
         <w:snapToGrid w:val="0"/>
-        <w:spacing w:line="360" w:lineRule="auto" w:before="0" w:after="0"/>
-        <w:ind w:firstLineChars="200" w:firstLine="480"/>
+        <w:spacing w:line="300" w:lineRule="auto" w:before="0" w:after="0"/>
+        <w:ind w:firstLineChars="200" w:firstLine="420"/>
         <w:jc w:val="both"/>
         <w:rPr>
           <w:lang w:eastAsia="zh-CN"/>
@@ -1101,8 +1101,8 @@
       <w:r>
         <w:rPr>
           <w:rFonts w:ascii="Times New Roman" w:hAnsi="Times New Roman" w:cs="Times New Roman" w:eastAsia="宋体" w:hint="eastAsia"/>
-          <w:sz w:val="24"/>
-          <w:szCs w:val="24"/>
+          <w:sz w:val="21"/>
+          <w:szCs w:val="21"/>
           <w:lang w:eastAsia="zh-CN"/>
         </w:rPr>
         <w:t xml:space="preserve">7. </w:t>
@@ -1110,8 +1110,8 @@
       <w:r>
         <w:rPr>
           <w:rFonts w:ascii="Times New Roman" w:hAnsi="Times New Roman" w:cs="Times New Roman" w:eastAsia="宋体" w:hint="eastAsia"/>
-          <w:sz w:val="24"/>
-          <w:szCs w:val="24"/>
+          <w:sz w:val="21"/>
+          <w:szCs w:val="21"/>
           <w:lang w:eastAsia="zh-CN"/>
         </w:rPr>
         <w:t xml:space="preserve">坚定文化自信，推动文化繁荣兴盛：掌握意识形态领导权，培育核心价值观。报告强调文化是一个国家、一个民族的灵魂，</w:t>
@@ -1119,8 +1119,8 @@
       <w:r>
         <w:rPr>
           <w:rFonts w:hint="eastAsia" w:ascii="Times New Roman" w:hAnsi="Times New Roman" w:cs="Times New Roman" w:eastAsia="宋体"/>
-          <w:sz w:val="24"/>
-          <w:szCs w:val="24"/>
+          <w:sz w:val="21"/>
+          <w:szCs w:val="21"/>
           <w:lang w:eastAsia="zh-CN"/>
         </w:rPr>
         <w:t>应当</w:t>
@@ -1128,8 +1128,8 @@
       <w:r>
         <w:rPr>
           <w:rFonts w:ascii="Times New Roman" w:hAnsi="Times New Roman" w:cs="Times New Roman" w:eastAsia="宋体" w:hint="eastAsia"/>
-          <w:sz w:val="24"/>
-          <w:szCs w:val="24"/>
+          <w:sz w:val="21"/>
+          <w:szCs w:val="21"/>
           <w:lang w:eastAsia="zh-CN"/>
         </w:rPr>
         <w:t>牢牢掌握意识形态工作领导权，培育和践行社会主义核心价值观，繁荣发展社会主义文艺，推动文化事业和文化产业发展。</w:t>
@@ -1139,8 +1139,8 @@
       <w:pPr>
         <w:pStyle w:val="a1"/>
         <w:snapToGrid w:val="0"/>
-        <w:spacing w:line="360" w:lineRule="auto" w:before="0" w:after="0"/>
-        <w:ind w:firstLineChars="200" w:firstLine="480"/>
+        <w:spacing w:line="300" w:lineRule="auto" w:before="0" w:after="0"/>
+        <w:ind w:firstLineChars="200" w:firstLine="420"/>
         <w:jc w:val="both"/>
         <w:rPr>
           <w:lang w:eastAsia="zh-CN"/>
@@ -1149,8 +1149,8 @@
       <w:r>
         <w:rPr>
           <w:rFonts w:ascii="Times New Roman" w:hAnsi="Times New Roman" w:cs="Times New Roman" w:eastAsia="宋体" w:hint="eastAsia"/>
-          <w:sz w:val="24"/>
-          <w:szCs w:val="24"/>
+          <w:sz w:val="21"/>
+          <w:szCs w:val="21"/>
           <w:lang w:eastAsia="zh-CN"/>
         </w:rPr>
         <w:t xml:space="preserve">8. </w:t>
@@ -1158,8 +1158,8 @@
       <w:r>
         <w:rPr>
           <w:rFonts w:ascii="Times New Roman" w:hAnsi="Times New Roman" w:cs="Times New Roman" w:eastAsia="宋体" w:hint="eastAsia"/>
-          <w:sz w:val="24"/>
-          <w:szCs w:val="24"/>
+          <w:sz w:val="21"/>
+          <w:szCs w:val="21"/>
           <w:lang w:eastAsia="zh-CN"/>
         </w:rPr>
         <w:t xml:space="preserve">提高保障和改善民生水平，加强和创新社会治理：报告强调带领人民创造美好生活是党始终不渝的奋斗目标，从优先发展教育、提高就业质量和收入、健全社会保障、打赢脱贫攻坚战、实施健康中国战略等方面作出部署，着力解决群众最关心最直接最现实的利益问题。</w:t>
@@ -1169,8 +1169,8 @@
       <w:pPr>
         <w:pStyle w:val="a1"/>
         <w:snapToGrid w:val="0"/>
-        <w:spacing w:line="360" w:lineRule="auto" w:before="0" w:after="0"/>
-        <w:ind w:firstLineChars="200" w:firstLine="480"/>
+        <w:spacing w:line="300" w:lineRule="auto" w:before="0" w:after="0"/>
+        <w:ind w:firstLineChars="200" w:firstLine="420"/>
         <w:jc w:val="both"/>
         <w:rPr>
           <w:lang w:eastAsia="zh-CN"/>
@@ -1179,8 +1179,8 @@
       <w:r>
         <w:rPr>
           <w:rFonts w:ascii="Times New Roman" w:hAnsi="Times New Roman" w:cs="Times New Roman" w:eastAsia="宋体" w:hint="eastAsia"/>
-          <w:sz w:val="24"/>
-          <w:szCs w:val="24"/>
+          <w:sz w:val="21"/>
+          <w:szCs w:val="21"/>
           <w:lang w:eastAsia="zh-CN"/>
         </w:rPr>
         <w:lastRenderedPageBreak/>
@@ -1189,8 +1189,8 @@
       <w:r>
         <w:rPr>
           <w:rFonts w:ascii="Times New Roman" w:hAnsi="Times New Roman" w:cs="Times New Roman" w:eastAsia="宋体" w:hint="eastAsia"/>
-          <w:sz w:val="24"/>
-          <w:szCs w:val="24"/>
+          <w:sz w:val="21"/>
+          <w:szCs w:val="21"/>
           <w:lang w:eastAsia="zh-CN"/>
         </w:rPr>
         <w:t xml:space="preserve">加快生态文明体制改革，建设美丽中国：报告提出</w:t>
@@ -1198,8 +1198,8 @@
       <w:r>
         <w:rPr>
           <w:rFonts w:ascii="Times New Roman" w:hAnsi="Times New Roman" w:cs="Times New Roman" w:eastAsia="宋体" w:hint="eastAsia"/>
-          <w:sz w:val="24"/>
-          <w:szCs w:val="24"/>
+          <w:sz w:val="21"/>
+          <w:szCs w:val="21"/>
           <w:lang w:eastAsia="zh-CN"/>
         </w:rPr>
         <w:t>“</w:t>
@@ -1207,8 +1207,8 @@
       <w:r>
         <w:rPr>
           <w:rFonts w:ascii="Times New Roman" w:hAnsi="Times New Roman" w:cs="Times New Roman" w:eastAsia="宋体" w:hint="eastAsia"/>
-          <w:sz w:val="24"/>
-          <w:szCs w:val="24"/>
+          <w:sz w:val="21"/>
+          <w:szCs w:val="21"/>
           <w:lang w:eastAsia="zh-CN"/>
         </w:rPr>
         <w:t>人与自然是生命共同体</w:t>
@@ -1216,8 +1216,8 @@
       <w:r>
         <w:rPr>
           <w:rFonts w:ascii="Times New Roman" w:hAnsi="Times New Roman" w:cs="Times New Roman" w:eastAsia="宋体" w:hint="eastAsia"/>
-          <w:sz w:val="24"/>
-          <w:szCs w:val="24"/>
+          <w:sz w:val="21"/>
+          <w:szCs w:val="21"/>
           <w:lang w:eastAsia="zh-CN"/>
         </w:rPr>
         <w:t>”</w:t>
@@ -1225,8 +1225,8 @@
       <w:r>
         <w:rPr>
           <w:rFonts w:ascii="Times New Roman" w:hAnsi="Times New Roman" w:cs="Times New Roman" w:eastAsia="宋体" w:hint="eastAsia"/>
-          <w:sz w:val="24"/>
-          <w:szCs w:val="24"/>
+          <w:sz w:val="21"/>
+          <w:szCs w:val="21"/>
           <w:lang w:eastAsia="zh-CN"/>
         </w:rPr>
         <w:t>，强调建设人与自然和谐共生的现代化，通过推进绿色发展、着力解决突出环境问题、加大生态系统保护力度等举措建设美丽中国。</w:t>
@@ -1236,8 +1236,8 @@
       <w:pPr>
         <w:pStyle w:val="a1"/>
         <w:snapToGrid w:val="0"/>
-        <w:spacing w:line="360" w:lineRule="auto" w:before="0" w:after="0"/>
-        <w:ind w:firstLineChars="200" w:firstLine="480"/>
+        <w:spacing w:line="300" w:lineRule="auto" w:before="0" w:after="0"/>
+        <w:ind w:firstLineChars="200" w:firstLine="420"/>
         <w:jc w:val="both"/>
         <w:rPr>
           <w:lang w:eastAsia="zh-CN"/>
@@ -1246,8 +1246,8 @@
       <w:r>
         <w:rPr>
           <w:rFonts w:ascii="Times New Roman" w:hAnsi="Times New Roman" w:cs="Times New Roman" w:eastAsia="宋体" w:hint="eastAsia"/>
-          <w:sz w:val="24"/>
-          <w:szCs w:val="24"/>
+          <w:sz w:val="21"/>
+          <w:szCs w:val="21"/>
           <w:lang w:eastAsia="zh-CN"/>
         </w:rPr>
         <w:t xml:space="preserve">10. </w:t>
@@ -1255,8 +1255,8 @@
       <w:r>
         <w:rPr>
           <w:rFonts w:ascii="Times New Roman" w:hAnsi="Times New Roman" w:cs="Times New Roman" w:eastAsia="宋体" w:hint="eastAsia"/>
-          <w:sz w:val="24"/>
-          <w:szCs w:val="24"/>
+          <w:sz w:val="21"/>
+          <w:szCs w:val="21"/>
           <w:lang w:eastAsia="zh-CN"/>
         </w:rPr>
         <w:t xml:space="preserve">坚持走中国特色强军之路：确立强军目标，报告确立新时代强军目标，提出力争到二〇三五年基本实现国防和军队现代化、到本世纪中叶把人民军队全面建成世界一流军队，并部署全面推进国防和军队现代化。</w:t>
@@ -1266,8 +1266,8 @@
       <w:pPr>
         <w:pStyle w:val="a1"/>
         <w:snapToGrid w:val="0"/>
-        <w:spacing w:line="360" w:lineRule="auto" w:before="0" w:after="0"/>
-        <w:ind w:firstLineChars="200" w:firstLine="480"/>
+        <w:spacing w:line="300" w:lineRule="auto" w:before="0" w:after="0"/>
+        <w:ind w:firstLineChars="200" w:firstLine="420"/>
         <w:jc w:val="both"/>
         <w:rPr>
           <w:lang w:eastAsia="zh-CN"/>
@@ -1276,8 +1276,8 @@
       <w:r>
         <w:rPr>
           <w:rFonts w:ascii="Times New Roman" w:hAnsi="Times New Roman" w:cs="Times New Roman" w:eastAsia="宋体" w:hint="eastAsia"/>
-          <w:sz w:val="24"/>
-          <w:szCs w:val="24"/>
+          <w:sz w:val="21"/>
+          <w:szCs w:val="21"/>
           <w:lang w:eastAsia="zh-CN"/>
         </w:rPr>
         <w:t xml:space="preserve">11. </w:t>
@@ -1285,8 +1285,8 @@
       <w:r>
         <w:rPr>
           <w:rFonts w:ascii="Times New Roman" w:hAnsi="Times New Roman" w:cs="Times New Roman" w:eastAsia="宋体" w:hint="eastAsia"/>
-          <w:sz w:val="24"/>
-          <w:szCs w:val="24"/>
+          <w:sz w:val="21"/>
+          <w:szCs w:val="21"/>
           <w:lang w:eastAsia="zh-CN"/>
         </w:rPr>
         <w:t xml:space="preserve">坚持</w:t>
@@ -1294,8 +1294,8 @@
       <w:r>
         <w:rPr>
           <w:rFonts w:ascii="Times New Roman" w:hAnsi="Times New Roman" w:cs="Times New Roman" w:eastAsia="宋体" w:hint="eastAsia"/>
-          <w:sz w:val="24"/>
-          <w:szCs w:val="24"/>
+          <w:sz w:val="21"/>
+          <w:szCs w:val="21"/>
           <w:lang w:eastAsia="zh-CN"/>
         </w:rPr>
         <w:t>“</w:t>
@@ -1303,8 +1303,8 @@
       <w:r>
         <w:rPr>
           <w:rFonts w:ascii="Times New Roman" w:hAnsi="Times New Roman" w:cs="Times New Roman" w:eastAsia="宋体" w:hint="eastAsia"/>
-          <w:sz w:val="24"/>
-          <w:szCs w:val="24"/>
+          <w:sz w:val="21"/>
+          <w:szCs w:val="21"/>
           <w:lang w:eastAsia="zh-CN"/>
         </w:rPr>
         <w:t>一国两制</w:t>
@@ -1312,8 +1312,8 @@
       <w:r>
         <w:rPr>
           <w:rFonts w:ascii="Times New Roman" w:hAnsi="Times New Roman" w:cs="Times New Roman" w:eastAsia="宋体" w:hint="eastAsia"/>
-          <w:sz w:val="24"/>
-          <w:szCs w:val="24"/>
+          <w:sz w:val="21"/>
+          <w:szCs w:val="21"/>
           <w:lang w:eastAsia="zh-CN"/>
         </w:rPr>
         <w:t>”</w:t>
@@ -1321,8 +1321,8 @@
       <w:r>
         <w:rPr>
           <w:rFonts w:ascii="Times New Roman" w:hAnsi="Times New Roman" w:cs="Times New Roman" w:eastAsia="宋体" w:hint="eastAsia"/>
-          <w:sz w:val="24"/>
-          <w:szCs w:val="24"/>
+          <w:sz w:val="21"/>
+          <w:szCs w:val="21"/>
           <w:lang w:eastAsia="zh-CN"/>
         </w:rPr>
         <w:t>，推进祖国统一：报告强调全面准确贯彻</w:t>
@@ -1330,8 +1330,8 @@
       <w:r>
         <w:rPr>
           <w:rFonts w:ascii="Times New Roman" w:hAnsi="Times New Roman" w:cs="Times New Roman" w:eastAsia="宋体" w:hint="eastAsia"/>
-          <w:sz w:val="24"/>
-          <w:szCs w:val="24"/>
+          <w:sz w:val="21"/>
+          <w:szCs w:val="21"/>
           <w:lang w:eastAsia="zh-CN"/>
         </w:rPr>
         <w:t>“</w:t>
@@ -1339,8 +1339,8 @@
       <w:r>
         <w:rPr>
           <w:rFonts w:ascii="Times New Roman" w:hAnsi="Times New Roman" w:cs="Times New Roman" w:eastAsia="宋体" w:hint="eastAsia"/>
-          <w:sz w:val="24"/>
-          <w:szCs w:val="24"/>
+          <w:sz w:val="21"/>
+          <w:szCs w:val="21"/>
           <w:lang w:eastAsia="zh-CN"/>
         </w:rPr>
         <w:t>一国两制</w:t>
@@ -1348,8 +1348,8 @@
       <w:r>
         <w:rPr>
           <w:rFonts w:ascii="Times New Roman" w:hAnsi="Times New Roman" w:cs="Times New Roman" w:eastAsia="宋体" w:hint="eastAsia"/>
-          <w:sz w:val="24"/>
-          <w:szCs w:val="24"/>
+          <w:sz w:val="21"/>
+          <w:szCs w:val="21"/>
           <w:lang w:eastAsia="zh-CN"/>
         </w:rPr>
         <w:t>”</w:t>
@@ -1357,8 +1357,8 @@
       <w:r>
         <w:rPr>
           <w:rFonts w:ascii="Times New Roman" w:hAnsi="Times New Roman" w:cs="Times New Roman" w:eastAsia="宋体" w:hint="eastAsia"/>
-          <w:sz w:val="24"/>
-          <w:szCs w:val="24"/>
+          <w:sz w:val="21"/>
+          <w:szCs w:val="21"/>
           <w:lang w:eastAsia="zh-CN"/>
         </w:rPr>
         <w:t>方针，保持香港、澳门长期繁荣稳定；坚持一个中国原则和</w:t>
@@ -1366,8 +1366,8 @@
       <w:r>
         <w:rPr>
           <w:rFonts w:ascii="Times New Roman" w:hAnsi="Times New Roman" w:cs="Times New Roman" w:eastAsia="宋体" w:hint="eastAsia"/>
-          <w:sz w:val="24"/>
-          <w:szCs w:val="24"/>
+          <w:sz w:val="21"/>
+          <w:szCs w:val="21"/>
           <w:lang w:eastAsia="zh-CN"/>
         </w:rPr>
         <w:t>“</w:t>
@@ -1375,8 +1375,8 @@
       <w:r>
         <w:rPr>
           <w:rFonts w:ascii="Times New Roman" w:hAnsi="Times New Roman" w:cs="Times New Roman" w:eastAsia="宋体" w:hint="eastAsia"/>
-          <w:sz w:val="24"/>
-          <w:szCs w:val="24"/>
+          <w:sz w:val="21"/>
+          <w:szCs w:val="21"/>
           <w:lang w:eastAsia="zh-CN"/>
         </w:rPr>
         <w:t>九二共识</w:t>
@@ -1384,8 +1384,8 @@
       <w:r>
         <w:rPr>
           <w:rFonts w:ascii="Times New Roman" w:hAnsi="Times New Roman" w:cs="Times New Roman" w:eastAsia="宋体" w:hint="eastAsia"/>
-          <w:sz w:val="24"/>
-          <w:szCs w:val="24"/>
+          <w:sz w:val="21"/>
+          <w:szCs w:val="21"/>
           <w:lang w:eastAsia="zh-CN"/>
         </w:rPr>
         <w:t>”</w:t>
@@ -1393,8 +1393,8 @@
       <w:r>
         <w:rPr>
           <w:rFonts w:ascii="Times New Roman" w:hAnsi="Times New Roman" w:cs="Times New Roman" w:eastAsia="宋体" w:hint="eastAsia"/>
-          <w:sz w:val="24"/>
-          <w:szCs w:val="24"/>
+          <w:sz w:val="21"/>
+          <w:szCs w:val="21"/>
           <w:lang w:eastAsia="zh-CN"/>
         </w:rPr>
         <w:t>，推动两岸关系和平发展，坚决反对</w:t>
@@ -1402,8 +1402,8 @@
       <w:r>
         <w:rPr>
           <w:rFonts w:ascii="Times New Roman" w:hAnsi="Times New Roman" w:cs="Times New Roman" w:eastAsia="宋体" w:hint="eastAsia"/>
-          <w:sz w:val="24"/>
-          <w:szCs w:val="24"/>
+          <w:sz w:val="21"/>
+          <w:szCs w:val="21"/>
           <w:lang w:eastAsia="zh-CN"/>
         </w:rPr>
         <w:t>“</w:t>
@@ -1411,8 +1411,8 @@
       <w:r>
         <w:rPr>
           <w:rFonts w:ascii="Times New Roman" w:hAnsi="Times New Roman" w:cs="Times New Roman" w:eastAsia="宋体" w:hint="eastAsia"/>
-          <w:sz w:val="24"/>
-          <w:szCs w:val="24"/>
+          <w:sz w:val="21"/>
+          <w:szCs w:val="21"/>
           <w:lang w:eastAsia="zh-CN"/>
         </w:rPr>
         <w:t>台独</w:t>
@@ -1420,8 +1420,8 @@
       <w:r>
         <w:rPr>
           <w:rFonts w:ascii="Times New Roman" w:hAnsi="Times New Roman" w:cs="Times New Roman" w:eastAsia="宋体" w:hint="eastAsia"/>
-          <w:sz w:val="24"/>
-          <w:szCs w:val="24"/>
+          <w:sz w:val="21"/>
+          <w:szCs w:val="21"/>
           <w:lang w:eastAsia="zh-CN"/>
         </w:rPr>
         <w:t>”</w:t>
@@ -1429,8 +1429,8 @@
       <w:r>
         <w:rPr>
           <w:rFonts w:ascii="Times New Roman" w:hAnsi="Times New Roman" w:cs="Times New Roman" w:eastAsia="宋体" w:hint="eastAsia"/>
-          <w:sz w:val="24"/>
-          <w:szCs w:val="24"/>
+          <w:sz w:val="21"/>
+          <w:szCs w:val="21"/>
           <w:lang w:eastAsia="zh-CN"/>
         </w:rPr>
         <w:t>分裂活动。</w:t>
@@ -1440,8 +1440,8 @@
       <w:pPr>
         <w:pStyle w:val="a1"/>
         <w:snapToGrid w:val="0"/>
-        <w:spacing w:line="360" w:lineRule="auto" w:before="0" w:after="0"/>
-        <w:ind w:firstLineChars="200" w:firstLine="480"/>
+        <w:spacing w:line="300" w:lineRule="auto" w:before="0" w:after="0"/>
+        <w:ind w:firstLineChars="200" w:firstLine="420"/>
         <w:jc w:val="both"/>
         <w:rPr>
           <w:lang w:eastAsia="zh-CN"/>
@@ -1450,8 +1450,8 @@
       <w:r>
         <w:rPr>
           <w:rFonts w:ascii="Times New Roman" w:hAnsi="Times New Roman" w:cs="Times New Roman" w:eastAsia="宋体" w:hint="eastAsia"/>
-          <w:sz w:val="24"/>
-          <w:szCs w:val="24"/>
+          <w:sz w:val="21"/>
+          <w:szCs w:val="21"/>
           <w:lang w:eastAsia="zh-CN"/>
         </w:rPr>
         <w:t xml:space="preserve">12. </w:t>
@@ -1459,8 +1459,8 @@
       <w:r>
         <w:rPr>
           <w:rFonts w:ascii="Times New Roman" w:hAnsi="Times New Roman" w:cs="Times New Roman" w:eastAsia="宋体" w:hint="eastAsia"/>
-          <w:sz w:val="24"/>
-          <w:szCs w:val="24"/>
+          <w:sz w:val="21"/>
+          <w:szCs w:val="21"/>
           <w:lang w:eastAsia="zh-CN"/>
         </w:rPr>
         <w:t xml:space="preserve">坚持和平发展道路，推动构建人类命运共同体：报告强调中国将高举和平、发展、合作、共赢的旗帜，推动建设相互尊重、公平正义、合作共赢的新型国际关系，推动构建人类命运共同体。</w:t>
@@ -1470,8 +1470,8 @@
       <w:pPr>
         <w:pStyle w:val="a1"/>
         <w:snapToGrid w:val="0"/>
-        <w:spacing w:line="360" w:lineRule="auto" w:before="0" w:after="0"/>
-        <w:ind w:firstLineChars="200" w:firstLine="480"/>
+        <w:spacing w:line="300" w:lineRule="auto" w:before="0" w:after="0"/>
+        <w:ind w:firstLineChars="200" w:firstLine="420"/>
         <w:jc w:val="both"/>
         <w:rPr>
           <w:lang w:eastAsia="zh-CN"/>
@@ -1480,8 +1480,8 @@
       <w:r>
         <w:rPr>
           <w:rFonts w:ascii="Times New Roman" w:hAnsi="Times New Roman" w:cs="Times New Roman" w:eastAsia="宋体" w:hint="eastAsia"/>
-          <w:sz w:val="24"/>
-          <w:szCs w:val="24"/>
+          <w:sz w:val="21"/>
+          <w:szCs w:val="21"/>
           <w:lang w:eastAsia="zh-CN"/>
         </w:rPr>
         <w:t xml:space="preserve">13. </w:t>
@@ -1489,8 +1489,8 @@
       <w:r>
         <w:rPr>
           <w:rFonts w:ascii="Times New Roman" w:hAnsi="Times New Roman" w:cs="Times New Roman" w:eastAsia="宋体" w:hint="eastAsia"/>
-          <w:sz w:val="24"/>
-          <w:szCs w:val="24"/>
+          <w:sz w:val="21"/>
+          <w:szCs w:val="21"/>
           <w:lang w:eastAsia="zh-CN"/>
         </w:rPr>
         <w:t xml:space="preserve">坚定不移全面从严治党：报告提出新时代党的建设总要求，把党的政治建设摆在首位，坚持</w:t>
@@ -1498,8 +1498,8 @@
       <w:r>
         <w:rPr>
           <w:rFonts w:ascii="Times New Roman" w:hAnsi="Times New Roman" w:cs="Times New Roman" w:eastAsia="宋体" w:hint="eastAsia"/>
-          <w:sz w:val="24"/>
-          <w:szCs w:val="24"/>
+          <w:sz w:val="21"/>
+          <w:szCs w:val="21"/>
           <w:lang w:eastAsia="zh-CN"/>
         </w:rPr>
         <w:t>“</w:t>
@@ -1507,8 +1507,8 @@
       <w:r>
         <w:rPr>
           <w:rFonts w:ascii="Times New Roman" w:hAnsi="Times New Roman" w:cs="Times New Roman" w:eastAsia="宋体" w:hint="eastAsia"/>
-          <w:sz w:val="24"/>
-          <w:szCs w:val="24"/>
+          <w:sz w:val="21"/>
+          <w:szCs w:val="21"/>
           <w:lang w:eastAsia="zh-CN"/>
         </w:rPr>
         <w:t>全面从严治党永远在路上</w:t>
@@ -1516,8 +1516,8 @@
       <w:r>
         <w:rPr>
           <w:rFonts w:ascii="Times New Roman" w:hAnsi="Times New Roman" w:cs="Times New Roman" w:eastAsia="宋体" w:hint="eastAsia"/>
-          <w:sz w:val="24"/>
-          <w:szCs w:val="24"/>
+          <w:sz w:val="21"/>
+          <w:szCs w:val="21"/>
           <w:lang w:eastAsia="zh-CN"/>
         </w:rPr>
         <w:t>”</w:t>
@@ -1525,8 +1525,8 @@
       <w:r>
         <w:rPr>
           <w:rFonts w:ascii="Times New Roman" w:hAnsi="Times New Roman" w:cs="Times New Roman" w:eastAsia="宋体" w:hint="eastAsia"/>
-          <w:sz w:val="24"/>
-          <w:szCs w:val="24"/>
+          <w:sz w:val="21"/>
+          <w:szCs w:val="21"/>
           <w:lang w:eastAsia="zh-CN"/>
         </w:rPr>
         <w:t>，持之以恒正风肃纪，夺取反腐败斗争压倒性胜利，不断提高党的执政能力和领导水平。</w:t>
@@ -1536,8 +1536,8 @@
       <w:pPr>
         <w:pStyle w:val="a1"/>
         <w:snapToGrid w:val="0"/>
-        <w:spacing w:line="360" w:lineRule="auto" w:before="0" w:after="0"/>
-        <w:ind w:firstLineChars="200" w:firstLine="480"/>
+        <w:spacing w:line="300" w:lineRule="auto" w:before="0" w:after="0"/>
+        <w:ind w:firstLineChars="200" w:firstLine="420"/>
         <w:jc w:val="both"/>
         <w:rPr>
           <w:lang w:eastAsia="zh-CN"/>
@@ -1546,8 +1546,8 @@
       <w:r>
         <w:rPr>
           <w:rFonts w:ascii="Times New Roman" w:hAnsi="Times New Roman" w:cs="Times New Roman" w:eastAsia="宋体" w:hint="eastAsia"/>
-          <w:sz w:val="24"/>
-          <w:szCs w:val="24"/>
+          <w:sz w:val="21"/>
+          <w:szCs w:val="21"/>
           <w:lang w:eastAsia="zh-CN"/>
         </w:rPr>
         <w:t>总的看，这十三个部分环环相扣，前四部分构成理论总纲，后九部分构成实践部署，系统回答了新时代坚持和发展中国特色社会主义的总目标和行动纲领。</w:t>
@@ -1557,7 +1557,7 @@
       <w:pPr>
         <w:pStyle w:val="a1"/>
         <w:snapToGrid w:val="0"/>
-        <w:spacing w:before="160" w:after="80" w:line="360" w:lineRule="auto"/>
+        <w:spacing w:before="160" w:after="80" w:line="300" w:lineRule="auto"/>
         <w:ind/>
         <w:jc w:val="left"/>
         <w:rPr>
@@ -1569,8 +1569,8 @@
           <w:rFonts w:ascii="Times New Roman" w:hAnsi="Times New Roman" w:cs="Times New Roman" w:eastAsia="黑体" w:hint="eastAsia"/>
           <w:b w:val="0"/>
           <w:bCs w:val="0"/>
-          <w:sz w:val="28"/>
-          <w:szCs w:val="28"/>
+          <w:sz w:val="21"/>
+          <w:szCs w:val="21"/>
           <w:lang w:eastAsia="zh-CN"/>
         </w:rPr>
         <w:t>（二）党的二十大报告</w:t>
@@ -1580,8 +1580,8 @@
       <w:pPr>
         <w:pStyle w:val="a1"/>
         <w:snapToGrid w:val="0"/>
-        <w:spacing w:line="360" w:lineRule="auto" w:before="0" w:after="0"/>
-        <w:ind w:firstLineChars="200" w:firstLine="480"/>
+        <w:spacing w:line="300" w:lineRule="auto" w:before="0" w:after="0"/>
+        <w:ind w:firstLineChars="200" w:firstLine="420"/>
         <w:jc w:val="both"/>
         <w:rPr>
           <w:lang w:eastAsia="zh-CN"/>
@@ -1590,8 +1590,8 @@
       <w:r>
         <w:rPr>
           <w:rFonts w:ascii="Times New Roman" w:hAnsi="Times New Roman" w:cs="Times New Roman" w:eastAsia="宋体" w:hint="eastAsia"/>
-          <w:sz w:val="24"/>
-          <w:szCs w:val="24"/>
+          <w:sz w:val="21"/>
+          <w:szCs w:val="21"/>
           <w:lang w:eastAsia="zh-CN"/>
         </w:rPr>
         <w:t>二十大报告共十五个部分。总体上，报告以</w:t>
@@ -1599,8 +1599,8 @@
       <w:r>
         <w:rPr>
           <w:rFonts w:ascii="Times New Roman" w:hAnsi="Times New Roman" w:cs="Times New Roman" w:eastAsia="宋体" w:hint="eastAsia"/>
-          <w:sz w:val="24"/>
-          <w:szCs w:val="24"/>
+          <w:sz w:val="21"/>
+          <w:szCs w:val="21"/>
           <w:lang w:eastAsia="zh-CN"/>
         </w:rPr>
         <w:t>“</w:t>
@@ -1608,8 +1608,8 @@
       <w:r>
         <w:rPr>
           <w:rFonts w:ascii="Times New Roman" w:hAnsi="Times New Roman" w:cs="Times New Roman" w:eastAsia="宋体" w:hint="eastAsia"/>
-          <w:sz w:val="24"/>
-          <w:szCs w:val="24"/>
+          <w:sz w:val="21"/>
+          <w:szCs w:val="21"/>
           <w:lang w:eastAsia="zh-CN"/>
         </w:rPr>
         <w:t>全面建设社会主义现代化国家、全面推进中华民族伟大复兴</w:t>
@@ -1617,8 +1617,8 @@
       <w:r>
         <w:rPr>
           <w:rFonts w:ascii="Times New Roman" w:hAnsi="Times New Roman" w:cs="Times New Roman" w:eastAsia="宋体" w:hint="eastAsia"/>
-          <w:sz w:val="24"/>
-          <w:szCs w:val="24"/>
+          <w:sz w:val="21"/>
+          <w:szCs w:val="21"/>
           <w:lang w:eastAsia="zh-CN"/>
         </w:rPr>
         <w:t>”</w:t>
@@ -1626,8 +1626,8 @@
       <w:r>
         <w:rPr>
           <w:rFonts w:ascii="Times New Roman" w:hAnsi="Times New Roman" w:cs="Times New Roman" w:eastAsia="宋体" w:hint="eastAsia"/>
-          <w:sz w:val="24"/>
-          <w:szCs w:val="24"/>
+          <w:sz w:val="21"/>
+          <w:szCs w:val="21"/>
           <w:lang w:eastAsia="zh-CN"/>
         </w:rPr>
         <w:t>为主题，在前三个部分完成理论铺垫后，从经济到党建十二个领域作出部署，贯穿其中的主线是中国式现代化。各部分论述的主要观点如下。</w:t>
@@ -1637,8 +1637,8 @@
       <w:pPr>
         <w:pStyle w:val="a1"/>
         <w:snapToGrid w:val="0"/>
-        <w:spacing w:line="360" w:lineRule="auto" w:before="0" w:after="0"/>
-        <w:ind w:firstLineChars="200" w:firstLine="480"/>
+        <w:spacing w:line="300" w:lineRule="auto" w:before="0" w:after="0"/>
+        <w:ind w:firstLineChars="200" w:firstLine="420"/>
         <w:jc w:val="both"/>
         <w:rPr>
           <w:lang w:eastAsia="zh-CN"/>
@@ -1647,8 +1647,8 @@
       <w:r>
         <w:rPr>
           <w:rFonts w:ascii="Times New Roman" w:hAnsi="Times New Roman" w:cs="Times New Roman" w:eastAsia="宋体" w:hint="eastAsia"/>
-          <w:sz w:val="24"/>
-          <w:szCs w:val="24"/>
+          <w:sz w:val="21"/>
+          <w:szCs w:val="21"/>
           <w:lang w:eastAsia="zh-CN"/>
         </w:rPr>
         <w:t xml:space="preserve">1. </w:t>
@@ -1656,8 +1656,8 @@
       <w:r>
         <w:rPr>
           <w:rFonts w:ascii="Times New Roman" w:hAnsi="Times New Roman" w:cs="Times New Roman" w:eastAsia="宋体" w:hint="eastAsia"/>
-          <w:sz w:val="24"/>
-          <w:szCs w:val="24"/>
+          <w:sz w:val="21"/>
+          <w:szCs w:val="21"/>
           <w:lang w:eastAsia="zh-CN"/>
         </w:rPr>
         <w:t xml:space="preserve">过去五年的工作和新时代十年的伟大变革：报告概括了对党和人民事业具有重大现实意义和深远历史意义的</w:t>
@@ -1665,8 +1665,8 @@
       <w:r>
         <w:rPr>
           <w:rFonts w:ascii="Times New Roman" w:hAnsi="Times New Roman" w:cs="Times New Roman" w:eastAsia="宋体" w:hint="eastAsia"/>
-          <w:sz w:val="24"/>
-          <w:szCs w:val="24"/>
+          <w:sz w:val="21"/>
+          <w:szCs w:val="21"/>
           <w:lang w:eastAsia="zh-CN"/>
         </w:rPr>
         <w:t>“</w:t>
@@ -1674,8 +1674,8 @@
       <w:r>
         <w:rPr>
           <w:rFonts w:ascii="Times New Roman" w:hAnsi="Times New Roman" w:cs="Times New Roman" w:eastAsia="宋体" w:hint="eastAsia"/>
-          <w:sz w:val="24"/>
-          <w:szCs w:val="24"/>
+          <w:sz w:val="21"/>
+          <w:szCs w:val="21"/>
           <w:lang w:eastAsia="zh-CN"/>
         </w:rPr>
         <w:t>三件大事</w:t>
@@ -1683,8 +1683,8 @@
       <w:r>
         <w:rPr>
           <w:rFonts w:ascii="Times New Roman" w:hAnsi="Times New Roman" w:cs="Times New Roman" w:eastAsia="宋体" w:hint="eastAsia"/>
-          <w:sz w:val="24"/>
-          <w:szCs w:val="24"/>
+          <w:sz w:val="21"/>
+          <w:szCs w:val="21"/>
           <w:lang w:eastAsia="zh-CN"/>
         </w:rPr>
         <w:t>”</w:t>
@@ -1692,8 +1692,8 @@
       <w:r>
         <w:rPr>
           <w:rFonts w:ascii="Times New Roman" w:hAnsi="Times New Roman" w:cs="Times New Roman" w:eastAsia="宋体" w:hint="eastAsia"/>
-          <w:sz w:val="24"/>
-          <w:szCs w:val="24"/>
+          <w:sz w:val="21"/>
+          <w:szCs w:val="21"/>
           <w:lang w:eastAsia="zh-CN"/>
         </w:rPr>
         <w:t>，即迎来中国共产党成立一百周年、中国特色社会主义进入新时代、完成脱贫攻坚和全面建成小康社会的历史任务，并</w:t>
@@ -1701,8 +1701,8 @@
       <w:r>
         <w:rPr>
           <w:rFonts w:ascii="Times New Roman" w:hAnsi="Times New Roman" w:cs="Times New Roman" w:eastAsia="宋体" w:hint="eastAsia"/>
-          <w:sz w:val="24"/>
-          <w:szCs w:val="24"/>
+          <w:sz w:val="21"/>
+          <w:szCs w:val="21"/>
           <w:lang w:eastAsia="zh-CN"/>
         </w:rPr>
         <w:lastRenderedPageBreak/>
@@ -1713,8 +1713,8 @@
       <w:pPr>
         <w:pStyle w:val="a1"/>
         <w:snapToGrid w:val="0"/>
-        <w:spacing w:line="360" w:lineRule="auto" w:before="0" w:after="0"/>
-        <w:ind w:firstLineChars="200" w:firstLine="480"/>
+        <w:spacing w:line="300" w:lineRule="auto" w:before="0" w:after="0"/>
+        <w:ind w:firstLineChars="200" w:firstLine="420"/>
         <w:jc w:val="both"/>
         <w:rPr>
           <w:lang w:eastAsia="zh-CN"/>
@@ -1723,8 +1723,8 @@
       <w:r>
         <w:rPr>
           <w:rFonts w:ascii="Times New Roman" w:hAnsi="Times New Roman" w:cs="Times New Roman" w:eastAsia="宋体" w:hint="eastAsia"/>
-          <w:sz w:val="24"/>
-          <w:szCs w:val="24"/>
+          <w:sz w:val="21"/>
+          <w:szCs w:val="21"/>
           <w:lang w:eastAsia="zh-CN"/>
         </w:rPr>
         <w:t xml:space="preserve">2. </w:t>
@@ -1732,8 +1732,8 @@
       <w:r>
         <w:rPr>
           <w:rFonts w:ascii="Times New Roman" w:hAnsi="Times New Roman" w:cs="Times New Roman" w:eastAsia="宋体" w:hint="eastAsia"/>
-          <w:sz w:val="24"/>
-          <w:szCs w:val="24"/>
+          <w:sz w:val="21"/>
+          <w:szCs w:val="21"/>
           <w:lang w:eastAsia="zh-CN"/>
         </w:rPr>
         <w:t xml:space="preserve">开辟马克思主义中国化时代化新境界：提出</w:t>
@@ -1741,8 +1741,8 @@
       <w:r>
         <w:rPr>
           <w:rFonts w:ascii="Times New Roman" w:hAnsi="Times New Roman" w:cs="Times New Roman" w:eastAsia="宋体" w:hint="eastAsia"/>
-          <w:sz w:val="24"/>
-          <w:szCs w:val="24"/>
+          <w:sz w:val="21"/>
+          <w:szCs w:val="21"/>
           <w:lang w:eastAsia="zh-CN"/>
         </w:rPr>
         <w:t>“</w:t>
@@ -1750,8 +1750,8 @@
       <w:r>
         <w:rPr>
           <w:rFonts w:ascii="Times New Roman" w:hAnsi="Times New Roman" w:cs="Times New Roman" w:eastAsia="宋体" w:hint="eastAsia"/>
-          <w:sz w:val="24"/>
-          <w:szCs w:val="24"/>
+          <w:sz w:val="21"/>
+          <w:szCs w:val="21"/>
           <w:lang w:eastAsia="zh-CN"/>
         </w:rPr>
         <w:t>两个结合</w:t>
@@ -1759,8 +1759,8 @@
       <w:r>
         <w:rPr>
           <w:rFonts w:ascii="Times New Roman" w:hAnsi="Times New Roman" w:cs="Times New Roman" w:eastAsia="宋体" w:hint="eastAsia"/>
-          <w:sz w:val="24"/>
-          <w:szCs w:val="24"/>
+          <w:sz w:val="21"/>
+          <w:szCs w:val="21"/>
           <w:lang w:eastAsia="zh-CN"/>
         </w:rPr>
         <w:t>”</w:t>
@@ -1768,8 +1768,8 @@
       <w:r>
         <w:rPr>
           <w:rFonts w:ascii="Times New Roman" w:hAnsi="Times New Roman" w:cs="Times New Roman" w:eastAsia="宋体" w:hint="eastAsia"/>
-          <w:sz w:val="24"/>
-          <w:szCs w:val="24"/>
+          <w:sz w:val="21"/>
+          <w:szCs w:val="21"/>
           <w:lang w:eastAsia="zh-CN"/>
         </w:rPr>
         <w:t>和</w:t>
@@ -1777,8 +1777,8 @@
       <w:r>
         <w:rPr>
           <w:rFonts w:ascii="Times New Roman" w:hAnsi="Times New Roman" w:cs="Times New Roman" w:eastAsia="宋体" w:hint="eastAsia"/>
-          <w:sz w:val="24"/>
-          <w:szCs w:val="24"/>
+          <w:sz w:val="21"/>
+          <w:szCs w:val="21"/>
           <w:lang w:eastAsia="zh-CN"/>
         </w:rPr>
         <w:t>“</w:t>
@@ -1786,8 +1786,8 @@
       <w:r>
         <w:rPr>
           <w:rFonts w:ascii="Times New Roman" w:hAnsi="Times New Roman" w:cs="Times New Roman" w:eastAsia="宋体" w:hint="eastAsia"/>
-          <w:sz w:val="24"/>
-          <w:szCs w:val="24"/>
+          <w:sz w:val="21"/>
+          <w:szCs w:val="21"/>
           <w:lang w:eastAsia="zh-CN"/>
         </w:rPr>
         <w:t>六个必须坚持</w:t>
@@ -1795,8 +1795,8 @@
       <w:r>
         <w:rPr>
           <w:rFonts w:ascii="Times New Roman" w:hAnsi="Times New Roman" w:cs="Times New Roman" w:eastAsia="宋体" w:hint="eastAsia"/>
-          <w:sz w:val="24"/>
-          <w:szCs w:val="24"/>
+          <w:sz w:val="21"/>
+          <w:szCs w:val="21"/>
           <w:lang w:eastAsia="zh-CN"/>
         </w:rPr>
         <w:t>”</w:t>
@@ -1804,8 +1804,8 @@
       <w:r>
         <w:rPr>
           <w:rFonts w:hint="eastAsia" w:ascii="Times New Roman" w:hAnsi="Times New Roman" w:cs="Times New Roman" w:eastAsia="宋体"/>
-          <w:sz w:val="24"/>
-          <w:szCs w:val="24"/>
+          <w:sz w:val="21"/>
+          <w:szCs w:val="21"/>
           <w:lang w:eastAsia="zh-CN"/>
         </w:rPr>
         <w:t>，即</w:t>
@@ -1813,8 +1813,8 @@
       <w:r>
         <w:rPr>
           <w:rFonts w:ascii="Times New Roman" w:hAnsi="Times New Roman" w:cs="Times New Roman" w:eastAsia="宋体" w:hint="eastAsia"/>
-          <w:sz w:val="24"/>
-          <w:szCs w:val="24"/>
+          <w:sz w:val="21"/>
+          <w:szCs w:val="21"/>
           <w:lang w:eastAsia="zh-CN"/>
         </w:rPr>
         <w:t>报告提出把马克思主义基本原理同中国具体实际相结合、同中华优秀传统文化相结合，并把新时代中国特色社会主义思想的世界观和方法论概括为</w:t>
@@ -1822,8 +1822,8 @@
       <w:r>
         <w:rPr>
           <w:rFonts w:ascii="Times New Roman" w:hAnsi="Times New Roman" w:cs="Times New Roman" w:eastAsia="宋体" w:hint="eastAsia"/>
-          <w:sz w:val="24"/>
-          <w:szCs w:val="24"/>
+          <w:sz w:val="21"/>
+          <w:szCs w:val="21"/>
           <w:lang w:eastAsia="zh-CN"/>
         </w:rPr>
         <w:t>“</w:t>
@@ -1831,8 +1831,8 @@
       <w:r>
         <w:rPr>
           <w:rFonts w:ascii="Times New Roman" w:hAnsi="Times New Roman" w:cs="Times New Roman" w:eastAsia="宋体" w:hint="eastAsia"/>
-          <w:sz w:val="24"/>
-          <w:szCs w:val="24"/>
+          <w:sz w:val="21"/>
+          <w:szCs w:val="21"/>
           <w:lang w:eastAsia="zh-CN"/>
         </w:rPr>
         <w:t>必须坚持人民至上、自信自立、守正创新、问题导向、系统观念、胸怀天下</w:t>
@@ -1840,8 +1840,8 @@
       <w:r>
         <w:rPr>
           <w:rFonts w:ascii="Times New Roman" w:hAnsi="Times New Roman" w:cs="Times New Roman" w:eastAsia="宋体" w:hint="eastAsia"/>
-          <w:sz w:val="24"/>
-          <w:szCs w:val="24"/>
+          <w:sz w:val="21"/>
+          <w:szCs w:val="21"/>
           <w:lang w:eastAsia="zh-CN"/>
         </w:rPr>
         <w:t>”</w:t>
@@ -1849,8 +1849,8 @@
       <w:r>
         <w:rPr>
           <w:rFonts w:ascii="Times New Roman" w:hAnsi="Times New Roman" w:cs="Times New Roman" w:eastAsia="宋体" w:hint="eastAsia"/>
-          <w:sz w:val="24"/>
-          <w:szCs w:val="24"/>
+          <w:sz w:val="21"/>
+          <w:szCs w:val="21"/>
           <w:lang w:eastAsia="zh-CN"/>
         </w:rPr>
         <w:t>。</w:t>
@@ -1860,8 +1860,8 @@
       <w:pPr>
         <w:pStyle w:val="a1"/>
         <w:snapToGrid w:val="0"/>
-        <w:spacing w:line="360" w:lineRule="auto" w:before="0" w:after="0"/>
-        <w:ind w:firstLineChars="200" w:firstLine="480"/>
+        <w:spacing w:line="300" w:lineRule="auto" w:before="0" w:after="0"/>
+        <w:ind w:firstLineChars="200" w:firstLine="420"/>
         <w:jc w:val="both"/>
         <w:rPr>
           <w:lang w:eastAsia="zh-CN"/>
@@ -1870,8 +1870,8 @@
       <w:r>
         <w:rPr>
           <w:rFonts w:ascii="Times New Roman" w:hAnsi="Times New Roman" w:cs="Times New Roman" w:eastAsia="宋体" w:hint="eastAsia"/>
-          <w:sz w:val="24"/>
-          <w:szCs w:val="24"/>
+          <w:sz w:val="21"/>
+          <w:szCs w:val="21"/>
           <w:lang w:eastAsia="zh-CN"/>
         </w:rPr>
         <w:t xml:space="preserve">3. </w:t>
@@ -1879,8 +1879,8 @@
       <w:r>
         <w:rPr>
           <w:rFonts w:ascii="Times New Roman" w:hAnsi="Times New Roman" w:cs="Times New Roman" w:eastAsia="宋体" w:hint="eastAsia"/>
-          <w:sz w:val="24"/>
-          <w:szCs w:val="24"/>
+          <w:sz w:val="21"/>
+          <w:szCs w:val="21"/>
           <w:lang w:eastAsia="zh-CN"/>
         </w:rPr>
         <w:t xml:space="preserve">新时代新征程党的使命任务：报告明确从现在起党的中心任务是团结带领全国各族人民全面建成社会主义现代化强国、实现第二个百年奋斗目标，以中国式现代化全面推进中华民族伟大复兴，并系统阐述中国式现代化的五个中国特色和本质要求。</w:t>
@@ -1890,8 +1890,8 @@
       <w:pPr>
         <w:pStyle w:val="a1"/>
         <w:snapToGrid w:val="0"/>
-        <w:spacing w:line="360" w:lineRule="auto" w:before="0" w:after="0"/>
-        <w:ind w:firstLineChars="200" w:firstLine="480"/>
+        <w:spacing w:line="300" w:lineRule="auto" w:before="0" w:after="0"/>
+        <w:ind w:firstLineChars="200" w:firstLine="420"/>
         <w:jc w:val="both"/>
         <w:rPr>
           <w:lang w:eastAsia="zh-CN"/>
@@ -1900,8 +1900,8 @@
       <w:r>
         <w:rPr>
           <w:rFonts w:ascii="Times New Roman" w:hAnsi="Times New Roman" w:cs="Times New Roman" w:eastAsia="宋体" w:hint="eastAsia"/>
-          <w:sz w:val="24"/>
-          <w:szCs w:val="24"/>
+          <w:sz w:val="21"/>
+          <w:szCs w:val="21"/>
           <w:lang w:eastAsia="zh-CN"/>
         </w:rPr>
         <w:t xml:space="preserve">4. </w:t>
@@ -1909,8 +1909,8 @@
       <w:r>
         <w:rPr>
           <w:rFonts w:ascii="Times New Roman" w:hAnsi="Times New Roman" w:cs="Times New Roman" w:eastAsia="宋体" w:hint="eastAsia"/>
-          <w:sz w:val="24"/>
-          <w:szCs w:val="24"/>
+          <w:sz w:val="21"/>
+          <w:szCs w:val="21"/>
           <w:lang w:eastAsia="zh-CN"/>
         </w:rPr>
         <w:t xml:space="preserve">加快构建新发展格局，报告强调高质量发展是全面建设社会主义现代化国家的首要任务，从构建高水平社会主义市场经济体制、建设现代化产业体系、全面推进乡村振兴、促进区域协调发展、推进高水平对外开放等方面作出部署。</w:t>
@@ -1920,8 +1920,8 @@
       <w:pPr>
         <w:pStyle w:val="a1"/>
         <w:snapToGrid w:val="0"/>
-        <w:spacing w:line="360" w:lineRule="auto" w:before="0" w:after="0"/>
-        <w:ind w:firstLineChars="200" w:firstLine="480"/>
+        <w:spacing w:line="300" w:lineRule="auto" w:before="0" w:after="0"/>
+        <w:ind w:firstLineChars="200" w:firstLine="420"/>
         <w:jc w:val="both"/>
         <w:rPr>
           <w:lang w:eastAsia="zh-CN"/>
@@ -1930,8 +1930,8 @@
       <w:r>
         <w:rPr>
           <w:rFonts w:ascii="Times New Roman" w:hAnsi="Times New Roman" w:cs="Times New Roman" w:eastAsia="宋体" w:hint="eastAsia"/>
-          <w:sz w:val="24"/>
-          <w:szCs w:val="24"/>
+          <w:sz w:val="21"/>
+          <w:szCs w:val="21"/>
           <w:lang w:eastAsia="zh-CN"/>
         </w:rPr>
         <w:t xml:space="preserve">5. </w:t>
@@ -1939,8 +1939,8 @@
       <w:r>
         <w:rPr>
           <w:rFonts w:ascii="Times New Roman" w:hAnsi="Times New Roman" w:cs="Times New Roman" w:eastAsia="宋体" w:hint="eastAsia"/>
-          <w:sz w:val="24"/>
-          <w:szCs w:val="24"/>
+          <w:sz w:val="21"/>
+          <w:szCs w:val="21"/>
           <w:lang w:eastAsia="zh-CN"/>
         </w:rPr>
         <w:t xml:space="preserve">实施科教兴国战略：报告把教育、科技、人才放在一起统筹部署，强调坚持科技是第一生产力、人才是第一资源、创新是第一动力，深入实施科教兴国战略、人才强国战略、创新驱动发展战略。</w:t>
@@ -1950,8 +1950,8 @@
       <w:pPr>
         <w:pStyle w:val="a1"/>
         <w:snapToGrid w:val="0"/>
-        <w:spacing w:line="360" w:lineRule="auto" w:before="0" w:after="0"/>
-        <w:ind w:firstLineChars="200" w:firstLine="480"/>
+        <w:spacing w:line="300" w:lineRule="auto" w:before="0" w:after="0"/>
+        <w:ind w:firstLineChars="200" w:firstLine="420"/>
         <w:jc w:val="both"/>
         <w:rPr>
           <w:lang w:eastAsia="zh-CN"/>
@@ -1960,8 +1960,8 @@
       <w:r>
         <w:rPr>
           <w:rFonts w:ascii="Times New Roman" w:hAnsi="Times New Roman" w:cs="Times New Roman" w:eastAsia="宋体" w:hint="eastAsia"/>
-          <w:sz w:val="24"/>
-          <w:szCs w:val="24"/>
+          <w:sz w:val="21"/>
+          <w:szCs w:val="21"/>
           <w:lang w:eastAsia="zh-CN"/>
         </w:rPr>
         <w:t xml:space="preserve">6. </w:t>
@@ -1969,8 +1969,8 @@
       <w:r>
         <w:rPr>
           <w:rFonts w:ascii="Times New Roman" w:hAnsi="Times New Roman" w:cs="Times New Roman" w:eastAsia="宋体" w:hint="eastAsia"/>
-          <w:sz w:val="24"/>
-          <w:szCs w:val="24"/>
+          <w:sz w:val="21"/>
+          <w:szCs w:val="21"/>
           <w:lang w:eastAsia="zh-CN"/>
         </w:rPr>
         <w:t xml:space="preserve">发展全过程人民民主：报告指出全过程人民民主</w:t>
@@ -1978,8 +1978,8 @@
       <w:r>
         <w:rPr>
           <w:rFonts w:ascii="Times New Roman" w:hAnsi="Times New Roman" w:cs="Times New Roman" w:eastAsia="宋体" w:hint="eastAsia"/>
-          <w:sz w:val="24"/>
-          <w:szCs w:val="24"/>
+          <w:sz w:val="21"/>
+          <w:szCs w:val="21"/>
           <w:lang w:eastAsia="zh-CN"/>
         </w:rPr>
         <w:t>是社会主义民主政治的本质属性</w:t>
@@ -1987,8 +1987,8 @@
       <w:r>
         <w:rPr>
           <w:rFonts w:hint="eastAsia" w:ascii="Times New Roman" w:hAnsi="Times New Roman" w:cs="Times New Roman" w:eastAsia="宋体"/>
-          <w:sz w:val="24"/>
-          <w:szCs w:val="24"/>
+          <w:sz w:val="21"/>
+          <w:szCs w:val="21"/>
           <w:lang w:eastAsia="zh-CN"/>
         </w:rPr>
         <w:t>，</w:t>
@@ -1996,8 +1996,8 @@
       <w:r>
         <w:rPr>
           <w:rFonts w:ascii="Times New Roman" w:hAnsi="Times New Roman" w:cs="Times New Roman" w:eastAsia="宋体" w:hint="eastAsia"/>
-          <w:sz w:val="24"/>
-          <w:szCs w:val="24"/>
+          <w:sz w:val="21"/>
+          <w:szCs w:val="21"/>
           <w:lang w:eastAsia="zh-CN"/>
         </w:rPr>
         <w:t>是最广泛、最真实、最管用的民主，从加强人民当家作主制度保障、全面发展协商民主、积极发展基层民主等方面作出部署。</w:t>
@@ -2007,8 +2007,8 @@
       <w:pPr>
         <w:pStyle w:val="a1"/>
         <w:snapToGrid w:val="0"/>
-        <w:spacing w:line="360" w:lineRule="auto" w:before="0" w:after="0"/>
-        <w:ind w:firstLineChars="200" w:firstLine="480"/>
+        <w:spacing w:line="300" w:lineRule="auto" w:before="0" w:after="0"/>
+        <w:ind w:firstLineChars="200" w:firstLine="420"/>
         <w:jc w:val="both"/>
         <w:rPr>
           <w:lang w:eastAsia="zh-CN"/>
@@ -2017,8 +2017,8 @@
       <w:r>
         <w:rPr>
           <w:rFonts w:ascii="Times New Roman" w:hAnsi="Times New Roman" w:cs="Times New Roman" w:eastAsia="宋体" w:hint="eastAsia"/>
-          <w:sz w:val="24"/>
-          <w:szCs w:val="24"/>
+          <w:sz w:val="21"/>
+          <w:szCs w:val="21"/>
           <w:lang w:eastAsia="zh-CN"/>
         </w:rPr>
         <w:t xml:space="preserve">7. </w:t>
@@ -2026,8 +2026,8 @@
       <w:r>
         <w:rPr>
           <w:rFonts w:ascii="Times New Roman" w:hAnsi="Times New Roman" w:cs="Times New Roman" w:eastAsia="宋体" w:hint="eastAsia"/>
-          <w:sz w:val="24"/>
-          <w:szCs w:val="24"/>
+          <w:sz w:val="21"/>
+          <w:szCs w:val="21"/>
           <w:lang w:eastAsia="zh-CN"/>
         </w:rPr>
         <w:t xml:space="preserve">坚持全面依法治国，推进法治中国建设：报告指出全面依法治国是国家治理的一场深刻革命，坚持科学立法、严格执法、公正司法、全民守法，全面推进国家各方面工作法治化。</w:t>
@@ -2037,8 +2037,8 @@
       <w:pPr>
         <w:pStyle w:val="a1"/>
         <w:snapToGrid w:val="0"/>
-        <w:spacing w:line="360" w:lineRule="auto" w:before="0" w:after="0"/>
-        <w:ind w:firstLineChars="200" w:firstLine="480"/>
+        <w:spacing w:line="300" w:lineRule="auto" w:before="0" w:after="0"/>
+        <w:ind w:firstLineChars="200" w:firstLine="420"/>
         <w:jc w:val="both"/>
         <w:rPr>
           <w:lang w:eastAsia="zh-CN"/>
@@ -2047,8 +2047,8 @@
       <w:r>
         <w:rPr>
           <w:rFonts w:ascii="Times New Roman" w:hAnsi="Times New Roman" w:cs="Times New Roman" w:eastAsia="宋体" w:hint="eastAsia"/>
-          <w:sz w:val="24"/>
-          <w:szCs w:val="24"/>
+          <w:sz w:val="21"/>
+          <w:szCs w:val="21"/>
           <w:lang w:eastAsia="zh-CN"/>
         </w:rPr>
         <w:t xml:space="preserve">8. </w:t>
@@ -2056,8 +2056,8 @@
       <w:r>
         <w:rPr>
           <w:rFonts w:ascii="Times New Roman" w:hAnsi="Times New Roman" w:cs="Times New Roman" w:eastAsia="宋体" w:hint="eastAsia"/>
-          <w:sz w:val="24"/>
-          <w:szCs w:val="24"/>
+          <w:sz w:val="21"/>
+          <w:szCs w:val="21"/>
           <w:lang w:eastAsia="zh-CN"/>
         </w:rPr>
         <w:t xml:space="preserve">推进文化自信自强：报告强调建设具有强大凝聚力和引领力的社会主义意识形态，广泛践行社会主义核心价值观，繁荣发展文化事业和文化产业，增强中华文明传播力影响力。</w:t>
@@ -2067,8 +2067,8 @@
       <w:pPr>
         <w:pStyle w:val="a1"/>
         <w:snapToGrid w:val="0"/>
-        <w:spacing w:line="360" w:lineRule="auto" w:before="0" w:after="0"/>
-        <w:ind w:firstLineChars="200" w:firstLine="480"/>
+        <w:spacing w:line="300" w:lineRule="auto" w:before="0" w:after="0"/>
+        <w:ind w:firstLineChars="200" w:firstLine="420"/>
         <w:jc w:val="both"/>
         <w:rPr>
           <w:lang w:eastAsia="zh-CN"/>
@@ -2077,8 +2077,8 @@
       <w:r>
         <w:rPr>
           <w:rFonts w:ascii="Times New Roman" w:hAnsi="Times New Roman" w:cs="Times New Roman" w:eastAsia="宋体" w:hint="eastAsia"/>
-          <w:sz w:val="24"/>
-          <w:szCs w:val="24"/>
+          <w:sz w:val="21"/>
+          <w:szCs w:val="21"/>
           <w:lang w:eastAsia="zh-CN"/>
         </w:rPr>
         <w:lastRenderedPageBreak/>
@@ -2087,8 +2087,8 @@
       <w:r>
         <w:rPr>
           <w:rFonts w:ascii="Times New Roman" w:hAnsi="Times New Roman" w:cs="Times New Roman" w:eastAsia="宋体" w:hint="eastAsia"/>
-          <w:sz w:val="24"/>
-          <w:szCs w:val="24"/>
+          <w:sz w:val="21"/>
+          <w:szCs w:val="21"/>
           <w:lang w:eastAsia="zh-CN"/>
         </w:rPr>
         <w:t xml:space="preserve">增进民生福祉，提高人民生活品质：报告强调江山就是人民、人民就是江山，坚持在发展中保障和改善民生，从完善分配制度、实施就业优先战略、健全社会保障体系、推进健康中国建设等方面作出部署，扎实推进共同富裕。</w:t>
@@ -2098,8 +2098,8 @@
       <w:pPr>
         <w:pStyle w:val="a1"/>
         <w:snapToGrid w:val="0"/>
-        <w:spacing w:line="360" w:lineRule="auto" w:before="0" w:after="0"/>
-        <w:ind w:firstLineChars="200" w:firstLine="480"/>
+        <w:spacing w:line="300" w:lineRule="auto" w:before="0" w:after="0"/>
+        <w:ind w:firstLineChars="200" w:firstLine="420"/>
         <w:jc w:val="both"/>
         <w:rPr>
           <w:lang w:eastAsia="zh-CN"/>
@@ -2108,8 +2108,8 @@
       <w:r>
         <w:rPr>
           <w:rFonts w:ascii="Times New Roman" w:hAnsi="Times New Roman" w:cs="Times New Roman" w:eastAsia="宋体" w:hint="eastAsia"/>
-          <w:sz w:val="24"/>
-          <w:szCs w:val="24"/>
+          <w:sz w:val="21"/>
+          <w:szCs w:val="21"/>
           <w:lang w:eastAsia="zh-CN"/>
         </w:rPr>
         <w:t xml:space="preserve">10. </w:t>
@@ -2117,8 +2117,8 @@
       <w:r>
         <w:rPr>
           <w:rFonts w:ascii="Times New Roman" w:hAnsi="Times New Roman" w:cs="Times New Roman" w:eastAsia="宋体" w:hint="eastAsia"/>
-          <w:sz w:val="24"/>
-          <w:szCs w:val="24"/>
+          <w:sz w:val="21"/>
+          <w:szCs w:val="21"/>
           <w:lang w:eastAsia="zh-CN"/>
         </w:rPr>
         <w:t xml:space="preserve">推动绿色发展：报告强调牢固树立和践行绿水青山就是金山银山的理念，加快发展方式绿色转型，深入推进环境污染防治，积极稳妥推进碳达峰碳中和，站在人与自然和谐共生的高度谋划发展。</w:t>
@@ -2128,8 +2128,8 @@
       <w:pPr>
         <w:pStyle w:val="a1"/>
         <w:snapToGrid w:val="0"/>
-        <w:spacing w:line="360" w:lineRule="auto" w:before="0" w:after="0"/>
-        <w:ind w:firstLineChars="200" w:firstLine="480"/>
+        <w:spacing w:line="300" w:lineRule="auto" w:before="0" w:after="0"/>
+        <w:ind w:firstLineChars="200" w:firstLine="420"/>
         <w:jc w:val="both"/>
         <w:rPr>
           <w:lang w:eastAsia="zh-CN"/>
@@ -2138,8 +2138,8 @@
       <w:r>
         <w:rPr>
           <w:rFonts w:ascii="Times New Roman" w:hAnsi="Times New Roman" w:cs="Times New Roman" w:eastAsia="宋体" w:hint="eastAsia"/>
-          <w:sz w:val="24"/>
-          <w:szCs w:val="24"/>
+          <w:sz w:val="21"/>
+          <w:szCs w:val="21"/>
           <w:lang w:eastAsia="zh-CN"/>
         </w:rPr>
         <w:t xml:space="preserve">11. </w:t>
@@ -2147,8 +2147,8 @@
       <w:r>
         <w:rPr>
           <w:rFonts w:ascii="Times New Roman" w:hAnsi="Times New Roman" w:cs="Times New Roman" w:eastAsia="宋体" w:hint="eastAsia"/>
-          <w:sz w:val="24"/>
-          <w:szCs w:val="24"/>
+          <w:sz w:val="21"/>
+          <w:szCs w:val="21"/>
           <w:lang w:eastAsia="zh-CN"/>
         </w:rPr>
         <w:t xml:space="preserve">推进国家安全体系和能力现代化：报告强调国家安全是民族复兴的根基、社会稳定是国家强盛的前提，坚持统筹发展和安全，健全国家安全体系，增强维护国家安全能力。</w:t>
@@ -2158,8 +2158,8 @@
       <w:pPr>
         <w:pStyle w:val="a1"/>
         <w:snapToGrid w:val="0"/>
-        <w:spacing w:line="360" w:lineRule="auto" w:before="0" w:after="0"/>
-        <w:ind w:firstLineChars="200" w:firstLine="480"/>
+        <w:spacing w:line="300" w:lineRule="auto" w:before="0" w:after="0"/>
+        <w:ind w:firstLineChars="200" w:firstLine="420"/>
         <w:jc w:val="both"/>
         <w:rPr>
           <w:lang w:eastAsia="zh-CN"/>
@@ -2168,8 +2168,8 @@
       <w:r>
         <w:rPr>
           <w:rFonts w:ascii="Times New Roman" w:hAnsi="Times New Roman" w:cs="Times New Roman" w:eastAsia="宋体" w:hint="eastAsia"/>
-          <w:sz w:val="24"/>
-          <w:szCs w:val="24"/>
+          <w:sz w:val="21"/>
+          <w:szCs w:val="21"/>
           <w:lang w:eastAsia="zh-CN"/>
         </w:rPr>
         <w:t xml:space="preserve">12. </w:t>
@@ -2177,8 +2177,8 @@
       <w:r>
         <w:rPr>
           <w:rFonts w:ascii="Times New Roman" w:hAnsi="Times New Roman" w:cs="Times New Roman" w:eastAsia="宋体" w:hint="eastAsia"/>
-          <w:sz w:val="24"/>
-          <w:szCs w:val="24"/>
+          <w:sz w:val="21"/>
+          <w:szCs w:val="21"/>
           <w:lang w:eastAsia="zh-CN"/>
         </w:rPr>
         <w:t xml:space="preserve">实现建军一百年奋斗目标：报告提出如期实现建军一百年奋斗目标、加快把人民军队建成世界一流军队，全面加强人民军队党的建设、练兵备战和军事治理。</w:t>
@@ -2188,8 +2188,8 @@
       <w:pPr>
         <w:pStyle w:val="a1"/>
         <w:snapToGrid w:val="0"/>
-        <w:spacing w:line="360" w:lineRule="auto" w:before="0" w:after="0"/>
-        <w:ind w:firstLineChars="200" w:firstLine="480"/>
+        <w:spacing w:line="300" w:lineRule="auto" w:before="0" w:after="0"/>
+        <w:ind w:firstLineChars="200" w:firstLine="420"/>
         <w:jc w:val="both"/>
         <w:rPr>
           <w:lang w:eastAsia="zh-CN"/>
@@ -2198,8 +2198,8 @@
       <w:r>
         <w:rPr>
           <w:rFonts w:ascii="Times New Roman" w:hAnsi="Times New Roman" w:cs="Times New Roman" w:eastAsia="宋体" w:hint="eastAsia"/>
-          <w:sz w:val="24"/>
-          <w:szCs w:val="24"/>
+          <w:sz w:val="21"/>
+          <w:szCs w:val="21"/>
           <w:lang w:eastAsia="zh-CN"/>
         </w:rPr>
         <w:t xml:space="preserve">13. </w:t>
@@ -2207,8 +2207,8 @@
       <w:r>
         <w:rPr>
           <w:rFonts w:ascii="Times New Roman" w:hAnsi="Times New Roman" w:cs="Times New Roman" w:eastAsia="宋体" w:hint="eastAsia"/>
-          <w:sz w:val="24"/>
-          <w:szCs w:val="24"/>
+          <w:sz w:val="21"/>
+          <w:szCs w:val="21"/>
           <w:lang w:eastAsia="zh-CN"/>
         </w:rPr>
         <w:t xml:space="preserve">坚持和完善</w:t>
@@ -2216,8 +2216,8 @@
       <w:r>
         <w:rPr>
           <w:rFonts w:ascii="Times New Roman" w:hAnsi="Times New Roman" w:cs="Times New Roman" w:eastAsia="宋体" w:hint="eastAsia"/>
-          <w:sz w:val="24"/>
-          <w:szCs w:val="24"/>
+          <w:sz w:val="21"/>
+          <w:szCs w:val="21"/>
           <w:lang w:eastAsia="zh-CN"/>
         </w:rPr>
         <w:t>“</w:t>
@@ -2225,8 +2225,8 @@
       <w:r>
         <w:rPr>
           <w:rFonts w:ascii="Times New Roman" w:hAnsi="Times New Roman" w:cs="Times New Roman" w:eastAsia="宋体" w:hint="eastAsia"/>
-          <w:sz w:val="24"/>
-          <w:szCs w:val="24"/>
+          <w:sz w:val="21"/>
+          <w:szCs w:val="21"/>
           <w:lang w:eastAsia="zh-CN"/>
         </w:rPr>
         <w:t>一国两制</w:t>
@@ -2234,8 +2234,8 @@
       <w:r>
         <w:rPr>
           <w:rFonts w:ascii="Times New Roman" w:hAnsi="Times New Roman" w:cs="Times New Roman" w:eastAsia="宋体" w:hint="eastAsia"/>
-          <w:sz w:val="24"/>
-          <w:szCs w:val="24"/>
+          <w:sz w:val="21"/>
+          <w:szCs w:val="21"/>
           <w:lang w:eastAsia="zh-CN"/>
         </w:rPr>
         <w:t>”</w:t>
@@ -2243,8 +2243,8 @@
       <w:r>
         <w:rPr>
           <w:rFonts w:ascii="Times New Roman" w:hAnsi="Times New Roman" w:cs="Times New Roman" w:eastAsia="宋体" w:hint="eastAsia"/>
-          <w:sz w:val="24"/>
-          <w:szCs w:val="24"/>
+          <w:sz w:val="21"/>
+          <w:szCs w:val="21"/>
           <w:lang w:eastAsia="zh-CN"/>
         </w:rPr>
         <w:t>，推进祖国统一：报告强调全面准确、坚定不移贯彻</w:t>
@@ -2252,8 +2252,8 @@
       <w:r>
         <w:rPr>
           <w:rFonts w:ascii="Times New Roman" w:hAnsi="Times New Roman" w:cs="Times New Roman" w:eastAsia="宋体" w:hint="eastAsia"/>
-          <w:sz w:val="24"/>
-          <w:szCs w:val="24"/>
+          <w:sz w:val="21"/>
+          <w:szCs w:val="21"/>
           <w:lang w:eastAsia="zh-CN"/>
         </w:rPr>
         <w:t>“</w:t>
@@ -2261,8 +2261,8 @@
       <w:r>
         <w:rPr>
           <w:rFonts w:ascii="Times New Roman" w:hAnsi="Times New Roman" w:cs="Times New Roman" w:eastAsia="宋体" w:hint="eastAsia"/>
-          <w:sz w:val="24"/>
-          <w:szCs w:val="24"/>
+          <w:sz w:val="21"/>
+          <w:szCs w:val="21"/>
           <w:lang w:eastAsia="zh-CN"/>
         </w:rPr>
         <w:t>一国两制</w:t>
@@ -2270,8 +2270,8 @@
       <w:r>
         <w:rPr>
           <w:rFonts w:ascii="Times New Roman" w:hAnsi="Times New Roman" w:cs="Times New Roman" w:eastAsia="宋体" w:hint="eastAsia"/>
-          <w:sz w:val="24"/>
-          <w:szCs w:val="24"/>
+          <w:sz w:val="21"/>
+          <w:szCs w:val="21"/>
           <w:lang w:eastAsia="zh-CN"/>
         </w:rPr>
         <w:t>”</w:t>
@@ -2279,8 +2279,8 @@
       <w:r>
         <w:rPr>
           <w:rFonts w:ascii="Times New Roman" w:hAnsi="Times New Roman" w:cs="Times New Roman" w:eastAsia="宋体" w:hint="eastAsia"/>
-          <w:sz w:val="24"/>
-          <w:szCs w:val="24"/>
+          <w:sz w:val="21"/>
+          <w:szCs w:val="21"/>
           <w:lang w:eastAsia="zh-CN"/>
         </w:rPr>
         <w:t>方针，落实中央全面管治权；坚持贯彻新时代党解决台湾问题的总体方略，坚定不移推进祖国统一大业。</w:t>
@@ -2290,8 +2290,8 @@
       <w:pPr>
         <w:pStyle w:val="a1"/>
         <w:snapToGrid w:val="0"/>
-        <w:spacing w:line="360" w:lineRule="auto" w:before="0" w:after="0"/>
-        <w:ind w:firstLineChars="200" w:firstLine="480"/>
+        <w:spacing w:line="300" w:lineRule="auto" w:before="0" w:after="0"/>
+        <w:ind w:firstLineChars="200" w:firstLine="420"/>
         <w:jc w:val="both"/>
         <w:rPr>
           <w:lang w:eastAsia="zh-CN"/>
@@ -2300,8 +2300,8 @@
       <w:r>
         <w:rPr>
           <w:rFonts w:ascii="Times New Roman" w:hAnsi="Times New Roman" w:cs="Times New Roman" w:eastAsia="宋体" w:hint="eastAsia"/>
-          <w:sz w:val="24"/>
-          <w:szCs w:val="24"/>
+          <w:sz w:val="21"/>
+          <w:szCs w:val="21"/>
           <w:lang w:eastAsia="zh-CN"/>
         </w:rPr>
         <w:t xml:space="preserve">14. </w:t>
@@ -2309,8 +2309,8 @@
       <w:r>
         <w:rPr>
           <w:rFonts w:ascii="Times New Roman" w:hAnsi="Times New Roman" w:cs="Times New Roman" w:eastAsia="宋体" w:hint="eastAsia"/>
-          <w:sz w:val="24"/>
-          <w:szCs w:val="24"/>
+          <w:sz w:val="21"/>
+          <w:szCs w:val="21"/>
           <w:lang w:eastAsia="zh-CN"/>
         </w:rPr>
         <w:t xml:space="preserve">促进世界和平与发展：报告强调中国坚定奉行独立自主的和平外交政策，推动构建人类命运共同体，坚持对外开放的基本国策，积极参与全球治理体系改革和建设。</w:t>
@@ -2320,8 +2320,8 @@
       <w:pPr>
         <w:pStyle w:val="a1"/>
         <w:snapToGrid w:val="0"/>
-        <w:spacing w:line="360" w:lineRule="auto" w:before="0" w:after="0"/>
-        <w:ind w:firstLineChars="200" w:firstLine="480"/>
+        <w:spacing w:line="300" w:lineRule="auto" w:before="0" w:after="0"/>
+        <w:ind w:firstLineChars="200" w:firstLine="420"/>
         <w:jc w:val="both"/>
         <w:rPr>
           <w:lang w:eastAsia="zh-CN"/>
@@ -2330,8 +2330,8 @@
       <w:r>
         <w:rPr>
           <w:rFonts w:ascii="Times New Roman" w:hAnsi="Times New Roman" w:cs="Times New Roman" w:eastAsia="宋体" w:hint="eastAsia"/>
-          <w:sz w:val="24"/>
-          <w:szCs w:val="24"/>
+          <w:sz w:val="21"/>
+          <w:szCs w:val="21"/>
           <w:lang w:eastAsia="zh-CN"/>
         </w:rPr>
         <w:t xml:space="preserve">15. </w:t>
@@ -2339,8 +2339,8 @@
       <w:r>
         <w:rPr>
           <w:rFonts w:ascii="Times New Roman" w:hAnsi="Times New Roman" w:cs="Times New Roman" w:eastAsia="宋体" w:hint="eastAsia"/>
-          <w:sz w:val="24"/>
-          <w:szCs w:val="24"/>
+          <w:sz w:val="21"/>
+          <w:szCs w:val="21"/>
           <w:lang w:eastAsia="zh-CN"/>
         </w:rPr>
         <w:t xml:space="preserve">坚定不移全面从严治党：报告强调全面从严治党永远在路上，党的自我革命永远在路上，落实新时代党的建设总要求，健全全面从严治党体系，以党的自我革命引领社会革命。</w:t>
@@ -2350,8 +2350,8 @@
       <w:pPr>
         <w:pStyle w:val="a1"/>
         <w:snapToGrid w:val="0"/>
-        <w:spacing w:line="360" w:lineRule="auto" w:before="0" w:after="0"/>
-        <w:ind w:firstLineChars="200" w:firstLine="480"/>
+        <w:spacing w:line="300" w:lineRule="auto" w:before="0" w:after="0"/>
+        <w:ind w:firstLineChars="200" w:firstLine="420"/>
         <w:jc w:val="both"/>
         <w:rPr>
           <w:lang w:eastAsia="zh-CN"/>
@@ -2360,8 +2360,8 @@
       <w:r>
         <w:rPr>
           <w:rFonts w:ascii="Times New Roman" w:hAnsi="Times New Roman" w:cs="Times New Roman" w:eastAsia="宋体" w:hint="eastAsia"/>
-          <w:sz w:val="24"/>
-          <w:szCs w:val="24"/>
+          <w:sz w:val="21"/>
+          <w:szCs w:val="21"/>
           <w:lang w:eastAsia="zh-CN"/>
         </w:rPr>
         <w:t>总的看，这十五个部分以中国式现代化为统领，构成了全面建设社会主义现代化国家的施工图。</w:t>
@@ -2371,7 +2371,7 @@
       <w:pPr>
         <w:pStyle w:val="a1"/>
         <w:snapToGrid w:val="0"/>
-        <w:spacing w:before="240" w:after="120" w:line="360" w:lineRule="auto"/>
+        <w:spacing w:before="240" w:after="120" w:line="300" w:lineRule="auto"/>
         <w:ind/>
         <w:jc w:val="left"/>
         <w:rPr>
@@ -2383,8 +2383,8 @@
           <w:rFonts w:eastAsia="黑体" w:ascii="Times New Roman" w:hAnsi="Times New Roman" w:cs="Times New Roman" w:hint="eastAsia"/>
           <w:b w:val="0"/>
           <w:bCs w:val="0"/>
-          <w:sz w:val="30"/>
-          <w:szCs w:val="30"/>
+          <w:sz w:val="24"/>
+          <w:szCs w:val="24"/>
           <w:lang w:eastAsia="zh-CN"/>
         </w:rPr>
         <w:t>二、两次报告提出的重大论断和重大部署</w:t>
@@ -2394,8 +2394,8 @@
       <w:pPr>
         <w:pStyle w:val="a1"/>
         <w:snapToGrid w:val="0"/>
-        <w:spacing w:line="360" w:lineRule="auto" w:before="0" w:after="0"/>
-        <w:ind w:firstLineChars="200" w:firstLine="480"/>
+        <w:spacing w:line="300" w:lineRule="auto" w:before="0" w:after="0"/>
+        <w:ind w:firstLineChars="200" w:firstLine="420"/>
         <w:jc w:val="both"/>
         <w:rPr>
           <w:lang w:eastAsia="zh-CN"/>
@@ -2404,8 +2404,8 @@
       <w:r>
         <w:rPr>
           <w:rFonts w:ascii="Times New Roman" w:hAnsi="Times New Roman" w:cs="Times New Roman" w:eastAsia="宋体" w:hint="eastAsia"/>
-          <w:sz w:val="24"/>
-          <w:szCs w:val="24"/>
+          <w:sz w:val="21"/>
+          <w:szCs w:val="21"/>
           <w:lang w:eastAsia="zh-CN"/>
         </w:rPr>
         <w:lastRenderedPageBreak/>
@@ -2414,8 +2414,8 @@
       <w:r>
         <w:rPr>
           <w:rFonts w:ascii="Times New Roman" w:hAnsi="Times New Roman" w:cs="Times New Roman" w:eastAsia="宋体" w:hint="eastAsia"/>
-          <w:sz w:val="24"/>
-          <w:szCs w:val="24"/>
+          <w:sz w:val="21"/>
+          <w:szCs w:val="21"/>
           <w:lang w:eastAsia="zh-CN"/>
         </w:rPr>
         <w:t>“</w:t>
@@ -2423,8 +2423,8 @@
       <w:r>
         <w:rPr>
           <w:rFonts w:ascii="Times New Roman" w:hAnsi="Times New Roman" w:cs="Times New Roman" w:eastAsia="宋体" w:hint="eastAsia"/>
-          <w:sz w:val="24"/>
-          <w:szCs w:val="24"/>
+          <w:sz w:val="21"/>
+          <w:szCs w:val="21"/>
           <w:lang w:eastAsia="zh-CN"/>
         </w:rPr>
         <w:t>中国特色社会主义进入了新时代，这是我国发展新的历史方位</w:t>
@@ -2432,8 +2432,8 @@
       <w:r>
         <w:rPr>
           <w:rFonts w:ascii="Times New Roman" w:hAnsi="Times New Roman" w:cs="Times New Roman" w:eastAsia="宋体" w:hint="eastAsia"/>
-          <w:sz w:val="24"/>
-          <w:szCs w:val="24"/>
+          <w:sz w:val="21"/>
+          <w:szCs w:val="21"/>
           <w:lang w:eastAsia="zh-CN"/>
         </w:rPr>
         <w:t>”</w:t>
@@ -2441,8 +2441,8 @@
       <w:r>
         <w:rPr>
           <w:rFonts w:ascii="Times New Roman" w:hAnsi="Times New Roman" w:cs="Times New Roman" w:eastAsia="宋体" w:hint="eastAsia"/>
-          <w:sz w:val="24"/>
-          <w:szCs w:val="24"/>
+          <w:sz w:val="21"/>
+          <w:szCs w:val="21"/>
           <w:lang w:eastAsia="zh-CN"/>
         </w:rPr>
         <w:t>的重大判断，指出</w:t>
@@ -2450,8 +2450,8 @@
       <w:r>
         <w:rPr>
           <w:rFonts w:ascii="Times New Roman" w:hAnsi="Times New Roman" w:cs="Times New Roman" w:eastAsia="宋体" w:hint="eastAsia"/>
-          <w:sz w:val="24"/>
-          <w:szCs w:val="24"/>
+          <w:sz w:val="21"/>
+          <w:szCs w:val="21"/>
           <w:lang w:eastAsia="zh-CN"/>
         </w:rPr>
         <w:t>“</w:t>
@@ -2459,8 +2459,8 @@
       <w:r>
         <w:rPr>
           <w:rFonts w:ascii="Times New Roman" w:hAnsi="Times New Roman" w:cs="Times New Roman" w:eastAsia="宋体" w:hint="eastAsia"/>
-          <w:sz w:val="24"/>
-          <w:szCs w:val="24"/>
+          <w:sz w:val="21"/>
+          <w:szCs w:val="21"/>
           <w:lang w:eastAsia="zh-CN"/>
         </w:rPr>
         <w:t>我国社会主要矛盾已经转化为人民日益增长的美好生活需要和不平衡不充分的发展之间的矛盾</w:t>
@@ -2468,8 +2468,8 @@
       <w:r>
         <w:rPr>
           <w:rFonts w:ascii="Times New Roman" w:hAnsi="Times New Roman" w:cs="Times New Roman" w:eastAsia="宋体" w:hint="eastAsia"/>
-          <w:sz w:val="24"/>
-          <w:szCs w:val="24"/>
+          <w:sz w:val="21"/>
+          <w:szCs w:val="21"/>
           <w:lang w:eastAsia="zh-CN"/>
         </w:rPr>
         <w:t>”</w:t>
@@ -2477,8 +2477,8 @@
       <w:r>
         <w:rPr>
           <w:rFonts w:ascii="Times New Roman" w:hAnsi="Times New Roman" w:cs="Times New Roman" w:eastAsia="宋体" w:hint="eastAsia"/>
-          <w:sz w:val="24"/>
-          <w:szCs w:val="24"/>
+          <w:sz w:val="21"/>
+          <w:szCs w:val="21"/>
           <w:lang w:eastAsia="zh-CN"/>
         </w:rPr>
         <w:t>，强调</w:t>
@@ -2486,8 +2486,8 @@
       <w:r>
         <w:rPr>
           <w:rFonts w:ascii="Times New Roman" w:hAnsi="Times New Roman" w:cs="Times New Roman" w:eastAsia="宋体" w:hint="eastAsia"/>
-          <w:sz w:val="24"/>
-          <w:szCs w:val="24"/>
+          <w:sz w:val="21"/>
+          <w:szCs w:val="21"/>
           <w:lang w:eastAsia="zh-CN"/>
         </w:rPr>
         <w:t>“</w:t>
@@ -2495,8 +2495,8 @@
       <w:r>
         <w:rPr>
           <w:rFonts w:ascii="Times New Roman" w:hAnsi="Times New Roman" w:cs="Times New Roman" w:eastAsia="宋体" w:hint="eastAsia"/>
-          <w:sz w:val="24"/>
-          <w:szCs w:val="24"/>
+          <w:sz w:val="21"/>
+          <w:szCs w:val="21"/>
           <w:lang w:eastAsia="zh-CN"/>
         </w:rPr>
         <w:t>中国共产党人的初心和使命，就是为中国人民谋幸福，为中华民族谋复兴</w:t>
@@ -2504,8 +2504,8 @@
       <w:r>
         <w:rPr>
           <w:rFonts w:ascii="Times New Roman" w:hAnsi="Times New Roman" w:cs="Times New Roman" w:eastAsia="宋体" w:hint="eastAsia"/>
-          <w:sz w:val="24"/>
-          <w:szCs w:val="24"/>
+          <w:sz w:val="21"/>
+          <w:szCs w:val="21"/>
           <w:lang w:eastAsia="zh-CN"/>
         </w:rPr>
         <w:t>”</w:t>
@@ -2513,8 +2513,8 @@
       <w:r>
         <w:rPr>
           <w:rFonts w:ascii="Times New Roman" w:hAnsi="Times New Roman" w:cs="Times New Roman" w:eastAsia="宋体" w:hint="eastAsia"/>
-          <w:sz w:val="24"/>
-          <w:szCs w:val="24"/>
+          <w:sz w:val="21"/>
+          <w:szCs w:val="21"/>
           <w:lang w:eastAsia="zh-CN"/>
         </w:rPr>
         <w:t>；党的二十大在此基础上系统阐述</w:t>
@@ -2522,8 +2522,8 @@
       <w:r>
         <w:rPr>
           <w:rFonts w:ascii="Times New Roman" w:hAnsi="Times New Roman" w:cs="Times New Roman" w:eastAsia="宋体" w:hint="eastAsia"/>
-          <w:sz w:val="24"/>
-          <w:szCs w:val="24"/>
+          <w:sz w:val="21"/>
+          <w:szCs w:val="21"/>
           <w:lang w:eastAsia="zh-CN"/>
         </w:rPr>
         <w:t>“</w:t>
@@ -2531,8 +2531,8 @@
       <w:r>
         <w:rPr>
           <w:rFonts w:ascii="Times New Roman" w:hAnsi="Times New Roman" w:cs="Times New Roman" w:eastAsia="宋体" w:hint="eastAsia"/>
-          <w:sz w:val="24"/>
-          <w:szCs w:val="24"/>
+          <w:sz w:val="21"/>
+          <w:szCs w:val="21"/>
           <w:lang w:eastAsia="zh-CN"/>
         </w:rPr>
         <w:t>中国式现代化，是中国共产党领导的社会主义现代化，既有各国现代化的共同特征，更有基于自己国情的中国特色</w:t>
@@ -2540,8 +2540,8 @@
       <w:r>
         <w:rPr>
           <w:rFonts w:ascii="Times New Roman" w:hAnsi="Times New Roman" w:cs="Times New Roman" w:eastAsia="宋体" w:hint="eastAsia"/>
-          <w:sz w:val="24"/>
-          <w:szCs w:val="24"/>
+          <w:sz w:val="21"/>
+          <w:szCs w:val="21"/>
           <w:lang w:eastAsia="zh-CN"/>
         </w:rPr>
         <w:t>”</w:t>
@@ -2549,8 +2549,8 @@
       <w:r>
         <w:rPr>
           <w:rFonts w:ascii="Times New Roman" w:hAnsi="Times New Roman" w:cs="Times New Roman" w:eastAsia="宋体" w:hint="eastAsia"/>
-          <w:sz w:val="24"/>
-          <w:szCs w:val="24"/>
+          <w:sz w:val="21"/>
+          <w:szCs w:val="21"/>
           <w:lang w:eastAsia="zh-CN"/>
         </w:rPr>
         <w:t>。围绕这些总纲，两次报告从经济、政治、文化、社会、生态、国防、外交、党建等领域作出了一系列论断和部署，以下分领域摘编原句。</w:t>
@@ -2560,7 +2560,7 @@
       <w:pPr>
         <w:pStyle w:val="a1"/>
         <w:snapToGrid w:val="0"/>
-        <w:spacing w:before="160" w:after="80" w:line="360" w:lineRule="auto"/>
+        <w:spacing w:before="160" w:after="80" w:line="300" w:lineRule="auto"/>
         <w:ind/>
         <w:jc w:val="left"/>
         <w:rPr>
@@ -2572,8 +2572,8 @@
           <w:rFonts w:ascii="Times New Roman" w:hAnsi="Times New Roman" w:cs="Times New Roman" w:eastAsia="黑体" w:hint="eastAsia"/>
           <w:b w:val="0"/>
           <w:bCs w:val="0"/>
-          <w:sz w:val="28"/>
-          <w:szCs w:val="28"/>
+          <w:sz w:val="21"/>
+          <w:szCs w:val="21"/>
           <w:lang w:eastAsia="zh-CN"/>
         </w:rPr>
         <w:t>（一）经济领域</w:t>
@@ -2583,8 +2583,8 @@
       <w:pPr>
         <w:pStyle w:val="a1"/>
         <w:snapToGrid w:val="0"/>
-        <w:spacing w:line="360" w:lineRule="auto" w:before="0" w:after="0"/>
-        <w:ind w:firstLineChars="200" w:firstLine="480"/>
+        <w:spacing w:line="300" w:lineRule="auto" w:before="0" w:after="0"/>
+        <w:ind w:firstLineChars="200" w:firstLine="420"/>
         <w:jc w:val="both"/>
         <w:rPr>
           <w:lang w:eastAsia="zh-CN"/>
@@ -2593,8 +2593,8 @@
       <w:r>
         <w:rPr>
           <w:rFonts w:ascii="Times New Roman" w:hAnsi="Times New Roman" w:cs="Times New Roman" w:eastAsia="宋体" w:hint="eastAsia"/>
-          <w:sz w:val="24"/>
-          <w:szCs w:val="24"/>
+          <w:sz w:val="21"/>
+          <w:szCs w:val="21"/>
           <w:lang w:eastAsia="zh-CN"/>
         </w:rPr>
         <w:t>党的十九大作出</w:t>
@@ -2602,8 +2602,8 @@
       <w:r>
         <w:rPr>
           <w:rFonts w:ascii="Times New Roman" w:hAnsi="Times New Roman" w:cs="Times New Roman" w:eastAsia="宋体" w:hint="eastAsia"/>
-          <w:sz w:val="24"/>
-          <w:szCs w:val="24"/>
+          <w:sz w:val="21"/>
+          <w:szCs w:val="21"/>
           <w:lang w:eastAsia="zh-CN"/>
         </w:rPr>
         <w:t>“</w:t>
@@ -2611,8 +2611,8 @@
       <w:r>
         <w:rPr>
           <w:rFonts w:ascii="Times New Roman" w:hAnsi="Times New Roman" w:cs="Times New Roman" w:eastAsia="宋体" w:hint="eastAsia"/>
-          <w:sz w:val="24"/>
-          <w:szCs w:val="24"/>
+          <w:sz w:val="21"/>
+          <w:szCs w:val="21"/>
           <w:lang w:eastAsia="zh-CN"/>
         </w:rPr>
         <w:t>我国经济已由高速增长阶段转向高质量发展阶段，正处在转变发展方式、优化经济结构、转换增长动力的攻关期，建设现代化经济体系是跨越关口的迫切要求和我国发展的战略目标</w:t>
@@ -2620,8 +2620,8 @@
       <w:r>
         <w:rPr>
           <w:rFonts w:ascii="Times New Roman" w:hAnsi="Times New Roman" w:cs="Times New Roman" w:eastAsia="宋体" w:hint="eastAsia"/>
-          <w:sz w:val="24"/>
-          <w:szCs w:val="24"/>
+          <w:sz w:val="21"/>
+          <w:szCs w:val="21"/>
           <w:lang w:eastAsia="zh-CN"/>
         </w:rPr>
         <w:t>”</w:t>
@@ -2629,8 +2629,8 @@
       <w:r>
         <w:rPr>
           <w:rFonts w:ascii="Times New Roman" w:hAnsi="Times New Roman" w:cs="Times New Roman" w:eastAsia="宋体" w:hint="eastAsia"/>
-          <w:sz w:val="24"/>
-          <w:szCs w:val="24"/>
+          <w:sz w:val="21"/>
+          <w:szCs w:val="21"/>
           <w:lang w:eastAsia="zh-CN"/>
         </w:rPr>
         <w:t>的判断；在乡村振兴上提出</w:t>
@@ -2638,8 +2638,8 @@
       <w:r>
         <w:rPr>
           <w:rFonts w:ascii="Times New Roman" w:hAnsi="Times New Roman" w:cs="Times New Roman" w:eastAsia="宋体" w:hint="eastAsia"/>
-          <w:sz w:val="24"/>
-          <w:szCs w:val="24"/>
+          <w:sz w:val="21"/>
+          <w:szCs w:val="21"/>
           <w:lang w:eastAsia="zh-CN"/>
         </w:rPr>
         <w:t>“</w:t>
@@ -2647,8 +2647,8 @@
       <w:r>
         <w:rPr>
           <w:rFonts w:ascii="Times New Roman" w:hAnsi="Times New Roman" w:cs="Times New Roman" w:eastAsia="宋体" w:hint="eastAsia"/>
-          <w:sz w:val="24"/>
-          <w:szCs w:val="24"/>
+          <w:sz w:val="21"/>
+          <w:szCs w:val="21"/>
           <w:lang w:eastAsia="zh-CN"/>
         </w:rPr>
         <w:t>要坚持农业农村优先发展，按照产业兴旺、生态宜居、乡风文明、治理有效、生活富裕的总要求，建立健全城乡融合发展体制机制和政策体系，加快推进农业农村现代化</w:t>
@@ -2656,8 +2656,8 @@
       <w:r>
         <w:rPr>
           <w:rFonts w:ascii="Times New Roman" w:hAnsi="Times New Roman" w:cs="Times New Roman" w:eastAsia="宋体" w:hint="eastAsia"/>
-          <w:sz w:val="24"/>
-          <w:szCs w:val="24"/>
+          <w:sz w:val="21"/>
+          <w:szCs w:val="21"/>
           <w:lang w:eastAsia="zh-CN"/>
         </w:rPr>
         <w:t>”</w:t>
@@ -2665,8 +2665,8 @@
       <w:r>
         <w:rPr>
           <w:rFonts w:ascii="Times New Roman" w:hAnsi="Times New Roman" w:cs="Times New Roman" w:eastAsia="宋体" w:hint="eastAsia"/>
-          <w:sz w:val="24"/>
-          <w:szCs w:val="24"/>
+          <w:sz w:val="21"/>
+          <w:szCs w:val="21"/>
           <w:lang w:eastAsia="zh-CN"/>
         </w:rPr>
         <w:t>。党的二十大进一步明确</w:t>
@@ -2674,8 +2674,8 @@
       <w:r>
         <w:rPr>
           <w:rFonts w:ascii="Times New Roman" w:hAnsi="Times New Roman" w:cs="Times New Roman" w:eastAsia="宋体" w:hint="eastAsia"/>
-          <w:sz w:val="24"/>
-          <w:szCs w:val="24"/>
+          <w:sz w:val="21"/>
+          <w:szCs w:val="21"/>
           <w:lang w:eastAsia="zh-CN"/>
         </w:rPr>
         <w:t>“</w:t>
@@ -2683,8 +2683,8 @@
       <w:r>
         <w:rPr>
           <w:rFonts w:ascii="Times New Roman" w:hAnsi="Times New Roman" w:cs="Times New Roman" w:eastAsia="宋体" w:hint="eastAsia"/>
-          <w:sz w:val="24"/>
-          <w:szCs w:val="24"/>
+          <w:sz w:val="21"/>
+          <w:szCs w:val="21"/>
           <w:lang w:eastAsia="zh-CN"/>
         </w:rPr>
         <w:t>高质量发展是全面建设社会主义现代化国家的首要任务。发展是党执政兴国的第一要务</w:t>
@@ -2692,8 +2692,8 @@
       <w:r>
         <w:rPr>
           <w:rFonts w:ascii="Times New Roman" w:hAnsi="Times New Roman" w:cs="Times New Roman" w:eastAsia="宋体" w:hint="eastAsia"/>
-          <w:sz w:val="24"/>
-          <w:szCs w:val="24"/>
+          <w:sz w:val="21"/>
+          <w:szCs w:val="21"/>
           <w:lang w:eastAsia="zh-CN"/>
         </w:rPr>
         <w:t>”</w:t>
@@ -2701,8 +2701,8 @@
       <w:r>
         <w:rPr>
           <w:rFonts w:ascii="Times New Roman" w:hAnsi="Times New Roman" w:cs="Times New Roman" w:eastAsia="宋体" w:hint="eastAsia"/>
-          <w:sz w:val="24"/>
-          <w:szCs w:val="24"/>
+          <w:sz w:val="21"/>
+          <w:szCs w:val="21"/>
           <w:lang w:eastAsia="zh-CN"/>
         </w:rPr>
         <w:t>，并提出</w:t>
@@ -2710,8 +2710,8 @@
       <w:r>
         <w:rPr>
           <w:rFonts w:ascii="Times New Roman" w:hAnsi="Times New Roman" w:cs="Times New Roman" w:eastAsia="宋体" w:hint="eastAsia"/>
-          <w:sz w:val="24"/>
-          <w:szCs w:val="24"/>
+          <w:sz w:val="21"/>
+          <w:szCs w:val="21"/>
           <w:lang w:eastAsia="zh-CN"/>
         </w:rPr>
         <w:t>“</w:t>
@@ -2719,8 +2719,8 @@
       <w:r>
         <w:rPr>
           <w:rFonts w:ascii="Times New Roman" w:hAnsi="Times New Roman" w:cs="Times New Roman" w:eastAsia="宋体" w:hint="eastAsia"/>
-          <w:sz w:val="24"/>
-          <w:szCs w:val="24"/>
+          <w:sz w:val="21"/>
+          <w:szCs w:val="21"/>
           <w:lang w:eastAsia="zh-CN"/>
         </w:rPr>
         <w:t>教育、科技、人才是全面建设社会主义现代化国家的基础性、战略性支撑</w:t>
@@ -2728,8 +2728,8 @@
       <w:r>
         <w:rPr>
           <w:rFonts w:ascii="Times New Roman" w:hAnsi="Times New Roman" w:cs="Times New Roman" w:eastAsia="宋体" w:hint="eastAsia"/>
-          <w:sz w:val="24"/>
-          <w:szCs w:val="24"/>
+          <w:sz w:val="21"/>
+          <w:szCs w:val="21"/>
           <w:lang w:eastAsia="zh-CN"/>
         </w:rPr>
         <w:t>”</w:t>
@@ -2737,8 +2737,8 @@
       <w:r>
         <w:rPr>
           <w:rFonts w:ascii="Times New Roman" w:hAnsi="Times New Roman" w:cs="Times New Roman" w:eastAsia="宋体" w:hint="eastAsia"/>
-          <w:sz w:val="24"/>
-          <w:szCs w:val="24"/>
+          <w:sz w:val="21"/>
+          <w:szCs w:val="21"/>
           <w:lang w:eastAsia="zh-CN"/>
         </w:rPr>
         <w:t>，强调</w:t>
@@ -2746,8 +2746,8 @@
       <w:r>
         <w:rPr>
           <w:rFonts w:ascii="Times New Roman" w:hAnsi="Times New Roman" w:cs="Times New Roman" w:eastAsia="宋体" w:hint="eastAsia"/>
-          <w:sz w:val="24"/>
-          <w:szCs w:val="24"/>
+          <w:sz w:val="21"/>
+          <w:szCs w:val="21"/>
           <w:lang w:eastAsia="zh-CN"/>
         </w:rPr>
         <w:t>“</w:t>
@@ -2755,8 +2755,8 @@
       <w:r>
         <w:rPr>
           <w:rFonts w:ascii="Times New Roman" w:hAnsi="Times New Roman" w:cs="Times New Roman" w:eastAsia="宋体" w:hint="eastAsia"/>
-          <w:sz w:val="24"/>
-          <w:szCs w:val="24"/>
+          <w:sz w:val="21"/>
+          <w:szCs w:val="21"/>
           <w:lang w:eastAsia="zh-CN"/>
         </w:rPr>
         <w:t>坚持科技是第一生产力、人才是第一资源、创新是第一动力</w:t>
@@ -2764,8 +2764,8 @@
       <w:r>
         <w:rPr>
           <w:rFonts w:ascii="Times New Roman" w:hAnsi="Times New Roman" w:cs="Times New Roman" w:eastAsia="宋体" w:hint="eastAsia"/>
-          <w:sz w:val="24"/>
-          <w:szCs w:val="24"/>
+          <w:sz w:val="21"/>
+          <w:szCs w:val="21"/>
           <w:lang w:eastAsia="zh-CN"/>
         </w:rPr>
         <w:t>”</w:t>
@@ -2773,8 +2773,8 @@
       <w:r>
         <w:rPr>
           <w:rFonts w:ascii="Times New Roman" w:hAnsi="Times New Roman" w:cs="Times New Roman" w:eastAsia="宋体" w:hint="eastAsia"/>
-          <w:sz w:val="24"/>
-          <w:szCs w:val="24"/>
+          <w:sz w:val="21"/>
+          <w:szCs w:val="21"/>
           <w:lang w:eastAsia="zh-CN"/>
         </w:rPr>
         <w:t>。</w:t>
@@ -2784,7 +2784,7 @@
       <w:pPr>
         <w:pStyle w:val="a1"/>
         <w:snapToGrid w:val="0"/>
-        <w:spacing w:before="160" w:after="80" w:line="360" w:lineRule="auto"/>
+        <w:spacing w:before="160" w:after="80" w:line="300" w:lineRule="auto"/>
         <w:ind/>
         <w:jc w:val="left"/>
         <w:rPr>
@@ -2796,8 +2796,8 @@
           <w:rFonts w:ascii="Times New Roman" w:hAnsi="Times New Roman" w:cs="Times New Roman" w:eastAsia="黑体" w:hint="eastAsia"/>
           <w:b w:val="0"/>
           <w:bCs w:val="0"/>
-          <w:sz w:val="28"/>
-          <w:szCs w:val="28"/>
+          <w:sz w:val="21"/>
+          <w:szCs w:val="21"/>
           <w:lang w:eastAsia="zh-CN"/>
         </w:rPr>
         <w:t>（二）政治领域</w:t>
@@ -2807,8 +2807,8 @@
       <w:pPr>
         <w:pStyle w:val="a1"/>
         <w:snapToGrid w:val="0"/>
-        <w:spacing w:line="360" w:lineRule="auto" w:before="0" w:after="0"/>
-        <w:ind w:firstLineChars="200" w:firstLine="480"/>
+        <w:spacing w:line="300" w:lineRule="auto" w:before="0" w:after="0"/>
+        <w:ind w:firstLineChars="200" w:firstLine="420"/>
         <w:jc w:val="both"/>
         <w:rPr>
           <w:lang w:eastAsia="zh-CN"/>
@@ -2817,8 +2817,8 @@
       <w:r>
         <w:rPr>
           <w:rFonts w:ascii="Times New Roman" w:hAnsi="Times New Roman" w:cs="Times New Roman" w:eastAsia="宋体" w:hint="eastAsia"/>
-          <w:sz w:val="24"/>
-          <w:szCs w:val="24"/>
+          <w:sz w:val="21"/>
+          <w:szCs w:val="21"/>
           <w:lang w:eastAsia="zh-CN"/>
         </w:rPr>
         <w:t>党的十九大强调</w:t>
@@ -2826,8 +2826,8 @@
       <w:r>
         <w:rPr>
           <w:rFonts w:ascii="Times New Roman" w:hAnsi="Times New Roman" w:cs="Times New Roman" w:eastAsia="宋体" w:hint="eastAsia"/>
-          <w:sz w:val="24"/>
-          <w:szCs w:val="24"/>
+          <w:sz w:val="21"/>
+          <w:szCs w:val="21"/>
           <w:lang w:eastAsia="zh-CN"/>
         </w:rPr>
         <w:t>“</w:t>
@@ -2835,8 +2835,8 @@
       <w:r>
         <w:rPr>
           <w:rFonts w:ascii="Times New Roman" w:hAnsi="Times New Roman" w:cs="Times New Roman" w:eastAsia="宋体" w:hint="eastAsia"/>
-          <w:sz w:val="24"/>
-          <w:szCs w:val="24"/>
+          <w:sz w:val="21"/>
+          <w:szCs w:val="21"/>
           <w:lang w:eastAsia="zh-CN"/>
         </w:rPr>
         <w:t>坚持党的领导、人民当家作主、依法治国有机统一</w:t>
@@ -2844,8 +2844,8 @@
       <w:r>
         <w:rPr>
           <w:rFonts w:ascii="Times New Roman" w:hAnsi="Times New Roman" w:cs="Times New Roman" w:eastAsia="宋体" w:hint="eastAsia"/>
-          <w:sz w:val="24"/>
-          <w:szCs w:val="24"/>
+          <w:sz w:val="21"/>
+          <w:szCs w:val="21"/>
           <w:lang w:eastAsia="zh-CN"/>
         </w:rPr>
         <w:t>”</w:t>
@@ -2853,8 +2853,8 @@
       <w:r>
         <w:rPr>
           <w:rFonts w:ascii="Times New Roman" w:hAnsi="Times New Roman" w:cs="Times New Roman" w:eastAsia="宋体" w:hint="eastAsia"/>
-          <w:sz w:val="24"/>
-          <w:szCs w:val="24"/>
+          <w:sz w:val="21"/>
+          <w:szCs w:val="21"/>
           <w:lang w:eastAsia="zh-CN"/>
         </w:rPr>
         <w:t>，从人民代表大会制度、协商民主、依法治国等方面健全人民当家作主制度体系。党的二十大进一步指出</w:t>
@@ -2862,8 +2862,8 @@
       <w:r>
         <w:rPr>
           <w:rFonts w:ascii="Times New Roman" w:hAnsi="Times New Roman" w:cs="Times New Roman" w:eastAsia="宋体" w:hint="eastAsia"/>
-          <w:sz w:val="24"/>
-          <w:szCs w:val="24"/>
+          <w:sz w:val="21"/>
+          <w:szCs w:val="21"/>
           <w:lang w:eastAsia="zh-CN"/>
         </w:rPr>
         <w:t>“</w:t>
@@ -2871,8 +2871,8 @@
       <w:r>
         <w:rPr>
           <w:rFonts w:ascii="Times New Roman" w:hAnsi="Times New Roman" w:cs="Times New Roman" w:eastAsia="宋体" w:hint="eastAsia"/>
-          <w:sz w:val="24"/>
-          <w:szCs w:val="24"/>
+          <w:sz w:val="21"/>
+          <w:szCs w:val="21"/>
           <w:lang w:eastAsia="zh-CN"/>
         </w:rPr>
         <w:t>全过程人民民主是社会主义民主政治的本质属性，是最广泛、最真实、最管用的民主</w:t>
@@ -2880,8 +2880,8 @@
       <w:r>
         <w:rPr>
           <w:rFonts w:ascii="Times New Roman" w:hAnsi="Times New Roman" w:cs="Times New Roman" w:eastAsia="宋体" w:hint="eastAsia"/>
-          <w:sz w:val="24"/>
-          <w:szCs w:val="24"/>
+          <w:sz w:val="21"/>
+          <w:szCs w:val="21"/>
           <w:lang w:eastAsia="zh-CN"/>
         </w:rPr>
         <w:t>”</w:t>
@@ -2889,8 +2889,8 @@
       <w:r>
         <w:rPr>
           <w:rFonts w:ascii="Times New Roman" w:hAnsi="Times New Roman" w:cs="Times New Roman" w:eastAsia="宋体" w:hint="eastAsia"/>
-          <w:sz w:val="24"/>
-          <w:szCs w:val="24"/>
+          <w:sz w:val="21"/>
+          <w:szCs w:val="21"/>
           <w:lang w:eastAsia="zh-CN"/>
         </w:rPr>
         <w:t>，并强调</w:t>
@@ -2898,8 +2898,8 @@
       <w:r>
         <w:rPr>
           <w:rFonts w:ascii="Times New Roman" w:hAnsi="Times New Roman" w:cs="Times New Roman" w:eastAsia="宋体" w:hint="eastAsia"/>
-          <w:sz w:val="24"/>
-          <w:szCs w:val="24"/>
+          <w:sz w:val="21"/>
+          <w:szCs w:val="21"/>
           <w:lang w:eastAsia="zh-CN"/>
         </w:rPr>
         <w:t>“</w:t>
@@ -2907,8 +2907,8 @@
       <w:r>
         <w:rPr>
           <w:rFonts w:ascii="Times New Roman" w:hAnsi="Times New Roman" w:cs="Times New Roman" w:eastAsia="宋体" w:hint="eastAsia"/>
-          <w:sz w:val="24"/>
-          <w:szCs w:val="24"/>
+          <w:sz w:val="21"/>
+          <w:szCs w:val="21"/>
           <w:lang w:eastAsia="zh-CN"/>
         </w:rPr>
         <w:t>全面依法治国是国家治理的一场深刻革命，关系党执政兴国，关系人民幸福安康，关系党和国家长治久安</w:t>
@@ -2916,8 +2916,8 @@
       <w:r>
         <w:rPr>
           <w:rFonts w:ascii="Times New Roman" w:hAnsi="Times New Roman" w:cs="Times New Roman" w:eastAsia="宋体" w:hint="eastAsia"/>
-          <w:sz w:val="24"/>
-          <w:szCs w:val="24"/>
+          <w:sz w:val="21"/>
+          <w:szCs w:val="21"/>
           <w:lang w:eastAsia="zh-CN"/>
         </w:rPr>
         <w:t>”</w:t>
@@ -2925,8 +2925,8 @@
       <w:r>
         <w:rPr>
           <w:rFonts w:ascii="Times New Roman" w:hAnsi="Times New Roman" w:cs="Times New Roman" w:eastAsia="宋体" w:hint="eastAsia"/>
-          <w:sz w:val="24"/>
-          <w:szCs w:val="24"/>
+          <w:sz w:val="21"/>
+          <w:szCs w:val="21"/>
           <w:lang w:eastAsia="zh-CN"/>
         </w:rPr>
         <w:t>。</w:t>
@@ -2936,7 +2936,7 @@
       <w:pPr>
         <w:pStyle w:val="a1"/>
         <w:snapToGrid w:val="0"/>
-        <w:spacing w:before="160" w:after="80" w:line="360" w:lineRule="auto"/>
+        <w:spacing w:before="160" w:after="80" w:line="300" w:lineRule="auto"/>
         <w:ind/>
         <w:jc w:val="left"/>
         <w:rPr>
@@ -2948,8 +2948,8 @@
           <w:rFonts w:ascii="Times New Roman" w:hAnsi="Times New Roman" w:cs="Times New Roman" w:eastAsia="黑体" w:hint="eastAsia"/>
           <w:b w:val="0"/>
           <w:bCs w:val="0"/>
-          <w:sz w:val="28"/>
-          <w:szCs w:val="28"/>
+          <w:sz w:val="21"/>
+          <w:szCs w:val="21"/>
           <w:lang w:eastAsia="zh-CN"/>
         </w:rPr>
         <w:t>（三）文化领域</w:t>
@@ -2959,8 +2959,8 @@
       <w:pPr>
         <w:pStyle w:val="a1"/>
         <w:snapToGrid w:val="0"/>
-        <w:spacing w:line="360" w:lineRule="auto" w:before="0" w:after="0"/>
-        <w:ind w:firstLineChars="200" w:firstLine="480"/>
+        <w:spacing w:line="300" w:lineRule="auto" w:before="0" w:after="0"/>
+        <w:ind w:firstLineChars="200" w:firstLine="420"/>
         <w:jc w:val="both"/>
         <w:rPr>
           <w:lang w:eastAsia="zh-CN"/>
@@ -2969,8 +2969,8 @@
       <w:r>
         <w:rPr>
           <w:rFonts w:ascii="Times New Roman" w:hAnsi="Times New Roman" w:cs="Times New Roman" w:eastAsia="宋体" w:hint="eastAsia"/>
-          <w:sz w:val="24"/>
-          <w:szCs w:val="24"/>
+          <w:sz w:val="21"/>
+          <w:szCs w:val="21"/>
           <w:lang w:eastAsia="zh-CN"/>
         </w:rPr>
         <w:lastRenderedPageBreak/>
@@ -2979,8 +2979,8 @@
       <w:r>
         <w:rPr>
           <w:rFonts w:ascii="Times New Roman" w:hAnsi="Times New Roman" w:cs="Times New Roman" w:eastAsia="宋体" w:hint="eastAsia"/>
-          <w:sz w:val="24"/>
-          <w:szCs w:val="24"/>
+          <w:sz w:val="21"/>
+          <w:szCs w:val="21"/>
           <w:lang w:eastAsia="zh-CN"/>
         </w:rPr>
         <w:t>“</w:t>
@@ -2988,8 +2988,8 @@
       <w:r>
         <w:rPr>
           <w:rFonts w:ascii="Times New Roman" w:hAnsi="Times New Roman" w:cs="Times New Roman" w:eastAsia="宋体" w:hint="eastAsia"/>
-          <w:sz w:val="24"/>
-          <w:szCs w:val="24"/>
+          <w:sz w:val="21"/>
+          <w:szCs w:val="21"/>
           <w:lang w:eastAsia="zh-CN"/>
         </w:rPr>
         <w:t>没有高度的文化自信，没有文化的繁荣兴盛，就没有中华民族伟大复兴</w:t>
@@ -2997,8 +2997,8 @@
       <w:r>
         <w:rPr>
           <w:rFonts w:ascii="Times New Roman" w:hAnsi="Times New Roman" w:cs="Times New Roman" w:eastAsia="宋体" w:hint="eastAsia"/>
-          <w:sz w:val="24"/>
-          <w:szCs w:val="24"/>
+          <w:sz w:val="21"/>
+          <w:szCs w:val="21"/>
           <w:lang w:eastAsia="zh-CN"/>
         </w:rPr>
         <w:t>”</w:t>
@@ -3006,8 +3006,8 @@
       <w:r>
         <w:rPr>
           <w:rFonts w:ascii="Times New Roman" w:hAnsi="Times New Roman" w:cs="Times New Roman" w:eastAsia="宋体" w:hint="eastAsia"/>
-          <w:sz w:val="24"/>
-          <w:szCs w:val="24"/>
+          <w:sz w:val="21"/>
+          <w:szCs w:val="21"/>
           <w:lang w:eastAsia="zh-CN"/>
         </w:rPr>
         <w:t>，把坚定文化自信、掌握意识形态工作领导权摆在突出位置。党的二十大进一步提出</w:t>
@@ -3015,8 +3015,8 @@
       <w:r>
         <w:rPr>
           <w:rFonts w:ascii="Times New Roman" w:hAnsi="Times New Roman" w:cs="Times New Roman" w:eastAsia="宋体" w:hint="eastAsia"/>
-          <w:sz w:val="24"/>
-          <w:szCs w:val="24"/>
+          <w:sz w:val="21"/>
+          <w:szCs w:val="21"/>
           <w:lang w:eastAsia="zh-CN"/>
         </w:rPr>
         <w:t>“</w:t>
@@ -3024,8 +3024,8 @@
       <w:r>
         <w:rPr>
           <w:rFonts w:ascii="Times New Roman" w:hAnsi="Times New Roman" w:cs="Times New Roman" w:eastAsia="宋体" w:hint="eastAsia"/>
-          <w:sz w:val="24"/>
-          <w:szCs w:val="24"/>
+          <w:sz w:val="21"/>
+          <w:szCs w:val="21"/>
           <w:lang w:eastAsia="zh-CN"/>
         </w:rPr>
         <w:t>两个结合</w:t>
@@ -3033,8 +3033,8 @@
       <w:r>
         <w:rPr>
           <w:rFonts w:ascii="Times New Roman" w:hAnsi="Times New Roman" w:cs="Times New Roman" w:eastAsia="宋体" w:hint="eastAsia"/>
-          <w:sz w:val="24"/>
-          <w:szCs w:val="24"/>
+          <w:sz w:val="21"/>
+          <w:szCs w:val="21"/>
           <w:lang w:eastAsia="zh-CN"/>
         </w:rPr>
         <w:t>”</w:t>
@@ -3042,8 +3042,8 @@
       <w:r>
         <w:rPr>
           <w:rFonts w:ascii="Times New Roman" w:hAnsi="Times New Roman" w:cs="Times New Roman" w:eastAsia="宋体" w:hint="eastAsia"/>
-          <w:sz w:val="24"/>
-          <w:szCs w:val="24"/>
+          <w:sz w:val="21"/>
+          <w:szCs w:val="21"/>
           <w:lang w:eastAsia="zh-CN"/>
         </w:rPr>
         <w:t>，强调</w:t>
@@ -3051,8 +3051,8 @@
       <w:r>
         <w:rPr>
           <w:rFonts w:ascii="Times New Roman" w:hAnsi="Times New Roman" w:cs="Times New Roman" w:eastAsia="宋体" w:hint="eastAsia"/>
-          <w:sz w:val="24"/>
-          <w:szCs w:val="24"/>
+          <w:sz w:val="21"/>
+          <w:szCs w:val="21"/>
           <w:lang w:eastAsia="zh-CN"/>
         </w:rPr>
         <w:t>“</w:t>
@@ -3060,8 +3060,8 @@
       <w:r>
         <w:rPr>
           <w:rFonts w:ascii="Times New Roman" w:hAnsi="Times New Roman" w:cs="Times New Roman" w:eastAsia="宋体" w:hint="eastAsia"/>
-          <w:sz w:val="24"/>
-          <w:szCs w:val="24"/>
+          <w:sz w:val="21"/>
+          <w:szCs w:val="21"/>
           <w:lang w:eastAsia="zh-CN"/>
         </w:rPr>
         <w:t>只有把马克思主义基本原理同中国具体实际相结合、同中华优秀传统文化相结合，坚持运用辩证唯物主义和历史唯物主义，才能正确回答时代和实践提出的重大问题，才能始终保持马克思主义的蓬勃生机和旺盛活力</w:t>
@@ -3069,8 +3069,8 @@
       <w:r>
         <w:rPr>
           <w:rFonts w:ascii="Times New Roman" w:hAnsi="Times New Roman" w:cs="Times New Roman" w:eastAsia="宋体" w:hint="eastAsia"/>
-          <w:sz w:val="24"/>
-          <w:szCs w:val="24"/>
+          <w:sz w:val="21"/>
+          <w:szCs w:val="21"/>
           <w:lang w:eastAsia="zh-CN"/>
         </w:rPr>
         <w:t>”</w:t>
@@ -3078,8 +3078,8 @@
       <w:r>
         <w:rPr>
           <w:rFonts w:ascii="Times New Roman" w:hAnsi="Times New Roman" w:cs="Times New Roman" w:eastAsia="宋体" w:hint="eastAsia"/>
-          <w:sz w:val="24"/>
-          <w:szCs w:val="24"/>
+          <w:sz w:val="21"/>
+          <w:szCs w:val="21"/>
           <w:lang w:eastAsia="zh-CN"/>
         </w:rPr>
         <w:t>。</w:t>
@@ -3089,7 +3089,7 @@
       <w:pPr>
         <w:pStyle w:val="a1"/>
         <w:snapToGrid w:val="0"/>
-        <w:spacing w:before="160" w:after="80" w:line="360" w:lineRule="auto"/>
+        <w:spacing w:before="160" w:after="80" w:line="300" w:lineRule="auto"/>
         <w:ind/>
         <w:jc w:val="left"/>
         <w:rPr>
@@ -3101,8 +3101,8 @@
           <w:rFonts w:ascii="Times New Roman" w:hAnsi="Times New Roman" w:cs="Times New Roman" w:eastAsia="黑体" w:hint="eastAsia"/>
           <w:b w:val="0"/>
           <w:bCs w:val="0"/>
-          <w:sz w:val="28"/>
-          <w:szCs w:val="28"/>
+          <w:sz w:val="21"/>
+          <w:szCs w:val="21"/>
           <w:lang w:eastAsia="zh-CN"/>
         </w:rPr>
         <w:t>（四）社会领域</w:t>
@@ -3112,8 +3112,8 @@
       <w:pPr>
         <w:pStyle w:val="a1"/>
         <w:snapToGrid w:val="0"/>
-        <w:spacing w:line="360" w:lineRule="auto" w:before="0" w:after="0"/>
-        <w:ind w:firstLineChars="200" w:firstLine="480"/>
+        <w:spacing w:line="300" w:lineRule="auto" w:before="0" w:after="0"/>
+        <w:ind w:firstLineChars="200" w:firstLine="420"/>
         <w:jc w:val="both"/>
         <w:rPr>
           <w:lang w:eastAsia="zh-CN"/>
@@ -3122,8 +3122,8 @@
       <w:r>
         <w:rPr>
           <w:rFonts w:ascii="Times New Roman" w:hAnsi="Times New Roman" w:cs="Times New Roman" w:eastAsia="宋体" w:hint="eastAsia"/>
-          <w:sz w:val="24"/>
-          <w:szCs w:val="24"/>
+          <w:sz w:val="21"/>
+          <w:szCs w:val="21"/>
           <w:lang w:eastAsia="zh-CN"/>
         </w:rPr>
         <w:t>党的十九大提出</w:t>
@@ -3131,8 +3131,8 @@
       <w:r>
         <w:rPr>
           <w:rFonts w:ascii="Times New Roman" w:hAnsi="Times New Roman" w:cs="Times New Roman" w:eastAsia="宋体" w:hint="eastAsia"/>
-          <w:sz w:val="24"/>
-          <w:szCs w:val="24"/>
+          <w:sz w:val="21"/>
+          <w:szCs w:val="21"/>
           <w:lang w:eastAsia="zh-CN"/>
         </w:rPr>
         <w:t>“</w:t>
@@ -3140,8 +3140,8 @@
       <w:r>
         <w:rPr>
           <w:rFonts w:ascii="Times New Roman" w:hAnsi="Times New Roman" w:cs="Times New Roman" w:eastAsia="宋体" w:hint="eastAsia"/>
-          <w:sz w:val="24"/>
-          <w:szCs w:val="24"/>
+          <w:sz w:val="21"/>
+          <w:szCs w:val="21"/>
           <w:lang w:eastAsia="zh-CN"/>
         </w:rPr>
         <w:t>坚持房子是用来住的、不是用来炒的定位</w:t>
@@ -3149,8 +3149,8 @@
       <w:r>
         <w:rPr>
           <w:rFonts w:ascii="Times New Roman" w:hAnsi="Times New Roman" w:cs="Times New Roman" w:eastAsia="宋体" w:hint="eastAsia"/>
-          <w:sz w:val="24"/>
-          <w:szCs w:val="24"/>
+          <w:sz w:val="21"/>
+          <w:szCs w:val="21"/>
           <w:lang w:eastAsia="zh-CN"/>
         </w:rPr>
         <w:t>”</w:t>
@@ -3158,8 +3158,8 @@
       <w:r>
         <w:rPr>
           <w:rFonts w:ascii="Times New Roman" w:hAnsi="Times New Roman" w:cs="Times New Roman" w:eastAsia="宋体" w:hint="eastAsia"/>
-          <w:sz w:val="24"/>
-          <w:szCs w:val="24"/>
+          <w:sz w:val="21"/>
+          <w:szCs w:val="21"/>
           <w:lang w:eastAsia="zh-CN"/>
         </w:rPr>
         <w:t>，并庄严承诺</w:t>
@@ -3167,8 +3167,8 @@
       <w:r>
         <w:rPr>
           <w:rFonts w:ascii="Times New Roman" w:hAnsi="Times New Roman" w:cs="Times New Roman" w:eastAsia="宋体" w:hint="eastAsia"/>
-          <w:sz w:val="24"/>
-          <w:szCs w:val="24"/>
+          <w:sz w:val="21"/>
+          <w:szCs w:val="21"/>
           <w:lang w:eastAsia="zh-CN"/>
         </w:rPr>
         <w:t>“</w:t>
@@ -3176,8 +3176,8 @@
       <w:r>
         <w:rPr>
           <w:rFonts w:ascii="Times New Roman" w:hAnsi="Times New Roman" w:cs="Times New Roman" w:eastAsia="宋体" w:hint="eastAsia"/>
-          <w:sz w:val="24"/>
-          <w:szCs w:val="24"/>
+          <w:sz w:val="21"/>
+          <w:szCs w:val="21"/>
           <w:lang w:eastAsia="zh-CN"/>
         </w:rPr>
         <w:t>让贫困人口和贫困地区同全国一道进入全面小康社会</w:t>
@@ -3185,8 +3185,8 @@
       <w:r>
         <w:rPr>
           <w:rFonts w:ascii="Times New Roman" w:hAnsi="Times New Roman" w:cs="Times New Roman" w:eastAsia="宋体" w:hint="eastAsia"/>
-          <w:sz w:val="24"/>
-          <w:szCs w:val="24"/>
+          <w:sz w:val="21"/>
+          <w:szCs w:val="21"/>
           <w:lang w:eastAsia="zh-CN"/>
         </w:rPr>
         <w:t>”</w:t>
@@ -3194,8 +3194,8 @@
       <w:r>
         <w:rPr>
           <w:rFonts w:ascii="Times New Roman" w:hAnsi="Times New Roman" w:cs="Times New Roman" w:eastAsia="宋体" w:hint="eastAsia"/>
-          <w:sz w:val="24"/>
-          <w:szCs w:val="24"/>
+          <w:sz w:val="21"/>
+          <w:szCs w:val="21"/>
           <w:lang w:eastAsia="zh-CN"/>
         </w:rPr>
         <w:t>。党的二十大进一步提出</w:t>
@@ -3203,8 +3203,8 @@
       <w:r>
         <w:rPr>
           <w:rFonts w:ascii="Times New Roman" w:hAnsi="Times New Roman" w:cs="Times New Roman" w:eastAsia="宋体" w:hint="eastAsia"/>
-          <w:sz w:val="24"/>
-          <w:szCs w:val="24"/>
+          <w:sz w:val="21"/>
+          <w:szCs w:val="21"/>
           <w:lang w:eastAsia="zh-CN"/>
         </w:rPr>
         <w:t>“</w:t>
@@ -3212,8 +3212,8 @@
       <w:r>
         <w:rPr>
           <w:rFonts w:ascii="Times New Roman" w:hAnsi="Times New Roman" w:cs="Times New Roman" w:eastAsia="宋体" w:hint="eastAsia"/>
-          <w:sz w:val="24"/>
-          <w:szCs w:val="24"/>
+          <w:sz w:val="21"/>
+          <w:szCs w:val="21"/>
           <w:lang w:eastAsia="zh-CN"/>
         </w:rPr>
         <w:t>江山就是人民，人民就是江山。中国共产党领导人民打江山、守江山，守的是人民的心</w:t>
@@ -3221,8 +3221,8 @@
       <w:r>
         <w:rPr>
           <w:rFonts w:ascii="Times New Roman" w:hAnsi="Times New Roman" w:cs="Times New Roman" w:eastAsia="宋体" w:hint="eastAsia"/>
-          <w:sz w:val="24"/>
-          <w:szCs w:val="24"/>
+          <w:sz w:val="21"/>
+          <w:szCs w:val="21"/>
           <w:lang w:eastAsia="zh-CN"/>
         </w:rPr>
         <w:t>”</w:t>
@@ -3230,8 +3230,8 @@
       <w:r>
         <w:rPr>
           <w:rFonts w:ascii="Times New Roman" w:hAnsi="Times New Roman" w:cs="Times New Roman" w:eastAsia="宋体" w:hint="eastAsia"/>
-          <w:sz w:val="24"/>
-          <w:szCs w:val="24"/>
+          <w:sz w:val="21"/>
+          <w:szCs w:val="21"/>
           <w:lang w:eastAsia="zh-CN"/>
         </w:rPr>
         <w:t>，强调</w:t>
@@ -3239,8 +3239,8 @@
       <w:r>
         <w:rPr>
           <w:rFonts w:ascii="Times New Roman" w:hAnsi="Times New Roman" w:cs="Times New Roman" w:eastAsia="宋体" w:hint="eastAsia"/>
-          <w:sz w:val="24"/>
-          <w:szCs w:val="24"/>
+          <w:sz w:val="21"/>
+          <w:szCs w:val="21"/>
           <w:lang w:eastAsia="zh-CN"/>
         </w:rPr>
         <w:t>“</w:t>
@@ -3248,8 +3248,8 @@
       <w:r>
         <w:rPr>
           <w:rFonts w:ascii="Times New Roman" w:hAnsi="Times New Roman" w:cs="Times New Roman" w:eastAsia="宋体" w:hint="eastAsia"/>
-          <w:sz w:val="24"/>
-          <w:szCs w:val="24"/>
+          <w:sz w:val="21"/>
+          <w:szCs w:val="21"/>
           <w:lang w:eastAsia="zh-CN"/>
         </w:rPr>
         <w:t>必须坚持在发展中保障和改善民生，鼓励共同奋斗创造美好生活，不断实现人民对美好生活的向往</w:t>
@@ -3257,8 +3257,8 @@
       <w:r>
         <w:rPr>
           <w:rFonts w:ascii="Times New Roman" w:hAnsi="Times New Roman" w:cs="Times New Roman" w:eastAsia="宋体" w:hint="eastAsia"/>
-          <w:sz w:val="24"/>
-          <w:szCs w:val="24"/>
+          <w:sz w:val="21"/>
+          <w:szCs w:val="21"/>
           <w:lang w:eastAsia="zh-CN"/>
         </w:rPr>
         <w:t>”</w:t>
@@ -3266,8 +3266,8 @@
       <w:r>
         <w:rPr>
           <w:rFonts w:ascii="Times New Roman" w:hAnsi="Times New Roman" w:cs="Times New Roman" w:eastAsia="宋体" w:hint="eastAsia"/>
-          <w:sz w:val="24"/>
-          <w:szCs w:val="24"/>
+          <w:sz w:val="21"/>
+          <w:szCs w:val="21"/>
           <w:lang w:eastAsia="zh-CN"/>
         </w:rPr>
         <w:t>。</w:t>
@@ -3277,7 +3277,7 @@
       <w:pPr>
         <w:pStyle w:val="a1"/>
         <w:snapToGrid w:val="0"/>
-        <w:spacing w:before="160" w:after="80" w:line="360" w:lineRule="auto"/>
+        <w:spacing w:before="160" w:after="80" w:line="300" w:lineRule="auto"/>
         <w:ind/>
         <w:jc w:val="left"/>
         <w:rPr>
@@ -3289,8 +3289,8 @@
           <w:rFonts w:ascii="Times New Roman" w:hAnsi="Times New Roman" w:cs="Times New Roman" w:eastAsia="黑体" w:hint="eastAsia"/>
           <w:b w:val="0"/>
           <w:bCs w:val="0"/>
-          <w:sz w:val="28"/>
-          <w:szCs w:val="28"/>
+          <w:sz w:val="21"/>
+          <w:szCs w:val="21"/>
           <w:lang w:eastAsia="zh-CN"/>
         </w:rPr>
         <w:t>（五）生态领域</w:t>
@@ -3300,8 +3300,8 @@
       <w:pPr>
         <w:pStyle w:val="a1"/>
         <w:snapToGrid w:val="0"/>
-        <w:spacing w:line="360" w:lineRule="auto" w:before="0" w:after="0"/>
-        <w:ind w:firstLineChars="200" w:firstLine="480"/>
+        <w:spacing w:line="300" w:lineRule="auto" w:before="0" w:after="0"/>
+        <w:ind w:firstLineChars="200" w:firstLine="420"/>
         <w:jc w:val="both"/>
         <w:rPr>
           <w:lang w:eastAsia="zh-CN"/>
@@ -3310,8 +3310,8 @@
       <w:r>
         <w:rPr>
           <w:rFonts w:ascii="Times New Roman" w:hAnsi="Times New Roman" w:cs="Times New Roman" w:eastAsia="宋体" w:hint="eastAsia"/>
-          <w:sz w:val="24"/>
-          <w:szCs w:val="24"/>
+          <w:sz w:val="21"/>
+          <w:szCs w:val="21"/>
           <w:lang w:eastAsia="zh-CN"/>
         </w:rPr>
         <w:t>党的十九大提出</w:t>
@@ -3319,8 +3319,8 @@
       <w:r>
         <w:rPr>
           <w:rFonts w:ascii="Times New Roman" w:hAnsi="Times New Roman" w:cs="Times New Roman" w:eastAsia="宋体" w:hint="eastAsia"/>
-          <w:sz w:val="24"/>
-          <w:szCs w:val="24"/>
+          <w:sz w:val="21"/>
+          <w:szCs w:val="21"/>
           <w:lang w:eastAsia="zh-CN"/>
         </w:rPr>
         <w:t>“</w:t>
@@ -3328,8 +3328,8 @@
       <w:r>
         <w:rPr>
           <w:rFonts w:ascii="Times New Roman" w:hAnsi="Times New Roman" w:cs="Times New Roman" w:eastAsia="宋体" w:hint="eastAsia"/>
-          <w:sz w:val="24"/>
-          <w:szCs w:val="24"/>
+          <w:sz w:val="21"/>
+          <w:szCs w:val="21"/>
           <w:lang w:eastAsia="zh-CN"/>
         </w:rPr>
         <w:t>人与自然是生命共同体</w:t>
@@ -3337,8 +3337,8 @@
       <w:r>
         <w:rPr>
           <w:rFonts w:ascii="Times New Roman" w:hAnsi="Times New Roman" w:cs="Times New Roman" w:eastAsia="宋体" w:hint="eastAsia"/>
-          <w:sz w:val="24"/>
-          <w:szCs w:val="24"/>
+          <w:sz w:val="21"/>
+          <w:szCs w:val="21"/>
           <w:lang w:eastAsia="zh-CN"/>
         </w:rPr>
         <w:t>”</w:t>
@@ -3346,8 +3346,8 @@
       <w:r>
         <w:rPr>
           <w:rFonts w:ascii="Times New Roman" w:hAnsi="Times New Roman" w:cs="Times New Roman" w:eastAsia="宋体" w:hint="eastAsia"/>
-          <w:sz w:val="24"/>
-          <w:szCs w:val="24"/>
+          <w:sz w:val="21"/>
+          <w:szCs w:val="21"/>
           <w:lang w:eastAsia="zh-CN"/>
         </w:rPr>
         <w:t>，要求</w:t>
@@ -3355,8 +3355,8 @@
       <w:r>
         <w:rPr>
           <w:rFonts w:ascii="Times New Roman" w:hAnsi="Times New Roman" w:cs="Times New Roman" w:eastAsia="宋体" w:hint="eastAsia"/>
-          <w:sz w:val="24"/>
-          <w:szCs w:val="24"/>
+          <w:sz w:val="21"/>
+          <w:szCs w:val="21"/>
           <w:lang w:eastAsia="zh-CN"/>
         </w:rPr>
         <w:t>“</w:t>
@@ -3364,8 +3364,8 @@
       <w:r>
         <w:rPr>
           <w:rFonts w:ascii="Times New Roman" w:hAnsi="Times New Roman" w:cs="Times New Roman" w:eastAsia="宋体" w:hint="eastAsia"/>
-          <w:sz w:val="24"/>
-          <w:szCs w:val="24"/>
+          <w:sz w:val="21"/>
+          <w:szCs w:val="21"/>
           <w:lang w:eastAsia="zh-CN"/>
         </w:rPr>
         <w:t>必须树立和践行绿水青山就是金山银山的理念</w:t>
@@ -3373,8 +3373,8 @@
       <w:r>
         <w:rPr>
           <w:rFonts w:ascii="Times New Roman" w:hAnsi="Times New Roman" w:cs="Times New Roman" w:eastAsia="宋体" w:hint="eastAsia"/>
-          <w:sz w:val="24"/>
-          <w:szCs w:val="24"/>
+          <w:sz w:val="21"/>
+          <w:szCs w:val="21"/>
           <w:lang w:eastAsia="zh-CN"/>
         </w:rPr>
         <w:t>”</w:t>
@@ -3382,8 +3382,8 @@
       <w:r>
         <w:rPr>
           <w:rFonts w:ascii="Times New Roman" w:hAnsi="Times New Roman" w:cs="Times New Roman" w:eastAsia="宋体" w:hint="eastAsia"/>
-          <w:sz w:val="24"/>
-          <w:szCs w:val="24"/>
+          <w:sz w:val="21"/>
+          <w:szCs w:val="21"/>
           <w:lang w:eastAsia="zh-CN"/>
         </w:rPr>
         <w:t>。党的二十大进一步指出</w:t>
@@ -3391,8 +3391,8 @@
       <w:r>
         <w:rPr>
           <w:rFonts w:ascii="Times New Roman" w:hAnsi="Times New Roman" w:cs="Times New Roman" w:eastAsia="宋体" w:hint="eastAsia"/>
-          <w:sz w:val="24"/>
-          <w:szCs w:val="24"/>
+          <w:sz w:val="21"/>
+          <w:szCs w:val="21"/>
           <w:lang w:eastAsia="zh-CN"/>
         </w:rPr>
         <w:t>“</w:t>
@@ -3400,8 +3400,8 @@
       <w:r>
         <w:rPr>
           <w:rFonts w:ascii="Times New Roman" w:hAnsi="Times New Roman" w:cs="Times New Roman" w:eastAsia="宋体" w:hint="eastAsia"/>
-          <w:sz w:val="24"/>
-          <w:szCs w:val="24"/>
+          <w:sz w:val="21"/>
+          <w:szCs w:val="21"/>
           <w:lang w:eastAsia="zh-CN"/>
         </w:rPr>
         <w:t>尊重自然、顺应自然、保护自然，是全面建设社会主义现代化国家的内在要求</w:t>
@@ -3409,8 +3409,8 @@
       <w:r>
         <w:rPr>
           <w:rFonts w:ascii="Times New Roman" w:hAnsi="Times New Roman" w:cs="Times New Roman" w:eastAsia="宋体" w:hint="eastAsia"/>
-          <w:sz w:val="24"/>
-          <w:szCs w:val="24"/>
+          <w:sz w:val="21"/>
+          <w:szCs w:val="21"/>
           <w:lang w:eastAsia="zh-CN"/>
         </w:rPr>
         <w:t>”</w:t>
@@ -3418,8 +3418,8 @@
       <w:r>
         <w:rPr>
           <w:rFonts w:ascii="Times New Roman" w:hAnsi="Times New Roman" w:cs="Times New Roman" w:eastAsia="宋体" w:hint="eastAsia"/>
-          <w:sz w:val="24"/>
-          <w:szCs w:val="24"/>
+          <w:sz w:val="21"/>
+          <w:szCs w:val="21"/>
           <w:lang w:eastAsia="zh-CN"/>
         </w:rPr>
         <w:t>，强调</w:t>
@@ -3427,8 +3427,8 @@
       <w:r>
         <w:rPr>
           <w:rFonts w:ascii="Times New Roman" w:hAnsi="Times New Roman" w:cs="Times New Roman" w:eastAsia="宋体" w:hint="eastAsia"/>
-          <w:sz w:val="24"/>
-          <w:szCs w:val="24"/>
+          <w:sz w:val="21"/>
+          <w:szCs w:val="21"/>
           <w:lang w:eastAsia="zh-CN"/>
         </w:rPr>
         <w:t>“</w:t>
@@ -3436,8 +3436,8 @@
       <w:r>
         <w:rPr>
           <w:rFonts w:ascii="Times New Roman" w:hAnsi="Times New Roman" w:cs="Times New Roman" w:eastAsia="宋体" w:hint="eastAsia"/>
-          <w:sz w:val="24"/>
-          <w:szCs w:val="24"/>
+          <w:sz w:val="21"/>
+          <w:szCs w:val="21"/>
           <w:lang w:eastAsia="zh-CN"/>
         </w:rPr>
         <w:t>必须牢固树立和践行绿水青山就是金山银山的理念，站在人与自然和谐共生的高度谋划发展</w:t>
@@ -3445,8 +3445,8 @@
       <w:r>
         <w:rPr>
           <w:rFonts w:ascii="Times New Roman" w:hAnsi="Times New Roman" w:cs="Times New Roman" w:eastAsia="宋体" w:hint="eastAsia"/>
-          <w:sz w:val="24"/>
-          <w:szCs w:val="24"/>
+          <w:sz w:val="21"/>
+          <w:szCs w:val="21"/>
           <w:lang w:eastAsia="zh-CN"/>
         </w:rPr>
         <w:t>”</w:t>
@@ -3454,8 +3454,8 @@
       <w:r>
         <w:rPr>
           <w:rFonts w:ascii="Times New Roman" w:hAnsi="Times New Roman" w:cs="Times New Roman" w:eastAsia="宋体" w:hint="eastAsia"/>
-          <w:sz w:val="24"/>
-          <w:szCs w:val="24"/>
+          <w:sz w:val="21"/>
+          <w:szCs w:val="21"/>
           <w:lang w:eastAsia="zh-CN"/>
         </w:rPr>
         <w:t>，并部署积极稳妥推进碳达峰碳中和。</w:t>
@@ -3465,7 +3465,7 @@
       <w:pPr>
         <w:pStyle w:val="a1"/>
         <w:snapToGrid w:val="0"/>
-        <w:spacing w:before="160" w:after="80" w:line="360" w:lineRule="auto"/>
+        <w:spacing w:before="160" w:after="80" w:line="300" w:lineRule="auto"/>
         <w:ind/>
         <w:jc w:val="left"/>
         <w:rPr>
@@ -3477,8 +3477,8 @@
           <w:rFonts w:ascii="Times New Roman" w:hAnsi="Times New Roman" w:cs="Times New Roman" w:eastAsia="黑体" w:hint="eastAsia"/>
           <w:b w:val="0"/>
           <w:bCs w:val="0"/>
-          <w:sz w:val="28"/>
-          <w:szCs w:val="28"/>
+          <w:sz w:val="21"/>
+          <w:szCs w:val="21"/>
           <w:lang w:eastAsia="zh-CN"/>
         </w:rPr>
         <w:t>（六）国防领域</w:t>
@@ -3488,8 +3488,8 @@
       <w:pPr>
         <w:pStyle w:val="a1"/>
         <w:snapToGrid w:val="0"/>
-        <w:spacing w:line="360" w:lineRule="auto" w:before="0" w:after="0"/>
-        <w:ind w:firstLineChars="200" w:firstLine="480"/>
+        <w:spacing w:line="300" w:lineRule="auto" w:before="0" w:after="0"/>
+        <w:ind w:firstLineChars="200" w:firstLine="420"/>
         <w:jc w:val="both"/>
         <w:rPr>
           <w:lang w:eastAsia="zh-CN"/>
@@ -3498,8 +3498,8 @@
       <w:r>
         <w:rPr>
           <w:rFonts w:ascii="Times New Roman" w:hAnsi="Times New Roman" w:cs="Times New Roman" w:eastAsia="宋体" w:hint="eastAsia"/>
-          <w:sz w:val="24"/>
-          <w:szCs w:val="24"/>
+          <w:sz w:val="21"/>
+          <w:szCs w:val="21"/>
           <w:lang w:eastAsia="zh-CN"/>
         </w:rPr>
         <w:t>党的十九大确立新时代强军目标，提出</w:t>
@@ -3507,8 +3507,8 @@
       <w:r>
         <w:rPr>
           <w:rFonts w:ascii="Times New Roman" w:hAnsi="Times New Roman" w:cs="Times New Roman" w:eastAsia="宋体" w:hint="eastAsia"/>
-          <w:sz w:val="24"/>
-          <w:szCs w:val="24"/>
+          <w:sz w:val="21"/>
+          <w:szCs w:val="21"/>
           <w:lang w:eastAsia="zh-CN"/>
         </w:rPr>
         <w:t>“</w:t>
@@ -3516,8 +3516,8 @@
       <w:r>
         <w:rPr>
           <w:rFonts w:ascii="Times New Roman" w:hAnsi="Times New Roman" w:cs="Times New Roman" w:eastAsia="宋体" w:hint="eastAsia"/>
-          <w:sz w:val="24"/>
-          <w:szCs w:val="24"/>
+          <w:sz w:val="21"/>
+          <w:szCs w:val="21"/>
           <w:lang w:eastAsia="zh-CN"/>
         </w:rPr>
         <w:t>力争到二〇三五年基本实现国防和军队现代化，到本世纪中叶把人民军队全面建成世界一流军队</w:t>
@@ -3525,8 +3525,8 @@
       <w:r>
         <w:rPr>
           <w:rFonts w:ascii="Times New Roman" w:hAnsi="Times New Roman" w:cs="Times New Roman" w:eastAsia="宋体" w:hint="eastAsia"/>
-          <w:sz w:val="24"/>
-          <w:szCs w:val="24"/>
+          <w:sz w:val="21"/>
+          <w:szCs w:val="21"/>
           <w:lang w:eastAsia="zh-CN"/>
         </w:rPr>
         <w:t>”</w:t>
@@ -3534,8 +3534,8 @@
       <w:r>
         <w:rPr>
           <w:rFonts w:ascii="Times New Roman" w:hAnsi="Times New Roman" w:cs="Times New Roman" w:eastAsia="宋体" w:hint="eastAsia"/>
-          <w:sz w:val="24"/>
-          <w:szCs w:val="24"/>
+          <w:sz w:val="21"/>
+          <w:szCs w:val="21"/>
           <w:lang w:eastAsia="zh-CN"/>
         </w:rPr>
         <w:t>。党的二十大进一步提出</w:t>
@@ -3543,8 +3543,8 @@
       <w:r>
         <w:rPr>
           <w:rFonts w:ascii="Times New Roman" w:hAnsi="Times New Roman" w:cs="Times New Roman" w:eastAsia="宋体" w:hint="eastAsia"/>
-          <w:sz w:val="24"/>
-          <w:szCs w:val="24"/>
+          <w:sz w:val="21"/>
+          <w:szCs w:val="21"/>
           <w:lang w:eastAsia="zh-CN"/>
         </w:rPr>
         <w:t>“</w:t>
@@ -3552,8 +3552,8 @@
       <w:r>
         <w:rPr>
           <w:rFonts w:ascii="Times New Roman" w:hAnsi="Times New Roman" w:cs="Times New Roman" w:eastAsia="宋体" w:hint="eastAsia"/>
-          <w:sz w:val="24"/>
-          <w:szCs w:val="24"/>
+          <w:sz w:val="21"/>
+          <w:szCs w:val="21"/>
           <w:lang w:eastAsia="zh-CN"/>
         </w:rPr>
         <w:t>如期实现建军一百年奋斗目标，加快把人民军队建成世界一流军队，是全面建设社会主义现代化国家的战略要求</w:t>
@@ -3561,8 +3561,8 @@
       <w:r>
         <w:rPr>
           <w:rFonts w:ascii="Times New Roman" w:hAnsi="Times New Roman" w:cs="Times New Roman" w:eastAsia="宋体" w:hint="eastAsia"/>
-          <w:sz w:val="24"/>
-          <w:szCs w:val="24"/>
+          <w:sz w:val="21"/>
+          <w:szCs w:val="21"/>
           <w:lang w:eastAsia="zh-CN"/>
         </w:rPr>
         <w:t>”</w:t>
@@ -3570,8 +3570,8 @@
       <w:r>
         <w:rPr>
           <w:rFonts w:ascii="Times New Roman" w:hAnsi="Times New Roman" w:cs="Times New Roman" w:eastAsia="宋体" w:hint="eastAsia"/>
-          <w:sz w:val="24"/>
-          <w:szCs w:val="24"/>
+          <w:sz w:val="21"/>
+          <w:szCs w:val="21"/>
           <w:lang w:eastAsia="zh-CN"/>
         </w:rPr>
         <w:t>。</w:t>
@@ -3581,7 +3581,7 @@
       <w:pPr>
         <w:pStyle w:val="a1"/>
         <w:snapToGrid w:val="0"/>
-        <w:spacing w:before="160" w:after="80" w:line="360" w:lineRule="auto"/>
+        <w:spacing w:before="160" w:after="80" w:line="300" w:lineRule="auto"/>
         <w:ind/>
         <w:jc w:val="left"/>
         <w:rPr>
@@ -3593,8 +3593,8 @@
           <w:rFonts w:ascii="Times New Roman" w:hAnsi="Times New Roman" w:cs="Times New Roman" w:eastAsia="黑体" w:hint="eastAsia"/>
           <w:b w:val="0"/>
           <w:bCs w:val="0"/>
-          <w:sz w:val="28"/>
-          <w:szCs w:val="28"/>
+          <w:sz w:val="21"/>
+          <w:szCs w:val="21"/>
           <w:lang w:eastAsia="zh-CN"/>
         </w:rPr>
         <w:t>（七）外交领域</w:t>
@@ -3604,8 +3604,8 @@
       <w:pPr>
         <w:pStyle w:val="a1"/>
         <w:snapToGrid w:val="0"/>
-        <w:spacing w:line="360" w:lineRule="auto" w:before="0" w:after="0"/>
-        <w:ind w:firstLineChars="200" w:firstLine="480"/>
+        <w:spacing w:line="300" w:lineRule="auto" w:before="0" w:after="0"/>
+        <w:ind w:firstLineChars="200" w:firstLine="420"/>
         <w:jc w:val="both"/>
         <w:rPr>
           <w:lang w:eastAsia="zh-CN"/>
@@ -3614,8 +3614,8 @@
       <w:r>
         <w:rPr>
           <w:rFonts w:ascii="Times New Roman" w:hAnsi="Times New Roman" w:cs="Times New Roman" w:eastAsia="宋体" w:hint="eastAsia"/>
-          <w:sz w:val="24"/>
-          <w:szCs w:val="24"/>
+          <w:sz w:val="21"/>
+          <w:szCs w:val="21"/>
           <w:lang w:eastAsia="zh-CN"/>
         </w:rPr>
         <w:lastRenderedPageBreak/>
@@ -3624,8 +3624,8 @@
       <w:r>
         <w:rPr>
           <w:rFonts w:ascii="Times New Roman" w:hAnsi="Times New Roman" w:cs="Times New Roman" w:eastAsia="宋体" w:hint="eastAsia"/>
-          <w:sz w:val="24"/>
-          <w:szCs w:val="24"/>
+          <w:sz w:val="21"/>
+          <w:szCs w:val="21"/>
           <w:lang w:eastAsia="zh-CN"/>
         </w:rPr>
         <w:t>“</w:t>
@@ -3633,8 +3633,8 @@
       <w:r>
         <w:rPr>
           <w:rFonts w:ascii="Times New Roman" w:hAnsi="Times New Roman" w:cs="Times New Roman" w:eastAsia="宋体" w:hint="eastAsia"/>
-          <w:sz w:val="24"/>
-          <w:szCs w:val="24"/>
+          <w:sz w:val="21"/>
+          <w:szCs w:val="21"/>
           <w:lang w:eastAsia="zh-CN"/>
         </w:rPr>
         <w:t>推动建设相互尊重、公平正义、合作共赢的新型国际关系</w:t>
@@ -3642,8 +3642,8 @@
       <w:r>
         <w:rPr>
           <w:rFonts w:ascii="Times New Roman" w:hAnsi="Times New Roman" w:cs="Times New Roman" w:eastAsia="宋体" w:hint="eastAsia"/>
-          <w:sz w:val="24"/>
-          <w:szCs w:val="24"/>
+          <w:sz w:val="21"/>
+          <w:szCs w:val="21"/>
           <w:lang w:eastAsia="zh-CN"/>
         </w:rPr>
         <w:t>”</w:t>
@@ -3651,8 +3651,8 @@
       <w:r>
         <w:rPr>
           <w:rFonts w:ascii="Times New Roman" w:hAnsi="Times New Roman" w:cs="Times New Roman" w:eastAsia="宋体" w:hint="eastAsia"/>
-          <w:sz w:val="24"/>
-          <w:szCs w:val="24"/>
+          <w:sz w:val="21"/>
+          <w:szCs w:val="21"/>
           <w:lang w:eastAsia="zh-CN"/>
         </w:rPr>
         <w:t>，推动构建人类命运共同体。党的二十大进一步强调</w:t>
@@ -3660,8 +3660,8 @@
       <w:r>
         <w:rPr>
           <w:rFonts w:ascii="Times New Roman" w:hAnsi="Times New Roman" w:cs="Times New Roman" w:eastAsia="宋体" w:hint="eastAsia"/>
-          <w:sz w:val="24"/>
-          <w:szCs w:val="24"/>
+          <w:sz w:val="21"/>
+          <w:szCs w:val="21"/>
           <w:lang w:eastAsia="zh-CN"/>
         </w:rPr>
         <w:t>“</w:t>
@@ -3669,8 +3669,8 @@
       <w:r>
         <w:rPr>
           <w:rFonts w:ascii="Times New Roman" w:hAnsi="Times New Roman" w:cs="Times New Roman" w:eastAsia="宋体" w:hint="eastAsia"/>
-          <w:sz w:val="24"/>
-          <w:szCs w:val="24"/>
+          <w:sz w:val="21"/>
+          <w:szCs w:val="21"/>
           <w:lang w:eastAsia="zh-CN"/>
         </w:rPr>
         <w:t>中国始终坚持维护世界和平、促进共同发展的外交政策宗旨，致力于推动构建人类命运共同体</w:t>
@@ -3678,8 +3678,8 @@
       <w:r>
         <w:rPr>
           <w:rFonts w:ascii="Times New Roman" w:hAnsi="Times New Roman" w:cs="Times New Roman" w:eastAsia="宋体" w:hint="eastAsia"/>
-          <w:sz w:val="24"/>
-          <w:szCs w:val="24"/>
+          <w:sz w:val="21"/>
+          <w:szCs w:val="21"/>
           <w:lang w:eastAsia="zh-CN"/>
         </w:rPr>
         <w:t>”</w:t>
@@ -3687,8 +3687,8 @@
       <w:r>
         <w:rPr>
           <w:rFonts w:ascii="Times New Roman" w:hAnsi="Times New Roman" w:cs="Times New Roman" w:eastAsia="宋体" w:hint="eastAsia"/>
-          <w:sz w:val="24"/>
-          <w:szCs w:val="24"/>
+          <w:sz w:val="21"/>
+          <w:szCs w:val="21"/>
           <w:lang w:eastAsia="zh-CN"/>
         </w:rPr>
         <w:t>。</w:t>
@@ -3698,7 +3698,7 @@
       <w:pPr>
         <w:pStyle w:val="a1"/>
         <w:snapToGrid w:val="0"/>
-        <w:spacing w:before="160" w:after="80" w:line="360" w:lineRule="auto"/>
+        <w:spacing w:before="160" w:after="80" w:line="300" w:lineRule="auto"/>
         <w:ind/>
         <w:jc w:val="left"/>
         <w:rPr>
@@ -3710,8 +3710,8 @@
           <w:rFonts w:ascii="Times New Roman" w:hAnsi="Times New Roman" w:cs="Times New Roman" w:eastAsia="黑体" w:hint="eastAsia"/>
           <w:b w:val="0"/>
           <w:bCs w:val="0"/>
-          <w:sz w:val="28"/>
-          <w:szCs w:val="28"/>
+          <w:sz w:val="21"/>
+          <w:szCs w:val="21"/>
           <w:lang w:eastAsia="zh-CN"/>
         </w:rPr>
         <w:t>（八）党建领域</w:t>
@@ -3721,8 +3721,8 @@
       <w:pPr>
         <w:pStyle w:val="a1"/>
         <w:snapToGrid w:val="0"/>
-        <w:spacing w:line="360" w:lineRule="auto" w:before="0" w:after="0"/>
-        <w:ind w:firstLineChars="200" w:firstLine="480"/>
+        <w:spacing w:line="300" w:lineRule="auto" w:before="0" w:after="0"/>
+        <w:ind w:firstLineChars="200" w:firstLine="420"/>
         <w:jc w:val="both"/>
         <w:rPr>
           <w:lang w:eastAsia="zh-CN"/>
@@ -3731,8 +3731,8 @@
       <w:r>
         <w:rPr>
           <w:rFonts w:ascii="Times New Roman" w:hAnsi="Times New Roman" w:cs="Times New Roman" w:eastAsia="宋体" w:hint="eastAsia"/>
-          <w:sz w:val="24"/>
-          <w:szCs w:val="24"/>
+          <w:sz w:val="21"/>
+          <w:szCs w:val="21"/>
           <w:lang w:eastAsia="zh-CN"/>
         </w:rPr>
         <w:t>党的十九大提出</w:t>
@@ -3740,8 +3740,8 @@
       <w:r>
         <w:rPr>
           <w:rFonts w:ascii="Times New Roman" w:hAnsi="Times New Roman" w:cs="Times New Roman" w:eastAsia="宋体" w:hint="eastAsia"/>
-          <w:sz w:val="24"/>
-          <w:szCs w:val="24"/>
+          <w:sz w:val="21"/>
+          <w:szCs w:val="21"/>
           <w:lang w:eastAsia="zh-CN"/>
         </w:rPr>
         <w:t>“</w:t>
@@ -3749,8 +3749,8 @@
       <w:r>
         <w:rPr>
           <w:rFonts w:ascii="Times New Roman" w:hAnsi="Times New Roman" w:cs="Times New Roman" w:eastAsia="宋体" w:hint="eastAsia"/>
-          <w:sz w:val="24"/>
-          <w:szCs w:val="24"/>
+          <w:sz w:val="21"/>
+          <w:szCs w:val="21"/>
           <w:lang w:eastAsia="zh-CN"/>
         </w:rPr>
         <w:t>全面从严治党永远在路上</w:t>
@@ -3758,8 +3758,8 @@
       <w:r>
         <w:rPr>
           <w:rFonts w:ascii="Times New Roman" w:hAnsi="Times New Roman" w:cs="Times New Roman" w:eastAsia="宋体" w:hint="eastAsia"/>
-          <w:sz w:val="24"/>
-          <w:szCs w:val="24"/>
+          <w:sz w:val="21"/>
+          <w:szCs w:val="21"/>
           <w:lang w:eastAsia="zh-CN"/>
         </w:rPr>
         <w:t>”“</w:t>
@@ -3767,8 +3767,8 @@
       <w:r>
         <w:rPr>
           <w:rFonts w:ascii="Times New Roman" w:hAnsi="Times New Roman" w:cs="Times New Roman" w:eastAsia="宋体" w:hint="eastAsia"/>
-          <w:sz w:val="24"/>
-          <w:szCs w:val="24"/>
+          <w:sz w:val="21"/>
+          <w:szCs w:val="21"/>
           <w:lang w:eastAsia="zh-CN"/>
         </w:rPr>
         <w:t>把党的政治建设摆在首位</w:t>
@@ -3776,8 +3776,8 @@
       <w:r>
         <w:rPr>
           <w:rFonts w:ascii="Times New Roman" w:hAnsi="Times New Roman" w:cs="Times New Roman" w:eastAsia="宋体" w:hint="eastAsia"/>
-          <w:sz w:val="24"/>
-          <w:szCs w:val="24"/>
+          <w:sz w:val="21"/>
+          <w:szCs w:val="21"/>
           <w:lang w:eastAsia="zh-CN"/>
         </w:rPr>
         <w:t>”</w:t>
@@ -3785,8 +3785,8 @@
       <w:r>
         <w:rPr>
           <w:rFonts w:ascii="Times New Roman" w:hAnsi="Times New Roman" w:cs="Times New Roman" w:eastAsia="宋体" w:hint="eastAsia"/>
-          <w:sz w:val="24"/>
-          <w:szCs w:val="24"/>
+          <w:sz w:val="21"/>
+          <w:szCs w:val="21"/>
           <w:lang w:eastAsia="zh-CN"/>
         </w:rPr>
         <w:t>，强调</w:t>
@@ -3794,8 +3794,8 @@
       <w:r>
         <w:rPr>
           <w:rFonts w:ascii="Times New Roman" w:hAnsi="Times New Roman" w:cs="Times New Roman" w:eastAsia="宋体" w:hint="eastAsia"/>
-          <w:sz w:val="24"/>
-          <w:szCs w:val="24"/>
+          <w:sz w:val="21"/>
+          <w:szCs w:val="21"/>
           <w:lang w:eastAsia="zh-CN"/>
         </w:rPr>
         <w:t>“</w:t>
@@ -3803,8 +3803,8 @@
       <w:r>
         <w:rPr>
           <w:rFonts w:ascii="Times New Roman" w:hAnsi="Times New Roman" w:cs="Times New Roman" w:eastAsia="宋体" w:hint="eastAsia"/>
-          <w:sz w:val="24"/>
-          <w:szCs w:val="24"/>
+          <w:sz w:val="21"/>
+          <w:szCs w:val="21"/>
           <w:lang w:eastAsia="zh-CN"/>
         </w:rPr>
         <w:t>勇于自我革命，从严管党治党，是我们党最鲜明的品格</w:t>
@@ -3812,8 +3812,8 @@
       <w:r>
         <w:rPr>
           <w:rFonts w:ascii="Times New Roman" w:hAnsi="Times New Roman" w:cs="Times New Roman" w:eastAsia="宋体" w:hint="eastAsia"/>
-          <w:sz w:val="24"/>
-          <w:szCs w:val="24"/>
+          <w:sz w:val="21"/>
+          <w:szCs w:val="21"/>
           <w:lang w:eastAsia="zh-CN"/>
         </w:rPr>
         <w:t>”</w:t>
@@ -3821,8 +3821,8 @@
       <w:r>
         <w:rPr>
           <w:rFonts w:ascii="Times New Roman" w:hAnsi="Times New Roman" w:cs="Times New Roman" w:eastAsia="宋体" w:hint="eastAsia"/>
-          <w:sz w:val="24"/>
-          <w:szCs w:val="24"/>
+          <w:sz w:val="21"/>
+          <w:szCs w:val="21"/>
           <w:lang w:eastAsia="zh-CN"/>
         </w:rPr>
         <w:t>。党的二十大进一步指出</w:t>
@@ -3830,8 +3830,8 @@
       <w:r>
         <w:rPr>
           <w:rFonts w:ascii="Times New Roman" w:hAnsi="Times New Roman" w:cs="Times New Roman" w:eastAsia="宋体" w:hint="eastAsia"/>
-          <w:sz w:val="24"/>
-          <w:szCs w:val="24"/>
+          <w:sz w:val="21"/>
+          <w:szCs w:val="21"/>
           <w:lang w:eastAsia="zh-CN"/>
         </w:rPr>
         <w:t>“</w:t>
@@ -3839,8 +3839,8 @@
       <w:r>
         <w:rPr>
           <w:rFonts w:ascii="Times New Roman" w:hAnsi="Times New Roman" w:cs="Times New Roman" w:eastAsia="宋体" w:hint="eastAsia"/>
-          <w:sz w:val="24"/>
-          <w:szCs w:val="24"/>
+          <w:sz w:val="21"/>
+          <w:szCs w:val="21"/>
           <w:lang w:eastAsia="zh-CN"/>
         </w:rPr>
         <w:t>经过不懈努力，党找到了自我革命这一跳出治乱兴衰历史周期率的第二个答案</w:t>
@@ -3848,8 +3848,8 @@
       <w:r>
         <w:rPr>
           <w:rFonts w:ascii="Times New Roman" w:hAnsi="Times New Roman" w:cs="Times New Roman" w:eastAsia="宋体" w:hint="eastAsia"/>
-          <w:sz w:val="24"/>
-          <w:szCs w:val="24"/>
+          <w:sz w:val="21"/>
+          <w:szCs w:val="21"/>
           <w:lang w:eastAsia="zh-CN"/>
         </w:rPr>
         <w:t>”</w:t>
@@ -3857,8 +3857,8 @@
       <w:r>
         <w:rPr>
           <w:rFonts w:ascii="Times New Roman" w:hAnsi="Times New Roman" w:cs="Times New Roman" w:eastAsia="宋体" w:hint="eastAsia"/>
-          <w:sz w:val="24"/>
-          <w:szCs w:val="24"/>
+          <w:sz w:val="21"/>
+          <w:szCs w:val="21"/>
           <w:lang w:eastAsia="zh-CN"/>
         </w:rPr>
         <w:t>，并强调</w:t>
@@ -3866,8 +3866,8 @@
       <w:r>
         <w:rPr>
           <w:rFonts w:ascii="Times New Roman" w:hAnsi="Times New Roman" w:cs="Times New Roman" w:eastAsia="宋体" w:hint="eastAsia"/>
-          <w:sz w:val="24"/>
-          <w:szCs w:val="24"/>
+          <w:sz w:val="21"/>
+          <w:szCs w:val="21"/>
           <w:lang w:eastAsia="zh-CN"/>
         </w:rPr>
         <w:t>“</w:t>
@@ -3875,8 +3875,8 @@
       <w:r>
         <w:rPr>
           <w:rFonts w:ascii="Times New Roman" w:hAnsi="Times New Roman" w:cs="Times New Roman" w:eastAsia="宋体" w:hint="eastAsia"/>
-          <w:sz w:val="24"/>
-          <w:szCs w:val="24"/>
+          <w:sz w:val="21"/>
+          <w:szCs w:val="21"/>
           <w:lang w:eastAsia="zh-CN"/>
         </w:rPr>
         <w:t>腐败是危害党的生命力和战斗力的最大毒瘤，反腐败是最彻底的自我革命</w:t>
@@ -3884,8 +3884,8 @@
       <w:r>
         <w:rPr>
           <w:rFonts w:ascii="Times New Roman" w:hAnsi="Times New Roman" w:cs="Times New Roman" w:eastAsia="宋体" w:hint="eastAsia"/>
-          <w:sz w:val="24"/>
-          <w:szCs w:val="24"/>
+          <w:sz w:val="21"/>
+          <w:szCs w:val="21"/>
           <w:lang w:eastAsia="zh-CN"/>
         </w:rPr>
         <w:t>”“</w:t>
@@ -3893,8 +3893,8 @@
       <w:r>
         <w:rPr>
           <w:rFonts w:ascii="Times New Roman" w:hAnsi="Times New Roman" w:cs="Times New Roman" w:eastAsia="宋体" w:hint="eastAsia"/>
-          <w:sz w:val="24"/>
-          <w:szCs w:val="24"/>
+          <w:sz w:val="21"/>
+          <w:szCs w:val="21"/>
           <w:lang w:eastAsia="zh-CN"/>
         </w:rPr>
         <w:t>坚持党的全面领导是坚持和发展中国特色社会主义的必由之路</w:t>
@@ -3902,8 +3902,8 @@
       <w:r>
         <w:rPr>
           <w:rFonts w:ascii="Times New Roman" w:hAnsi="Times New Roman" w:cs="Times New Roman" w:eastAsia="宋体" w:hint="eastAsia"/>
-          <w:sz w:val="24"/>
-          <w:szCs w:val="24"/>
+          <w:sz w:val="21"/>
+          <w:szCs w:val="21"/>
           <w:lang w:eastAsia="zh-CN"/>
         </w:rPr>
         <w:t>”</w:t>
@@ -3911,8 +3911,8 @@
       <w:r>
         <w:rPr>
           <w:rFonts w:ascii="Times New Roman" w:hAnsi="Times New Roman" w:cs="Times New Roman" w:eastAsia="宋体" w:hint="eastAsia"/>
-          <w:sz w:val="24"/>
-          <w:szCs w:val="24"/>
+          <w:sz w:val="21"/>
+          <w:szCs w:val="21"/>
           <w:lang w:eastAsia="zh-CN"/>
         </w:rPr>
         <w:t>。</w:t>
@@ -3922,7 +3922,7 @@
       <w:pPr>
         <w:pStyle w:val="a1"/>
         <w:snapToGrid w:val="0"/>
-        <w:spacing w:before="240" w:after="120" w:line="360" w:lineRule="auto"/>
+        <w:spacing w:before="240" w:after="120" w:line="300" w:lineRule="auto"/>
         <w:ind/>
         <w:jc w:val="left"/>
         <w:rPr>
@@ -3934,8 +3934,8 @@
           <w:rFonts w:eastAsia="黑体" w:ascii="Times New Roman" w:hAnsi="Times New Roman" w:cs="Times New Roman" w:hint="eastAsia"/>
           <w:b w:val="0"/>
           <w:bCs w:val="0"/>
-          <w:sz w:val="30"/>
-          <w:szCs w:val="30"/>
+          <w:sz w:val="24"/>
+          <w:szCs w:val="24"/>
           <w:lang w:eastAsia="zh-CN"/>
         </w:rPr>
         <w:t>三、两次报告的继承与发展</w:t>
@@ -3945,8 +3945,8 @@
       <w:pPr>
         <w:pStyle w:val="a1"/>
         <w:snapToGrid w:val="0"/>
-        <w:spacing w:line="360" w:lineRule="auto" w:before="0" w:after="0"/>
-        <w:ind w:firstLineChars="200" w:firstLine="480"/>
+        <w:spacing w:line="300" w:lineRule="auto" w:before="0" w:after="0"/>
+        <w:ind w:firstLineChars="200" w:firstLine="420"/>
         <w:jc w:val="both"/>
         <w:rPr>
           <w:lang w:eastAsia="zh-CN"/>
@@ -3955,8 +3955,8 @@
       <w:r>
         <w:rPr>
           <w:rFonts w:ascii="Times New Roman" w:hAnsi="Times New Roman" w:cs="Times New Roman" w:eastAsia="宋体" w:hint="eastAsia"/>
-          <w:sz w:val="24"/>
-          <w:szCs w:val="24"/>
+          <w:sz w:val="21"/>
+          <w:szCs w:val="21"/>
           <w:lang w:eastAsia="zh-CN"/>
         </w:rPr>
         <w:t>两次报告既有继承、又有发展，构成一个连续而递进的统一整体。从继承看，两次报告都坚持和发展中国特色社会主义这一根本主题，都坚持以人民为中心的发展思想，都强调党的全面领导和全面从严治党：十九大开启新时代、确立行动指南、擘画</w:t>
@@ -3964,8 +3964,8 @@
       <w:r>
         <w:rPr>
           <w:rFonts w:ascii="Times New Roman" w:hAnsi="Times New Roman" w:cs="Times New Roman" w:eastAsia="宋体" w:hint="eastAsia"/>
-          <w:sz w:val="24"/>
-          <w:szCs w:val="24"/>
+          <w:sz w:val="21"/>
+          <w:szCs w:val="21"/>
           <w:lang w:eastAsia="zh-CN"/>
         </w:rPr>
         <w:t>“</w:t>
@@ -3973,8 +3973,8 @@
       <w:r>
         <w:rPr>
           <w:rFonts w:ascii="Times New Roman" w:hAnsi="Times New Roman" w:cs="Times New Roman" w:eastAsia="宋体" w:hint="eastAsia"/>
-          <w:sz w:val="24"/>
-          <w:szCs w:val="24"/>
+          <w:sz w:val="21"/>
+          <w:szCs w:val="21"/>
           <w:lang w:eastAsia="zh-CN"/>
         </w:rPr>
         <w:t>两步走</w:t>
@@ -3982,8 +3982,8 @@
       <w:r>
         <w:rPr>
           <w:rFonts w:ascii="Times New Roman" w:hAnsi="Times New Roman" w:cs="Times New Roman" w:eastAsia="宋体" w:hint="eastAsia"/>
-          <w:sz w:val="24"/>
-          <w:szCs w:val="24"/>
+          <w:sz w:val="21"/>
+          <w:szCs w:val="21"/>
           <w:lang w:eastAsia="zh-CN"/>
         </w:rPr>
         <w:t>”</w:t>
@@ -3991,8 +3991,8 @@
       <w:r>
         <w:rPr>
           <w:rFonts w:ascii="Times New Roman" w:hAnsi="Times New Roman" w:cs="Times New Roman" w:eastAsia="宋体" w:hint="eastAsia"/>
-          <w:sz w:val="24"/>
-          <w:szCs w:val="24"/>
+          <w:sz w:val="21"/>
+          <w:szCs w:val="21"/>
           <w:lang w:eastAsia="zh-CN"/>
         </w:rPr>
         <w:t>的战略安排，二十大接续这一战略、明确全面建设社会主义现代化国家的中心任务，前后一条主线贯通始终。</w:t>
@@ -4002,8 +4002,8 @@
       <w:pPr>
         <w:pStyle w:val="a1"/>
         <w:snapToGrid w:val="0"/>
-        <w:spacing w:line="360" w:lineRule="auto" w:before="0" w:after="0"/>
-        <w:ind w:firstLineChars="200" w:firstLine="480"/>
+        <w:spacing w:line="300" w:lineRule="auto" w:before="0" w:after="0"/>
+        <w:ind w:firstLineChars="200" w:firstLine="420"/>
         <w:jc w:val="both"/>
         <w:rPr>
           <w:lang w:eastAsia="zh-CN"/>
@@ -4012,8 +4012,8 @@
       <w:r>
         <w:rPr>
           <w:rFonts w:ascii="Times New Roman" w:hAnsi="Times New Roman" w:cs="Times New Roman" w:eastAsia="宋体" w:hint="eastAsia"/>
-          <w:sz w:val="24"/>
-          <w:szCs w:val="24"/>
+          <w:sz w:val="21"/>
+          <w:szCs w:val="21"/>
           <w:lang w:eastAsia="zh-CN"/>
         </w:rPr>
         <w:t>从发展看，两次报告体现了党对现代化建设规律认识的不断深化。在理论上，十九大确立新时代中国特色社会主义思想，二十大进一步提出</w:t>
@@ -4021,8 +4021,8 @@
       <w:r>
         <w:rPr>
           <w:rFonts w:ascii="Times New Roman" w:hAnsi="Times New Roman" w:cs="Times New Roman" w:eastAsia="宋体" w:hint="eastAsia"/>
-          <w:sz w:val="24"/>
-          <w:szCs w:val="24"/>
+          <w:sz w:val="21"/>
+          <w:szCs w:val="21"/>
           <w:lang w:eastAsia="zh-CN"/>
         </w:rPr>
         <w:t>“</w:t>
@@ -4030,8 +4030,8 @@
       <w:r>
         <w:rPr>
           <w:rFonts w:ascii="Times New Roman" w:hAnsi="Times New Roman" w:cs="Times New Roman" w:eastAsia="宋体" w:hint="eastAsia"/>
-          <w:sz w:val="24"/>
-          <w:szCs w:val="24"/>
+          <w:sz w:val="21"/>
+          <w:szCs w:val="21"/>
           <w:lang w:eastAsia="zh-CN"/>
         </w:rPr>
         <w:t>两个结合</w:t>
@@ -4039,8 +4039,8 @@
       <w:r>
         <w:rPr>
           <w:rFonts w:ascii="Times New Roman" w:hAnsi="Times New Roman" w:cs="Times New Roman" w:eastAsia="宋体" w:hint="eastAsia"/>
-          <w:sz w:val="24"/>
-          <w:szCs w:val="24"/>
+          <w:sz w:val="21"/>
+          <w:szCs w:val="21"/>
           <w:lang w:eastAsia="zh-CN"/>
         </w:rPr>
         <w:t>”</w:t>
@@ -4048,8 +4048,8 @@
       <w:r>
         <w:rPr>
           <w:rFonts w:ascii="Times New Roman" w:hAnsi="Times New Roman" w:cs="Times New Roman" w:eastAsia="宋体" w:hint="eastAsia"/>
-          <w:sz w:val="24"/>
-          <w:szCs w:val="24"/>
+          <w:sz w:val="21"/>
+          <w:szCs w:val="21"/>
           <w:lang w:eastAsia="zh-CN"/>
         </w:rPr>
         <w:t>和</w:t>
@@ -4057,8 +4057,8 @@
       <w:r>
         <w:rPr>
           <w:rFonts w:ascii="Times New Roman" w:hAnsi="Times New Roman" w:cs="Times New Roman" w:eastAsia="宋体" w:hint="eastAsia"/>
-          <w:sz w:val="24"/>
-          <w:szCs w:val="24"/>
+          <w:sz w:val="21"/>
+          <w:szCs w:val="21"/>
           <w:lang w:eastAsia="zh-CN"/>
         </w:rPr>
         <w:t>“</w:t>
@@ -4066,8 +4066,8 @@
       <w:r>
         <w:rPr>
           <w:rFonts w:ascii="Times New Roman" w:hAnsi="Times New Roman" w:cs="Times New Roman" w:eastAsia="宋体" w:hint="eastAsia"/>
-          <w:sz w:val="24"/>
-          <w:szCs w:val="24"/>
+          <w:sz w:val="21"/>
+          <w:szCs w:val="21"/>
           <w:lang w:eastAsia="zh-CN"/>
         </w:rPr>
         <w:t>六个必须坚持</w:t>
@@ -4075,8 +4075,8 @@
       <w:r>
         <w:rPr>
           <w:rFonts w:ascii="Times New Roman" w:hAnsi="Times New Roman" w:cs="Times New Roman" w:eastAsia="宋体" w:hint="eastAsia"/>
-          <w:sz w:val="24"/>
-          <w:szCs w:val="24"/>
+          <w:sz w:val="21"/>
+          <w:szCs w:val="21"/>
           <w:lang w:eastAsia="zh-CN"/>
         </w:rPr>
         <w:t>”</w:t>
@@ -4084,8 +4084,8 @@
       <w:r>
         <w:rPr>
           <w:rFonts w:ascii="Times New Roman" w:hAnsi="Times New Roman" w:cs="Times New Roman" w:eastAsia="宋体" w:hint="eastAsia"/>
-          <w:sz w:val="24"/>
-          <w:szCs w:val="24"/>
+          <w:sz w:val="21"/>
+          <w:szCs w:val="21"/>
           <w:lang w:eastAsia="zh-CN"/>
         </w:rPr>
         <w:t>；在道路上，从</w:t>
@@ -4093,8 +4093,8 @@
       <w:r>
         <w:rPr>
           <w:rFonts w:ascii="Times New Roman" w:hAnsi="Times New Roman" w:cs="Times New Roman" w:eastAsia="宋体" w:hint="eastAsia"/>
-          <w:sz w:val="24"/>
-          <w:szCs w:val="24"/>
+          <w:sz w:val="21"/>
+          <w:szCs w:val="21"/>
           <w:lang w:eastAsia="zh-CN"/>
         </w:rPr>
         <w:t>“</w:t>
@@ -4102,8 +4102,8 @@
       <w:r>
         <w:rPr>
           <w:rFonts w:ascii="Times New Roman" w:hAnsi="Times New Roman" w:cs="Times New Roman" w:eastAsia="宋体" w:hint="eastAsia"/>
-          <w:sz w:val="24"/>
-          <w:szCs w:val="24"/>
+          <w:sz w:val="21"/>
+          <w:szCs w:val="21"/>
           <w:lang w:eastAsia="zh-CN"/>
         </w:rPr>
         <w:t>两步走</w:t>
@@ -4111,8 +4111,8 @@
       <w:r>
         <w:rPr>
           <w:rFonts w:ascii="Times New Roman" w:hAnsi="Times New Roman" w:cs="Times New Roman" w:eastAsia="宋体" w:hint="eastAsia"/>
-          <w:sz w:val="24"/>
-          <w:szCs w:val="24"/>
+          <w:sz w:val="21"/>
+          <w:szCs w:val="21"/>
           <w:lang w:eastAsia="zh-CN"/>
         </w:rPr>
         <w:t>”</w:t>
@@ -4120,8 +4120,8 @@
       <w:r>
         <w:rPr>
           <w:rFonts w:ascii="Times New Roman" w:hAnsi="Times New Roman" w:cs="Times New Roman" w:eastAsia="宋体" w:hint="eastAsia"/>
-          <w:sz w:val="24"/>
-          <w:szCs w:val="24"/>
+          <w:sz w:val="21"/>
+          <w:szCs w:val="21"/>
           <w:lang w:eastAsia="zh-CN"/>
         </w:rPr>
         <w:t>战略安排到系统阐述中国式现代化的中国特色和本质要求；在目标上，从</w:t>
@@ -4129,8 +4129,8 @@
       <w:r>
         <w:rPr>
           <w:rFonts w:ascii="Times New Roman" w:hAnsi="Times New Roman" w:cs="Times New Roman" w:eastAsia="宋体" w:hint="eastAsia"/>
-          <w:sz w:val="24"/>
-          <w:szCs w:val="24"/>
+          <w:sz w:val="21"/>
+          <w:szCs w:val="21"/>
           <w:lang w:eastAsia="zh-CN"/>
         </w:rPr>
         <w:t>“</w:t>
@@ -4138,8 +4138,8 @@
       <w:r>
         <w:rPr>
           <w:rFonts w:ascii="Times New Roman" w:hAnsi="Times New Roman" w:cs="Times New Roman" w:eastAsia="宋体" w:hint="eastAsia"/>
-          <w:sz w:val="24"/>
-          <w:szCs w:val="24"/>
+          <w:sz w:val="21"/>
+          <w:szCs w:val="21"/>
           <w:lang w:eastAsia="zh-CN"/>
         </w:rPr>
         <w:t>决胜全面建成小康社会</w:t>
@@ -4147,8 +4147,8 @@
       <w:r>
         <w:rPr>
           <w:rFonts w:ascii="Times New Roman" w:hAnsi="Times New Roman" w:cs="Times New Roman" w:eastAsia="宋体" w:hint="eastAsia"/>
-          <w:sz w:val="24"/>
-          <w:szCs w:val="24"/>
+          <w:sz w:val="21"/>
+          <w:szCs w:val="21"/>
           <w:lang w:eastAsia="zh-CN"/>
         </w:rPr>
         <w:t>”</w:t>
@@ -4156,8 +4156,8 @@
       <w:r>
         <w:rPr>
           <w:rFonts w:ascii="Times New Roman" w:hAnsi="Times New Roman" w:cs="Times New Roman" w:eastAsia="宋体" w:hint="eastAsia"/>
-          <w:sz w:val="24"/>
-          <w:szCs w:val="24"/>
+          <w:sz w:val="21"/>
+          <w:szCs w:val="21"/>
           <w:lang w:eastAsia="zh-CN"/>
         </w:rPr>
         <w:t>到</w:t>
@@ -4165,8 +4165,8 @@
       <w:r>
         <w:rPr>
           <w:rFonts w:ascii="Times New Roman" w:hAnsi="Times New Roman" w:cs="Times New Roman" w:eastAsia="宋体" w:hint="eastAsia"/>
-          <w:sz w:val="24"/>
-          <w:szCs w:val="24"/>
+          <w:sz w:val="21"/>
+          <w:szCs w:val="21"/>
           <w:lang w:eastAsia="zh-CN"/>
         </w:rPr>
         <w:t>“</w:t>
@@ -4174,8 +4174,8 @@
       <w:r>
         <w:rPr>
           <w:rFonts w:ascii="Times New Roman" w:hAnsi="Times New Roman" w:cs="Times New Roman" w:eastAsia="宋体" w:hint="eastAsia"/>
-          <w:sz w:val="24"/>
-          <w:szCs w:val="24"/>
+          <w:sz w:val="21"/>
+          <w:szCs w:val="21"/>
           <w:lang w:eastAsia="zh-CN"/>
         </w:rPr>
         <w:t>全面建设社会主义现代化国家</w:t>
@@ -4183,8 +4183,8 @@
       <w:r>
         <w:rPr>
           <w:rFonts w:ascii="Times New Roman" w:hAnsi="Times New Roman" w:cs="Times New Roman" w:eastAsia="宋体" w:hint="eastAsia"/>
-          <w:sz w:val="24"/>
-          <w:szCs w:val="24"/>
+          <w:sz w:val="21"/>
+          <w:szCs w:val="21"/>
           <w:lang w:eastAsia="zh-CN"/>
         </w:rPr>
         <w:t>”</w:t>
@@ -4192,8 +4192,8 @@
       <w:r>
         <w:rPr>
           <w:rFonts w:ascii="Times New Roman" w:hAnsi="Times New Roman" w:cs="Times New Roman" w:eastAsia="宋体" w:hint="eastAsia"/>
-          <w:sz w:val="24"/>
-          <w:szCs w:val="24"/>
+          <w:sz w:val="21"/>
+          <w:szCs w:val="21"/>
           <w:lang w:eastAsia="zh-CN"/>
         </w:rPr>
         <w:t>，从打赢脱贫攻坚战到扎实推进共同富裕，战略重点随发展阶段而递进。</w:t>
@@ -4203,8 +4203,8 @@
       <w:pPr>
         <w:pStyle w:val="a1"/>
         <w:snapToGrid w:val="0"/>
-        <w:spacing w:line="360" w:lineRule="auto" w:before="0" w:after="0"/>
-        <w:ind w:firstLineChars="200" w:firstLine="480"/>
+        <w:spacing w:line="300" w:lineRule="auto" w:before="0" w:after="0"/>
+        <w:ind w:firstLineChars="200" w:firstLine="420"/>
         <w:jc w:val="both"/>
         <w:rPr>
           <w:lang w:eastAsia="zh-CN"/>
@@ -4213,8 +4213,8 @@
       <w:r>
         <w:rPr>
           <w:rFonts w:ascii="Times New Roman" w:hAnsi="Times New Roman" w:cs="Times New Roman" w:eastAsia="宋体" w:hint="eastAsia"/>
-          <w:sz w:val="24"/>
-          <w:szCs w:val="24"/>
+          <w:sz w:val="21"/>
+          <w:szCs w:val="21"/>
           <w:lang w:eastAsia="zh-CN"/>
         </w:rPr>
         <w:t>总的看，二十大是对十九大在新时代</w:t>
@@ -4222,8 +4222,8 @@
       <w:r>
         <w:rPr>
           <w:rFonts w:hint="eastAsia" w:ascii="Times New Roman" w:hAnsi="Times New Roman" w:cs="Times New Roman" w:eastAsia="宋体"/>
-          <w:sz w:val="24"/>
-          <w:szCs w:val="24"/>
+          <w:sz w:val="21"/>
+          <w:szCs w:val="21"/>
           <w:lang w:eastAsia="zh-CN"/>
         </w:rPr>
         <w:t>的</w:t>
@@ -4231,8 +4231,8 @@
       <w:r>
         <w:rPr>
           <w:rFonts w:ascii="Times New Roman" w:hAnsi="Times New Roman" w:cs="Times New Roman" w:eastAsia="宋体" w:hint="eastAsia"/>
-          <w:sz w:val="24"/>
-          <w:szCs w:val="24"/>
+          <w:sz w:val="21"/>
+          <w:szCs w:val="21"/>
           <w:lang w:eastAsia="zh-CN"/>
         </w:rPr>
         <w:t>坚持和发展，两者共同构成新时代坚持和发展中国特色社会主义的完整行动纲领。</w:t>
@@ -4242,7 +4242,7 @@
       <w:pPr>
         <w:pStyle w:val="a1"/>
         <w:snapToGrid w:val="0"/>
-        <w:spacing w:before="240" w:after="120" w:line="360" w:lineRule="auto"/>
+        <w:spacing w:before="240" w:after="120" w:line="300" w:lineRule="auto"/>
         <w:ind/>
         <w:jc w:val="left"/>
         <w:rPr>
@@ -4254,8 +4254,8 @@
           <w:rFonts w:eastAsia="黑体" w:ascii="Times New Roman" w:hAnsi="Times New Roman" w:cs="Times New Roman" w:hint="eastAsia"/>
           <w:b w:val="0"/>
           <w:bCs w:val="0"/>
-          <w:sz w:val="30"/>
-          <w:szCs w:val="30"/>
+          <w:sz w:val="24"/>
+          <w:szCs w:val="24"/>
           <w:lang w:eastAsia="zh-CN"/>
         </w:rPr>
         <w:t>四、个人学习体会</w:t>
@@ -4265,8 +4265,8 @@
       <w:pPr>
         <w:pStyle w:val="a1"/>
         <w:snapToGrid w:val="0"/>
-        <w:spacing w:line="360" w:lineRule="auto" w:before="0" w:after="0"/>
-        <w:ind w:firstLineChars="200" w:firstLine="480"/>
+        <w:spacing w:line="300" w:lineRule="auto" w:before="0" w:after="0"/>
+        <w:ind w:firstLineChars="200" w:firstLine="420"/>
         <w:jc w:val="both"/>
         <w:rPr>
           <w:lang w:eastAsia="zh-CN"/>
@@ -4275,8 +4275,8 @@
       <w:r>
         <w:rPr>
           <w:rFonts w:ascii="Times New Roman" w:hAnsi="Times New Roman" w:cs="Times New Roman" w:eastAsia="宋体" w:hint="eastAsia"/>
-          <w:sz w:val="24"/>
-          <w:szCs w:val="24"/>
+          <w:sz w:val="21"/>
+          <w:szCs w:val="21"/>
           <w:lang w:eastAsia="zh-CN"/>
         </w:rPr>
         <w:t>通过对照阅读，我体会最深的是两份报告一脉相承又与时俱进。十九大报告作出进入新时代的判断、确立新时代中国特色社会主义思想；二十大报告则在此基础</w:t>
@@ -4284,8 +4284,8 @@
       <w:r>
         <w:rPr>
           <w:rFonts w:ascii="Times New Roman" w:hAnsi="Times New Roman" w:cs="Times New Roman" w:eastAsia="宋体" w:hint="eastAsia"/>
-          <w:sz w:val="24"/>
-          <w:szCs w:val="24"/>
+          <w:sz w:val="21"/>
+          <w:szCs w:val="21"/>
           <w:lang w:eastAsia="zh-CN"/>
         </w:rPr>
         <w:lastRenderedPageBreak/>
@@ -4294,8 +4294,8 @@
       <w:r>
         <w:rPr>
           <w:rFonts w:ascii="Times New Roman" w:hAnsi="Times New Roman" w:cs="Times New Roman" w:eastAsia="宋体" w:hint="eastAsia"/>
-          <w:sz w:val="24"/>
-          <w:szCs w:val="24"/>
+          <w:sz w:val="21"/>
+          <w:szCs w:val="21"/>
           <w:lang w:eastAsia="zh-CN"/>
         </w:rPr>
         <w:t>“</w:t>
@@ -4303,8 +4303,8 @@
       <w:r>
         <w:rPr>
           <w:rFonts w:ascii="Times New Roman" w:hAnsi="Times New Roman" w:cs="Times New Roman" w:eastAsia="宋体" w:hint="eastAsia"/>
-          <w:sz w:val="24"/>
-          <w:szCs w:val="24"/>
+          <w:sz w:val="21"/>
+          <w:szCs w:val="21"/>
           <w:lang w:eastAsia="zh-CN"/>
         </w:rPr>
         <w:t>新时代</w:t>
@@ -4312,8 +4312,8 @@
       <w:r>
         <w:rPr>
           <w:rFonts w:ascii="Times New Roman" w:hAnsi="Times New Roman" w:cs="Times New Roman" w:eastAsia="宋体" w:hint="eastAsia"/>
-          <w:sz w:val="24"/>
-          <w:szCs w:val="24"/>
+          <w:sz w:val="21"/>
+          <w:szCs w:val="21"/>
           <w:lang w:eastAsia="zh-CN"/>
         </w:rPr>
         <w:t>”</w:t>
@@ -4321,8 +4321,8 @@
       <w:r>
         <w:rPr>
           <w:rFonts w:ascii="Times New Roman" w:hAnsi="Times New Roman" w:cs="Times New Roman" w:eastAsia="宋体" w:hint="eastAsia"/>
-          <w:sz w:val="24"/>
-          <w:szCs w:val="24"/>
+          <w:sz w:val="21"/>
+          <w:szCs w:val="21"/>
           <w:lang w:eastAsia="zh-CN"/>
         </w:rPr>
         <w:t>到</w:t>
@@ -4330,8 +4330,8 @@
       <w:r>
         <w:rPr>
           <w:rFonts w:ascii="Times New Roman" w:hAnsi="Times New Roman" w:cs="Times New Roman" w:eastAsia="宋体" w:hint="eastAsia"/>
-          <w:sz w:val="24"/>
-          <w:szCs w:val="24"/>
+          <w:sz w:val="21"/>
+          <w:szCs w:val="21"/>
           <w:lang w:eastAsia="zh-CN"/>
         </w:rPr>
         <w:t>“</w:t>
@@ -4339,8 +4339,8 @@
       <w:r>
         <w:rPr>
           <w:rFonts w:ascii="Times New Roman" w:hAnsi="Times New Roman" w:cs="Times New Roman" w:eastAsia="宋体" w:hint="eastAsia"/>
-          <w:sz w:val="24"/>
-          <w:szCs w:val="24"/>
+          <w:sz w:val="21"/>
+          <w:szCs w:val="21"/>
           <w:lang w:eastAsia="zh-CN"/>
         </w:rPr>
         <w:t>中国式现代化</w:t>
@@ -4348,8 +4348,8 @@
       <w:r>
         <w:rPr>
           <w:rFonts w:ascii="Times New Roman" w:hAnsi="Times New Roman" w:cs="Times New Roman" w:eastAsia="宋体" w:hint="eastAsia"/>
-          <w:sz w:val="24"/>
-          <w:szCs w:val="24"/>
+          <w:sz w:val="21"/>
+          <w:szCs w:val="21"/>
           <w:lang w:eastAsia="zh-CN"/>
         </w:rPr>
         <w:t>”</w:t>
@@ -4357,8 +4357,8 @@
       <w:r>
         <w:rPr>
           <w:rFonts w:ascii="Times New Roman" w:hAnsi="Times New Roman" w:cs="Times New Roman" w:eastAsia="宋体" w:hint="eastAsia"/>
-          <w:sz w:val="24"/>
-          <w:szCs w:val="24"/>
+          <w:sz w:val="21"/>
+          <w:szCs w:val="21"/>
           <w:lang w:eastAsia="zh-CN"/>
         </w:rPr>
         <w:t>，从</w:t>
@@ -4366,8 +4366,8 @@
       <w:r>
         <w:rPr>
           <w:rFonts w:ascii="Times New Roman" w:hAnsi="Times New Roman" w:cs="Times New Roman" w:eastAsia="宋体" w:hint="eastAsia"/>
-          <w:sz w:val="24"/>
-          <w:szCs w:val="24"/>
+          <w:sz w:val="21"/>
+          <w:szCs w:val="21"/>
           <w:lang w:eastAsia="zh-CN"/>
         </w:rPr>
         <w:t>“</w:t>
@@ -4375,8 +4375,8 @@
       <w:r>
         <w:rPr>
           <w:rFonts w:ascii="Times New Roman" w:hAnsi="Times New Roman" w:cs="Times New Roman" w:eastAsia="宋体" w:hint="eastAsia"/>
-          <w:sz w:val="24"/>
-          <w:szCs w:val="24"/>
+          <w:sz w:val="21"/>
+          <w:szCs w:val="21"/>
           <w:lang w:eastAsia="zh-CN"/>
         </w:rPr>
         <w:t>全面建成小康社会</w:t>
@@ -4384,8 +4384,8 @@
       <w:r>
         <w:rPr>
           <w:rFonts w:ascii="Times New Roman" w:hAnsi="Times New Roman" w:cs="Times New Roman" w:eastAsia="宋体" w:hint="eastAsia"/>
-          <w:sz w:val="24"/>
-          <w:szCs w:val="24"/>
+          <w:sz w:val="21"/>
+          <w:szCs w:val="21"/>
           <w:lang w:eastAsia="zh-CN"/>
         </w:rPr>
         <w:t>”</w:t>
@@ -4393,8 +4393,8 @@
       <w:r>
         <w:rPr>
           <w:rFonts w:ascii="Times New Roman" w:hAnsi="Times New Roman" w:cs="Times New Roman" w:eastAsia="宋体" w:hint="eastAsia"/>
-          <w:sz w:val="24"/>
-          <w:szCs w:val="24"/>
+          <w:sz w:val="21"/>
+          <w:szCs w:val="21"/>
           <w:lang w:eastAsia="zh-CN"/>
         </w:rPr>
         <w:t>到</w:t>
@@ -4402,8 +4402,8 @@
       <w:r>
         <w:rPr>
           <w:rFonts w:ascii="Times New Roman" w:hAnsi="Times New Roman" w:cs="Times New Roman" w:eastAsia="宋体" w:hint="eastAsia"/>
-          <w:sz w:val="24"/>
-          <w:szCs w:val="24"/>
+          <w:sz w:val="21"/>
+          <w:szCs w:val="21"/>
           <w:lang w:eastAsia="zh-CN"/>
         </w:rPr>
         <w:t>“</w:t>
@@ -4411,8 +4411,8 @@
       <w:r>
         <w:rPr>
           <w:rFonts w:ascii="Times New Roman" w:hAnsi="Times New Roman" w:cs="Times New Roman" w:eastAsia="宋体" w:hint="eastAsia"/>
-          <w:sz w:val="24"/>
-          <w:szCs w:val="24"/>
+          <w:sz w:val="21"/>
+          <w:szCs w:val="21"/>
           <w:lang w:eastAsia="zh-CN"/>
         </w:rPr>
         <w:t>全面建设社会主义现代化国家</w:t>
@@ -4420,8 +4420,8 @@
       <w:r>
         <w:rPr>
           <w:rFonts w:ascii="Times New Roman" w:hAnsi="Times New Roman" w:cs="Times New Roman" w:eastAsia="宋体" w:hint="eastAsia"/>
-          <w:sz w:val="24"/>
-          <w:szCs w:val="24"/>
+          <w:sz w:val="21"/>
+          <w:szCs w:val="21"/>
           <w:lang w:eastAsia="zh-CN"/>
         </w:rPr>
         <w:t>”</w:t>
@@ -4429,8 +4429,8 @@
       <w:r>
         <w:rPr>
           <w:rFonts w:ascii="Times New Roman" w:hAnsi="Times New Roman" w:cs="Times New Roman" w:eastAsia="宋体" w:hint="eastAsia"/>
-          <w:sz w:val="24"/>
-          <w:szCs w:val="24"/>
+          <w:sz w:val="21"/>
+          <w:szCs w:val="21"/>
           <w:lang w:eastAsia="zh-CN"/>
         </w:rPr>
         <w:t>，这条主线贯穿始终。我认为，这种递进并非概念的简单更替，而是党不断深化对现代化建设规律认识的结果。</w:t>
@@ -4440,8 +4440,8 @@
       <w:pPr>
         <w:pStyle w:val="a1"/>
         <w:snapToGrid w:val="0"/>
-        <w:spacing w:line="360" w:lineRule="auto" w:before="0" w:after="0"/>
-        <w:ind w:firstLineChars="200" w:firstLine="480"/>
+        <w:spacing w:line="300" w:lineRule="auto" w:before="0" w:after="0"/>
+        <w:ind w:firstLineChars="200" w:firstLine="420"/>
         <w:jc w:val="both"/>
         <w:rPr>
           <w:lang w:eastAsia="zh-CN"/>
@@ -4450,8 +4450,8 @@
       <w:r>
         <w:rPr>
           <w:rFonts w:ascii="Times New Roman" w:hAnsi="Times New Roman" w:cs="Times New Roman" w:eastAsia="宋体" w:hint="eastAsia"/>
-          <w:sz w:val="24"/>
-          <w:szCs w:val="24"/>
+          <w:sz w:val="21"/>
+          <w:szCs w:val="21"/>
           <w:lang w:eastAsia="zh-CN"/>
         </w:rPr>
         <w:t>我还体会到，两份报告都始终坚持人民至上。从十九大的</w:t>
@@ -4459,8 +4459,8 @@
       <w:r>
         <w:rPr>
           <w:rFonts w:ascii="Times New Roman" w:hAnsi="Times New Roman" w:cs="Times New Roman" w:eastAsia="宋体" w:hint="eastAsia"/>
-          <w:sz w:val="24"/>
-          <w:szCs w:val="24"/>
+          <w:sz w:val="21"/>
+          <w:szCs w:val="21"/>
           <w:lang w:eastAsia="zh-CN"/>
         </w:rPr>
         <w:t>“</w:t>
@@ -4468,8 +4468,8 @@
       <w:r>
         <w:rPr>
           <w:rFonts w:ascii="Times New Roman" w:hAnsi="Times New Roman" w:cs="Times New Roman" w:eastAsia="宋体" w:hint="eastAsia"/>
-          <w:sz w:val="24"/>
-          <w:szCs w:val="24"/>
+          <w:sz w:val="21"/>
+          <w:szCs w:val="21"/>
           <w:lang w:eastAsia="zh-CN"/>
         </w:rPr>
         <w:t>让全体人民住有所居</w:t>
@@ -4477,8 +4477,8 @@
       <w:r>
         <w:rPr>
           <w:rFonts w:ascii="Times New Roman" w:hAnsi="Times New Roman" w:cs="Times New Roman" w:eastAsia="宋体" w:hint="eastAsia"/>
-          <w:sz w:val="24"/>
-          <w:szCs w:val="24"/>
+          <w:sz w:val="21"/>
+          <w:szCs w:val="21"/>
           <w:lang w:eastAsia="zh-CN"/>
         </w:rPr>
         <w:t>”</w:t>
@@ -4486,8 +4486,8 @@
       <w:r>
         <w:rPr>
           <w:rFonts w:ascii="Times New Roman" w:hAnsi="Times New Roman" w:cs="Times New Roman" w:eastAsia="宋体" w:hint="eastAsia"/>
-          <w:sz w:val="24"/>
-          <w:szCs w:val="24"/>
+          <w:sz w:val="21"/>
+          <w:szCs w:val="21"/>
           <w:lang w:eastAsia="zh-CN"/>
         </w:rPr>
         <w:t>、坚决打赢脱贫攻坚战，到二十大的</w:t>
@@ -4495,8 +4495,8 @@
       <w:r>
         <w:rPr>
           <w:rFonts w:ascii="Times New Roman" w:hAnsi="Times New Roman" w:cs="Times New Roman" w:eastAsia="宋体" w:hint="eastAsia"/>
-          <w:sz w:val="24"/>
-          <w:szCs w:val="24"/>
+          <w:sz w:val="21"/>
+          <w:szCs w:val="21"/>
           <w:lang w:eastAsia="zh-CN"/>
         </w:rPr>
         <w:t>“</w:t>
@@ -4504,8 +4504,8 @@
       <w:r>
         <w:rPr>
           <w:rFonts w:ascii="Times New Roman" w:hAnsi="Times New Roman" w:cs="Times New Roman" w:eastAsia="宋体" w:hint="eastAsia"/>
-          <w:sz w:val="24"/>
-          <w:szCs w:val="24"/>
+          <w:sz w:val="21"/>
+          <w:szCs w:val="21"/>
           <w:lang w:eastAsia="zh-CN"/>
         </w:rPr>
         <w:t>江山就是人民，人民就是江山</w:t>
@@ -4513,8 +4513,8 @@
       <w:r>
         <w:rPr>
           <w:rFonts w:ascii="Times New Roman" w:hAnsi="Times New Roman" w:cs="Times New Roman" w:eastAsia="宋体" w:hint="eastAsia"/>
-          <w:sz w:val="24"/>
-          <w:szCs w:val="24"/>
+          <w:sz w:val="21"/>
+          <w:szCs w:val="21"/>
           <w:lang w:eastAsia="zh-CN"/>
         </w:rPr>
         <w:t>”</w:t>
@@ -4522,8 +4522,8 @@
       <w:r>
         <w:rPr>
           <w:rFonts w:ascii="Times New Roman" w:hAnsi="Times New Roman" w:cs="Times New Roman" w:eastAsia="宋体" w:hint="eastAsia"/>
-          <w:sz w:val="24"/>
-          <w:szCs w:val="24"/>
+          <w:sz w:val="21"/>
+          <w:szCs w:val="21"/>
           <w:lang w:eastAsia="zh-CN"/>
         </w:rPr>
         <w:t>、扎实推进共同富裕，贯穿其中的都是以人民为中心的发展思想。这让我认识到，现代化的最终落脚点是人的全面发展。</w:t>
@@ -4533,8 +4533,8 @@
       <w:pPr>
         <w:pStyle w:val="a1"/>
         <w:snapToGrid w:val="0"/>
-        <w:spacing w:line="360" w:lineRule="auto" w:before="0" w:after="0"/>
-        <w:ind w:firstLineChars="200" w:firstLine="480"/>
+        <w:spacing w:line="300" w:lineRule="auto" w:before="0" w:after="0"/>
+        <w:ind w:firstLineChars="200" w:firstLine="420"/>
         <w:jc w:val="both"/>
         <w:rPr>
           <w:lang w:eastAsia="zh-CN"/>
@@ -4543,8 +4543,8 @@
       <w:r>
         <w:rPr>
           <w:rFonts w:ascii="Times New Roman" w:hAnsi="Times New Roman" w:cs="Times New Roman" w:eastAsia="宋体" w:hint="eastAsia"/>
-          <w:sz w:val="24"/>
-          <w:szCs w:val="24"/>
+          <w:sz w:val="21"/>
+          <w:szCs w:val="21"/>
           <w:lang w:eastAsia="zh-CN"/>
         </w:rPr>
         <w:t>作为新时代的大学生，我认为学习这两份报告不能只停留在记忆名词上，更要把握论断之间的内在逻辑。通过这次阅读，我对党的创新理论有了更系统的理解，也更加清楚全面建设社会主义现代化国家这一历史任务的分量。今后我会把所学落实到学习和实践中，立足自身，担当起属于青年一代的责任。</w:t>
@@ -4769,8 +4769,8 @@
     <w:rPrDefault>
       <w:rPr>
         <w:rFonts w:asciiTheme="minorHAnsi" w:eastAsiaTheme="minorEastAsia" w:hAnsiTheme="minorHAnsi" w:cstheme="minorBidi" w:ascii="Times New Roman" w:hAnsi="Times New Roman" w:cs="Times New Roman" w:eastAsia="宋体" w:hint="eastAsia"/>
-        <w:sz w:val="24"/>
-        <w:szCs w:val="24"/>
+        <w:sz w:val="21"/>
+        <w:szCs w:val="21"/>
         <w:lang w:val="en-US" w:eastAsia="en-US" w:bidi="ar-SA"/>
       </w:rPr>
     </w:rPrDefault>
@@ -5158,8 +5158,8 @@
     </w:pPr>
     <w:rPr>
       <w:rFonts w:ascii="Times New Roman" w:eastAsia="宋体" w:hAnsi="Times New Roman" w:cs="Times New Roman" w:hint="eastAsia"/>
-      <w:sz w:val="24"/>
-      <w:szCs w:val="24"/>
+      <w:sz w:val="21"/>
+      <w:szCs w:val="21"/>
     </w:rPr>
   </w:style>
   <w:style w:type="paragraph" w:styleId="1">

--- a/习近平新时代思想概论/作业/HW3（读书报告）.docx
+++ b/习近平新时代思想概论/作业/HW3（读书报告）.docx
@@ -22,7 +22,7 @@
           <w:szCs w:val="28"/>
           <w:lang w:eastAsia="zh-CN"/>
         </w:rPr>
-        <w:t>《习近平著作选读》读书报告</w:t>
+        <w:t xml:space="preserve">《习近平著作选读》读书笔记</w:t>
       </w:r>
     </w:p>
     <w:p>
@@ -45,8 +45,85 @@
           <w:szCs w:val="24"/>
           <w:lang w:eastAsia="zh-CN"/>
         </w:rPr>
-        <w:t>——</w:t>
+        <w:t xml:space="preserve">——围绕党的十九大、二十大两份报告</w:t>
       </w:r>
+    </w:p>
+    <w:p>
+      <w:pPr>
+        <w:pStyle w:val="a1"/>
+        <w:snapToGrid w:val="0"/>
+        <w:spacing w:before="160" w:after="80" w:line="300" w:lineRule="auto"/>
+        <w:ind/>
+        <w:jc w:val="left"/>
+        <w:rPr>
+          <w:lang w:eastAsia="zh-CN"/>
+        </w:rPr>
+      </w:pPr>
+      <w:r>
+        <w:rPr>
+          <w:rFonts w:ascii="Times New Roman" w:hAnsi="Times New Roman" w:cs="Times New Roman" w:eastAsia="黑体" w:hint="eastAsia"/>
+          <w:b w:val="0"/>
+          <w:bCs w:val="0"/>
+          <w:sz w:val="21"/>
+          <w:szCs w:val="21"/>
+          <w:lang w:eastAsia="zh-CN"/>
+        </w:rPr>
+        <w:t xml:space="preserve">阅读篇目</w:t>
+      </w:r>
+    </w:p>
+    <w:p>
+      <w:pPr>
+        <w:pStyle w:val="a1"/>
+        <w:snapToGrid w:val="0"/>
+        <w:spacing w:line="300" w:lineRule="auto" w:before="0" w:after="0"/>
+        <w:ind w:firstLineChars="200" w:firstLine="420"/>
+        <w:jc w:val="both"/>
+        <w:rPr>
+          <w:lang w:eastAsia="zh-CN"/>
+        </w:rPr>
+      </w:pPr>
+      <w:r>
+        <w:rPr>
+          <w:rFonts w:ascii="Times New Roman" w:hAnsi="Times New Roman" w:cs="Times New Roman" w:eastAsia="宋体" w:hint="eastAsia"/>
+          <w:sz w:val="21"/>
+          <w:szCs w:val="21"/>
+          <w:lang w:eastAsia="zh-CN"/>
+        </w:rPr>
+        <w:t xml:space="preserve">1. 《决胜全面建成小康社会，夺取新时代中国特色社会主义伟大胜利》（党的十九大报告，见《习近平著作选读》第二卷，第1—59页）</w:t>
+      </w:r>
+    </w:p>
+    <w:p>
+      <w:pPr>
+        <w:pStyle w:val="a1"/>
+        <w:snapToGrid w:val="0"/>
+        <w:spacing w:line="300" w:lineRule="auto" w:before="0" w:after="0"/>
+        <w:ind w:firstLineChars="200" w:firstLine="420"/>
+        <w:jc w:val="both"/>
+        <w:rPr>
+          <w:lang w:eastAsia="zh-CN"/>
+        </w:rPr>
+      </w:pPr>
+      <w:r>
+        <w:rPr>
+          <w:rFonts w:ascii="Times New Roman" w:hAnsi="Times New Roman" w:cs="Times New Roman" w:eastAsia="宋体" w:hint="eastAsia"/>
+          <w:sz w:val="21"/>
+          <w:szCs w:val="21"/>
+          <w:lang w:eastAsia="zh-CN"/>
+        </w:rPr>
+        <w:t xml:space="preserve">2. 《高举中国特色社会主义伟大旗帜，为全面建设社会主义现代化国家而团结奋斗》（党的二十大报告，见《习近平著作选读》第一卷，第1—58页）</w:t>
+      </w:r>
+    </w:p>
+    <w:p>
+      <w:pPr>
+        <w:pStyle w:val="a1"/>
+        <w:snapToGrid w:val="0"/>
+        <w:spacing w:before="240" w:after="120" w:line="300" w:lineRule="auto"/>
+        <w:ind/>
+        <w:jc w:val="left"/>
+        <w:rPr>
+          <w:lang w:eastAsia="zh-CN"/>
+        </w:rPr>
+      </w:pPr>
       <w:r>
         <w:rPr>
           <w:rFonts w:eastAsia="黑体" w:ascii="Times New Roman" w:hAnsi="Times New Roman" w:cs="Times New Roman" w:hint="eastAsia"/>
@@ -56,7 +133,28 @@
           <w:szCs w:val="24"/>
           <w:lang w:eastAsia="zh-CN"/>
         </w:rPr>
-        <w:t>学习党的十九大、二十大报告</w:t>
+        <w:t xml:space="preserve">一、两份报告各自讲了什么</w:t>
+      </w:r>
+    </w:p>
+    <w:p>
+      <w:pPr>
+        <w:pStyle w:val="a1"/>
+        <w:snapToGrid w:val="0"/>
+        <w:spacing w:line="300" w:lineRule="auto" w:before="0" w:after="0"/>
+        <w:ind w:firstLineChars="200" w:firstLine="420"/>
+        <w:jc w:val="both"/>
+        <w:rPr>
+          <w:lang w:eastAsia="zh-CN"/>
+        </w:rPr>
+      </w:pPr>
+      <w:r>
+        <w:rPr>
+          <w:rFonts w:ascii="Times New Roman" w:hAnsi="Times New Roman" w:cs="Times New Roman" w:eastAsia="宋体" w:hint="eastAsia"/>
+          <w:sz w:val="21"/>
+          <w:szCs w:val="21"/>
+          <w:lang w:eastAsia="zh-CN"/>
+        </w:rPr>
+        <w:t xml:space="preserve">两份报告相隔五年：一份作于全面建成小康社会的决胜阶段，一份作于向第二个百年奋斗目标迈进的开局时刻。它们的内在逻辑其实很接近，都是先把成绩讲清楚、再把方位判断准、然后明确使命、最后铺开任务。下面分别说。</w:t>
       </w:r>
     </w:p>
     <w:p>
@@ -79,7 +177,7 @@
           <w:szCs w:val="21"/>
           <w:lang w:eastAsia="zh-CN"/>
         </w:rPr>
-        <w:t>阅读篇目</w:t>
+        <w:t xml:space="preserve">（一）党的十九大报告</w:t>
       </w:r>
     </w:p>
     <w:p>
@@ -100,34 +198,7 @@
           <w:szCs w:val="21"/>
           <w:lang w:eastAsia="zh-CN"/>
         </w:rPr>
-        <w:t xml:space="preserve">1. </w:t>
-      </w:r>
-      <w:r>
-        <w:rPr>
-          <w:rFonts w:ascii="Times New Roman" w:hAnsi="Times New Roman" w:cs="Times New Roman" w:eastAsia="宋体" w:hint="eastAsia"/>
-          <w:sz w:val="21"/>
-          <w:szCs w:val="21"/>
-          <w:lang w:eastAsia="zh-CN"/>
-        </w:rPr>
-        <w:t xml:space="preserve">《决胜全面建成小康社会，夺取新时代中国特色社会主义伟大胜利》（党的十九大报告，《习近平著作选读》第二卷，第</w:t>
-      </w:r>
-      <w:r>
-        <w:rPr>
-          <w:rFonts w:ascii="Times New Roman" w:hAnsi="Times New Roman" w:cs="Times New Roman" w:eastAsia="宋体" w:hint="eastAsia"/>
-          <w:sz w:val="21"/>
-          <w:szCs w:val="21"/>
-          <w:lang w:eastAsia="zh-CN"/>
-        </w:rPr>
-        <w:t>1—59</w:t>
-      </w:r>
-      <w:r>
-        <w:rPr>
-          <w:rFonts w:ascii="Times New Roman" w:hAnsi="Times New Roman" w:cs="Times New Roman" w:eastAsia="宋体" w:hint="eastAsia"/>
-          <w:sz w:val="21"/>
-          <w:szCs w:val="21"/>
-          <w:lang w:eastAsia="zh-CN"/>
-        </w:rPr>
-        <w:t>页）</w:t>
+        <w:t xml:space="preserve">十九大报告一共十三个部分。前四个部分偏“认识”：总结五年、判断方位、提出使命、确立思想；后九个部分偏“部署”：从经济到党建逐领域安排。</w:t>
       </w:r>
     </w:p>
     <w:p>
@@ -148,8 +219,20 @@
           <w:szCs w:val="21"/>
           <w:lang w:eastAsia="zh-CN"/>
         </w:rPr>
-        <w:t xml:space="preserve">2. </w:t>
+        <w:t xml:space="preserve">1. 报告把五年概括为“极不平凡”，既列成就，也讲短板，并据此作出社会主要矛盾变化的判断。</w:t>
       </w:r>
+    </w:p>
+    <w:p>
+      <w:pPr>
+        <w:pStyle w:val="a1"/>
+        <w:snapToGrid w:val="0"/>
+        <w:spacing w:line="300" w:lineRule="auto" w:before="0" w:after="0"/>
+        <w:ind w:firstLineChars="200" w:firstLine="420"/>
+        <w:jc w:val="both"/>
+        <w:rPr>
+          <w:lang w:eastAsia="zh-CN"/>
+        </w:rPr>
+      </w:pPr>
       <w:r>
         <w:rPr>
           <w:rFonts w:ascii="Times New Roman" w:hAnsi="Times New Roman" w:cs="Times New Roman" w:eastAsia="宋体" w:hint="eastAsia"/>
@@ -157,8 +240,20 @@
           <w:szCs w:val="21"/>
           <w:lang w:eastAsia="zh-CN"/>
         </w:rPr>
-        <w:t xml:space="preserve">《高举中国特色社会主义伟大旗帜，为全面建设社会主义现代化国家而团结奋斗》（党的二十大报告，《习近平著作选读》第一卷，第</w:t>
+        <w:t xml:space="preserve">2. 提出“四个伟大”，其中党的建设新的伟大工程起决定性作用。</w:t>
       </w:r>
+    </w:p>
+    <w:p>
+      <w:pPr>
+        <w:pStyle w:val="a1"/>
+        <w:snapToGrid w:val="0"/>
+        <w:spacing w:line="300" w:lineRule="auto" w:before="0" w:after="0"/>
+        <w:ind w:firstLineChars="200" w:firstLine="420"/>
+        <w:jc w:val="both"/>
+        <w:rPr>
+          <w:lang w:eastAsia="zh-CN"/>
+        </w:rPr>
+      </w:pPr>
       <w:r>
         <w:rPr>
           <w:rFonts w:ascii="Times New Roman" w:hAnsi="Times New Roman" w:cs="Times New Roman" w:eastAsia="宋体" w:hint="eastAsia"/>
@@ -166,8 +261,21 @@
           <w:szCs w:val="21"/>
           <w:lang w:eastAsia="zh-CN"/>
         </w:rPr>
-        <w:t>1—58</w:t>
+        <w:lastRenderedPageBreak/>
+        <w:t xml:space="preserve">3. 提出“十四个坚持”，把新时代要坚持和发展什么样的中国特色社会主义讲成了体系。</w:t>
       </w:r>
+    </w:p>
+    <w:p>
+      <w:pPr>
+        <w:pStyle w:val="a1"/>
+        <w:snapToGrid w:val="0"/>
+        <w:spacing w:line="300" w:lineRule="auto" w:before="0" w:after="0"/>
+        <w:ind w:firstLineChars="200" w:firstLine="420"/>
+        <w:jc w:val="both"/>
+        <w:rPr>
+          <w:lang w:eastAsia="zh-CN"/>
+        </w:rPr>
+      </w:pPr>
       <w:r>
         <w:rPr>
           <w:rFonts w:ascii="Times New Roman" w:hAnsi="Times New Roman" w:cs="Times New Roman" w:eastAsia="宋体" w:hint="eastAsia"/>
@@ -175,7 +283,599 @@
           <w:szCs w:val="21"/>
           <w:lang w:eastAsia="zh-CN"/>
         </w:rPr>
-        <w:t>页）</w:t>
+        <w:t xml:space="preserve">4. 给出“两步走”的时间表，把从全面小康到现代化强国分成两个阶段。</w:t>
+      </w:r>
+    </w:p>
+    <w:p>
+      <w:pPr>
+        <w:pStyle w:val="a1"/>
+        <w:snapToGrid w:val="0"/>
+        <w:spacing w:line="300" w:lineRule="auto" w:before="0" w:after="0"/>
+        <w:ind w:firstLineChars="200" w:firstLine="420"/>
+        <w:jc w:val="both"/>
+        <w:rPr>
+          <w:lang w:eastAsia="zh-CN"/>
+        </w:rPr>
+      </w:pPr>
+      <w:r>
+        <w:rPr>
+          <w:rFonts w:ascii="Times New Roman" w:hAnsi="Times New Roman" w:cs="Times New Roman" w:eastAsia="宋体" w:hint="eastAsia"/>
+          <w:sz w:val="21"/>
+          <w:szCs w:val="21"/>
+          <w:lang w:eastAsia="zh-CN"/>
+        </w:rPr>
+        <w:t xml:space="preserve">5. 判断经济已由高速增长转向高质量发展，把建设现代化经济体系当作跨越关口的关键。</w:t>
+      </w:r>
+    </w:p>
+    <w:p>
+      <w:pPr>
+        <w:pStyle w:val="a1"/>
+        <w:snapToGrid w:val="0"/>
+        <w:spacing w:line="300" w:lineRule="auto" w:before="0" w:after="0"/>
+        <w:ind w:firstLineChars="200" w:firstLine="420"/>
+        <w:jc w:val="both"/>
+        <w:rPr>
+          <w:lang w:eastAsia="zh-CN"/>
+        </w:rPr>
+      </w:pPr>
+      <w:r>
+        <w:rPr>
+          <w:rFonts w:ascii="Times New Roman" w:hAnsi="Times New Roman" w:cs="Times New Roman" w:eastAsia="宋体" w:hint="eastAsia"/>
+          <w:sz w:val="21"/>
+          <w:szCs w:val="21"/>
+          <w:lang w:eastAsia="zh-CN"/>
+        </w:rPr>
+        <w:t xml:space="preserve">6. 强调党的领导、人民当家作主、依法治国三者统一，从人大制度、协商民主、依法治国三方面健全制度体系。</w:t>
+      </w:r>
+    </w:p>
+    <w:p>
+      <w:pPr>
+        <w:pStyle w:val="a1"/>
+        <w:snapToGrid w:val="0"/>
+        <w:spacing w:line="300" w:lineRule="auto" w:before="0" w:after="0"/>
+        <w:ind w:firstLineChars="200" w:firstLine="420"/>
+        <w:jc w:val="both"/>
+        <w:rPr>
+          <w:lang w:eastAsia="zh-CN"/>
+        </w:rPr>
+      </w:pPr>
+      <w:r>
+        <w:rPr>
+          <w:rFonts w:ascii="Times New Roman" w:hAnsi="Times New Roman" w:cs="Times New Roman" w:eastAsia="宋体" w:hint="eastAsia"/>
+          <w:sz w:val="21"/>
+          <w:szCs w:val="21"/>
+          <w:lang w:eastAsia="zh-CN"/>
+        </w:rPr>
+        <w:t xml:space="preserve">7. 把意识形态工作领导权和社会主义核心价值观放在突出位置，讲文化是一个国家、一个民族的灵魂。</w:t>
+      </w:r>
+    </w:p>
+    <w:p>
+      <w:pPr>
+        <w:pStyle w:val="a1"/>
+        <w:snapToGrid w:val="0"/>
+        <w:spacing w:line="300" w:lineRule="auto" w:before="0" w:after="0"/>
+        <w:ind w:firstLineChars="200" w:firstLine="420"/>
+        <w:jc w:val="both"/>
+        <w:rPr>
+          <w:lang w:eastAsia="zh-CN"/>
+        </w:rPr>
+      </w:pPr>
+      <w:r>
+        <w:rPr>
+          <w:rFonts w:ascii="Times New Roman" w:hAnsi="Times New Roman" w:cs="Times New Roman" w:eastAsia="宋体" w:hint="eastAsia"/>
+          <w:sz w:val="21"/>
+          <w:szCs w:val="21"/>
+          <w:lang w:eastAsia="zh-CN"/>
+        </w:rPr>
+        <w:t xml:space="preserve">8. 从教育、就业、社保、脱贫、健康等方面入手，着力解决群众最直接最现实的利益问题。</w:t>
+      </w:r>
+    </w:p>
+    <w:p>
+      <w:pPr>
+        <w:pStyle w:val="a1"/>
+        <w:snapToGrid w:val="0"/>
+        <w:spacing w:line="300" w:lineRule="auto" w:before="0" w:after="0"/>
+        <w:ind w:firstLineChars="200" w:firstLine="420"/>
+        <w:jc w:val="both"/>
+        <w:rPr>
+          <w:lang w:eastAsia="zh-CN"/>
+        </w:rPr>
+      </w:pPr>
+      <w:r>
+        <w:rPr>
+          <w:rFonts w:ascii="Times New Roman" w:hAnsi="Times New Roman" w:cs="Times New Roman" w:eastAsia="宋体" w:hint="eastAsia"/>
+          <w:sz w:val="21"/>
+          <w:szCs w:val="21"/>
+          <w:lang w:eastAsia="zh-CN"/>
+        </w:rPr>
+        <w:lastRenderedPageBreak/>
+        <w:t xml:space="preserve">9. 提出“人与自然是生命共同体”，通过绿色发展、环境治理、生态保护来落地。</w:t>
+      </w:r>
+    </w:p>
+    <w:p>
+      <w:pPr>
+        <w:pStyle w:val="a1"/>
+        <w:snapToGrid w:val="0"/>
+        <w:spacing w:line="300" w:lineRule="auto" w:before="0" w:after="0"/>
+        <w:ind w:firstLineChars="200" w:firstLine="420"/>
+        <w:jc w:val="both"/>
+        <w:rPr>
+          <w:lang w:eastAsia="zh-CN"/>
+        </w:rPr>
+      </w:pPr>
+      <w:r>
+        <w:rPr>
+          <w:rFonts w:ascii="Times New Roman" w:hAnsi="Times New Roman" w:cs="Times New Roman" w:eastAsia="宋体" w:hint="eastAsia"/>
+          <w:sz w:val="21"/>
+          <w:szCs w:val="21"/>
+          <w:lang w:eastAsia="zh-CN"/>
+        </w:rPr>
+        <w:t xml:space="preserve">10. 确立新时代强军目标，并给出国防和军队现代化的时间安排。</w:t>
+      </w:r>
+    </w:p>
+    <w:p>
+      <w:pPr>
+        <w:pStyle w:val="a1"/>
+        <w:snapToGrid w:val="0"/>
+        <w:spacing w:line="300" w:lineRule="auto" w:before="0" w:after="0"/>
+        <w:ind w:firstLineChars="200" w:firstLine="420"/>
+        <w:jc w:val="both"/>
+        <w:rPr>
+          <w:lang w:eastAsia="zh-CN"/>
+        </w:rPr>
+      </w:pPr>
+      <w:r>
+        <w:rPr>
+          <w:rFonts w:ascii="Times New Roman" w:hAnsi="Times New Roman" w:cs="Times New Roman" w:eastAsia="宋体" w:hint="eastAsia"/>
+          <w:sz w:val="21"/>
+          <w:szCs w:val="21"/>
+          <w:lang w:eastAsia="zh-CN"/>
+        </w:rPr>
+        <w:t xml:space="preserve">11. 讲港澳长期繁荣稳定，也讲坚持一个中国原则和反对“台独”。</w:t>
+      </w:r>
+    </w:p>
+    <w:p>
+      <w:pPr>
+        <w:pStyle w:val="a1"/>
+        <w:snapToGrid w:val="0"/>
+        <w:spacing w:line="300" w:lineRule="auto" w:before="0" w:after="0"/>
+        <w:ind w:firstLineChars="200" w:firstLine="420"/>
+        <w:jc w:val="both"/>
+        <w:rPr>
+          <w:lang w:eastAsia="zh-CN"/>
+        </w:rPr>
+      </w:pPr>
+      <w:r>
+        <w:rPr>
+          <w:rFonts w:ascii="Times New Roman" w:hAnsi="Times New Roman" w:cs="Times New Roman" w:eastAsia="宋体" w:hint="eastAsia"/>
+          <w:sz w:val="21"/>
+          <w:szCs w:val="21"/>
+          <w:lang w:eastAsia="zh-CN"/>
+        </w:rPr>
+        <w:t xml:space="preserve">12. 主张建设新型国际关系，推动构建人类命运共同体。</w:t>
+      </w:r>
+    </w:p>
+    <w:p>
+      <w:pPr>
+        <w:pStyle w:val="a1"/>
+        <w:snapToGrid w:val="0"/>
+        <w:spacing w:line="300" w:lineRule="auto" w:before="0" w:after="0"/>
+        <w:ind w:firstLineChars="200" w:firstLine="420"/>
+        <w:jc w:val="both"/>
+        <w:rPr>
+          <w:lang w:eastAsia="zh-CN"/>
+        </w:rPr>
+      </w:pPr>
+      <w:r>
+        <w:rPr>
+          <w:rFonts w:ascii="Times New Roman" w:hAnsi="Times New Roman" w:cs="Times New Roman" w:eastAsia="宋体" w:hint="eastAsia"/>
+          <w:sz w:val="21"/>
+          <w:szCs w:val="21"/>
+          <w:lang w:eastAsia="zh-CN"/>
+        </w:rPr>
+        <w:t xml:space="preserve">13. 提出新时代党的建设总要求，把党的政治建设摆在首位，强调全面从严治党永远在路上。</w:t>
+      </w:r>
+    </w:p>
+    <w:p>
+      <w:pPr>
+        <w:pStyle w:val="a1"/>
+        <w:snapToGrid w:val="0"/>
+        <w:spacing w:line="300" w:lineRule="auto" w:before="0" w:after="0"/>
+        <w:ind w:firstLineChars="200" w:firstLine="420"/>
+        <w:jc w:val="both"/>
+        <w:rPr>
+          <w:lang w:eastAsia="zh-CN"/>
+        </w:rPr>
+      </w:pPr>
+      <w:r>
+        <w:rPr>
+          <w:rFonts w:ascii="Times New Roman" w:hAnsi="Times New Roman" w:cs="Times New Roman" w:eastAsia="宋体" w:hint="eastAsia"/>
+          <w:sz w:val="21"/>
+          <w:szCs w:val="21"/>
+          <w:lang w:eastAsia="zh-CN"/>
+        </w:rPr>
+        <w:t xml:space="preserve">把这十三个部分连起来看，前四部分是总纲，后九部分是施工图，合起来就是新时代坚持和发展中国特色社会主义的一套完整安排。</w:t>
+      </w:r>
+    </w:p>
+    <w:p>
+      <w:pPr>
+        <w:pStyle w:val="a1"/>
+        <w:snapToGrid w:val="0"/>
+        <w:spacing w:before="160" w:after="80" w:line="300" w:lineRule="auto"/>
+        <w:ind/>
+        <w:jc w:val="left"/>
+        <w:rPr>
+          <w:lang w:eastAsia="zh-CN"/>
+        </w:rPr>
+      </w:pPr>
+      <w:r>
+        <w:rPr>
+          <w:rFonts w:ascii="Times New Roman" w:hAnsi="Times New Roman" w:cs="Times New Roman" w:eastAsia="黑体" w:hint="eastAsia"/>
+          <w:b w:val="0"/>
+          <w:bCs w:val="0"/>
+          <w:sz w:val="21"/>
+          <w:szCs w:val="21"/>
+          <w:lang w:eastAsia="zh-CN"/>
+        </w:rPr>
+        <w:t xml:space="preserve">（二）党的二十大报告</w:t>
+      </w:r>
+    </w:p>
+    <w:p>
+      <w:pPr>
+        <w:pStyle w:val="a1"/>
+        <w:snapToGrid w:val="0"/>
+        <w:spacing w:line="300" w:lineRule="auto" w:before="0" w:after="0"/>
+        <w:ind w:firstLineChars="200" w:firstLine="420"/>
+        <w:jc w:val="both"/>
+        <w:rPr>
+          <w:lang w:eastAsia="zh-CN"/>
+        </w:rPr>
+      </w:pPr>
+      <w:r>
+        <w:rPr>
+          <w:rFonts w:ascii="Times New Roman" w:hAnsi="Times New Roman" w:cs="Times New Roman" w:eastAsia="宋体" w:hint="eastAsia"/>
+          <w:sz w:val="21"/>
+          <w:szCs w:val="21"/>
+          <w:lang w:eastAsia="zh-CN"/>
+        </w:rPr>
+        <w:t xml:space="preserve">二十大报告十五个部分，主题是“全面建设社会主义现代化国家、全面推进中华民族伟大复兴”。前三个部分完成理论铺垫，后面十二个部分按领域展开，贯穿始终的主线是中国式现代化。</w:t>
+      </w:r>
+    </w:p>
+    <w:p>
+      <w:pPr>
+        <w:pStyle w:val="a1"/>
+        <w:snapToGrid w:val="0"/>
+        <w:spacing w:line="300" w:lineRule="auto" w:before="0" w:after="0"/>
+        <w:ind w:firstLineChars="200" w:firstLine="420"/>
+        <w:jc w:val="both"/>
+        <w:rPr>
+          <w:lang w:eastAsia="zh-CN"/>
+        </w:rPr>
+      </w:pPr>
+      <w:r>
+        <w:rPr>
+          <w:rFonts w:ascii="Times New Roman" w:hAnsi="Times New Roman" w:cs="Times New Roman" w:eastAsia="宋体" w:hint="eastAsia"/>
+          <w:sz w:val="21"/>
+          <w:szCs w:val="21"/>
+          <w:lang w:eastAsia="zh-CN"/>
+        </w:rPr>
+        <w:t xml:space="preserve">1. 概括了“三件大事”——建党百年、进入新时代、完成脱贫攻坚和全面小康，并指出十年变革具有里程碑意义。</w:t>
+      </w:r>
+    </w:p>
+    <w:p>
+      <w:pPr>
+        <w:pStyle w:val="a1"/>
+        <w:snapToGrid w:val="0"/>
+        <w:spacing w:line="300" w:lineRule="auto" w:before="0" w:after="0"/>
+        <w:ind w:firstLineChars="200" w:firstLine="420"/>
+        <w:jc w:val="both"/>
+        <w:rPr>
+          <w:lang w:eastAsia="zh-CN"/>
+        </w:rPr>
+      </w:pPr>
+      <w:r>
+        <w:rPr>
+          <w:rFonts w:ascii="Times New Roman" w:hAnsi="Times New Roman" w:cs="Times New Roman" w:eastAsia="宋体" w:hint="eastAsia"/>
+          <w:sz w:val="21"/>
+          <w:szCs w:val="21"/>
+          <w:lang w:eastAsia="zh-CN"/>
+        </w:rPr>
+        <w:t xml:space="preserve">2. 提出“两个结合”和“六个必须坚持”，把新时代的世界观和方法论讲清楚了。</w:t>
+      </w:r>
+    </w:p>
+    <w:p>
+      <w:pPr>
+        <w:pStyle w:val="a1"/>
+        <w:snapToGrid w:val="0"/>
+        <w:spacing w:line="300" w:lineRule="auto" w:before="0" w:after="0"/>
+        <w:ind w:firstLineChars="200" w:firstLine="420"/>
+        <w:jc w:val="both"/>
+        <w:rPr>
+          <w:lang w:eastAsia="zh-CN"/>
+        </w:rPr>
+      </w:pPr>
+      <w:r>
+        <w:rPr>
+          <w:rFonts w:ascii="Times New Roman" w:hAnsi="Times New Roman" w:cs="Times New Roman" w:eastAsia="宋体" w:hint="eastAsia"/>
+          <w:sz w:val="21"/>
+          <w:szCs w:val="21"/>
+          <w:lang w:eastAsia="zh-CN"/>
+        </w:rPr>
+        <w:t xml:space="preserve">3. 明确中心任务，并系统阐述中国式现代化的中国特色和本质要求。</w:t>
+      </w:r>
+    </w:p>
+    <w:p>
+      <w:pPr>
+        <w:pStyle w:val="a1"/>
+        <w:snapToGrid w:val="0"/>
+        <w:spacing w:line="300" w:lineRule="auto" w:before="0" w:after="0"/>
+        <w:ind w:firstLineChars="200" w:firstLine="420"/>
+        <w:jc w:val="both"/>
+        <w:rPr>
+          <w:lang w:eastAsia="zh-CN"/>
+        </w:rPr>
+      </w:pPr>
+      <w:r>
+        <w:rPr>
+          <w:rFonts w:ascii="Times New Roman" w:hAnsi="Times New Roman" w:cs="Times New Roman" w:eastAsia="宋体" w:hint="eastAsia"/>
+          <w:sz w:val="21"/>
+          <w:szCs w:val="21"/>
+          <w:lang w:eastAsia="zh-CN"/>
+        </w:rPr>
+        <w:t xml:space="preserve">4. 把高质量发展确定为首要任务，从市场体制、产业体系、乡村振兴、区域协调、对外开放等方面部署。</w:t>
+      </w:r>
+    </w:p>
+    <w:p>
+      <w:pPr>
+        <w:pStyle w:val="a1"/>
+        <w:snapToGrid w:val="0"/>
+        <w:spacing w:line="300" w:lineRule="auto" w:before="0" w:after="0"/>
+        <w:ind w:firstLineChars="200" w:firstLine="420"/>
+        <w:jc w:val="both"/>
+        <w:rPr>
+          <w:lang w:eastAsia="zh-CN"/>
+        </w:rPr>
+      </w:pPr>
+      <w:r>
+        <w:rPr>
+          <w:rFonts w:ascii="Times New Roman" w:hAnsi="Times New Roman" w:cs="Times New Roman" w:eastAsia="宋体" w:hint="eastAsia"/>
+          <w:sz w:val="21"/>
+          <w:szCs w:val="21"/>
+          <w:lang w:eastAsia="zh-CN"/>
+        </w:rPr>
+        <w:t xml:space="preserve">5. 把教育、科技、人才放在一起统筹，强调三者都是基础性、战略性支撑。</w:t>
+      </w:r>
+    </w:p>
+    <w:p>
+      <w:pPr>
+        <w:pStyle w:val="a1"/>
+        <w:snapToGrid w:val="0"/>
+        <w:spacing w:line="300" w:lineRule="auto" w:before="0" w:after="0"/>
+        <w:ind w:firstLineChars="200" w:firstLine="420"/>
+        <w:jc w:val="both"/>
+        <w:rPr>
+          <w:lang w:eastAsia="zh-CN"/>
+        </w:rPr>
+      </w:pPr>
+      <w:r>
+        <w:rPr>
+          <w:rFonts w:ascii="Times New Roman" w:hAnsi="Times New Roman" w:cs="Times New Roman" w:eastAsia="宋体" w:hint="eastAsia"/>
+          <w:sz w:val="21"/>
+          <w:szCs w:val="21"/>
+          <w:lang w:eastAsia="zh-CN"/>
+        </w:rPr>
+        <w:t xml:space="preserve">6. 指出全过程人民民主是社会主义民主政治的本质属性，也是最广泛、最真实、最管用的民主。</w:t>
+      </w:r>
+    </w:p>
+    <w:p>
+      <w:pPr>
+        <w:pStyle w:val="a1"/>
+        <w:snapToGrid w:val="0"/>
+        <w:spacing w:line="300" w:lineRule="auto" w:before="0" w:after="0"/>
+        <w:ind w:firstLineChars="200" w:firstLine="420"/>
+        <w:jc w:val="both"/>
+        <w:rPr>
+          <w:lang w:eastAsia="zh-CN"/>
+        </w:rPr>
+      </w:pPr>
+      <w:r>
+        <w:rPr>
+          <w:rFonts w:ascii="Times New Roman" w:hAnsi="Times New Roman" w:cs="Times New Roman" w:eastAsia="宋体" w:hint="eastAsia"/>
+          <w:sz w:val="21"/>
+          <w:szCs w:val="21"/>
+          <w:lang w:eastAsia="zh-CN"/>
+        </w:rPr>
+        <w:t xml:space="preserve">7. 把全面依法治国视为国家治理的一场深刻革命，强调科学立法、严格执法、公正司法、全民守法。</w:t>
+      </w:r>
+    </w:p>
+    <w:p>
+      <w:pPr>
+        <w:pStyle w:val="a1"/>
+        <w:snapToGrid w:val="0"/>
+        <w:spacing w:line="300" w:lineRule="auto" w:before="0" w:after="0"/>
+        <w:ind w:firstLineChars="200" w:firstLine="420"/>
+        <w:jc w:val="both"/>
+        <w:rPr>
+          <w:lang w:eastAsia="zh-CN"/>
+        </w:rPr>
+      </w:pPr>
+      <w:r>
+        <w:rPr>
+          <w:rFonts w:ascii="Times New Roman" w:hAnsi="Times New Roman" w:cs="Times New Roman" w:eastAsia="宋体" w:hint="eastAsia"/>
+          <w:sz w:val="21"/>
+          <w:szCs w:val="21"/>
+          <w:lang w:eastAsia="zh-CN"/>
+        </w:rPr>
+        <w:t xml:space="preserve">8. 强调建设社会主义意识形态，践行核心价值观，繁荣文化事业和产业。</w:t>
+      </w:r>
+    </w:p>
+    <w:p>
+      <w:pPr>
+        <w:pStyle w:val="a1"/>
+        <w:snapToGrid w:val="0"/>
+        <w:spacing w:line="300" w:lineRule="auto" w:before="0" w:after="0"/>
+        <w:ind w:firstLineChars="200" w:firstLine="420"/>
+        <w:jc w:val="both"/>
+        <w:rPr>
+          <w:lang w:eastAsia="zh-CN"/>
+        </w:rPr>
+      </w:pPr>
+      <w:r>
+        <w:rPr>
+          <w:rFonts w:ascii="Times New Roman" w:hAnsi="Times New Roman" w:cs="Times New Roman" w:eastAsia="宋体" w:hint="eastAsia"/>
+          <w:sz w:val="21"/>
+          <w:szCs w:val="21"/>
+          <w:lang w:eastAsia="zh-CN"/>
+        </w:rPr>
+        <w:lastRenderedPageBreak/>
+        <w:t xml:space="preserve">9. 讲“江山就是人民”，从分配、就业、社保、健康等方面推进共同富裕。</w:t>
+      </w:r>
+    </w:p>
+    <w:p>
+      <w:pPr>
+        <w:pStyle w:val="a1"/>
+        <w:snapToGrid w:val="0"/>
+        <w:spacing w:line="300" w:lineRule="auto" w:before="0" w:after="0"/>
+        <w:ind w:firstLineChars="200" w:firstLine="420"/>
+        <w:jc w:val="both"/>
+        <w:rPr>
+          <w:lang w:eastAsia="zh-CN"/>
+        </w:rPr>
+      </w:pPr>
+      <w:r>
+        <w:rPr>
+          <w:rFonts w:ascii="Times New Roman" w:hAnsi="Times New Roman" w:cs="Times New Roman" w:eastAsia="宋体" w:hint="eastAsia"/>
+          <w:sz w:val="21"/>
+          <w:szCs w:val="21"/>
+          <w:lang w:eastAsia="zh-CN"/>
+        </w:rPr>
+        <w:t xml:space="preserve">10. 重申绿水青山就是金山银山，推进绿色转型、污染防治和“双碳”工作。</w:t>
+      </w:r>
+    </w:p>
+    <w:p>
+      <w:pPr>
+        <w:pStyle w:val="a1"/>
+        <w:snapToGrid w:val="0"/>
+        <w:spacing w:line="300" w:lineRule="auto" w:before="0" w:after="0"/>
+        <w:ind w:firstLineChars="200" w:firstLine="420"/>
+        <w:jc w:val="both"/>
+        <w:rPr>
+          <w:lang w:eastAsia="zh-CN"/>
+        </w:rPr>
+      </w:pPr>
+      <w:r>
+        <w:rPr>
+          <w:rFonts w:ascii="Times New Roman" w:hAnsi="Times New Roman" w:cs="Times New Roman" w:eastAsia="宋体" w:hint="eastAsia"/>
+          <w:sz w:val="21"/>
+          <w:szCs w:val="21"/>
+          <w:lang w:eastAsia="zh-CN"/>
+        </w:rPr>
+        <w:t xml:space="preserve">11. 强调国家安全是民族复兴的根基，统筹发展和安全。</w:t>
+      </w:r>
+    </w:p>
+    <w:p>
+      <w:pPr>
+        <w:pStyle w:val="a1"/>
+        <w:snapToGrid w:val="0"/>
+        <w:spacing w:line="300" w:lineRule="auto" w:before="0" w:after="0"/>
+        <w:ind w:firstLineChars="200" w:firstLine="420"/>
+        <w:jc w:val="both"/>
+        <w:rPr>
+          <w:lang w:eastAsia="zh-CN"/>
+        </w:rPr>
+      </w:pPr>
+      <w:r>
+        <w:rPr>
+          <w:rFonts w:ascii="Times New Roman" w:hAnsi="Times New Roman" w:cs="Times New Roman" w:eastAsia="宋体" w:hint="eastAsia"/>
+          <w:sz w:val="21"/>
+          <w:szCs w:val="21"/>
+          <w:lang w:eastAsia="zh-CN"/>
+        </w:rPr>
+        <w:t xml:space="preserve">12. 提出如期实现建军一百年目标，加快建成世界一流军队。</w:t>
+      </w:r>
+    </w:p>
+    <w:p>
+      <w:pPr>
+        <w:pStyle w:val="a1"/>
+        <w:snapToGrid w:val="0"/>
+        <w:spacing w:line="300" w:lineRule="auto" w:before="0" w:after="0"/>
+        <w:ind w:firstLineChars="200" w:firstLine="420"/>
+        <w:jc w:val="both"/>
+        <w:rPr>
+          <w:lang w:eastAsia="zh-CN"/>
+        </w:rPr>
+      </w:pPr>
+      <w:r>
+        <w:rPr>
+          <w:rFonts w:ascii="Times New Roman" w:hAnsi="Times New Roman" w:cs="Times New Roman" w:eastAsia="宋体" w:hint="eastAsia"/>
+          <w:sz w:val="21"/>
+          <w:szCs w:val="21"/>
+          <w:lang w:eastAsia="zh-CN"/>
+        </w:rPr>
+        <w:t xml:space="preserve">13. 讲全面准确贯彻“一国两制”，也讲新时代党解决台湾问题的总体方略。</w:t>
+      </w:r>
+    </w:p>
+    <w:p>
+      <w:pPr>
+        <w:pStyle w:val="a1"/>
+        <w:snapToGrid w:val="0"/>
+        <w:spacing w:line="300" w:lineRule="auto" w:before="0" w:after="0"/>
+        <w:ind w:firstLineChars="200" w:firstLine="420"/>
+        <w:jc w:val="both"/>
+        <w:rPr>
+          <w:lang w:eastAsia="zh-CN"/>
+        </w:rPr>
+      </w:pPr>
+      <w:r>
+        <w:rPr>
+          <w:rFonts w:ascii="Times New Roman" w:hAnsi="Times New Roman" w:cs="Times New Roman" w:eastAsia="宋体" w:hint="eastAsia"/>
+          <w:sz w:val="21"/>
+          <w:szCs w:val="21"/>
+          <w:lang w:eastAsia="zh-CN"/>
+        </w:rPr>
+        <w:t xml:space="preserve">14. 坚持独立自主的和平外交政策，参与全球治理体系改革和建设。</w:t>
+      </w:r>
+    </w:p>
+    <w:p>
+      <w:pPr>
+        <w:pStyle w:val="a1"/>
+        <w:snapToGrid w:val="0"/>
+        <w:spacing w:line="300" w:lineRule="auto" w:before="0" w:after="0"/>
+        <w:ind w:firstLineChars="200" w:firstLine="420"/>
+        <w:jc w:val="both"/>
+        <w:rPr>
+          <w:lang w:eastAsia="zh-CN"/>
+        </w:rPr>
+      </w:pPr>
+      <w:r>
+        <w:rPr>
+          <w:rFonts w:ascii="Times New Roman" w:hAnsi="Times New Roman" w:cs="Times New Roman" w:eastAsia="宋体" w:hint="eastAsia"/>
+          <w:sz w:val="21"/>
+          <w:szCs w:val="21"/>
+          <w:lang w:eastAsia="zh-CN"/>
+        </w:rPr>
+        <w:t xml:space="preserve">15. 强调自我革命永远在路上，健全全面从严治党体系。</w:t>
+      </w:r>
+    </w:p>
+    <w:p>
+      <w:pPr>
+        <w:pStyle w:val="a1"/>
+        <w:snapToGrid w:val="0"/>
+        <w:spacing w:line="300" w:lineRule="auto" w:before="0" w:after="0"/>
+        <w:ind w:firstLineChars="200" w:firstLine="420"/>
+        <w:jc w:val="both"/>
+        <w:rPr>
+          <w:lang w:eastAsia="zh-CN"/>
+        </w:rPr>
+      </w:pPr>
+      <w:r>
+        <w:rPr>
+          <w:rFonts w:ascii="Times New Roman" w:hAnsi="Times New Roman" w:cs="Times New Roman" w:eastAsia="宋体" w:hint="eastAsia"/>
+          <w:sz w:val="21"/>
+          <w:szCs w:val="21"/>
+          <w:lang w:eastAsia="zh-CN"/>
+        </w:rPr>
+        <w:t xml:space="preserve">十五个部分以中国式现代化为统领，可以看作全面建设社会主义现代化国家的路线图。</w:t>
       </w:r>
     </w:p>
     <w:p>
@@ -198,7 +898,7 @@
           <w:szCs w:val="24"/>
           <w:lang w:eastAsia="zh-CN"/>
         </w:rPr>
-        <w:t>一、两次报告的主体内容</w:t>
+        <w:t xml:space="preserve">二、两份报告里分量最重的一些论断</w:t>
       </w:r>
     </w:p>
     <w:p>
@@ -219,125 +919,8 @@
           <w:szCs w:val="21"/>
           <w:lang w:eastAsia="zh-CN"/>
         </w:rPr>
-        <w:t>这两份报告分别是习近平同志在党的十九大、二十大上所作的报告，一份立于全面建成小康社会的决胜关头，一份立于向第二个百年奋斗目标进军的关键时刻，前后相接、一脉相承。两份报告的主体内容，都大体遵循</w:t>
-      </w:r>
-      <w:r>
-        <w:rPr>
-          <w:rFonts w:ascii="Times New Roman" w:hAnsi="Times New Roman" w:cs="Times New Roman" w:eastAsia="宋体" w:hint="eastAsia"/>
-          <w:sz w:val="21"/>
-          <w:szCs w:val="21"/>
-          <w:lang w:eastAsia="zh-CN"/>
-        </w:rPr>
-        <w:t>“</w:t>
-      </w:r>
-      <w:r>
-        <w:rPr>
-          <w:rFonts w:ascii="Times New Roman" w:hAnsi="Times New Roman" w:cs="Times New Roman" w:eastAsia="宋体" w:hint="eastAsia"/>
-          <w:sz w:val="21"/>
-          <w:szCs w:val="21"/>
-          <w:lang w:eastAsia="zh-CN"/>
-        </w:rPr>
-        <w:t>总结经验</w:t>
-      </w:r>
-      <w:r>
-        <w:rPr>
-          <w:rFonts w:ascii="Times New Roman" w:hAnsi="Times New Roman" w:cs="Times New Roman" w:eastAsia="宋体" w:hint="eastAsia"/>
-          <w:sz w:val="21"/>
-          <w:szCs w:val="21"/>
-          <w:lang w:eastAsia="zh-CN"/>
-        </w:rPr>
-        <w:t>——</w:t>
-      </w:r>
-      <w:r>
-        <w:rPr>
-          <w:rFonts w:ascii="Times New Roman" w:hAnsi="Times New Roman" w:cs="Times New Roman" w:eastAsia="宋体" w:hint="eastAsia"/>
-          <w:sz w:val="21"/>
-          <w:szCs w:val="21"/>
-          <w:lang w:eastAsia="zh-CN"/>
-        </w:rPr>
-        <w:t>判断方位</w:t>
-      </w:r>
-      <w:r>
-        <w:rPr>
-          <w:rFonts w:ascii="Times New Roman" w:hAnsi="Times New Roman" w:cs="Times New Roman" w:eastAsia="宋体" w:hint="eastAsia"/>
-          <w:sz w:val="21"/>
-          <w:szCs w:val="21"/>
-          <w:lang w:eastAsia="zh-CN"/>
-        </w:rPr>
-        <w:t>——</w:t>
-      </w:r>
-      <w:r>
-        <w:rPr>
-          <w:rFonts w:ascii="Times New Roman" w:hAnsi="Times New Roman" w:cs="Times New Roman" w:eastAsia="宋体" w:hint="eastAsia"/>
-          <w:sz w:val="21"/>
-          <w:szCs w:val="21"/>
-          <w:lang w:eastAsia="zh-CN"/>
-        </w:rPr>
-        <w:t>明确使命</w:t>
-      </w:r>
-      <w:r>
-        <w:rPr>
-          <w:rFonts w:ascii="Times New Roman" w:hAnsi="Times New Roman" w:cs="Times New Roman" w:eastAsia="宋体" w:hint="eastAsia"/>
-          <w:sz w:val="21"/>
-          <w:szCs w:val="21"/>
-          <w:lang w:eastAsia="zh-CN"/>
-        </w:rPr>
-        <w:t>——</w:t>
-      </w:r>
-      <w:r>
-        <w:rPr>
-          <w:rFonts w:ascii="Times New Roman" w:hAnsi="Times New Roman" w:cs="Times New Roman" w:eastAsia="宋体" w:hint="eastAsia"/>
-          <w:sz w:val="21"/>
-          <w:szCs w:val="21"/>
-          <w:lang w:eastAsia="zh-CN"/>
-        </w:rPr>
-        <w:t>部署任务</w:t>
-      </w:r>
-      <w:r>
-        <w:rPr>
-          <w:rFonts w:ascii="Times New Roman" w:hAnsi="Times New Roman" w:cs="Times New Roman" w:eastAsia="宋体" w:hint="eastAsia"/>
-          <w:sz w:val="21"/>
-          <w:szCs w:val="21"/>
-          <w:lang w:eastAsia="zh-CN"/>
-        </w:rPr>
-        <w:t>”</w:t>
-      </w:r>
-      <w:r>
-        <w:rPr>
-          <w:rFonts w:ascii="Times New Roman" w:hAnsi="Times New Roman" w:cs="Times New Roman" w:eastAsia="宋体" w:hint="eastAsia"/>
-          <w:sz w:val="21"/>
-          <w:szCs w:val="21"/>
-          <w:lang w:eastAsia="zh-CN"/>
-        </w:rPr>
-        <w:t>的逻辑展开，下面</w:t>
-      </w:r>
-      <w:r>
-        <w:rPr>
-          <w:rFonts w:hint="eastAsia" w:ascii="Times New Roman" w:hAnsi="Times New Roman" w:cs="Times New Roman" w:eastAsia="宋体"/>
-          <w:sz w:val="21"/>
-          <w:szCs w:val="21"/>
-          <w:lang w:eastAsia="zh-CN"/>
-        </w:rPr>
-        <w:t>对</w:t>
-      </w:r>
-      <w:r>
-        <w:rPr>
-          <w:rFonts w:ascii="Times New Roman" w:hAnsi="Times New Roman" w:cs="Times New Roman" w:eastAsia="宋体" w:hint="eastAsia"/>
-          <w:bCs/>
-          <w:sz w:val="21"/>
-          <w:szCs w:val="21"/>
-          <w:lang w:eastAsia="zh-CN"/>
-        </w:rPr>
-        <w:t>两次报告的主体内容</w:t>
-      </w:r>
-      <w:r>
-        <w:rPr>
-          <w:rFonts w:ascii="Times New Roman" w:hAnsi="Times New Roman" w:cs="Times New Roman" w:eastAsia="宋体" w:hint="eastAsia"/>
-          <w:sz w:val="21"/>
-          <w:szCs w:val="21"/>
-          <w:lang w:eastAsia="zh-CN"/>
-        </w:rPr>
-        <w:t>分别概括。</w:t>
+        <w:lastRenderedPageBreak/>
+        <w:t xml:space="preserve">两份报告真正的分量在论断上。有些是总纲性的：十九大作出“中国特色社会主义进入新时代”的判断，指出社会主要矛盾已经转化，并重申党的初心使命；二十大则系统阐述中国式现代化“既有各国现代化的共同特征，更有基于自己国情的中国特色”。围绕这些总纲，两份报告在八个领域各有一批论断和部署，下面按领域摘几条原句。</w:t>
       </w:r>
     </w:p>
     <w:p>
@@ -360,7 +943,7 @@
           <w:szCs w:val="21"/>
           <w:lang w:eastAsia="zh-CN"/>
         </w:rPr>
-        <w:t>（一）党的十九大报告</w:t>
+        <w:t xml:space="preserve">（一）经济领域</w:t>
       </w:r>
     </w:p>
     <w:p>
@@ -381,1176 +964,7 @@
           <w:szCs w:val="21"/>
           <w:lang w:eastAsia="zh-CN"/>
         </w:rPr>
-        <w:t>十九大报告共十三个部分。总体上，报告前半部分解决</w:t>
-      </w:r>
-      <w:r>
-        <w:rPr>
-          <w:rFonts w:ascii="Times New Roman" w:hAnsi="Times New Roman" w:cs="Times New Roman" w:eastAsia="宋体" w:hint="eastAsia"/>
-          <w:sz w:val="21"/>
-          <w:szCs w:val="21"/>
-          <w:lang w:eastAsia="zh-CN"/>
-        </w:rPr>
-        <w:t>“</w:t>
-      </w:r>
-      <w:r>
-        <w:rPr>
-          <w:rFonts w:ascii="Times New Roman" w:hAnsi="Times New Roman" w:cs="Times New Roman" w:eastAsia="宋体" w:hint="eastAsia"/>
-          <w:sz w:val="21"/>
-          <w:szCs w:val="21"/>
-          <w:lang w:eastAsia="zh-CN"/>
-        </w:rPr>
-        <w:t>怎么看</w:t>
-      </w:r>
-      <w:r>
-        <w:rPr>
-          <w:rFonts w:ascii="Times New Roman" w:hAnsi="Times New Roman" w:cs="Times New Roman" w:eastAsia="宋体" w:hint="eastAsia"/>
-          <w:sz w:val="21"/>
-          <w:szCs w:val="21"/>
-          <w:lang w:eastAsia="zh-CN"/>
-        </w:rPr>
-        <w:t>”</w:t>
-      </w:r>
-      <w:r>
-        <w:rPr>
-          <w:rFonts w:ascii="Times New Roman" w:hAnsi="Times New Roman" w:cs="Times New Roman" w:eastAsia="宋体" w:hint="eastAsia"/>
-          <w:sz w:val="21"/>
-          <w:szCs w:val="21"/>
-          <w:lang w:eastAsia="zh-CN"/>
-        </w:rPr>
-        <w:t>的问题，即总结成就、判断方位、明确使命、确立思想；后半部分解决</w:t>
-      </w:r>
-      <w:r>
-        <w:rPr>
-          <w:rFonts w:ascii="Times New Roman" w:hAnsi="Times New Roman" w:cs="Times New Roman" w:eastAsia="宋体" w:hint="eastAsia"/>
-          <w:sz w:val="21"/>
-          <w:szCs w:val="21"/>
-          <w:lang w:eastAsia="zh-CN"/>
-        </w:rPr>
-        <w:t>“</w:t>
-      </w:r>
-      <w:r>
-        <w:rPr>
-          <w:rFonts w:ascii="Times New Roman" w:hAnsi="Times New Roman" w:cs="Times New Roman" w:eastAsia="宋体" w:hint="eastAsia"/>
-          <w:sz w:val="21"/>
-          <w:szCs w:val="21"/>
-          <w:lang w:eastAsia="zh-CN"/>
-        </w:rPr>
-        <w:t>怎么干</w:t>
-      </w:r>
-      <w:r>
-        <w:rPr>
-          <w:rFonts w:ascii="Times New Roman" w:hAnsi="Times New Roman" w:cs="Times New Roman" w:eastAsia="宋体" w:hint="eastAsia"/>
-          <w:sz w:val="21"/>
-          <w:szCs w:val="21"/>
-          <w:lang w:eastAsia="zh-CN"/>
-        </w:rPr>
-        <w:t>”</w:t>
-      </w:r>
-      <w:r>
-        <w:rPr>
-          <w:rFonts w:ascii="Times New Roman" w:hAnsi="Times New Roman" w:cs="Times New Roman" w:eastAsia="宋体" w:hint="eastAsia"/>
-          <w:sz w:val="21"/>
-          <w:szCs w:val="21"/>
-          <w:lang w:eastAsia="zh-CN"/>
-        </w:rPr>
-        <w:t>的问题，即作出战略安排并部署经济、政治、文化、社会、生态、国防、统一、外交、党建九大领域的任务。各部分论述的要点如下。</w:t>
-      </w:r>
-    </w:p>
-    <w:p>
-      <w:pPr>
-        <w:pStyle w:val="a1"/>
-        <w:snapToGrid w:val="0"/>
-        <w:spacing w:line="300" w:lineRule="auto" w:before="0" w:after="0"/>
-        <w:ind w:firstLineChars="200" w:firstLine="420"/>
-        <w:jc w:val="both"/>
-        <w:rPr>
-          <w:lang w:eastAsia="zh-CN"/>
-        </w:rPr>
-      </w:pPr>
-      <w:r>
-        <w:rPr>
-          <w:rFonts w:ascii="Times New Roman" w:hAnsi="Times New Roman" w:cs="Times New Roman" w:eastAsia="宋体" w:hint="eastAsia"/>
-          <w:sz w:val="21"/>
-          <w:szCs w:val="21"/>
-          <w:lang w:eastAsia="zh-CN"/>
-        </w:rPr>
-        <w:t xml:space="preserve">1. </w:t>
-      </w:r>
-      <w:r>
-        <w:rPr>
-          <w:rFonts w:ascii="Times New Roman" w:hAnsi="Times New Roman" w:cs="Times New Roman" w:eastAsia="宋体" w:hint="eastAsia"/>
-          <w:sz w:val="21"/>
-          <w:szCs w:val="21"/>
-          <w:lang w:eastAsia="zh-CN"/>
-        </w:rPr>
-        <w:t xml:space="preserve">过去五年的工作和历史性变革：</w:t>
-      </w:r>
-      <w:r>
-        <w:rPr>
-          <w:rFonts w:ascii="Times New Roman" w:hAnsi="Times New Roman" w:cs="Times New Roman" w:eastAsia="宋体" w:hint="eastAsia"/>
-          <w:sz w:val="21"/>
-          <w:szCs w:val="21"/>
-          <w:lang w:eastAsia="zh-CN"/>
-        </w:rPr>
-        <w:t>报告</w:t>
-      </w:r>
-      <w:r>
-        <w:rPr>
-          <w:rFonts w:ascii="Times New Roman" w:hAnsi="Times New Roman" w:cs="Times New Roman" w:eastAsia="宋体" w:hint="eastAsia"/>
-          <w:sz w:val="21"/>
-          <w:szCs w:val="21"/>
-          <w:lang w:eastAsia="zh-CN"/>
-        </w:rPr>
-        <w:t>总结</w:t>
-      </w:r>
-      <w:r>
-        <w:rPr>
-          <w:rFonts w:hint="eastAsia" w:ascii="Times New Roman" w:hAnsi="Times New Roman" w:cs="Times New Roman" w:eastAsia="宋体"/>
-          <w:sz w:val="21"/>
-          <w:szCs w:val="21"/>
-          <w:lang w:eastAsia="zh-CN"/>
-        </w:rPr>
-        <w:t>了</w:t>
-      </w:r>
-      <w:r>
-        <w:rPr>
-          <w:rFonts w:ascii="Times New Roman" w:hAnsi="Times New Roman" w:cs="Times New Roman" w:eastAsia="宋体" w:hint="eastAsia"/>
-          <w:sz w:val="21"/>
-          <w:szCs w:val="21"/>
-          <w:lang w:eastAsia="zh-CN"/>
-        </w:rPr>
-        <w:t>五年</w:t>
-      </w:r>
-      <w:r>
-        <w:rPr>
-          <w:rFonts w:hint="eastAsia" w:ascii="Times New Roman" w:hAnsi="Times New Roman" w:cs="Times New Roman" w:eastAsia="宋体"/>
-          <w:sz w:val="21"/>
-          <w:szCs w:val="21"/>
-          <w:lang w:eastAsia="zh-CN"/>
-        </w:rPr>
-        <w:t>以来的</w:t>
-      </w:r>
-      <w:r>
-        <w:rPr>
-          <w:rFonts w:ascii="Times New Roman" w:hAnsi="Times New Roman" w:cs="Times New Roman" w:eastAsia="宋体" w:hint="eastAsia"/>
-          <w:sz w:val="21"/>
-          <w:szCs w:val="21"/>
-          <w:lang w:eastAsia="zh-CN"/>
-        </w:rPr>
-        <w:t>历史性成就，作出进入新时代社会主要矛盾变化的重大判断</w:t>
-      </w:r>
-      <w:r>
-        <w:rPr>
-          <w:rFonts w:hint="eastAsia" w:ascii="Times New Roman" w:hAnsi="Times New Roman" w:cs="Times New Roman" w:eastAsia="宋体"/>
-          <w:sz w:val="21"/>
-          <w:szCs w:val="21"/>
-          <w:lang w:eastAsia="zh-CN"/>
-        </w:rPr>
-        <w:t>；</w:t>
-      </w:r>
-      <w:r>
-        <w:rPr>
-          <w:rFonts w:ascii="Times New Roman" w:hAnsi="Times New Roman" w:cs="Times New Roman" w:eastAsia="宋体" w:hint="eastAsia"/>
-          <w:sz w:val="21"/>
-          <w:szCs w:val="21"/>
-          <w:lang w:eastAsia="zh-CN"/>
-        </w:rPr>
-        <w:t>用</w:t>
-      </w:r>
-      <w:r>
-        <w:rPr>
-          <w:rFonts w:ascii="Times New Roman" w:hAnsi="Times New Roman" w:cs="Times New Roman" w:eastAsia="宋体" w:hint="eastAsia"/>
-          <w:sz w:val="21"/>
-          <w:szCs w:val="21"/>
-          <w:lang w:eastAsia="zh-CN"/>
-        </w:rPr>
-        <w:t>“</w:t>
-      </w:r>
-      <w:r>
-        <w:rPr>
-          <w:rFonts w:ascii="Times New Roman" w:hAnsi="Times New Roman" w:cs="Times New Roman" w:eastAsia="宋体" w:hint="eastAsia"/>
-          <w:sz w:val="21"/>
-          <w:szCs w:val="21"/>
-          <w:lang w:eastAsia="zh-CN"/>
-        </w:rPr>
-        <w:t>极不平凡的五年</w:t>
-      </w:r>
-      <w:r>
-        <w:rPr>
-          <w:rFonts w:ascii="Times New Roman" w:hAnsi="Times New Roman" w:cs="Times New Roman" w:eastAsia="宋体" w:hint="eastAsia"/>
-          <w:sz w:val="21"/>
-          <w:szCs w:val="21"/>
-          <w:lang w:eastAsia="zh-CN"/>
-        </w:rPr>
-        <w:t>”</w:t>
-      </w:r>
-      <w:r>
-        <w:rPr>
-          <w:rFonts w:ascii="Times New Roman" w:hAnsi="Times New Roman" w:cs="Times New Roman" w:eastAsia="宋体" w:hint="eastAsia"/>
-          <w:sz w:val="21"/>
-          <w:szCs w:val="21"/>
-          <w:lang w:eastAsia="zh-CN"/>
-        </w:rPr>
-        <w:t>概括这五年，指出五年来的成就是全方位的、开创性的</w:t>
-      </w:r>
-      <w:r>
-        <w:rPr>
-          <w:rFonts w:hint="eastAsia" w:ascii="Times New Roman" w:hAnsi="Times New Roman" w:cs="Times New Roman" w:eastAsia="宋体"/>
-          <w:sz w:val="21"/>
-          <w:szCs w:val="21"/>
-          <w:lang w:eastAsia="zh-CN"/>
-        </w:rPr>
-        <w:t>，</w:t>
-      </w:r>
-      <w:r>
-        <w:rPr>
-          <w:rFonts w:ascii="Times New Roman" w:hAnsi="Times New Roman" w:cs="Times New Roman" w:eastAsia="宋体" w:hint="eastAsia"/>
-          <w:sz w:val="21"/>
-          <w:szCs w:val="21"/>
-          <w:lang w:eastAsia="zh-CN"/>
-        </w:rPr>
-        <w:t>变革是深层次的、根本性的，同时也不回避发展中的短板，为作出新的历史方位判断提供了现实依据。</w:t>
-      </w:r>
-    </w:p>
-    <w:p>
-      <w:pPr>
-        <w:pStyle w:val="a1"/>
-        <w:snapToGrid w:val="0"/>
-        <w:spacing w:line="300" w:lineRule="auto" w:before="0" w:after="0"/>
-        <w:ind w:firstLineChars="200" w:firstLine="420"/>
-        <w:jc w:val="both"/>
-        <w:rPr>
-          <w:lang w:eastAsia="zh-CN"/>
-        </w:rPr>
-      </w:pPr>
-      <w:r>
-        <w:rPr>
-          <w:rFonts w:ascii="Times New Roman" w:hAnsi="Times New Roman" w:cs="Times New Roman" w:eastAsia="宋体" w:hint="eastAsia"/>
-          <w:sz w:val="21"/>
-          <w:szCs w:val="21"/>
-          <w:lang w:eastAsia="zh-CN"/>
-        </w:rPr>
-        <w:t xml:space="preserve">2. </w:t>
-      </w:r>
-      <w:r>
-        <w:rPr>
-          <w:rFonts w:ascii="Times New Roman" w:hAnsi="Times New Roman" w:cs="Times New Roman" w:eastAsia="宋体" w:hint="eastAsia"/>
-          <w:sz w:val="21"/>
-          <w:szCs w:val="21"/>
-          <w:lang w:eastAsia="zh-CN"/>
-        </w:rPr>
-        <w:t xml:space="preserve">新时代中国共产党的历史使命：</w:t>
-      </w:r>
-      <w:r>
-        <w:rPr>
-          <w:rFonts w:ascii="Times New Roman" w:hAnsi="Times New Roman" w:cs="Times New Roman" w:eastAsia="宋体" w:hint="eastAsia"/>
-          <w:sz w:val="21"/>
-          <w:szCs w:val="21"/>
-          <w:lang w:eastAsia="zh-CN"/>
-        </w:rPr>
-        <w:t>报告</w:t>
-      </w:r>
-      <w:r>
-        <w:rPr>
-          <w:rFonts w:ascii="Times New Roman" w:hAnsi="Times New Roman" w:cs="Times New Roman" w:eastAsia="宋体" w:hint="eastAsia"/>
-          <w:sz w:val="21"/>
-          <w:szCs w:val="21"/>
-          <w:lang w:eastAsia="zh-CN"/>
-        </w:rPr>
-        <w:t>提出</w:t>
-      </w:r>
-      <w:r>
-        <w:rPr>
-          <w:rFonts w:hint="eastAsia" w:ascii="Times New Roman" w:hAnsi="Times New Roman" w:cs="Times New Roman" w:eastAsia="宋体"/>
-          <w:sz w:val="21"/>
-          <w:szCs w:val="21"/>
-          <w:lang w:eastAsia="zh-CN"/>
-        </w:rPr>
-        <w:t>了</w:t>
-      </w:r>
-      <w:r>
-        <w:rPr>
-          <w:rFonts w:ascii="Times New Roman" w:hAnsi="Times New Roman" w:cs="Times New Roman" w:eastAsia="宋体" w:hint="eastAsia"/>
-          <w:sz w:val="21"/>
-          <w:szCs w:val="21"/>
-          <w:lang w:eastAsia="zh-CN"/>
-        </w:rPr>
-        <w:t>“</w:t>
-      </w:r>
-      <w:r>
-        <w:rPr>
-          <w:rFonts w:ascii="Times New Roman" w:hAnsi="Times New Roman" w:cs="Times New Roman" w:eastAsia="宋体" w:hint="eastAsia"/>
-          <w:sz w:val="21"/>
-          <w:szCs w:val="21"/>
-          <w:lang w:eastAsia="zh-CN"/>
-        </w:rPr>
-        <w:t>四个伟大</w:t>
-      </w:r>
-      <w:r>
-        <w:rPr>
-          <w:rFonts w:ascii="Times New Roman" w:hAnsi="Times New Roman" w:cs="Times New Roman" w:eastAsia="宋体" w:hint="eastAsia"/>
-          <w:sz w:val="21"/>
-          <w:szCs w:val="21"/>
-          <w:lang w:eastAsia="zh-CN"/>
-        </w:rPr>
-        <w:t>”</w:t>
-      </w:r>
-      <w:r>
-        <w:rPr>
-          <w:rFonts w:ascii="Times New Roman" w:hAnsi="Times New Roman" w:cs="Times New Roman" w:eastAsia="宋体" w:hint="eastAsia"/>
-          <w:sz w:val="21"/>
-          <w:szCs w:val="21"/>
-          <w:lang w:eastAsia="zh-CN"/>
-        </w:rPr>
-        <w:t>，突出</w:t>
-      </w:r>
-      <w:r>
-        <w:rPr>
-          <w:rFonts w:hint="eastAsia" w:ascii="Times New Roman" w:hAnsi="Times New Roman" w:cs="Times New Roman" w:eastAsia="宋体"/>
-          <w:sz w:val="21"/>
-          <w:szCs w:val="21"/>
-          <w:lang w:eastAsia="zh-CN"/>
-        </w:rPr>
-        <w:t>了</w:t>
-      </w:r>
-      <w:r>
-        <w:rPr>
-          <w:rFonts w:ascii="Times New Roman" w:hAnsi="Times New Roman" w:cs="Times New Roman" w:eastAsia="宋体" w:hint="eastAsia"/>
-          <w:sz w:val="21"/>
-          <w:szCs w:val="21"/>
-          <w:lang w:eastAsia="zh-CN"/>
-        </w:rPr>
-        <w:t>党的建设新的伟大工程的决定性作用</w:t>
-      </w:r>
-      <w:r>
-        <w:rPr>
-          <w:rFonts w:hint="eastAsia" w:ascii="Times New Roman" w:hAnsi="Times New Roman" w:cs="Times New Roman" w:eastAsia="宋体"/>
-          <w:sz w:val="21"/>
-          <w:szCs w:val="21"/>
-          <w:lang w:eastAsia="zh-CN"/>
-        </w:rPr>
-        <w:t>，</w:t>
-      </w:r>
-      <w:r>
-        <w:rPr>
-          <w:rFonts w:ascii="Times New Roman" w:hAnsi="Times New Roman" w:cs="Times New Roman" w:eastAsia="宋体" w:hint="eastAsia"/>
-          <w:sz w:val="21"/>
-          <w:szCs w:val="21"/>
-          <w:lang w:eastAsia="zh-CN"/>
-        </w:rPr>
-        <w:t>从近代以来中华民族的历史进程讲起，指出实现伟大梦想必须进行伟大斗争、建设伟大工程、推进伟大事业，并强调</w:t>
-      </w:r>
-      <w:r>
-        <w:rPr>
-          <w:rFonts w:ascii="Times New Roman" w:hAnsi="Times New Roman" w:cs="Times New Roman" w:eastAsia="宋体" w:hint="eastAsia"/>
-          <w:sz w:val="21"/>
-          <w:szCs w:val="21"/>
-          <w:lang w:eastAsia="zh-CN"/>
-        </w:rPr>
-        <w:t>“</w:t>
-      </w:r>
-      <w:r>
-        <w:rPr>
-          <w:rFonts w:ascii="Times New Roman" w:hAnsi="Times New Roman" w:cs="Times New Roman" w:eastAsia="宋体" w:hint="eastAsia"/>
-          <w:sz w:val="21"/>
-          <w:szCs w:val="21"/>
-          <w:lang w:eastAsia="zh-CN"/>
-        </w:rPr>
-        <w:t>四个伟大</w:t>
-      </w:r>
-      <w:r>
-        <w:rPr>
-          <w:rFonts w:ascii="Times New Roman" w:hAnsi="Times New Roman" w:cs="Times New Roman" w:eastAsia="宋体" w:hint="eastAsia"/>
-          <w:sz w:val="21"/>
-          <w:szCs w:val="21"/>
-          <w:lang w:eastAsia="zh-CN"/>
-        </w:rPr>
-        <w:t>”</w:t>
-      </w:r>
-      <w:r>
-        <w:rPr>
-          <w:rFonts w:ascii="Times New Roman" w:hAnsi="Times New Roman" w:cs="Times New Roman" w:eastAsia="宋体" w:hint="eastAsia"/>
-          <w:sz w:val="21"/>
-          <w:szCs w:val="21"/>
-          <w:lang w:eastAsia="zh-CN"/>
-        </w:rPr>
-        <w:t>紧密联系、相互贯通，其中起决定性作用的是党的建设新的伟大工程。</w:t>
-      </w:r>
-    </w:p>
-    <w:p>
-      <w:pPr>
-        <w:pStyle w:val="a1"/>
-        <w:snapToGrid w:val="0"/>
-        <w:spacing w:line="300" w:lineRule="auto" w:before="0" w:after="0"/>
-        <w:ind w:firstLineChars="200" w:firstLine="420"/>
-        <w:jc w:val="both"/>
-        <w:rPr>
-          <w:lang w:eastAsia="zh-CN"/>
-        </w:rPr>
-      </w:pPr>
-      <w:r>
-        <w:rPr>
-          <w:rFonts w:ascii="Times New Roman" w:hAnsi="Times New Roman" w:cs="Times New Roman" w:eastAsia="宋体" w:hint="eastAsia"/>
-          <w:sz w:val="21"/>
-          <w:szCs w:val="21"/>
-          <w:lang w:eastAsia="zh-CN"/>
-        </w:rPr>
-        <w:lastRenderedPageBreak/>
-        <w:t xml:space="preserve">3. </w:t>
-      </w:r>
-      <w:r>
-        <w:rPr>
-          <w:rFonts w:ascii="Times New Roman" w:hAnsi="Times New Roman" w:cs="Times New Roman" w:eastAsia="宋体" w:hint="eastAsia"/>
-          <w:sz w:val="21"/>
-          <w:szCs w:val="21"/>
-          <w:lang w:eastAsia="zh-CN"/>
-        </w:rPr>
-        <w:t xml:space="preserve">新时代中国特色社会主义思想和基本方略：</w:t>
-      </w:r>
-      <w:r>
-        <w:rPr>
-          <w:rFonts w:ascii="Times New Roman" w:hAnsi="Times New Roman" w:cs="Times New Roman" w:eastAsia="宋体" w:hint="eastAsia"/>
-          <w:sz w:val="21"/>
-          <w:szCs w:val="21"/>
-          <w:lang w:eastAsia="zh-CN"/>
-        </w:rPr>
-        <w:t>报告</w:t>
-      </w:r>
-      <w:r>
-        <w:rPr>
-          <w:rFonts w:ascii="Times New Roman" w:hAnsi="Times New Roman" w:cs="Times New Roman" w:eastAsia="宋体" w:hint="eastAsia"/>
-          <w:sz w:val="21"/>
-          <w:szCs w:val="21"/>
-          <w:lang w:eastAsia="zh-CN"/>
-        </w:rPr>
-        <w:t>提出</w:t>
-      </w:r>
-      <w:r>
-        <w:rPr>
-          <w:rFonts w:hint="eastAsia" w:ascii="Times New Roman" w:hAnsi="Times New Roman" w:cs="Times New Roman" w:eastAsia="宋体"/>
-          <w:sz w:val="21"/>
-          <w:szCs w:val="21"/>
-          <w:lang w:eastAsia="zh-CN"/>
-        </w:rPr>
-        <w:t>了</w:t>
-      </w:r>
-      <w:r>
-        <w:rPr>
-          <w:rFonts w:ascii="Times New Roman" w:hAnsi="Times New Roman" w:cs="Times New Roman" w:eastAsia="宋体" w:hint="eastAsia"/>
-          <w:sz w:val="21"/>
-          <w:szCs w:val="21"/>
-          <w:lang w:eastAsia="zh-CN"/>
-        </w:rPr>
-        <w:t>“</w:t>
-      </w:r>
-      <w:r>
-        <w:rPr>
-          <w:rFonts w:ascii="Times New Roman" w:hAnsi="Times New Roman" w:cs="Times New Roman" w:eastAsia="宋体" w:hint="eastAsia"/>
-          <w:sz w:val="21"/>
-          <w:szCs w:val="21"/>
-          <w:lang w:eastAsia="zh-CN"/>
-        </w:rPr>
-        <w:t>十四个坚持</w:t>
-      </w:r>
-      <w:r>
-        <w:rPr>
-          <w:rFonts w:ascii="Times New Roman" w:hAnsi="Times New Roman" w:cs="Times New Roman" w:eastAsia="宋体" w:hint="eastAsia"/>
-          <w:sz w:val="21"/>
-          <w:szCs w:val="21"/>
-          <w:lang w:eastAsia="zh-CN"/>
-        </w:rPr>
-        <w:t>”</w:t>
-      </w:r>
-      <w:r>
-        <w:rPr>
-          <w:rFonts w:hint="eastAsia" w:ascii="Times New Roman" w:hAnsi="Times New Roman" w:cs="Times New Roman" w:eastAsia="宋体"/>
-          <w:sz w:val="21"/>
-          <w:szCs w:val="21"/>
-          <w:lang w:eastAsia="zh-CN"/>
-        </w:rPr>
-        <w:t>，</w:t>
-      </w:r>
-      <w:r>
-        <w:rPr>
-          <w:rFonts w:ascii="Times New Roman" w:hAnsi="Times New Roman" w:cs="Times New Roman" w:eastAsia="宋体" w:hint="eastAsia"/>
-          <w:sz w:val="21"/>
-          <w:szCs w:val="21"/>
-          <w:lang w:eastAsia="zh-CN"/>
-        </w:rPr>
-        <w:t>系统回答了新时代坚持和发展什么样的中国特色社会主义、怎样坚持和发展中国特色社会主义这一重大时代课题，并把</w:t>
-      </w:r>
-      <w:r>
-        <w:rPr>
-          <w:rFonts w:ascii="Times New Roman" w:hAnsi="Times New Roman" w:cs="Times New Roman" w:eastAsia="宋体" w:hint="eastAsia"/>
-          <w:sz w:val="21"/>
-          <w:szCs w:val="21"/>
-          <w:lang w:eastAsia="zh-CN"/>
-        </w:rPr>
-        <w:t>“</w:t>
-      </w:r>
-      <w:r>
-        <w:rPr>
-          <w:rFonts w:ascii="Times New Roman" w:hAnsi="Times New Roman" w:cs="Times New Roman" w:eastAsia="宋体" w:hint="eastAsia"/>
-          <w:sz w:val="21"/>
-          <w:szCs w:val="21"/>
-          <w:lang w:eastAsia="zh-CN"/>
-        </w:rPr>
-        <w:t>十四个坚持</w:t>
-      </w:r>
-      <w:r>
-        <w:rPr>
-          <w:rFonts w:ascii="Times New Roman" w:hAnsi="Times New Roman" w:cs="Times New Roman" w:eastAsia="宋体" w:hint="eastAsia"/>
-          <w:sz w:val="21"/>
-          <w:szCs w:val="21"/>
-          <w:lang w:eastAsia="zh-CN"/>
-        </w:rPr>
-        <w:t>”</w:t>
-      </w:r>
-      <w:r>
-        <w:rPr>
-          <w:rFonts w:ascii="Times New Roman" w:hAnsi="Times New Roman" w:cs="Times New Roman" w:eastAsia="宋体" w:hint="eastAsia"/>
-          <w:sz w:val="21"/>
-          <w:szCs w:val="21"/>
-          <w:lang w:eastAsia="zh-CN"/>
-        </w:rPr>
-        <w:t>确立为新时代坚持和发展中国特色社会主义的基本方略。</w:t>
-      </w:r>
-    </w:p>
-    <w:p>
-      <w:pPr>
-        <w:pStyle w:val="a1"/>
-        <w:snapToGrid w:val="0"/>
-        <w:spacing w:line="300" w:lineRule="auto" w:before="0" w:after="0"/>
-        <w:ind w:firstLineChars="200" w:firstLine="420"/>
-        <w:jc w:val="both"/>
-        <w:rPr>
-          <w:lang w:eastAsia="zh-CN"/>
-        </w:rPr>
-      </w:pPr>
-      <w:r>
-        <w:rPr>
-          <w:rFonts w:ascii="Times New Roman" w:hAnsi="Times New Roman" w:cs="Times New Roman" w:eastAsia="宋体" w:hint="eastAsia"/>
-          <w:sz w:val="21"/>
-          <w:szCs w:val="21"/>
-          <w:lang w:eastAsia="zh-CN"/>
-        </w:rPr>
-        <w:t xml:space="preserve">4. </w:t>
-      </w:r>
-      <w:r>
-        <w:rPr>
-          <w:rFonts w:ascii="Times New Roman" w:hAnsi="Times New Roman" w:cs="Times New Roman" w:eastAsia="宋体" w:hint="eastAsia"/>
-          <w:sz w:val="21"/>
-          <w:szCs w:val="21"/>
-          <w:lang w:eastAsia="zh-CN"/>
-        </w:rPr>
-        <w:t xml:space="preserve">决胜全面建成小康社会，开启新征程：</w:t>
-      </w:r>
-      <w:r>
-        <w:rPr>
-          <w:rFonts w:ascii="Times New Roman" w:hAnsi="Times New Roman" w:cs="Times New Roman" w:eastAsia="宋体" w:hint="eastAsia"/>
-          <w:sz w:val="21"/>
-          <w:szCs w:val="21"/>
-          <w:lang w:eastAsia="zh-CN"/>
-        </w:rPr>
-        <w:t>报告</w:t>
-      </w:r>
-      <w:r>
-        <w:rPr>
-          <w:rFonts w:ascii="Times New Roman" w:hAnsi="Times New Roman" w:cs="Times New Roman" w:eastAsia="宋体" w:hint="eastAsia"/>
-          <w:sz w:val="21"/>
-          <w:szCs w:val="21"/>
-          <w:lang w:eastAsia="zh-CN"/>
-        </w:rPr>
-        <w:t>提出</w:t>
-      </w:r>
-      <w:r>
-        <w:rPr>
-          <w:rFonts w:hint="eastAsia" w:ascii="Times New Roman" w:hAnsi="Times New Roman" w:cs="Times New Roman" w:eastAsia="宋体"/>
-          <w:sz w:val="21"/>
-          <w:szCs w:val="21"/>
-          <w:lang w:eastAsia="zh-CN"/>
-        </w:rPr>
-        <w:t>了</w:t>
-      </w:r>
-      <w:r>
-        <w:rPr>
-          <w:rFonts w:ascii="Times New Roman" w:hAnsi="Times New Roman" w:cs="Times New Roman" w:eastAsia="宋体" w:hint="eastAsia"/>
-          <w:sz w:val="21"/>
-          <w:szCs w:val="21"/>
-          <w:lang w:eastAsia="zh-CN"/>
-        </w:rPr>
-        <w:t>“</w:t>
-      </w:r>
-      <w:r>
-        <w:rPr>
-          <w:rFonts w:ascii="Times New Roman" w:hAnsi="Times New Roman" w:cs="Times New Roman" w:eastAsia="宋体" w:hint="eastAsia"/>
-          <w:sz w:val="21"/>
-          <w:szCs w:val="21"/>
-          <w:lang w:eastAsia="zh-CN"/>
-        </w:rPr>
-        <w:t>两步走</w:t>
-      </w:r>
-      <w:r>
-        <w:rPr>
-          <w:rFonts w:ascii="Times New Roman" w:hAnsi="Times New Roman" w:cs="Times New Roman" w:eastAsia="宋体" w:hint="eastAsia"/>
-          <w:sz w:val="21"/>
-          <w:szCs w:val="21"/>
-          <w:lang w:eastAsia="zh-CN"/>
-        </w:rPr>
-        <w:t>”</w:t>
-      </w:r>
-      <w:r>
-        <w:rPr>
-          <w:rFonts w:ascii="Times New Roman" w:hAnsi="Times New Roman" w:cs="Times New Roman" w:eastAsia="宋体" w:hint="eastAsia"/>
-          <w:sz w:val="21"/>
-          <w:szCs w:val="21"/>
-          <w:lang w:eastAsia="zh-CN"/>
-        </w:rPr>
-        <w:t>建成现代化强国的战略安排。报告明确从二〇二〇年到本世纪中叶分两个阶段安排，实现从全面建成小康社会到基本实现现代化、再到全面建成社会主义现代化强国的历史性跨越，为现代化建设画出了时间表和路线图。</w:t>
-      </w:r>
-    </w:p>
-    <w:p>
-      <w:pPr>
-        <w:pStyle w:val="a1"/>
-        <w:snapToGrid w:val="0"/>
-        <w:spacing w:line="300" w:lineRule="auto" w:before="0" w:after="0"/>
-        <w:ind w:firstLineChars="200" w:firstLine="420"/>
-        <w:jc w:val="both"/>
-        <w:rPr>
-          <w:lang w:eastAsia="zh-CN"/>
-        </w:rPr>
-      </w:pPr>
-      <w:r>
-        <w:rPr>
-          <w:rFonts w:ascii="Times New Roman" w:hAnsi="Times New Roman" w:cs="Times New Roman" w:eastAsia="宋体" w:hint="eastAsia"/>
-          <w:sz w:val="21"/>
-          <w:szCs w:val="21"/>
-          <w:lang w:eastAsia="zh-CN"/>
-        </w:rPr>
-        <w:t xml:space="preserve">5. </w:t>
-      </w:r>
-      <w:r>
-        <w:rPr>
-          <w:rFonts w:ascii="Times New Roman" w:hAnsi="Times New Roman" w:cs="Times New Roman" w:eastAsia="宋体" w:hint="eastAsia"/>
-          <w:sz w:val="21"/>
-          <w:szCs w:val="21"/>
-          <w:lang w:eastAsia="zh-CN"/>
-        </w:rPr>
-        <w:t xml:space="preserve">贯彻新发展理念，建设现代化经济体系：</w:t>
-      </w:r>
-      <w:r>
-        <w:rPr>
-          <w:rFonts w:ascii="Times New Roman" w:hAnsi="Times New Roman" w:cs="Times New Roman" w:eastAsia="宋体" w:hint="eastAsia"/>
-          <w:sz w:val="21"/>
-          <w:szCs w:val="21"/>
-          <w:lang w:eastAsia="zh-CN"/>
-        </w:rPr>
-        <w:t>报告</w:t>
-      </w:r>
-      <w:r>
-        <w:rPr>
-          <w:rFonts w:ascii="Times New Roman" w:hAnsi="Times New Roman" w:cs="Times New Roman" w:eastAsia="宋体" w:hint="eastAsia"/>
-          <w:sz w:val="21"/>
-          <w:szCs w:val="21"/>
-          <w:lang w:eastAsia="zh-CN"/>
-        </w:rPr>
-        <w:t>指出我国经济已由高速增长阶段转向高质量发展阶段，把建设现代化经济体系作为跨越关口的迫切要求和战略目标，从供给侧结构性改革、创新型国家、乡村振兴、区域协调等方面作出部署。</w:t>
-      </w:r>
-    </w:p>
-    <w:p>
-      <w:pPr>
-        <w:pStyle w:val="a1"/>
-        <w:snapToGrid w:val="0"/>
-        <w:spacing w:line="300" w:lineRule="auto" w:before="0" w:after="0"/>
-        <w:ind w:firstLineChars="200" w:firstLine="420"/>
-        <w:jc w:val="both"/>
-        <w:rPr>
-          <w:lang w:eastAsia="zh-CN"/>
-        </w:rPr>
-      </w:pPr>
-      <w:r>
-        <w:rPr>
-          <w:rFonts w:ascii="Times New Roman" w:hAnsi="Times New Roman" w:cs="Times New Roman" w:eastAsia="宋体" w:hint="eastAsia"/>
-          <w:sz w:val="21"/>
-          <w:szCs w:val="21"/>
-          <w:lang w:eastAsia="zh-CN"/>
-        </w:rPr>
-        <w:t xml:space="preserve">6. </w:t>
-      </w:r>
-      <w:r>
-        <w:rPr>
-          <w:rFonts w:ascii="Times New Roman" w:hAnsi="Times New Roman" w:cs="Times New Roman" w:eastAsia="宋体" w:hint="eastAsia"/>
-          <w:sz w:val="21"/>
-          <w:szCs w:val="21"/>
-          <w:lang w:eastAsia="zh-CN"/>
-        </w:rPr>
-        <w:t xml:space="preserve">健全人民当家作主制度体系，发展社会主义民主政治：坚持完善人大制度、发展协商民主。报告强调坚持党的领导、人民当家作主、依法治国有机统一，通过完善人民代表大会制度、发展社会主义协商民主，把我国社会主义民主政治的制度优势充分彰显出来。</w:t>
-      </w:r>
-    </w:p>
-    <w:p>
-      <w:pPr>
-        <w:pStyle w:val="a1"/>
-        <w:snapToGrid w:val="0"/>
-        <w:spacing w:line="300" w:lineRule="auto" w:before="0" w:after="0"/>
-        <w:ind w:firstLineChars="200" w:firstLine="420"/>
-        <w:jc w:val="both"/>
-        <w:rPr>
-          <w:lang w:eastAsia="zh-CN"/>
-        </w:rPr>
-      </w:pPr>
-      <w:r>
-        <w:rPr>
-          <w:rFonts w:ascii="Times New Roman" w:hAnsi="Times New Roman" w:cs="Times New Roman" w:eastAsia="宋体" w:hint="eastAsia"/>
-          <w:sz w:val="21"/>
-          <w:szCs w:val="21"/>
-          <w:lang w:eastAsia="zh-CN"/>
-        </w:rPr>
-        <w:t xml:space="preserve">7. </w:t>
-      </w:r>
-      <w:r>
-        <w:rPr>
-          <w:rFonts w:ascii="Times New Roman" w:hAnsi="Times New Roman" w:cs="Times New Roman" w:eastAsia="宋体" w:hint="eastAsia"/>
-          <w:sz w:val="21"/>
-          <w:szCs w:val="21"/>
-          <w:lang w:eastAsia="zh-CN"/>
-        </w:rPr>
-        <w:t xml:space="preserve">坚定文化自信，推动文化繁荣兴盛：掌握意识形态领导权，培育核心价值观。报告强调文化是一个国家、一个民族的灵魂，</w:t>
-      </w:r>
-      <w:r>
-        <w:rPr>
-          <w:rFonts w:hint="eastAsia" w:ascii="Times New Roman" w:hAnsi="Times New Roman" w:cs="Times New Roman" w:eastAsia="宋体"/>
-          <w:sz w:val="21"/>
-          <w:szCs w:val="21"/>
-          <w:lang w:eastAsia="zh-CN"/>
-        </w:rPr>
-        <w:t>应当</w:t>
-      </w:r>
-      <w:r>
-        <w:rPr>
-          <w:rFonts w:ascii="Times New Roman" w:hAnsi="Times New Roman" w:cs="Times New Roman" w:eastAsia="宋体" w:hint="eastAsia"/>
-          <w:sz w:val="21"/>
-          <w:szCs w:val="21"/>
-          <w:lang w:eastAsia="zh-CN"/>
-        </w:rPr>
-        <w:t>牢牢掌握意识形态工作领导权，培育和践行社会主义核心价值观，繁荣发展社会主义文艺，推动文化事业和文化产业发展。</w:t>
-      </w:r>
-    </w:p>
-    <w:p>
-      <w:pPr>
-        <w:pStyle w:val="a1"/>
-        <w:snapToGrid w:val="0"/>
-        <w:spacing w:line="300" w:lineRule="auto" w:before="0" w:after="0"/>
-        <w:ind w:firstLineChars="200" w:firstLine="420"/>
-        <w:jc w:val="both"/>
-        <w:rPr>
-          <w:lang w:eastAsia="zh-CN"/>
-        </w:rPr>
-      </w:pPr>
-      <w:r>
-        <w:rPr>
-          <w:rFonts w:ascii="Times New Roman" w:hAnsi="Times New Roman" w:cs="Times New Roman" w:eastAsia="宋体" w:hint="eastAsia"/>
-          <w:sz w:val="21"/>
-          <w:szCs w:val="21"/>
-          <w:lang w:eastAsia="zh-CN"/>
-        </w:rPr>
-        <w:t xml:space="preserve">8. </w:t>
-      </w:r>
-      <w:r>
-        <w:rPr>
-          <w:rFonts w:ascii="Times New Roman" w:hAnsi="Times New Roman" w:cs="Times New Roman" w:eastAsia="宋体" w:hint="eastAsia"/>
-          <w:sz w:val="21"/>
-          <w:szCs w:val="21"/>
-          <w:lang w:eastAsia="zh-CN"/>
-        </w:rPr>
-        <w:t xml:space="preserve">提高保障和改善民生水平，加强和创新社会治理：报告强调带领人民创造美好生活是党始终不渝的奋斗目标，从优先发展教育、提高就业质量和收入、健全社会保障、打赢脱贫攻坚战、实施健康中国战略等方面作出部署，着力解决群众最关心最直接最现实的利益问题。</w:t>
-      </w:r>
-    </w:p>
-    <w:p>
-      <w:pPr>
-        <w:pStyle w:val="a1"/>
-        <w:snapToGrid w:val="0"/>
-        <w:spacing w:line="300" w:lineRule="auto" w:before="0" w:after="0"/>
-        <w:ind w:firstLineChars="200" w:firstLine="420"/>
-        <w:jc w:val="both"/>
-        <w:rPr>
-          <w:lang w:eastAsia="zh-CN"/>
-        </w:rPr>
-      </w:pPr>
-      <w:r>
-        <w:rPr>
-          <w:rFonts w:ascii="Times New Roman" w:hAnsi="Times New Roman" w:cs="Times New Roman" w:eastAsia="宋体" w:hint="eastAsia"/>
-          <w:sz w:val="21"/>
-          <w:szCs w:val="21"/>
-          <w:lang w:eastAsia="zh-CN"/>
-        </w:rPr>
-        <w:lastRenderedPageBreak/>
-        <w:t xml:space="preserve">9. </w:t>
-      </w:r>
-      <w:r>
-        <w:rPr>
-          <w:rFonts w:ascii="Times New Roman" w:hAnsi="Times New Roman" w:cs="Times New Roman" w:eastAsia="宋体" w:hint="eastAsia"/>
-          <w:sz w:val="21"/>
-          <w:szCs w:val="21"/>
-          <w:lang w:eastAsia="zh-CN"/>
-        </w:rPr>
-        <w:t xml:space="preserve">加快生态文明体制改革，建设美丽中国：报告提出</w:t>
-      </w:r>
-      <w:r>
-        <w:rPr>
-          <w:rFonts w:ascii="Times New Roman" w:hAnsi="Times New Roman" w:cs="Times New Roman" w:eastAsia="宋体" w:hint="eastAsia"/>
-          <w:sz w:val="21"/>
-          <w:szCs w:val="21"/>
-          <w:lang w:eastAsia="zh-CN"/>
-        </w:rPr>
-        <w:t>“</w:t>
-      </w:r>
-      <w:r>
-        <w:rPr>
-          <w:rFonts w:ascii="Times New Roman" w:hAnsi="Times New Roman" w:cs="Times New Roman" w:eastAsia="宋体" w:hint="eastAsia"/>
-          <w:sz w:val="21"/>
-          <w:szCs w:val="21"/>
-          <w:lang w:eastAsia="zh-CN"/>
-        </w:rPr>
-        <w:t>人与自然是生命共同体</w:t>
-      </w:r>
-      <w:r>
-        <w:rPr>
-          <w:rFonts w:ascii="Times New Roman" w:hAnsi="Times New Roman" w:cs="Times New Roman" w:eastAsia="宋体" w:hint="eastAsia"/>
-          <w:sz w:val="21"/>
-          <w:szCs w:val="21"/>
-          <w:lang w:eastAsia="zh-CN"/>
-        </w:rPr>
-        <w:t>”</w:t>
-      </w:r>
-      <w:r>
-        <w:rPr>
-          <w:rFonts w:ascii="Times New Roman" w:hAnsi="Times New Roman" w:cs="Times New Roman" w:eastAsia="宋体" w:hint="eastAsia"/>
-          <w:sz w:val="21"/>
-          <w:szCs w:val="21"/>
-          <w:lang w:eastAsia="zh-CN"/>
-        </w:rPr>
-        <w:t>，强调建设人与自然和谐共生的现代化，通过推进绿色发展、着力解决突出环境问题、加大生态系统保护力度等举措建设美丽中国。</w:t>
-      </w:r>
-    </w:p>
-    <w:p>
-      <w:pPr>
-        <w:pStyle w:val="a1"/>
-        <w:snapToGrid w:val="0"/>
-        <w:spacing w:line="300" w:lineRule="auto" w:before="0" w:after="0"/>
-        <w:ind w:firstLineChars="200" w:firstLine="420"/>
-        <w:jc w:val="both"/>
-        <w:rPr>
-          <w:lang w:eastAsia="zh-CN"/>
-        </w:rPr>
-      </w:pPr>
-      <w:r>
-        <w:rPr>
-          <w:rFonts w:ascii="Times New Roman" w:hAnsi="Times New Roman" w:cs="Times New Roman" w:eastAsia="宋体" w:hint="eastAsia"/>
-          <w:sz w:val="21"/>
-          <w:szCs w:val="21"/>
-          <w:lang w:eastAsia="zh-CN"/>
-        </w:rPr>
-        <w:t xml:space="preserve">10. </w:t>
-      </w:r>
-      <w:r>
-        <w:rPr>
-          <w:rFonts w:ascii="Times New Roman" w:hAnsi="Times New Roman" w:cs="Times New Roman" w:eastAsia="宋体" w:hint="eastAsia"/>
-          <w:sz w:val="21"/>
-          <w:szCs w:val="21"/>
-          <w:lang w:eastAsia="zh-CN"/>
-        </w:rPr>
-        <w:t xml:space="preserve">坚持走中国特色强军之路：确立强军目标，报告确立新时代强军目标，提出力争到二〇三五年基本实现国防和军队现代化、到本世纪中叶把人民军队全面建成世界一流军队，并部署全面推进国防和军队现代化。</w:t>
-      </w:r>
-    </w:p>
-    <w:p>
-      <w:pPr>
-        <w:pStyle w:val="a1"/>
-        <w:snapToGrid w:val="0"/>
-        <w:spacing w:line="300" w:lineRule="auto" w:before="0" w:after="0"/>
-        <w:ind w:firstLineChars="200" w:firstLine="420"/>
-        <w:jc w:val="both"/>
-        <w:rPr>
-          <w:lang w:eastAsia="zh-CN"/>
-        </w:rPr>
-      </w:pPr>
-      <w:r>
-        <w:rPr>
-          <w:rFonts w:ascii="Times New Roman" w:hAnsi="Times New Roman" w:cs="Times New Roman" w:eastAsia="宋体" w:hint="eastAsia"/>
-          <w:sz w:val="21"/>
-          <w:szCs w:val="21"/>
-          <w:lang w:eastAsia="zh-CN"/>
-        </w:rPr>
-        <w:t xml:space="preserve">11. </w:t>
-      </w:r>
-      <w:r>
-        <w:rPr>
-          <w:rFonts w:ascii="Times New Roman" w:hAnsi="Times New Roman" w:cs="Times New Roman" w:eastAsia="宋体" w:hint="eastAsia"/>
-          <w:sz w:val="21"/>
-          <w:szCs w:val="21"/>
-          <w:lang w:eastAsia="zh-CN"/>
-        </w:rPr>
-        <w:t xml:space="preserve">坚持</w:t>
-      </w:r>
-      <w:r>
-        <w:rPr>
-          <w:rFonts w:ascii="Times New Roman" w:hAnsi="Times New Roman" w:cs="Times New Roman" w:eastAsia="宋体" w:hint="eastAsia"/>
-          <w:sz w:val="21"/>
-          <w:szCs w:val="21"/>
-          <w:lang w:eastAsia="zh-CN"/>
-        </w:rPr>
-        <w:t>“</w:t>
-      </w:r>
-      <w:r>
-        <w:rPr>
-          <w:rFonts w:ascii="Times New Roman" w:hAnsi="Times New Roman" w:cs="Times New Roman" w:eastAsia="宋体" w:hint="eastAsia"/>
-          <w:sz w:val="21"/>
-          <w:szCs w:val="21"/>
-          <w:lang w:eastAsia="zh-CN"/>
-        </w:rPr>
-        <w:t>一国两制</w:t>
-      </w:r>
-      <w:r>
-        <w:rPr>
-          <w:rFonts w:ascii="Times New Roman" w:hAnsi="Times New Roman" w:cs="Times New Roman" w:eastAsia="宋体" w:hint="eastAsia"/>
-          <w:sz w:val="21"/>
-          <w:szCs w:val="21"/>
-          <w:lang w:eastAsia="zh-CN"/>
-        </w:rPr>
-        <w:t>”</w:t>
-      </w:r>
-      <w:r>
-        <w:rPr>
-          <w:rFonts w:ascii="Times New Roman" w:hAnsi="Times New Roman" w:cs="Times New Roman" w:eastAsia="宋体" w:hint="eastAsia"/>
-          <w:sz w:val="21"/>
-          <w:szCs w:val="21"/>
-          <w:lang w:eastAsia="zh-CN"/>
-        </w:rPr>
-        <w:t>，推进祖国统一：报告强调全面准确贯彻</w:t>
-      </w:r>
-      <w:r>
-        <w:rPr>
-          <w:rFonts w:ascii="Times New Roman" w:hAnsi="Times New Roman" w:cs="Times New Roman" w:eastAsia="宋体" w:hint="eastAsia"/>
-          <w:sz w:val="21"/>
-          <w:szCs w:val="21"/>
-          <w:lang w:eastAsia="zh-CN"/>
-        </w:rPr>
-        <w:t>“</w:t>
-      </w:r>
-      <w:r>
-        <w:rPr>
-          <w:rFonts w:ascii="Times New Roman" w:hAnsi="Times New Roman" w:cs="Times New Roman" w:eastAsia="宋体" w:hint="eastAsia"/>
-          <w:sz w:val="21"/>
-          <w:szCs w:val="21"/>
-          <w:lang w:eastAsia="zh-CN"/>
-        </w:rPr>
-        <w:t>一国两制</w:t>
-      </w:r>
-      <w:r>
-        <w:rPr>
-          <w:rFonts w:ascii="Times New Roman" w:hAnsi="Times New Roman" w:cs="Times New Roman" w:eastAsia="宋体" w:hint="eastAsia"/>
-          <w:sz w:val="21"/>
-          <w:szCs w:val="21"/>
-          <w:lang w:eastAsia="zh-CN"/>
-        </w:rPr>
-        <w:t>”</w:t>
-      </w:r>
-      <w:r>
-        <w:rPr>
-          <w:rFonts w:ascii="Times New Roman" w:hAnsi="Times New Roman" w:cs="Times New Roman" w:eastAsia="宋体" w:hint="eastAsia"/>
-          <w:sz w:val="21"/>
-          <w:szCs w:val="21"/>
-          <w:lang w:eastAsia="zh-CN"/>
-        </w:rPr>
-        <w:t>方针，保持香港、澳门长期繁荣稳定；坚持一个中国原则和</w:t>
-      </w:r>
-      <w:r>
-        <w:rPr>
-          <w:rFonts w:ascii="Times New Roman" w:hAnsi="Times New Roman" w:cs="Times New Roman" w:eastAsia="宋体" w:hint="eastAsia"/>
-          <w:sz w:val="21"/>
-          <w:szCs w:val="21"/>
-          <w:lang w:eastAsia="zh-CN"/>
-        </w:rPr>
-        <w:t>“</w:t>
-      </w:r>
-      <w:r>
-        <w:rPr>
-          <w:rFonts w:ascii="Times New Roman" w:hAnsi="Times New Roman" w:cs="Times New Roman" w:eastAsia="宋体" w:hint="eastAsia"/>
-          <w:sz w:val="21"/>
-          <w:szCs w:val="21"/>
-          <w:lang w:eastAsia="zh-CN"/>
-        </w:rPr>
-        <w:t>九二共识</w:t>
-      </w:r>
-      <w:r>
-        <w:rPr>
-          <w:rFonts w:ascii="Times New Roman" w:hAnsi="Times New Roman" w:cs="Times New Roman" w:eastAsia="宋体" w:hint="eastAsia"/>
-          <w:sz w:val="21"/>
-          <w:szCs w:val="21"/>
-          <w:lang w:eastAsia="zh-CN"/>
-        </w:rPr>
-        <w:t>”</w:t>
-      </w:r>
-      <w:r>
-        <w:rPr>
-          <w:rFonts w:ascii="Times New Roman" w:hAnsi="Times New Roman" w:cs="Times New Roman" w:eastAsia="宋体" w:hint="eastAsia"/>
-          <w:sz w:val="21"/>
-          <w:szCs w:val="21"/>
-          <w:lang w:eastAsia="zh-CN"/>
-        </w:rPr>
-        <w:t>，推动两岸关系和平发展，坚决反对</w:t>
-      </w:r>
-      <w:r>
-        <w:rPr>
-          <w:rFonts w:ascii="Times New Roman" w:hAnsi="Times New Roman" w:cs="Times New Roman" w:eastAsia="宋体" w:hint="eastAsia"/>
-          <w:sz w:val="21"/>
-          <w:szCs w:val="21"/>
-          <w:lang w:eastAsia="zh-CN"/>
-        </w:rPr>
-        <w:t>“</w:t>
-      </w:r>
-      <w:r>
-        <w:rPr>
-          <w:rFonts w:ascii="Times New Roman" w:hAnsi="Times New Roman" w:cs="Times New Roman" w:eastAsia="宋体" w:hint="eastAsia"/>
-          <w:sz w:val="21"/>
-          <w:szCs w:val="21"/>
-          <w:lang w:eastAsia="zh-CN"/>
-        </w:rPr>
-        <w:t>台独</w:t>
-      </w:r>
-      <w:r>
-        <w:rPr>
-          <w:rFonts w:ascii="Times New Roman" w:hAnsi="Times New Roman" w:cs="Times New Roman" w:eastAsia="宋体" w:hint="eastAsia"/>
-          <w:sz w:val="21"/>
-          <w:szCs w:val="21"/>
-          <w:lang w:eastAsia="zh-CN"/>
-        </w:rPr>
-        <w:t>”</w:t>
-      </w:r>
-      <w:r>
-        <w:rPr>
-          <w:rFonts w:ascii="Times New Roman" w:hAnsi="Times New Roman" w:cs="Times New Roman" w:eastAsia="宋体" w:hint="eastAsia"/>
-          <w:sz w:val="21"/>
-          <w:szCs w:val="21"/>
-          <w:lang w:eastAsia="zh-CN"/>
-        </w:rPr>
-        <w:t>分裂活动。</w:t>
-      </w:r>
-    </w:p>
-    <w:p>
-      <w:pPr>
-        <w:pStyle w:val="a1"/>
-        <w:snapToGrid w:val="0"/>
-        <w:spacing w:line="300" w:lineRule="auto" w:before="0" w:after="0"/>
-        <w:ind w:firstLineChars="200" w:firstLine="420"/>
-        <w:jc w:val="both"/>
-        <w:rPr>
-          <w:lang w:eastAsia="zh-CN"/>
-        </w:rPr>
-      </w:pPr>
-      <w:r>
-        <w:rPr>
-          <w:rFonts w:ascii="Times New Roman" w:hAnsi="Times New Roman" w:cs="Times New Roman" w:eastAsia="宋体" w:hint="eastAsia"/>
-          <w:sz w:val="21"/>
-          <w:szCs w:val="21"/>
-          <w:lang w:eastAsia="zh-CN"/>
-        </w:rPr>
-        <w:t xml:space="preserve">12. </w:t>
-      </w:r>
-      <w:r>
-        <w:rPr>
-          <w:rFonts w:ascii="Times New Roman" w:hAnsi="Times New Roman" w:cs="Times New Roman" w:eastAsia="宋体" w:hint="eastAsia"/>
-          <w:sz w:val="21"/>
-          <w:szCs w:val="21"/>
-          <w:lang w:eastAsia="zh-CN"/>
-        </w:rPr>
-        <w:t xml:space="preserve">坚持和平发展道路，推动构建人类命运共同体：报告强调中国将高举和平、发展、合作、共赢的旗帜，推动建设相互尊重、公平正义、合作共赢的新型国际关系，推动构建人类命运共同体。</w:t>
-      </w:r>
-    </w:p>
-    <w:p>
-      <w:pPr>
-        <w:pStyle w:val="a1"/>
-        <w:snapToGrid w:val="0"/>
-        <w:spacing w:line="300" w:lineRule="auto" w:before="0" w:after="0"/>
-        <w:ind w:firstLineChars="200" w:firstLine="420"/>
-        <w:jc w:val="both"/>
-        <w:rPr>
-          <w:lang w:eastAsia="zh-CN"/>
-        </w:rPr>
-      </w:pPr>
-      <w:r>
-        <w:rPr>
-          <w:rFonts w:ascii="Times New Roman" w:hAnsi="Times New Roman" w:cs="Times New Roman" w:eastAsia="宋体" w:hint="eastAsia"/>
-          <w:sz w:val="21"/>
-          <w:szCs w:val="21"/>
-          <w:lang w:eastAsia="zh-CN"/>
-        </w:rPr>
-        <w:t xml:space="preserve">13. </w:t>
-      </w:r>
-      <w:r>
-        <w:rPr>
-          <w:rFonts w:ascii="Times New Roman" w:hAnsi="Times New Roman" w:cs="Times New Roman" w:eastAsia="宋体" w:hint="eastAsia"/>
-          <w:sz w:val="21"/>
-          <w:szCs w:val="21"/>
-          <w:lang w:eastAsia="zh-CN"/>
-        </w:rPr>
-        <w:t xml:space="preserve">坚定不移全面从严治党：报告提出新时代党的建设总要求，把党的政治建设摆在首位，坚持</w:t>
-      </w:r>
-      <w:r>
-        <w:rPr>
-          <w:rFonts w:ascii="Times New Roman" w:hAnsi="Times New Roman" w:cs="Times New Roman" w:eastAsia="宋体" w:hint="eastAsia"/>
-          <w:sz w:val="21"/>
-          <w:szCs w:val="21"/>
-          <w:lang w:eastAsia="zh-CN"/>
-        </w:rPr>
-        <w:t>“</w:t>
-      </w:r>
-      <w:r>
-        <w:rPr>
-          <w:rFonts w:ascii="Times New Roman" w:hAnsi="Times New Roman" w:cs="Times New Roman" w:eastAsia="宋体" w:hint="eastAsia"/>
-          <w:sz w:val="21"/>
-          <w:szCs w:val="21"/>
-          <w:lang w:eastAsia="zh-CN"/>
-        </w:rPr>
-        <w:t>全面从严治党永远在路上</w:t>
-      </w:r>
-      <w:r>
-        <w:rPr>
-          <w:rFonts w:ascii="Times New Roman" w:hAnsi="Times New Roman" w:cs="Times New Roman" w:eastAsia="宋体" w:hint="eastAsia"/>
-          <w:sz w:val="21"/>
-          <w:szCs w:val="21"/>
-          <w:lang w:eastAsia="zh-CN"/>
-        </w:rPr>
-        <w:t>”</w:t>
-      </w:r>
-      <w:r>
-        <w:rPr>
-          <w:rFonts w:ascii="Times New Roman" w:hAnsi="Times New Roman" w:cs="Times New Roman" w:eastAsia="宋体" w:hint="eastAsia"/>
-          <w:sz w:val="21"/>
-          <w:szCs w:val="21"/>
-          <w:lang w:eastAsia="zh-CN"/>
-        </w:rPr>
-        <w:t>，持之以恒正风肃纪，夺取反腐败斗争压倒性胜利，不断提高党的执政能力和领导水平。</w:t>
-      </w:r>
-    </w:p>
-    <w:p>
-      <w:pPr>
-        <w:pStyle w:val="a1"/>
-        <w:snapToGrid w:val="0"/>
-        <w:spacing w:line="300" w:lineRule="auto" w:before="0" w:after="0"/>
-        <w:ind w:firstLineChars="200" w:firstLine="420"/>
-        <w:jc w:val="both"/>
-        <w:rPr>
-          <w:lang w:eastAsia="zh-CN"/>
-        </w:rPr>
-      </w:pPr>
-      <w:r>
-        <w:rPr>
-          <w:rFonts w:ascii="Times New Roman" w:hAnsi="Times New Roman" w:cs="Times New Roman" w:eastAsia="宋体" w:hint="eastAsia"/>
-          <w:sz w:val="21"/>
-          <w:szCs w:val="21"/>
-          <w:lang w:eastAsia="zh-CN"/>
-        </w:rPr>
-        <w:t>总的看，这十三个部分环环相扣，前四部分构成理论总纲，后九部分构成实践部署，系统回答了新时代坚持和发展中国特色社会主义的总目标和行动纲领。</w:t>
+        <w:t xml:space="preserve">十九大判断我国经济已由高速增长转向高质量发展，提出建设现代化经济体系是跨越关口的迫切要求，并在乡村振兴上给出“二十字”总要求。二十大则明确高质量发展是首要任务，并强调教育、科技、人才是基础性、战略性支撑，科技是第一生产力、人才是第一资源、创新是第一动力。</w:t>
       </w:r>
     </w:p>
     <w:p>
@@ -1573,7 +987,7 @@
           <w:szCs w:val="21"/>
           <w:lang w:eastAsia="zh-CN"/>
         </w:rPr>
-        <w:t>（二）党的二十大报告</w:t>
+        <w:t xml:space="preserve">（二）政治领域</w:t>
       </w:r>
     </w:p>
     <w:p>
@@ -1594,43 +1008,30 @@
           <w:szCs w:val="21"/>
           <w:lang w:eastAsia="zh-CN"/>
         </w:rPr>
-        <w:t>二十大报告共十五个部分。总体上，报告以</w:t>
+        <w:t xml:space="preserve">十九大强调党的领导、人民当家作主、依法治国有机统一。二十大进一步指出全过程人民民主是社会主义民主政治的本质属性，并称全面依法治国是国家治理的一场深刻革命。</w:t>
       </w:r>
+    </w:p>
+    <w:p>
+      <w:pPr>
+        <w:pStyle w:val="a1"/>
+        <w:snapToGrid w:val="0"/>
+        <w:spacing w:before="160" w:after="80" w:line="300" w:lineRule="auto"/>
+        <w:ind/>
+        <w:jc w:val="left"/>
+        <w:rPr>
+          <w:lang w:eastAsia="zh-CN"/>
+        </w:rPr>
+      </w:pPr>
       <w:r>
         <w:rPr>
-          <w:rFonts w:ascii="Times New Roman" w:hAnsi="Times New Roman" w:cs="Times New Roman" w:eastAsia="宋体" w:hint="eastAsia"/>
+          <w:rFonts w:ascii="Times New Roman" w:hAnsi="Times New Roman" w:cs="Times New Roman" w:eastAsia="黑体" w:hint="eastAsia"/>
+          <w:b w:val="0"/>
+          <w:bCs w:val="0"/>
           <w:sz w:val="21"/>
           <w:szCs w:val="21"/>
           <w:lang w:eastAsia="zh-CN"/>
         </w:rPr>
-        <w:t>“</w:t>
-      </w:r>
-      <w:r>
-        <w:rPr>
-          <w:rFonts w:ascii="Times New Roman" w:hAnsi="Times New Roman" w:cs="Times New Roman" w:eastAsia="宋体" w:hint="eastAsia"/>
-          <w:sz w:val="21"/>
-          <w:szCs w:val="21"/>
-          <w:lang w:eastAsia="zh-CN"/>
-        </w:rPr>
-        <w:t>全面建设社会主义现代化国家、全面推进中华民族伟大复兴</w:t>
-      </w:r>
-      <w:r>
-        <w:rPr>
-          <w:rFonts w:ascii="Times New Roman" w:hAnsi="Times New Roman" w:cs="Times New Roman" w:eastAsia="宋体" w:hint="eastAsia"/>
-          <w:sz w:val="21"/>
-          <w:szCs w:val="21"/>
-          <w:lang w:eastAsia="zh-CN"/>
-        </w:rPr>
-        <w:t>”</w:t>
-      </w:r>
-      <w:r>
-        <w:rPr>
-          <w:rFonts w:ascii="Times New Roman" w:hAnsi="Times New Roman" w:cs="Times New Roman" w:eastAsia="宋体" w:hint="eastAsia"/>
-          <w:sz w:val="21"/>
-          <w:szCs w:val="21"/>
-          <w:lang w:eastAsia="zh-CN"/>
-        </w:rPr>
-        <w:t>为主题，在前三个部分完成理论铺垫后，从经济到党建十二个领域作出部署，贯穿其中的主线是中国式现代化。各部分论述的主要观点如下。</w:t>
+        <w:t xml:space="preserve">（三）文化领域</w:t>
       </w:r>
     </w:p>
     <w:p>
@@ -1651,8 +1052,44 @@
           <w:szCs w:val="21"/>
           <w:lang w:eastAsia="zh-CN"/>
         </w:rPr>
-        <w:t xml:space="preserve">1. </w:t>
+        <w:lastRenderedPageBreak/>
+        <w:t xml:space="preserve">十九大提出没有高度的文化自信就没有中华民族伟大复兴。二十大提出“两个结合”，强调只有把马克思主义基本原理同中国具体实际、同中华优秀传统文化相结合，才能回答时代之问。</w:t>
       </w:r>
+    </w:p>
+    <w:p>
+      <w:pPr>
+        <w:pStyle w:val="a1"/>
+        <w:snapToGrid w:val="0"/>
+        <w:spacing w:before="160" w:after="80" w:line="300" w:lineRule="auto"/>
+        <w:ind/>
+        <w:jc w:val="left"/>
+        <w:rPr>
+          <w:lang w:eastAsia="zh-CN"/>
+        </w:rPr>
+      </w:pPr>
+      <w:r>
+        <w:rPr>
+          <w:rFonts w:ascii="Times New Roman" w:hAnsi="Times New Roman" w:cs="Times New Roman" w:eastAsia="黑体" w:hint="eastAsia"/>
+          <w:b w:val="0"/>
+          <w:bCs w:val="0"/>
+          <w:sz w:val="21"/>
+          <w:szCs w:val="21"/>
+          <w:lang w:eastAsia="zh-CN"/>
+        </w:rPr>
+        <w:t xml:space="preserve">（四）社会领域</w:t>
+      </w:r>
+    </w:p>
+    <w:p>
+      <w:pPr>
+        <w:pStyle w:val="a1"/>
+        <w:snapToGrid w:val="0"/>
+        <w:spacing w:line="300" w:lineRule="auto" w:before="0" w:after="0"/>
+        <w:ind w:firstLineChars="200" w:firstLine="420"/>
+        <w:jc w:val="both"/>
+        <w:rPr>
+          <w:lang w:eastAsia="zh-CN"/>
+        </w:rPr>
+      </w:pPr>
       <w:r>
         <w:rPr>
           <w:rFonts w:ascii="Times New Roman" w:hAnsi="Times New Roman" w:cs="Times New Roman" w:eastAsia="宋体" w:hint="eastAsia"/>
@@ -1660,8 +1097,43 @@
           <w:szCs w:val="21"/>
           <w:lang w:eastAsia="zh-CN"/>
         </w:rPr>
-        <w:t xml:space="preserve">过去五年的工作和新时代十年的伟大变革：报告概括了对党和人民事业具有重大现实意义和深远历史意义的</w:t>
+        <w:t xml:space="preserve">十九大提出“房子是用来住的、不是用来炒的”，并承诺让贫困人口和贫困地区同全国一道进入全面小康。二十大进一步讲“江山就是人民，人民就是江山”。</w:t>
       </w:r>
+    </w:p>
+    <w:p>
+      <w:pPr>
+        <w:pStyle w:val="a1"/>
+        <w:snapToGrid w:val="0"/>
+        <w:spacing w:before="160" w:after="80" w:line="300" w:lineRule="auto"/>
+        <w:ind/>
+        <w:jc w:val="left"/>
+        <w:rPr>
+          <w:lang w:eastAsia="zh-CN"/>
+        </w:rPr>
+      </w:pPr>
+      <w:r>
+        <w:rPr>
+          <w:rFonts w:ascii="Times New Roman" w:hAnsi="Times New Roman" w:cs="Times New Roman" w:eastAsia="黑体" w:hint="eastAsia"/>
+          <w:b w:val="0"/>
+          <w:bCs w:val="0"/>
+          <w:sz w:val="21"/>
+          <w:szCs w:val="21"/>
+          <w:lang w:eastAsia="zh-CN"/>
+        </w:rPr>
+        <w:t xml:space="preserve">（五）生态领域</w:t>
+      </w:r>
+    </w:p>
+    <w:p>
+      <w:pPr>
+        <w:pStyle w:val="a1"/>
+        <w:snapToGrid w:val="0"/>
+        <w:spacing w:line="300" w:lineRule="auto" w:before="0" w:after="0"/>
+        <w:ind w:firstLineChars="200" w:firstLine="420"/>
+        <w:jc w:val="both"/>
+        <w:rPr>
+          <w:lang w:eastAsia="zh-CN"/>
+        </w:rPr>
+      </w:pPr>
       <w:r>
         <w:rPr>
           <w:rFonts w:ascii="Times New Roman" w:hAnsi="Times New Roman" w:cs="Times New Roman" w:eastAsia="宋体" w:hint="eastAsia"/>
@@ -1669,8 +1141,43 @@
           <w:szCs w:val="21"/>
           <w:lang w:eastAsia="zh-CN"/>
         </w:rPr>
-        <w:t>“</w:t>
+        <w:t xml:space="preserve">十九大提出“人与自然是生命共同体”，要求树立和践行绿水青山就是金山银山的理念。二十大把尊重自然、顺应自然、保护自然上升为现代化建设的内在要求。</w:t>
       </w:r>
+    </w:p>
+    <w:p>
+      <w:pPr>
+        <w:pStyle w:val="a1"/>
+        <w:snapToGrid w:val="0"/>
+        <w:spacing w:before="160" w:after="80" w:line="300" w:lineRule="auto"/>
+        <w:ind/>
+        <w:jc w:val="left"/>
+        <w:rPr>
+          <w:lang w:eastAsia="zh-CN"/>
+        </w:rPr>
+      </w:pPr>
+      <w:r>
+        <w:rPr>
+          <w:rFonts w:ascii="Times New Roman" w:hAnsi="Times New Roman" w:cs="Times New Roman" w:eastAsia="黑体" w:hint="eastAsia"/>
+          <w:b w:val="0"/>
+          <w:bCs w:val="0"/>
+          <w:sz w:val="21"/>
+          <w:szCs w:val="21"/>
+          <w:lang w:eastAsia="zh-CN"/>
+        </w:rPr>
+        <w:t xml:space="preserve">（六）国防领域</w:t>
+      </w:r>
+    </w:p>
+    <w:p>
+      <w:pPr>
+        <w:pStyle w:val="a1"/>
+        <w:snapToGrid w:val="0"/>
+        <w:spacing w:line="300" w:lineRule="auto" w:before="0" w:after="0"/>
+        <w:ind w:firstLineChars="200" w:firstLine="420"/>
+        <w:jc w:val="both"/>
+        <w:rPr>
+          <w:lang w:eastAsia="zh-CN"/>
+        </w:rPr>
+      </w:pPr>
       <w:r>
         <w:rPr>
           <w:rFonts w:ascii="Times New Roman" w:hAnsi="Times New Roman" w:cs="Times New Roman" w:eastAsia="宋体" w:hint="eastAsia"/>
@@ -1678,26 +1185,43 @@
           <w:szCs w:val="21"/>
           <w:lang w:eastAsia="zh-CN"/>
         </w:rPr>
-        <w:t>三件大事</w:t>
+        <w:t xml:space="preserve">十九大确立新时代强军目标，给出到二〇三五年基本实现国防和军队现代化、到本世纪中叶建成世界一流军队的安排。二十大提出如期实现建军一百年奋斗目标。</w:t>
       </w:r>
+    </w:p>
+    <w:p>
+      <w:pPr>
+        <w:pStyle w:val="a1"/>
+        <w:snapToGrid w:val="0"/>
+        <w:spacing w:before="160" w:after="80" w:line="300" w:lineRule="auto"/>
+        <w:ind/>
+        <w:jc w:val="left"/>
+        <w:rPr>
+          <w:lang w:eastAsia="zh-CN"/>
+        </w:rPr>
+      </w:pPr>
       <w:r>
         <w:rPr>
-          <w:rFonts w:ascii="Times New Roman" w:hAnsi="Times New Roman" w:cs="Times New Roman" w:eastAsia="宋体" w:hint="eastAsia"/>
+          <w:rFonts w:ascii="Times New Roman" w:hAnsi="Times New Roman" w:cs="Times New Roman" w:eastAsia="黑体" w:hint="eastAsia"/>
+          <w:b w:val="0"/>
+          <w:bCs w:val="0"/>
           <w:sz w:val="21"/>
           <w:szCs w:val="21"/>
           <w:lang w:eastAsia="zh-CN"/>
         </w:rPr>
-        <w:t>”</w:t>
+        <w:t xml:space="preserve">（七）外交领域</w:t>
       </w:r>
-      <w:r>
+    </w:p>
+    <w:p>
+      <w:pPr>
+        <w:pStyle w:val="a1"/>
+        <w:snapToGrid w:val="0"/>
+        <w:spacing w:line="300" w:lineRule="auto" w:before="0" w:after="0"/>
+        <w:ind w:firstLineChars="200" w:firstLine="420"/>
+        <w:jc w:val="both"/>
         <w:rPr>
-          <w:rFonts w:ascii="Times New Roman" w:hAnsi="Times New Roman" w:cs="Times New Roman" w:eastAsia="宋体" w:hint="eastAsia"/>
-          <w:sz w:val="21"/>
-          <w:szCs w:val="21"/>
           <w:lang w:eastAsia="zh-CN"/>
         </w:rPr>
-        <w:t>，即迎来中国共产党成立一百周年、中国特色社会主义进入新时代、完成脱贫攻坚和全面建成小康社会的历史任务，并</w:t>
-      </w:r>
+      </w:pPr>
       <w:r>
         <w:rPr>
           <w:rFonts w:ascii="Times New Roman" w:hAnsi="Times New Roman" w:cs="Times New Roman" w:eastAsia="宋体" w:hint="eastAsia"/>
@@ -1706,7 +1230,30 @@
           <w:lang w:eastAsia="zh-CN"/>
         </w:rPr>
         <w:lastRenderedPageBreak/>
-        <w:t>指出新时代十年的伟大变革在党史、新中国史、改革开放史、社会主义发展史、中华民族发展史上具有里程碑意义。</w:t>
+        <w:t xml:space="preserve">十九大主张建设相互尊重、公平正义、合作共赢的新型国际关系。二十大重申中国始终维护世界和平、促进共同发展。</w:t>
+      </w:r>
+    </w:p>
+    <w:p>
+      <w:pPr>
+        <w:pStyle w:val="a1"/>
+        <w:snapToGrid w:val="0"/>
+        <w:spacing w:before="160" w:after="80" w:line="300" w:lineRule="auto"/>
+        <w:ind/>
+        <w:jc w:val="left"/>
+        <w:rPr>
+          <w:lang w:eastAsia="zh-CN"/>
+        </w:rPr>
+      </w:pPr>
+      <w:r>
+        <w:rPr>
+          <w:rFonts w:ascii="Times New Roman" w:hAnsi="Times New Roman" w:cs="Times New Roman" w:eastAsia="黑体" w:hint="eastAsia"/>
+          <w:b w:val="0"/>
+          <w:bCs w:val="0"/>
+          <w:sz w:val="21"/>
+          <w:szCs w:val="21"/>
+          <w:lang w:eastAsia="zh-CN"/>
+        </w:rPr>
+        <w:t xml:space="preserve">（八）党建领域</w:t>
       </w:r>
     </w:p>
     <w:p>
@@ -1727,644 +1274,7 @@
           <w:szCs w:val="21"/>
           <w:lang w:eastAsia="zh-CN"/>
         </w:rPr>
-        <w:t xml:space="preserve">2. </w:t>
-      </w:r>
-      <w:r>
-        <w:rPr>
-          <w:rFonts w:ascii="Times New Roman" w:hAnsi="Times New Roman" w:cs="Times New Roman" w:eastAsia="宋体" w:hint="eastAsia"/>
-          <w:sz w:val="21"/>
-          <w:szCs w:val="21"/>
-          <w:lang w:eastAsia="zh-CN"/>
-        </w:rPr>
-        <w:t xml:space="preserve">开辟马克思主义中国化时代化新境界：提出</w:t>
-      </w:r>
-      <w:r>
-        <w:rPr>
-          <w:rFonts w:ascii="Times New Roman" w:hAnsi="Times New Roman" w:cs="Times New Roman" w:eastAsia="宋体" w:hint="eastAsia"/>
-          <w:sz w:val="21"/>
-          <w:szCs w:val="21"/>
-          <w:lang w:eastAsia="zh-CN"/>
-        </w:rPr>
-        <w:t>“</w:t>
-      </w:r>
-      <w:r>
-        <w:rPr>
-          <w:rFonts w:ascii="Times New Roman" w:hAnsi="Times New Roman" w:cs="Times New Roman" w:eastAsia="宋体" w:hint="eastAsia"/>
-          <w:sz w:val="21"/>
-          <w:szCs w:val="21"/>
-          <w:lang w:eastAsia="zh-CN"/>
-        </w:rPr>
-        <w:t>两个结合</w:t>
-      </w:r>
-      <w:r>
-        <w:rPr>
-          <w:rFonts w:ascii="Times New Roman" w:hAnsi="Times New Roman" w:cs="Times New Roman" w:eastAsia="宋体" w:hint="eastAsia"/>
-          <w:sz w:val="21"/>
-          <w:szCs w:val="21"/>
-          <w:lang w:eastAsia="zh-CN"/>
-        </w:rPr>
-        <w:t>”</w:t>
-      </w:r>
-      <w:r>
-        <w:rPr>
-          <w:rFonts w:ascii="Times New Roman" w:hAnsi="Times New Roman" w:cs="Times New Roman" w:eastAsia="宋体" w:hint="eastAsia"/>
-          <w:sz w:val="21"/>
-          <w:szCs w:val="21"/>
-          <w:lang w:eastAsia="zh-CN"/>
-        </w:rPr>
-        <w:t>和</w:t>
-      </w:r>
-      <w:r>
-        <w:rPr>
-          <w:rFonts w:ascii="Times New Roman" w:hAnsi="Times New Roman" w:cs="Times New Roman" w:eastAsia="宋体" w:hint="eastAsia"/>
-          <w:sz w:val="21"/>
-          <w:szCs w:val="21"/>
-          <w:lang w:eastAsia="zh-CN"/>
-        </w:rPr>
-        <w:t>“</w:t>
-      </w:r>
-      <w:r>
-        <w:rPr>
-          <w:rFonts w:ascii="Times New Roman" w:hAnsi="Times New Roman" w:cs="Times New Roman" w:eastAsia="宋体" w:hint="eastAsia"/>
-          <w:sz w:val="21"/>
-          <w:szCs w:val="21"/>
-          <w:lang w:eastAsia="zh-CN"/>
-        </w:rPr>
-        <w:t>六个必须坚持</w:t>
-      </w:r>
-      <w:r>
-        <w:rPr>
-          <w:rFonts w:ascii="Times New Roman" w:hAnsi="Times New Roman" w:cs="Times New Roman" w:eastAsia="宋体" w:hint="eastAsia"/>
-          <w:sz w:val="21"/>
-          <w:szCs w:val="21"/>
-          <w:lang w:eastAsia="zh-CN"/>
-        </w:rPr>
-        <w:t>”</w:t>
-      </w:r>
-      <w:r>
-        <w:rPr>
-          <w:rFonts w:hint="eastAsia" w:ascii="Times New Roman" w:hAnsi="Times New Roman" w:cs="Times New Roman" w:eastAsia="宋体"/>
-          <w:sz w:val="21"/>
-          <w:szCs w:val="21"/>
-          <w:lang w:eastAsia="zh-CN"/>
-        </w:rPr>
-        <w:t>，即</w:t>
-      </w:r>
-      <w:r>
-        <w:rPr>
-          <w:rFonts w:ascii="Times New Roman" w:hAnsi="Times New Roman" w:cs="Times New Roman" w:eastAsia="宋体" w:hint="eastAsia"/>
-          <w:sz w:val="21"/>
-          <w:szCs w:val="21"/>
-          <w:lang w:eastAsia="zh-CN"/>
-        </w:rPr>
-        <w:t>报告提出把马克思主义基本原理同中国具体实际相结合、同中华优秀传统文化相结合，并把新时代中国特色社会主义思想的世界观和方法论概括为</w:t>
-      </w:r>
-      <w:r>
-        <w:rPr>
-          <w:rFonts w:ascii="Times New Roman" w:hAnsi="Times New Roman" w:cs="Times New Roman" w:eastAsia="宋体" w:hint="eastAsia"/>
-          <w:sz w:val="21"/>
-          <w:szCs w:val="21"/>
-          <w:lang w:eastAsia="zh-CN"/>
-        </w:rPr>
-        <w:t>“</w:t>
-      </w:r>
-      <w:r>
-        <w:rPr>
-          <w:rFonts w:ascii="Times New Roman" w:hAnsi="Times New Roman" w:cs="Times New Roman" w:eastAsia="宋体" w:hint="eastAsia"/>
-          <w:sz w:val="21"/>
-          <w:szCs w:val="21"/>
-          <w:lang w:eastAsia="zh-CN"/>
-        </w:rPr>
-        <w:t>必须坚持人民至上、自信自立、守正创新、问题导向、系统观念、胸怀天下</w:t>
-      </w:r>
-      <w:r>
-        <w:rPr>
-          <w:rFonts w:ascii="Times New Roman" w:hAnsi="Times New Roman" w:cs="Times New Roman" w:eastAsia="宋体" w:hint="eastAsia"/>
-          <w:sz w:val="21"/>
-          <w:szCs w:val="21"/>
-          <w:lang w:eastAsia="zh-CN"/>
-        </w:rPr>
-        <w:t>”</w:t>
-      </w:r>
-      <w:r>
-        <w:rPr>
-          <w:rFonts w:ascii="Times New Roman" w:hAnsi="Times New Roman" w:cs="Times New Roman" w:eastAsia="宋体" w:hint="eastAsia"/>
-          <w:sz w:val="21"/>
-          <w:szCs w:val="21"/>
-          <w:lang w:eastAsia="zh-CN"/>
-        </w:rPr>
-        <w:t>。</w:t>
-      </w:r>
-    </w:p>
-    <w:p>
-      <w:pPr>
-        <w:pStyle w:val="a1"/>
-        <w:snapToGrid w:val="0"/>
-        <w:spacing w:line="300" w:lineRule="auto" w:before="0" w:after="0"/>
-        <w:ind w:firstLineChars="200" w:firstLine="420"/>
-        <w:jc w:val="both"/>
-        <w:rPr>
-          <w:lang w:eastAsia="zh-CN"/>
-        </w:rPr>
-      </w:pPr>
-      <w:r>
-        <w:rPr>
-          <w:rFonts w:ascii="Times New Roman" w:hAnsi="Times New Roman" w:cs="Times New Roman" w:eastAsia="宋体" w:hint="eastAsia"/>
-          <w:sz w:val="21"/>
-          <w:szCs w:val="21"/>
-          <w:lang w:eastAsia="zh-CN"/>
-        </w:rPr>
-        <w:t xml:space="preserve">3. </w:t>
-      </w:r>
-      <w:r>
-        <w:rPr>
-          <w:rFonts w:ascii="Times New Roman" w:hAnsi="Times New Roman" w:cs="Times New Roman" w:eastAsia="宋体" w:hint="eastAsia"/>
-          <w:sz w:val="21"/>
-          <w:szCs w:val="21"/>
-          <w:lang w:eastAsia="zh-CN"/>
-        </w:rPr>
-        <w:t xml:space="preserve">新时代新征程党的使命任务：报告明确从现在起党的中心任务是团结带领全国各族人民全面建成社会主义现代化强国、实现第二个百年奋斗目标，以中国式现代化全面推进中华民族伟大复兴，并系统阐述中国式现代化的五个中国特色和本质要求。</w:t>
-      </w:r>
-    </w:p>
-    <w:p>
-      <w:pPr>
-        <w:pStyle w:val="a1"/>
-        <w:snapToGrid w:val="0"/>
-        <w:spacing w:line="300" w:lineRule="auto" w:before="0" w:after="0"/>
-        <w:ind w:firstLineChars="200" w:firstLine="420"/>
-        <w:jc w:val="both"/>
-        <w:rPr>
-          <w:lang w:eastAsia="zh-CN"/>
-        </w:rPr>
-      </w:pPr>
-      <w:r>
-        <w:rPr>
-          <w:rFonts w:ascii="Times New Roman" w:hAnsi="Times New Roman" w:cs="Times New Roman" w:eastAsia="宋体" w:hint="eastAsia"/>
-          <w:sz w:val="21"/>
-          <w:szCs w:val="21"/>
-          <w:lang w:eastAsia="zh-CN"/>
-        </w:rPr>
-        <w:t xml:space="preserve">4. </w:t>
-      </w:r>
-      <w:r>
-        <w:rPr>
-          <w:rFonts w:ascii="Times New Roman" w:hAnsi="Times New Roman" w:cs="Times New Roman" w:eastAsia="宋体" w:hint="eastAsia"/>
-          <w:sz w:val="21"/>
-          <w:szCs w:val="21"/>
-          <w:lang w:eastAsia="zh-CN"/>
-        </w:rPr>
-        <w:t xml:space="preserve">加快构建新发展格局，报告强调高质量发展是全面建设社会主义现代化国家的首要任务，从构建高水平社会主义市场经济体制、建设现代化产业体系、全面推进乡村振兴、促进区域协调发展、推进高水平对外开放等方面作出部署。</w:t>
-      </w:r>
-    </w:p>
-    <w:p>
-      <w:pPr>
-        <w:pStyle w:val="a1"/>
-        <w:snapToGrid w:val="0"/>
-        <w:spacing w:line="300" w:lineRule="auto" w:before="0" w:after="0"/>
-        <w:ind w:firstLineChars="200" w:firstLine="420"/>
-        <w:jc w:val="both"/>
-        <w:rPr>
-          <w:lang w:eastAsia="zh-CN"/>
-        </w:rPr>
-      </w:pPr>
-      <w:r>
-        <w:rPr>
-          <w:rFonts w:ascii="Times New Roman" w:hAnsi="Times New Roman" w:cs="Times New Roman" w:eastAsia="宋体" w:hint="eastAsia"/>
-          <w:sz w:val="21"/>
-          <w:szCs w:val="21"/>
-          <w:lang w:eastAsia="zh-CN"/>
-        </w:rPr>
-        <w:t xml:space="preserve">5. </w:t>
-      </w:r>
-      <w:r>
-        <w:rPr>
-          <w:rFonts w:ascii="Times New Roman" w:hAnsi="Times New Roman" w:cs="Times New Roman" w:eastAsia="宋体" w:hint="eastAsia"/>
-          <w:sz w:val="21"/>
-          <w:szCs w:val="21"/>
-          <w:lang w:eastAsia="zh-CN"/>
-        </w:rPr>
-        <w:t xml:space="preserve">实施科教兴国战略：报告把教育、科技、人才放在一起统筹部署，强调坚持科技是第一生产力、人才是第一资源、创新是第一动力，深入实施科教兴国战略、人才强国战略、创新驱动发展战略。</w:t>
-      </w:r>
-    </w:p>
-    <w:p>
-      <w:pPr>
-        <w:pStyle w:val="a1"/>
-        <w:snapToGrid w:val="0"/>
-        <w:spacing w:line="300" w:lineRule="auto" w:before="0" w:after="0"/>
-        <w:ind w:firstLineChars="200" w:firstLine="420"/>
-        <w:jc w:val="both"/>
-        <w:rPr>
-          <w:lang w:eastAsia="zh-CN"/>
-        </w:rPr>
-      </w:pPr>
-      <w:r>
-        <w:rPr>
-          <w:rFonts w:ascii="Times New Roman" w:hAnsi="Times New Roman" w:cs="Times New Roman" w:eastAsia="宋体" w:hint="eastAsia"/>
-          <w:sz w:val="21"/>
-          <w:szCs w:val="21"/>
-          <w:lang w:eastAsia="zh-CN"/>
-        </w:rPr>
-        <w:t xml:space="preserve">6. </w:t>
-      </w:r>
-      <w:r>
-        <w:rPr>
-          <w:rFonts w:ascii="Times New Roman" w:hAnsi="Times New Roman" w:cs="Times New Roman" w:eastAsia="宋体" w:hint="eastAsia"/>
-          <w:sz w:val="21"/>
-          <w:szCs w:val="21"/>
-          <w:lang w:eastAsia="zh-CN"/>
-        </w:rPr>
-        <w:t xml:space="preserve">发展全过程人民民主：报告指出全过程人民民主</w:t>
-      </w:r>
-      <w:r>
-        <w:rPr>
-          <w:rFonts w:ascii="Times New Roman" w:hAnsi="Times New Roman" w:cs="Times New Roman" w:eastAsia="宋体" w:hint="eastAsia"/>
-          <w:sz w:val="21"/>
-          <w:szCs w:val="21"/>
-          <w:lang w:eastAsia="zh-CN"/>
-        </w:rPr>
-        <w:t>是社会主义民主政治的本质属性</w:t>
-      </w:r>
-      <w:r>
-        <w:rPr>
-          <w:rFonts w:hint="eastAsia" w:ascii="Times New Roman" w:hAnsi="Times New Roman" w:cs="Times New Roman" w:eastAsia="宋体"/>
-          <w:sz w:val="21"/>
-          <w:szCs w:val="21"/>
-          <w:lang w:eastAsia="zh-CN"/>
-        </w:rPr>
-        <w:t>，</w:t>
-      </w:r>
-      <w:r>
-        <w:rPr>
-          <w:rFonts w:ascii="Times New Roman" w:hAnsi="Times New Roman" w:cs="Times New Roman" w:eastAsia="宋体" w:hint="eastAsia"/>
-          <w:sz w:val="21"/>
-          <w:szCs w:val="21"/>
-          <w:lang w:eastAsia="zh-CN"/>
-        </w:rPr>
-        <w:t>是最广泛、最真实、最管用的民主，从加强人民当家作主制度保障、全面发展协商民主、积极发展基层民主等方面作出部署。</w:t>
-      </w:r>
-    </w:p>
-    <w:p>
-      <w:pPr>
-        <w:pStyle w:val="a1"/>
-        <w:snapToGrid w:val="0"/>
-        <w:spacing w:line="300" w:lineRule="auto" w:before="0" w:after="0"/>
-        <w:ind w:firstLineChars="200" w:firstLine="420"/>
-        <w:jc w:val="both"/>
-        <w:rPr>
-          <w:lang w:eastAsia="zh-CN"/>
-        </w:rPr>
-      </w:pPr>
-      <w:r>
-        <w:rPr>
-          <w:rFonts w:ascii="Times New Roman" w:hAnsi="Times New Roman" w:cs="Times New Roman" w:eastAsia="宋体" w:hint="eastAsia"/>
-          <w:sz w:val="21"/>
-          <w:szCs w:val="21"/>
-          <w:lang w:eastAsia="zh-CN"/>
-        </w:rPr>
-        <w:t xml:space="preserve">7. </w:t>
-      </w:r>
-      <w:r>
-        <w:rPr>
-          <w:rFonts w:ascii="Times New Roman" w:hAnsi="Times New Roman" w:cs="Times New Roman" w:eastAsia="宋体" w:hint="eastAsia"/>
-          <w:sz w:val="21"/>
-          <w:szCs w:val="21"/>
-          <w:lang w:eastAsia="zh-CN"/>
-        </w:rPr>
-        <w:t xml:space="preserve">坚持全面依法治国，推进法治中国建设：报告指出全面依法治国是国家治理的一场深刻革命，坚持科学立法、严格执法、公正司法、全民守法，全面推进国家各方面工作法治化。</w:t>
-      </w:r>
-    </w:p>
-    <w:p>
-      <w:pPr>
-        <w:pStyle w:val="a1"/>
-        <w:snapToGrid w:val="0"/>
-        <w:spacing w:line="300" w:lineRule="auto" w:before="0" w:after="0"/>
-        <w:ind w:firstLineChars="200" w:firstLine="420"/>
-        <w:jc w:val="both"/>
-        <w:rPr>
-          <w:lang w:eastAsia="zh-CN"/>
-        </w:rPr>
-      </w:pPr>
-      <w:r>
-        <w:rPr>
-          <w:rFonts w:ascii="Times New Roman" w:hAnsi="Times New Roman" w:cs="Times New Roman" w:eastAsia="宋体" w:hint="eastAsia"/>
-          <w:sz w:val="21"/>
-          <w:szCs w:val="21"/>
-          <w:lang w:eastAsia="zh-CN"/>
-        </w:rPr>
-        <w:t xml:space="preserve">8. </w:t>
-      </w:r>
-      <w:r>
-        <w:rPr>
-          <w:rFonts w:ascii="Times New Roman" w:hAnsi="Times New Roman" w:cs="Times New Roman" w:eastAsia="宋体" w:hint="eastAsia"/>
-          <w:sz w:val="21"/>
-          <w:szCs w:val="21"/>
-          <w:lang w:eastAsia="zh-CN"/>
-        </w:rPr>
-        <w:t xml:space="preserve">推进文化自信自强：报告强调建设具有强大凝聚力和引领力的社会主义意识形态，广泛践行社会主义核心价值观，繁荣发展文化事业和文化产业，增强中华文明传播力影响力。</w:t>
-      </w:r>
-    </w:p>
-    <w:p>
-      <w:pPr>
-        <w:pStyle w:val="a1"/>
-        <w:snapToGrid w:val="0"/>
-        <w:spacing w:line="300" w:lineRule="auto" w:before="0" w:after="0"/>
-        <w:ind w:firstLineChars="200" w:firstLine="420"/>
-        <w:jc w:val="both"/>
-        <w:rPr>
-          <w:lang w:eastAsia="zh-CN"/>
-        </w:rPr>
-      </w:pPr>
-      <w:r>
-        <w:rPr>
-          <w:rFonts w:ascii="Times New Roman" w:hAnsi="Times New Roman" w:cs="Times New Roman" w:eastAsia="宋体" w:hint="eastAsia"/>
-          <w:sz w:val="21"/>
-          <w:szCs w:val="21"/>
-          <w:lang w:eastAsia="zh-CN"/>
-        </w:rPr>
-        <w:lastRenderedPageBreak/>
-        <w:t xml:space="preserve">9. </w:t>
-      </w:r>
-      <w:r>
-        <w:rPr>
-          <w:rFonts w:ascii="Times New Roman" w:hAnsi="Times New Roman" w:cs="Times New Roman" w:eastAsia="宋体" w:hint="eastAsia"/>
-          <w:sz w:val="21"/>
-          <w:szCs w:val="21"/>
-          <w:lang w:eastAsia="zh-CN"/>
-        </w:rPr>
-        <w:t xml:space="preserve">增进民生福祉，提高人民生活品质：报告强调江山就是人民、人民就是江山，坚持在发展中保障和改善民生，从完善分配制度、实施就业优先战略、健全社会保障体系、推进健康中国建设等方面作出部署，扎实推进共同富裕。</w:t>
-      </w:r>
-    </w:p>
-    <w:p>
-      <w:pPr>
-        <w:pStyle w:val="a1"/>
-        <w:snapToGrid w:val="0"/>
-        <w:spacing w:line="300" w:lineRule="auto" w:before="0" w:after="0"/>
-        <w:ind w:firstLineChars="200" w:firstLine="420"/>
-        <w:jc w:val="both"/>
-        <w:rPr>
-          <w:lang w:eastAsia="zh-CN"/>
-        </w:rPr>
-      </w:pPr>
-      <w:r>
-        <w:rPr>
-          <w:rFonts w:ascii="Times New Roman" w:hAnsi="Times New Roman" w:cs="Times New Roman" w:eastAsia="宋体" w:hint="eastAsia"/>
-          <w:sz w:val="21"/>
-          <w:szCs w:val="21"/>
-          <w:lang w:eastAsia="zh-CN"/>
-        </w:rPr>
-        <w:t xml:space="preserve">10. </w:t>
-      </w:r>
-      <w:r>
-        <w:rPr>
-          <w:rFonts w:ascii="Times New Roman" w:hAnsi="Times New Roman" w:cs="Times New Roman" w:eastAsia="宋体" w:hint="eastAsia"/>
-          <w:sz w:val="21"/>
-          <w:szCs w:val="21"/>
-          <w:lang w:eastAsia="zh-CN"/>
-        </w:rPr>
-        <w:t xml:space="preserve">推动绿色发展：报告强调牢固树立和践行绿水青山就是金山银山的理念，加快发展方式绿色转型，深入推进环境污染防治，积极稳妥推进碳达峰碳中和，站在人与自然和谐共生的高度谋划发展。</w:t>
-      </w:r>
-    </w:p>
-    <w:p>
-      <w:pPr>
-        <w:pStyle w:val="a1"/>
-        <w:snapToGrid w:val="0"/>
-        <w:spacing w:line="300" w:lineRule="auto" w:before="0" w:after="0"/>
-        <w:ind w:firstLineChars="200" w:firstLine="420"/>
-        <w:jc w:val="both"/>
-        <w:rPr>
-          <w:lang w:eastAsia="zh-CN"/>
-        </w:rPr>
-      </w:pPr>
-      <w:r>
-        <w:rPr>
-          <w:rFonts w:ascii="Times New Roman" w:hAnsi="Times New Roman" w:cs="Times New Roman" w:eastAsia="宋体" w:hint="eastAsia"/>
-          <w:sz w:val="21"/>
-          <w:szCs w:val="21"/>
-          <w:lang w:eastAsia="zh-CN"/>
-        </w:rPr>
-        <w:t xml:space="preserve">11. </w:t>
-      </w:r>
-      <w:r>
-        <w:rPr>
-          <w:rFonts w:ascii="Times New Roman" w:hAnsi="Times New Roman" w:cs="Times New Roman" w:eastAsia="宋体" w:hint="eastAsia"/>
-          <w:sz w:val="21"/>
-          <w:szCs w:val="21"/>
-          <w:lang w:eastAsia="zh-CN"/>
-        </w:rPr>
-        <w:t xml:space="preserve">推进国家安全体系和能力现代化：报告强调国家安全是民族复兴的根基、社会稳定是国家强盛的前提，坚持统筹发展和安全，健全国家安全体系，增强维护国家安全能力。</w:t>
-      </w:r>
-    </w:p>
-    <w:p>
-      <w:pPr>
-        <w:pStyle w:val="a1"/>
-        <w:snapToGrid w:val="0"/>
-        <w:spacing w:line="300" w:lineRule="auto" w:before="0" w:after="0"/>
-        <w:ind w:firstLineChars="200" w:firstLine="420"/>
-        <w:jc w:val="both"/>
-        <w:rPr>
-          <w:lang w:eastAsia="zh-CN"/>
-        </w:rPr>
-      </w:pPr>
-      <w:r>
-        <w:rPr>
-          <w:rFonts w:ascii="Times New Roman" w:hAnsi="Times New Roman" w:cs="Times New Roman" w:eastAsia="宋体" w:hint="eastAsia"/>
-          <w:sz w:val="21"/>
-          <w:szCs w:val="21"/>
-          <w:lang w:eastAsia="zh-CN"/>
-        </w:rPr>
-        <w:t xml:space="preserve">12. </w:t>
-      </w:r>
-      <w:r>
-        <w:rPr>
-          <w:rFonts w:ascii="Times New Roman" w:hAnsi="Times New Roman" w:cs="Times New Roman" w:eastAsia="宋体" w:hint="eastAsia"/>
-          <w:sz w:val="21"/>
-          <w:szCs w:val="21"/>
-          <w:lang w:eastAsia="zh-CN"/>
-        </w:rPr>
-        <w:t xml:space="preserve">实现建军一百年奋斗目标：报告提出如期实现建军一百年奋斗目标、加快把人民军队建成世界一流军队，全面加强人民军队党的建设、练兵备战和军事治理。</w:t>
-      </w:r>
-    </w:p>
-    <w:p>
-      <w:pPr>
-        <w:pStyle w:val="a1"/>
-        <w:snapToGrid w:val="0"/>
-        <w:spacing w:line="300" w:lineRule="auto" w:before="0" w:after="0"/>
-        <w:ind w:firstLineChars="200" w:firstLine="420"/>
-        <w:jc w:val="both"/>
-        <w:rPr>
-          <w:lang w:eastAsia="zh-CN"/>
-        </w:rPr>
-      </w:pPr>
-      <w:r>
-        <w:rPr>
-          <w:rFonts w:ascii="Times New Roman" w:hAnsi="Times New Roman" w:cs="Times New Roman" w:eastAsia="宋体" w:hint="eastAsia"/>
-          <w:sz w:val="21"/>
-          <w:szCs w:val="21"/>
-          <w:lang w:eastAsia="zh-CN"/>
-        </w:rPr>
-        <w:t xml:space="preserve">13. </w:t>
-      </w:r>
-      <w:r>
-        <w:rPr>
-          <w:rFonts w:ascii="Times New Roman" w:hAnsi="Times New Roman" w:cs="Times New Roman" w:eastAsia="宋体" w:hint="eastAsia"/>
-          <w:sz w:val="21"/>
-          <w:szCs w:val="21"/>
-          <w:lang w:eastAsia="zh-CN"/>
-        </w:rPr>
-        <w:t xml:space="preserve">坚持和完善</w:t>
-      </w:r>
-      <w:r>
-        <w:rPr>
-          <w:rFonts w:ascii="Times New Roman" w:hAnsi="Times New Roman" w:cs="Times New Roman" w:eastAsia="宋体" w:hint="eastAsia"/>
-          <w:sz w:val="21"/>
-          <w:szCs w:val="21"/>
-          <w:lang w:eastAsia="zh-CN"/>
-        </w:rPr>
-        <w:t>“</w:t>
-      </w:r>
-      <w:r>
-        <w:rPr>
-          <w:rFonts w:ascii="Times New Roman" w:hAnsi="Times New Roman" w:cs="Times New Roman" w:eastAsia="宋体" w:hint="eastAsia"/>
-          <w:sz w:val="21"/>
-          <w:szCs w:val="21"/>
-          <w:lang w:eastAsia="zh-CN"/>
-        </w:rPr>
-        <w:t>一国两制</w:t>
-      </w:r>
-      <w:r>
-        <w:rPr>
-          <w:rFonts w:ascii="Times New Roman" w:hAnsi="Times New Roman" w:cs="Times New Roman" w:eastAsia="宋体" w:hint="eastAsia"/>
-          <w:sz w:val="21"/>
-          <w:szCs w:val="21"/>
-          <w:lang w:eastAsia="zh-CN"/>
-        </w:rPr>
-        <w:t>”</w:t>
-      </w:r>
-      <w:r>
-        <w:rPr>
-          <w:rFonts w:ascii="Times New Roman" w:hAnsi="Times New Roman" w:cs="Times New Roman" w:eastAsia="宋体" w:hint="eastAsia"/>
-          <w:sz w:val="21"/>
-          <w:szCs w:val="21"/>
-          <w:lang w:eastAsia="zh-CN"/>
-        </w:rPr>
-        <w:t>，推进祖国统一：报告强调全面准确、坚定不移贯彻</w:t>
-      </w:r>
-      <w:r>
-        <w:rPr>
-          <w:rFonts w:ascii="Times New Roman" w:hAnsi="Times New Roman" w:cs="Times New Roman" w:eastAsia="宋体" w:hint="eastAsia"/>
-          <w:sz w:val="21"/>
-          <w:szCs w:val="21"/>
-          <w:lang w:eastAsia="zh-CN"/>
-        </w:rPr>
-        <w:t>“</w:t>
-      </w:r>
-      <w:r>
-        <w:rPr>
-          <w:rFonts w:ascii="Times New Roman" w:hAnsi="Times New Roman" w:cs="Times New Roman" w:eastAsia="宋体" w:hint="eastAsia"/>
-          <w:sz w:val="21"/>
-          <w:szCs w:val="21"/>
-          <w:lang w:eastAsia="zh-CN"/>
-        </w:rPr>
-        <w:t>一国两制</w:t>
-      </w:r>
-      <w:r>
-        <w:rPr>
-          <w:rFonts w:ascii="Times New Roman" w:hAnsi="Times New Roman" w:cs="Times New Roman" w:eastAsia="宋体" w:hint="eastAsia"/>
-          <w:sz w:val="21"/>
-          <w:szCs w:val="21"/>
-          <w:lang w:eastAsia="zh-CN"/>
-        </w:rPr>
-        <w:t>”</w:t>
-      </w:r>
-      <w:r>
-        <w:rPr>
-          <w:rFonts w:ascii="Times New Roman" w:hAnsi="Times New Roman" w:cs="Times New Roman" w:eastAsia="宋体" w:hint="eastAsia"/>
-          <w:sz w:val="21"/>
-          <w:szCs w:val="21"/>
-          <w:lang w:eastAsia="zh-CN"/>
-        </w:rPr>
-        <w:t>方针，落实中央全面管治权；坚持贯彻新时代党解决台湾问题的总体方略，坚定不移推进祖国统一大业。</w:t>
-      </w:r>
-    </w:p>
-    <w:p>
-      <w:pPr>
-        <w:pStyle w:val="a1"/>
-        <w:snapToGrid w:val="0"/>
-        <w:spacing w:line="300" w:lineRule="auto" w:before="0" w:after="0"/>
-        <w:ind w:firstLineChars="200" w:firstLine="420"/>
-        <w:jc w:val="both"/>
-        <w:rPr>
-          <w:lang w:eastAsia="zh-CN"/>
-        </w:rPr>
-      </w:pPr>
-      <w:r>
-        <w:rPr>
-          <w:rFonts w:ascii="Times New Roman" w:hAnsi="Times New Roman" w:cs="Times New Roman" w:eastAsia="宋体" w:hint="eastAsia"/>
-          <w:sz w:val="21"/>
-          <w:szCs w:val="21"/>
-          <w:lang w:eastAsia="zh-CN"/>
-        </w:rPr>
-        <w:t xml:space="preserve">14. </w:t>
-      </w:r>
-      <w:r>
-        <w:rPr>
-          <w:rFonts w:ascii="Times New Roman" w:hAnsi="Times New Roman" w:cs="Times New Roman" w:eastAsia="宋体" w:hint="eastAsia"/>
-          <w:sz w:val="21"/>
-          <w:szCs w:val="21"/>
-          <w:lang w:eastAsia="zh-CN"/>
-        </w:rPr>
-        <w:t xml:space="preserve">促进世界和平与发展：报告强调中国坚定奉行独立自主的和平外交政策，推动构建人类命运共同体，坚持对外开放的基本国策，积极参与全球治理体系改革和建设。</w:t>
-      </w:r>
-    </w:p>
-    <w:p>
-      <w:pPr>
-        <w:pStyle w:val="a1"/>
-        <w:snapToGrid w:val="0"/>
-        <w:spacing w:line="300" w:lineRule="auto" w:before="0" w:after="0"/>
-        <w:ind w:firstLineChars="200" w:firstLine="420"/>
-        <w:jc w:val="both"/>
-        <w:rPr>
-          <w:lang w:eastAsia="zh-CN"/>
-        </w:rPr>
-      </w:pPr>
-      <w:r>
-        <w:rPr>
-          <w:rFonts w:ascii="Times New Roman" w:hAnsi="Times New Roman" w:cs="Times New Roman" w:eastAsia="宋体" w:hint="eastAsia"/>
-          <w:sz w:val="21"/>
-          <w:szCs w:val="21"/>
-          <w:lang w:eastAsia="zh-CN"/>
-        </w:rPr>
-        <w:t xml:space="preserve">15. </w:t>
-      </w:r>
-      <w:r>
-        <w:rPr>
-          <w:rFonts w:ascii="Times New Roman" w:hAnsi="Times New Roman" w:cs="Times New Roman" w:eastAsia="宋体" w:hint="eastAsia"/>
-          <w:sz w:val="21"/>
-          <w:szCs w:val="21"/>
-          <w:lang w:eastAsia="zh-CN"/>
-        </w:rPr>
-        <w:t xml:space="preserve">坚定不移全面从严治党：报告强调全面从严治党永远在路上，党的自我革命永远在路上，落实新时代党的建设总要求，健全全面从严治党体系，以党的自我革命引领社会革命。</w:t>
-      </w:r>
-    </w:p>
-    <w:p>
-      <w:pPr>
-        <w:pStyle w:val="a1"/>
-        <w:snapToGrid w:val="0"/>
-        <w:spacing w:line="300" w:lineRule="auto" w:before="0" w:after="0"/>
-        <w:ind w:firstLineChars="200" w:firstLine="420"/>
-        <w:jc w:val="both"/>
-        <w:rPr>
-          <w:lang w:eastAsia="zh-CN"/>
-        </w:rPr>
-      </w:pPr>
-      <w:r>
-        <w:rPr>
-          <w:rFonts w:ascii="Times New Roman" w:hAnsi="Times New Roman" w:cs="Times New Roman" w:eastAsia="宋体" w:hint="eastAsia"/>
-          <w:sz w:val="21"/>
-          <w:szCs w:val="21"/>
-          <w:lang w:eastAsia="zh-CN"/>
-        </w:rPr>
-        <w:t>总的看，这十五个部分以中国式现代化为统领，构成了全面建设社会主义现代化国家的施工图。</w:t>
+        <w:t xml:space="preserve">十九大提出全面从严治党永远在路上，把党的政治建设摆在首位。二十大指出党找到了自我革命这个跳出治乱兴衰历史周期率的第二个答案。</w:t>
       </w:r>
     </w:p>
     <w:p>
@@ -2387,7 +1297,7 @@
           <w:szCs w:val="24"/>
           <w:lang w:eastAsia="zh-CN"/>
         </w:rPr>
-        <w:t>二、两次报告提出的重大论断和重大部署</w:t>
+        <w:t xml:space="preserve">三、从十九大到二十大：接着讲，也往前推</w:t>
       </w:r>
     </w:p>
     <w:p>
@@ -2408,175 +1318,7 @@
           <w:szCs w:val="21"/>
           <w:lang w:eastAsia="zh-CN"/>
         </w:rPr>
-        <w:lastRenderedPageBreak/>
-        <w:t>两份报告在理论创新上提出了一系列重大论断，在实践层面作出了一系列重大部署，这是报告的灵魂所在。其中一些总纲性论断统领全局：党的十九大作出</w:t>
-      </w:r>
-      <w:r>
-        <w:rPr>
-          <w:rFonts w:ascii="Times New Roman" w:hAnsi="Times New Roman" w:cs="Times New Roman" w:eastAsia="宋体" w:hint="eastAsia"/>
-          <w:sz w:val="21"/>
-          <w:szCs w:val="21"/>
-          <w:lang w:eastAsia="zh-CN"/>
-        </w:rPr>
-        <w:t>“</w:t>
-      </w:r>
-      <w:r>
-        <w:rPr>
-          <w:rFonts w:ascii="Times New Roman" w:hAnsi="Times New Roman" w:cs="Times New Roman" w:eastAsia="宋体" w:hint="eastAsia"/>
-          <w:sz w:val="21"/>
-          <w:szCs w:val="21"/>
-          <w:lang w:eastAsia="zh-CN"/>
-        </w:rPr>
-        <w:t>中国特色社会主义进入了新时代，这是我国发展新的历史方位</w:t>
-      </w:r>
-      <w:r>
-        <w:rPr>
-          <w:rFonts w:ascii="Times New Roman" w:hAnsi="Times New Roman" w:cs="Times New Roman" w:eastAsia="宋体" w:hint="eastAsia"/>
-          <w:sz w:val="21"/>
-          <w:szCs w:val="21"/>
-          <w:lang w:eastAsia="zh-CN"/>
-        </w:rPr>
-        <w:t>”</w:t>
-      </w:r>
-      <w:r>
-        <w:rPr>
-          <w:rFonts w:ascii="Times New Roman" w:hAnsi="Times New Roman" w:cs="Times New Roman" w:eastAsia="宋体" w:hint="eastAsia"/>
-          <w:sz w:val="21"/>
-          <w:szCs w:val="21"/>
-          <w:lang w:eastAsia="zh-CN"/>
-        </w:rPr>
-        <w:t>的重大判断，指出</w:t>
-      </w:r>
-      <w:r>
-        <w:rPr>
-          <w:rFonts w:ascii="Times New Roman" w:hAnsi="Times New Roman" w:cs="Times New Roman" w:eastAsia="宋体" w:hint="eastAsia"/>
-          <w:sz w:val="21"/>
-          <w:szCs w:val="21"/>
-          <w:lang w:eastAsia="zh-CN"/>
-        </w:rPr>
-        <w:t>“</w:t>
-      </w:r>
-      <w:r>
-        <w:rPr>
-          <w:rFonts w:ascii="Times New Roman" w:hAnsi="Times New Roman" w:cs="Times New Roman" w:eastAsia="宋体" w:hint="eastAsia"/>
-          <w:sz w:val="21"/>
-          <w:szCs w:val="21"/>
-          <w:lang w:eastAsia="zh-CN"/>
-        </w:rPr>
-        <w:t>我国社会主要矛盾已经转化为人民日益增长的美好生活需要和不平衡不充分的发展之间的矛盾</w:t>
-      </w:r>
-      <w:r>
-        <w:rPr>
-          <w:rFonts w:ascii="Times New Roman" w:hAnsi="Times New Roman" w:cs="Times New Roman" w:eastAsia="宋体" w:hint="eastAsia"/>
-          <w:sz w:val="21"/>
-          <w:szCs w:val="21"/>
-          <w:lang w:eastAsia="zh-CN"/>
-        </w:rPr>
-        <w:t>”</w:t>
-      </w:r>
-      <w:r>
-        <w:rPr>
-          <w:rFonts w:ascii="Times New Roman" w:hAnsi="Times New Roman" w:cs="Times New Roman" w:eastAsia="宋体" w:hint="eastAsia"/>
-          <w:sz w:val="21"/>
-          <w:szCs w:val="21"/>
-          <w:lang w:eastAsia="zh-CN"/>
-        </w:rPr>
-        <w:t>，强调</w:t>
-      </w:r>
-      <w:r>
-        <w:rPr>
-          <w:rFonts w:ascii="Times New Roman" w:hAnsi="Times New Roman" w:cs="Times New Roman" w:eastAsia="宋体" w:hint="eastAsia"/>
-          <w:sz w:val="21"/>
-          <w:szCs w:val="21"/>
-          <w:lang w:eastAsia="zh-CN"/>
-        </w:rPr>
-        <w:t>“</w:t>
-      </w:r>
-      <w:r>
-        <w:rPr>
-          <w:rFonts w:ascii="Times New Roman" w:hAnsi="Times New Roman" w:cs="Times New Roman" w:eastAsia="宋体" w:hint="eastAsia"/>
-          <w:sz w:val="21"/>
-          <w:szCs w:val="21"/>
-          <w:lang w:eastAsia="zh-CN"/>
-        </w:rPr>
-        <w:t>中国共产党人的初心和使命，就是为中国人民谋幸福，为中华民族谋复兴</w:t>
-      </w:r>
-      <w:r>
-        <w:rPr>
-          <w:rFonts w:ascii="Times New Roman" w:hAnsi="Times New Roman" w:cs="Times New Roman" w:eastAsia="宋体" w:hint="eastAsia"/>
-          <w:sz w:val="21"/>
-          <w:szCs w:val="21"/>
-          <w:lang w:eastAsia="zh-CN"/>
-        </w:rPr>
-        <w:t>”</w:t>
-      </w:r>
-      <w:r>
-        <w:rPr>
-          <w:rFonts w:ascii="Times New Roman" w:hAnsi="Times New Roman" w:cs="Times New Roman" w:eastAsia="宋体" w:hint="eastAsia"/>
-          <w:sz w:val="21"/>
-          <w:szCs w:val="21"/>
-          <w:lang w:eastAsia="zh-CN"/>
-        </w:rPr>
-        <w:t>；党的二十大在此基础上系统阐述</w:t>
-      </w:r>
-      <w:r>
-        <w:rPr>
-          <w:rFonts w:ascii="Times New Roman" w:hAnsi="Times New Roman" w:cs="Times New Roman" w:eastAsia="宋体" w:hint="eastAsia"/>
-          <w:sz w:val="21"/>
-          <w:szCs w:val="21"/>
-          <w:lang w:eastAsia="zh-CN"/>
-        </w:rPr>
-        <w:t>“</w:t>
-      </w:r>
-      <w:r>
-        <w:rPr>
-          <w:rFonts w:ascii="Times New Roman" w:hAnsi="Times New Roman" w:cs="Times New Roman" w:eastAsia="宋体" w:hint="eastAsia"/>
-          <w:sz w:val="21"/>
-          <w:szCs w:val="21"/>
-          <w:lang w:eastAsia="zh-CN"/>
-        </w:rPr>
-        <w:t>中国式现代化，是中国共产党领导的社会主义现代化，既有各国现代化的共同特征，更有基于自己国情的中国特色</w:t>
-      </w:r>
-      <w:r>
-        <w:rPr>
-          <w:rFonts w:ascii="Times New Roman" w:hAnsi="Times New Roman" w:cs="Times New Roman" w:eastAsia="宋体" w:hint="eastAsia"/>
-          <w:sz w:val="21"/>
-          <w:szCs w:val="21"/>
-          <w:lang w:eastAsia="zh-CN"/>
-        </w:rPr>
-        <w:t>”</w:t>
-      </w:r>
-      <w:r>
-        <w:rPr>
-          <w:rFonts w:ascii="Times New Roman" w:hAnsi="Times New Roman" w:cs="Times New Roman" w:eastAsia="宋体" w:hint="eastAsia"/>
-          <w:sz w:val="21"/>
-          <w:szCs w:val="21"/>
-          <w:lang w:eastAsia="zh-CN"/>
-        </w:rPr>
-        <w:t>。围绕这些总纲，两次报告从经济、政治、文化、社会、生态、国防、外交、党建等领域作出了一系列论断和部署，以下分领域摘编原句。</w:t>
-      </w:r>
-    </w:p>
-    <w:p>
-      <w:pPr>
-        <w:pStyle w:val="a1"/>
-        <w:snapToGrid w:val="0"/>
-        <w:spacing w:before="160" w:after="80" w:line="300" w:lineRule="auto"/>
-        <w:ind/>
-        <w:jc w:val="left"/>
-        <w:rPr>
-          <w:lang w:eastAsia="zh-CN"/>
-        </w:rPr>
-      </w:pPr>
-      <w:r>
-        <w:rPr>
-          <w:rFonts w:ascii="Times New Roman" w:hAnsi="Times New Roman" w:cs="Times New Roman" w:eastAsia="黑体" w:hint="eastAsia"/>
-          <w:b w:val="0"/>
-          <w:bCs w:val="0"/>
-          <w:sz w:val="21"/>
-          <w:szCs w:val="21"/>
-          <w:lang w:eastAsia="zh-CN"/>
-        </w:rPr>
-        <w:t>（一）经济领域</w:t>
+        <w:t xml:space="preserve">两份报告是接续关系。相同的是主题和立场：都坚持和发展中国特色社会主义，都以人民为中心，都强调党的全面领导和全面从严治党。十九大确立思想、作出“两步走”安排，二十大沿着这条线把中心任务明确下来。</w:t>
       </w:r>
     </w:p>
     <w:p>
@@ -2597,210 +1339,7 @@
           <w:szCs w:val="21"/>
           <w:lang w:eastAsia="zh-CN"/>
         </w:rPr>
-        <w:t>党的十九大作出</w:t>
-      </w:r>
-      <w:r>
-        <w:rPr>
-          <w:rFonts w:ascii="Times New Roman" w:hAnsi="Times New Roman" w:cs="Times New Roman" w:eastAsia="宋体" w:hint="eastAsia"/>
-          <w:sz w:val="21"/>
-          <w:szCs w:val="21"/>
-          <w:lang w:eastAsia="zh-CN"/>
-        </w:rPr>
-        <w:t>“</w:t>
-      </w:r>
-      <w:r>
-        <w:rPr>
-          <w:rFonts w:ascii="Times New Roman" w:hAnsi="Times New Roman" w:cs="Times New Roman" w:eastAsia="宋体" w:hint="eastAsia"/>
-          <w:sz w:val="21"/>
-          <w:szCs w:val="21"/>
-          <w:lang w:eastAsia="zh-CN"/>
-        </w:rPr>
-        <w:t>我国经济已由高速增长阶段转向高质量发展阶段，正处在转变发展方式、优化经济结构、转换增长动力的攻关期，建设现代化经济体系是跨越关口的迫切要求和我国发展的战略目标</w:t>
-      </w:r>
-      <w:r>
-        <w:rPr>
-          <w:rFonts w:ascii="Times New Roman" w:hAnsi="Times New Roman" w:cs="Times New Roman" w:eastAsia="宋体" w:hint="eastAsia"/>
-          <w:sz w:val="21"/>
-          <w:szCs w:val="21"/>
-          <w:lang w:eastAsia="zh-CN"/>
-        </w:rPr>
-        <w:t>”</w:t>
-      </w:r>
-      <w:r>
-        <w:rPr>
-          <w:rFonts w:ascii="Times New Roman" w:hAnsi="Times New Roman" w:cs="Times New Roman" w:eastAsia="宋体" w:hint="eastAsia"/>
-          <w:sz w:val="21"/>
-          <w:szCs w:val="21"/>
-          <w:lang w:eastAsia="zh-CN"/>
-        </w:rPr>
-        <w:t>的判断；在乡村振兴上提出</w:t>
-      </w:r>
-      <w:r>
-        <w:rPr>
-          <w:rFonts w:ascii="Times New Roman" w:hAnsi="Times New Roman" w:cs="Times New Roman" w:eastAsia="宋体" w:hint="eastAsia"/>
-          <w:sz w:val="21"/>
-          <w:szCs w:val="21"/>
-          <w:lang w:eastAsia="zh-CN"/>
-        </w:rPr>
-        <w:t>“</w:t>
-      </w:r>
-      <w:r>
-        <w:rPr>
-          <w:rFonts w:ascii="Times New Roman" w:hAnsi="Times New Roman" w:cs="Times New Roman" w:eastAsia="宋体" w:hint="eastAsia"/>
-          <w:sz w:val="21"/>
-          <w:szCs w:val="21"/>
-          <w:lang w:eastAsia="zh-CN"/>
-        </w:rPr>
-        <w:t>要坚持农业农村优先发展，按照产业兴旺、生态宜居、乡风文明、治理有效、生活富裕的总要求，建立健全城乡融合发展体制机制和政策体系，加快推进农业农村现代化</w:t>
-      </w:r>
-      <w:r>
-        <w:rPr>
-          <w:rFonts w:ascii="Times New Roman" w:hAnsi="Times New Roman" w:cs="Times New Roman" w:eastAsia="宋体" w:hint="eastAsia"/>
-          <w:sz w:val="21"/>
-          <w:szCs w:val="21"/>
-          <w:lang w:eastAsia="zh-CN"/>
-        </w:rPr>
-        <w:t>”</w:t>
-      </w:r>
-      <w:r>
-        <w:rPr>
-          <w:rFonts w:ascii="Times New Roman" w:hAnsi="Times New Roman" w:cs="Times New Roman" w:eastAsia="宋体" w:hint="eastAsia"/>
-          <w:sz w:val="21"/>
-          <w:szCs w:val="21"/>
-          <w:lang w:eastAsia="zh-CN"/>
-        </w:rPr>
-        <w:t>。党的二十大进一步明确</w:t>
-      </w:r>
-      <w:r>
-        <w:rPr>
-          <w:rFonts w:ascii="Times New Roman" w:hAnsi="Times New Roman" w:cs="Times New Roman" w:eastAsia="宋体" w:hint="eastAsia"/>
-          <w:sz w:val="21"/>
-          <w:szCs w:val="21"/>
-          <w:lang w:eastAsia="zh-CN"/>
-        </w:rPr>
-        <w:t>“</w:t>
-      </w:r>
-      <w:r>
-        <w:rPr>
-          <w:rFonts w:ascii="Times New Roman" w:hAnsi="Times New Roman" w:cs="Times New Roman" w:eastAsia="宋体" w:hint="eastAsia"/>
-          <w:sz w:val="21"/>
-          <w:szCs w:val="21"/>
-          <w:lang w:eastAsia="zh-CN"/>
-        </w:rPr>
-        <w:t>高质量发展是全面建设社会主义现代化国家的首要任务。发展是党执政兴国的第一要务</w:t>
-      </w:r>
-      <w:r>
-        <w:rPr>
-          <w:rFonts w:ascii="Times New Roman" w:hAnsi="Times New Roman" w:cs="Times New Roman" w:eastAsia="宋体" w:hint="eastAsia"/>
-          <w:sz w:val="21"/>
-          <w:szCs w:val="21"/>
-          <w:lang w:eastAsia="zh-CN"/>
-        </w:rPr>
-        <w:t>”</w:t>
-      </w:r>
-      <w:r>
-        <w:rPr>
-          <w:rFonts w:ascii="Times New Roman" w:hAnsi="Times New Roman" w:cs="Times New Roman" w:eastAsia="宋体" w:hint="eastAsia"/>
-          <w:sz w:val="21"/>
-          <w:szCs w:val="21"/>
-          <w:lang w:eastAsia="zh-CN"/>
-        </w:rPr>
-        <w:t>，并提出</w:t>
-      </w:r>
-      <w:r>
-        <w:rPr>
-          <w:rFonts w:ascii="Times New Roman" w:hAnsi="Times New Roman" w:cs="Times New Roman" w:eastAsia="宋体" w:hint="eastAsia"/>
-          <w:sz w:val="21"/>
-          <w:szCs w:val="21"/>
-          <w:lang w:eastAsia="zh-CN"/>
-        </w:rPr>
-        <w:t>“</w:t>
-      </w:r>
-      <w:r>
-        <w:rPr>
-          <w:rFonts w:ascii="Times New Roman" w:hAnsi="Times New Roman" w:cs="Times New Roman" w:eastAsia="宋体" w:hint="eastAsia"/>
-          <w:sz w:val="21"/>
-          <w:szCs w:val="21"/>
-          <w:lang w:eastAsia="zh-CN"/>
-        </w:rPr>
-        <w:t>教育、科技、人才是全面建设社会主义现代化国家的基础性、战略性支撑</w:t>
-      </w:r>
-      <w:r>
-        <w:rPr>
-          <w:rFonts w:ascii="Times New Roman" w:hAnsi="Times New Roman" w:cs="Times New Roman" w:eastAsia="宋体" w:hint="eastAsia"/>
-          <w:sz w:val="21"/>
-          <w:szCs w:val="21"/>
-          <w:lang w:eastAsia="zh-CN"/>
-        </w:rPr>
-        <w:t>”</w:t>
-      </w:r>
-      <w:r>
-        <w:rPr>
-          <w:rFonts w:ascii="Times New Roman" w:hAnsi="Times New Roman" w:cs="Times New Roman" w:eastAsia="宋体" w:hint="eastAsia"/>
-          <w:sz w:val="21"/>
-          <w:szCs w:val="21"/>
-          <w:lang w:eastAsia="zh-CN"/>
-        </w:rPr>
-        <w:t>，强调</w:t>
-      </w:r>
-      <w:r>
-        <w:rPr>
-          <w:rFonts w:ascii="Times New Roman" w:hAnsi="Times New Roman" w:cs="Times New Roman" w:eastAsia="宋体" w:hint="eastAsia"/>
-          <w:sz w:val="21"/>
-          <w:szCs w:val="21"/>
-          <w:lang w:eastAsia="zh-CN"/>
-        </w:rPr>
-        <w:t>“</w:t>
-      </w:r>
-      <w:r>
-        <w:rPr>
-          <w:rFonts w:ascii="Times New Roman" w:hAnsi="Times New Roman" w:cs="Times New Roman" w:eastAsia="宋体" w:hint="eastAsia"/>
-          <w:sz w:val="21"/>
-          <w:szCs w:val="21"/>
-          <w:lang w:eastAsia="zh-CN"/>
-        </w:rPr>
-        <w:t>坚持科技是第一生产力、人才是第一资源、创新是第一动力</w:t>
-      </w:r>
-      <w:r>
-        <w:rPr>
-          <w:rFonts w:ascii="Times New Roman" w:hAnsi="Times New Roman" w:cs="Times New Roman" w:eastAsia="宋体" w:hint="eastAsia"/>
-          <w:sz w:val="21"/>
-          <w:szCs w:val="21"/>
-          <w:lang w:eastAsia="zh-CN"/>
-        </w:rPr>
-        <w:t>”</w:t>
-      </w:r>
-      <w:r>
-        <w:rPr>
-          <w:rFonts w:ascii="Times New Roman" w:hAnsi="Times New Roman" w:cs="Times New Roman" w:eastAsia="宋体" w:hint="eastAsia"/>
-          <w:sz w:val="21"/>
-          <w:szCs w:val="21"/>
-          <w:lang w:eastAsia="zh-CN"/>
-        </w:rPr>
-        <w:t>。</w:t>
-      </w:r>
-    </w:p>
-    <w:p>
-      <w:pPr>
-        <w:pStyle w:val="a1"/>
-        <w:snapToGrid w:val="0"/>
-        <w:spacing w:before="160" w:after="80" w:line="300" w:lineRule="auto"/>
-        <w:ind/>
-        <w:jc w:val="left"/>
-        <w:rPr>
-          <w:lang w:eastAsia="zh-CN"/>
-        </w:rPr>
-      </w:pPr>
-      <w:r>
-        <w:rPr>
-          <w:rFonts w:ascii="Times New Roman" w:hAnsi="Times New Roman" w:cs="Times New Roman" w:eastAsia="黑体" w:hint="eastAsia"/>
-          <w:b w:val="0"/>
-          <w:bCs w:val="0"/>
-          <w:sz w:val="21"/>
-          <w:szCs w:val="21"/>
-          <w:lang w:eastAsia="zh-CN"/>
-        </w:rPr>
-        <w:t>（二）政治领域</w:t>
+        <w:t xml:space="preserve">不同的是认识和部署都在往前走。理论上从确立思想到提出“两个结合”“六个必须坚持”；道路上从“两步走”到系统阐述中国式现代化的中国特色和本质要求；目标上从决胜全面小康到全面建设现代化国家，从打赢脱贫攻坚到推进共同富裕。战略重点随发展阶段递进，这是很自然的事。</w:t>
       </w:r>
     </w:p>
     <w:p>
@@ -2821,1101 +1360,7 @@
           <w:szCs w:val="21"/>
           <w:lang w:eastAsia="zh-CN"/>
         </w:rPr>
-        <w:t>党的十九大强调</w:t>
-      </w:r>
-      <w:r>
-        <w:rPr>
-          <w:rFonts w:ascii="Times New Roman" w:hAnsi="Times New Roman" w:cs="Times New Roman" w:eastAsia="宋体" w:hint="eastAsia"/>
-          <w:sz w:val="21"/>
-          <w:szCs w:val="21"/>
-          <w:lang w:eastAsia="zh-CN"/>
-        </w:rPr>
-        <w:t>“</w:t>
-      </w:r>
-      <w:r>
-        <w:rPr>
-          <w:rFonts w:ascii="Times New Roman" w:hAnsi="Times New Roman" w:cs="Times New Roman" w:eastAsia="宋体" w:hint="eastAsia"/>
-          <w:sz w:val="21"/>
-          <w:szCs w:val="21"/>
-          <w:lang w:eastAsia="zh-CN"/>
-        </w:rPr>
-        <w:t>坚持党的领导、人民当家作主、依法治国有机统一</w:t>
-      </w:r>
-      <w:r>
-        <w:rPr>
-          <w:rFonts w:ascii="Times New Roman" w:hAnsi="Times New Roman" w:cs="Times New Roman" w:eastAsia="宋体" w:hint="eastAsia"/>
-          <w:sz w:val="21"/>
-          <w:szCs w:val="21"/>
-          <w:lang w:eastAsia="zh-CN"/>
-        </w:rPr>
-        <w:t>”</w:t>
-      </w:r>
-      <w:r>
-        <w:rPr>
-          <w:rFonts w:ascii="Times New Roman" w:hAnsi="Times New Roman" w:cs="Times New Roman" w:eastAsia="宋体" w:hint="eastAsia"/>
-          <w:sz w:val="21"/>
-          <w:szCs w:val="21"/>
-          <w:lang w:eastAsia="zh-CN"/>
-        </w:rPr>
-        <w:t>，从人民代表大会制度、协商民主、依法治国等方面健全人民当家作主制度体系。党的二十大进一步指出</w:t>
-      </w:r>
-      <w:r>
-        <w:rPr>
-          <w:rFonts w:ascii="Times New Roman" w:hAnsi="Times New Roman" w:cs="Times New Roman" w:eastAsia="宋体" w:hint="eastAsia"/>
-          <w:sz w:val="21"/>
-          <w:szCs w:val="21"/>
-          <w:lang w:eastAsia="zh-CN"/>
-        </w:rPr>
-        <w:t>“</w:t>
-      </w:r>
-      <w:r>
-        <w:rPr>
-          <w:rFonts w:ascii="Times New Roman" w:hAnsi="Times New Roman" w:cs="Times New Roman" w:eastAsia="宋体" w:hint="eastAsia"/>
-          <w:sz w:val="21"/>
-          <w:szCs w:val="21"/>
-          <w:lang w:eastAsia="zh-CN"/>
-        </w:rPr>
-        <w:t>全过程人民民主是社会主义民主政治的本质属性，是最广泛、最真实、最管用的民主</w:t>
-      </w:r>
-      <w:r>
-        <w:rPr>
-          <w:rFonts w:ascii="Times New Roman" w:hAnsi="Times New Roman" w:cs="Times New Roman" w:eastAsia="宋体" w:hint="eastAsia"/>
-          <w:sz w:val="21"/>
-          <w:szCs w:val="21"/>
-          <w:lang w:eastAsia="zh-CN"/>
-        </w:rPr>
-        <w:t>”</w:t>
-      </w:r>
-      <w:r>
-        <w:rPr>
-          <w:rFonts w:ascii="Times New Roman" w:hAnsi="Times New Roman" w:cs="Times New Roman" w:eastAsia="宋体" w:hint="eastAsia"/>
-          <w:sz w:val="21"/>
-          <w:szCs w:val="21"/>
-          <w:lang w:eastAsia="zh-CN"/>
-        </w:rPr>
-        <w:t>，并强调</w:t>
-      </w:r>
-      <w:r>
-        <w:rPr>
-          <w:rFonts w:ascii="Times New Roman" w:hAnsi="Times New Roman" w:cs="Times New Roman" w:eastAsia="宋体" w:hint="eastAsia"/>
-          <w:sz w:val="21"/>
-          <w:szCs w:val="21"/>
-          <w:lang w:eastAsia="zh-CN"/>
-        </w:rPr>
-        <w:t>“</w:t>
-      </w:r>
-      <w:r>
-        <w:rPr>
-          <w:rFonts w:ascii="Times New Roman" w:hAnsi="Times New Roman" w:cs="Times New Roman" w:eastAsia="宋体" w:hint="eastAsia"/>
-          <w:sz w:val="21"/>
-          <w:szCs w:val="21"/>
-          <w:lang w:eastAsia="zh-CN"/>
-        </w:rPr>
-        <w:t>全面依法治国是国家治理的一场深刻革命，关系党执政兴国，关系人民幸福安康，关系党和国家长治久安</w:t>
-      </w:r>
-      <w:r>
-        <w:rPr>
-          <w:rFonts w:ascii="Times New Roman" w:hAnsi="Times New Roman" w:cs="Times New Roman" w:eastAsia="宋体" w:hint="eastAsia"/>
-          <w:sz w:val="21"/>
-          <w:szCs w:val="21"/>
-          <w:lang w:eastAsia="zh-CN"/>
-        </w:rPr>
-        <w:t>”</w:t>
-      </w:r>
-      <w:r>
-        <w:rPr>
-          <w:rFonts w:ascii="Times New Roman" w:hAnsi="Times New Roman" w:cs="Times New Roman" w:eastAsia="宋体" w:hint="eastAsia"/>
-          <w:sz w:val="21"/>
-          <w:szCs w:val="21"/>
-          <w:lang w:eastAsia="zh-CN"/>
-        </w:rPr>
-        <w:t>。</w:t>
-      </w:r>
-    </w:p>
-    <w:p>
-      <w:pPr>
-        <w:pStyle w:val="a1"/>
-        <w:snapToGrid w:val="0"/>
-        <w:spacing w:before="160" w:after="80" w:line="300" w:lineRule="auto"/>
-        <w:ind/>
-        <w:jc w:val="left"/>
-        <w:rPr>
-          <w:lang w:eastAsia="zh-CN"/>
-        </w:rPr>
-      </w:pPr>
-      <w:r>
-        <w:rPr>
-          <w:rFonts w:ascii="Times New Roman" w:hAnsi="Times New Roman" w:cs="Times New Roman" w:eastAsia="黑体" w:hint="eastAsia"/>
-          <w:b w:val="0"/>
-          <w:bCs w:val="0"/>
-          <w:sz w:val="21"/>
-          <w:szCs w:val="21"/>
-          <w:lang w:eastAsia="zh-CN"/>
-        </w:rPr>
-        <w:t>（三）文化领域</w:t>
-      </w:r>
-    </w:p>
-    <w:p>
-      <w:pPr>
-        <w:pStyle w:val="a1"/>
-        <w:snapToGrid w:val="0"/>
-        <w:spacing w:line="300" w:lineRule="auto" w:before="0" w:after="0"/>
-        <w:ind w:firstLineChars="200" w:firstLine="420"/>
-        <w:jc w:val="both"/>
-        <w:rPr>
-          <w:lang w:eastAsia="zh-CN"/>
-        </w:rPr>
-      </w:pPr>
-      <w:r>
-        <w:rPr>
-          <w:rFonts w:ascii="Times New Roman" w:hAnsi="Times New Roman" w:cs="Times New Roman" w:eastAsia="宋体" w:hint="eastAsia"/>
-          <w:sz w:val="21"/>
-          <w:szCs w:val="21"/>
-          <w:lang w:eastAsia="zh-CN"/>
-        </w:rPr>
-        <w:lastRenderedPageBreak/>
-        <w:t>党的十九大提出</w:t>
-      </w:r>
-      <w:r>
-        <w:rPr>
-          <w:rFonts w:ascii="Times New Roman" w:hAnsi="Times New Roman" w:cs="Times New Roman" w:eastAsia="宋体" w:hint="eastAsia"/>
-          <w:sz w:val="21"/>
-          <w:szCs w:val="21"/>
-          <w:lang w:eastAsia="zh-CN"/>
-        </w:rPr>
-        <w:t>“</w:t>
-      </w:r>
-      <w:r>
-        <w:rPr>
-          <w:rFonts w:ascii="Times New Roman" w:hAnsi="Times New Roman" w:cs="Times New Roman" w:eastAsia="宋体" w:hint="eastAsia"/>
-          <w:sz w:val="21"/>
-          <w:szCs w:val="21"/>
-          <w:lang w:eastAsia="zh-CN"/>
-        </w:rPr>
-        <w:t>没有高度的文化自信，没有文化的繁荣兴盛，就没有中华民族伟大复兴</w:t>
-      </w:r>
-      <w:r>
-        <w:rPr>
-          <w:rFonts w:ascii="Times New Roman" w:hAnsi="Times New Roman" w:cs="Times New Roman" w:eastAsia="宋体" w:hint="eastAsia"/>
-          <w:sz w:val="21"/>
-          <w:szCs w:val="21"/>
-          <w:lang w:eastAsia="zh-CN"/>
-        </w:rPr>
-        <w:t>”</w:t>
-      </w:r>
-      <w:r>
-        <w:rPr>
-          <w:rFonts w:ascii="Times New Roman" w:hAnsi="Times New Roman" w:cs="Times New Roman" w:eastAsia="宋体" w:hint="eastAsia"/>
-          <w:sz w:val="21"/>
-          <w:szCs w:val="21"/>
-          <w:lang w:eastAsia="zh-CN"/>
-        </w:rPr>
-        <w:t>，把坚定文化自信、掌握意识形态工作领导权摆在突出位置。党的二十大进一步提出</w:t>
-      </w:r>
-      <w:r>
-        <w:rPr>
-          <w:rFonts w:ascii="Times New Roman" w:hAnsi="Times New Roman" w:cs="Times New Roman" w:eastAsia="宋体" w:hint="eastAsia"/>
-          <w:sz w:val="21"/>
-          <w:szCs w:val="21"/>
-          <w:lang w:eastAsia="zh-CN"/>
-        </w:rPr>
-        <w:t>“</w:t>
-      </w:r>
-      <w:r>
-        <w:rPr>
-          <w:rFonts w:ascii="Times New Roman" w:hAnsi="Times New Roman" w:cs="Times New Roman" w:eastAsia="宋体" w:hint="eastAsia"/>
-          <w:sz w:val="21"/>
-          <w:szCs w:val="21"/>
-          <w:lang w:eastAsia="zh-CN"/>
-        </w:rPr>
-        <w:t>两个结合</w:t>
-      </w:r>
-      <w:r>
-        <w:rPr>
-          <w:rFonts w:ascii="Times New Roman" w:hAnsi="Times New Roman" w:cs="Times New Roman" w:eastAsia="宋体" w:hint="eastAsia"/>
-          <w:sz w:val="21"/>
-          <w:szCs w:val="21"/>
-          <w:lang w:eastAsia="zh-CN"/>
-        </w:rPr>
-        <w:t>”</w:t>
-      </w:r>
-      <w:r>
-        <w:rPr>
-          <w:rFonts w:ascii="Times New Roman" w:hAnsi="Times New Roman" w:cs="Times New Roman" w:eastAsia="宋体" w:hint="eastAsia"/>
-          <w:sz w:val="21"/>
-          <w:szCs w:val="21"/>
-          <w:lang w:eastAsia="zh-CN"/>
-        </w:rPr>
-        <w:t>，强调</w:t>
-      </w:r>
-      <w:r>
-        <w:rPr>
-          <w:rFonts w:ascii="Times New Roman" w:hAnsi="Times New Roman" w:cs="Times New Roman" w:eastAsia="宋体" w:hint="eastAsia"/>
-          <w:sz w:val="21"/>
-          <w:szCs w:val="21"/>
-          <w:lang w:eastAsia="zh-CN"/>
-        </w:rPr>
-        <w:t>“</w:t>
-      </w:r>
-      <w:r>
-        <w:rPr>
-          <w:rFonts w:ascii="Times New Roman" w:hAnsi="Times New Roman" w:cs="Times New Roman" w:eastAsia="宋体" w:hint="eastAsia"/>
-          <w:sz w:val="21"/>
-          <w:szCs w:val="21"/>
-          <w:lang w:eastAsia="zh-CN"/>
-        </w:rPr>
-        <w:t>只有把马克思主义基本原理同中国具体实际相结合、同中华优秀传统文化相结合，坚持运用辩证唯物主义和历史唯物主义，才能正确回答时代和实践提出的重大问题，才能始终保持马克思主义的蓬勃生机和旺盛活力</w:t>
-      </w:r>
-      <w:r>
-        <w:rPr>
-          <w:rFonts w:ascii="Times New Roman" w:hAnsi="Times New Roman" w:cs="Times New Roman" w:eastAsia="宋体" w:hint="eastAsia"/>
-          <w:sz w:val="21"/>
-          <w:szCs w:val="21"/>
-          <w:lang w:eastAsia="zh-CN"/>
-        </w:rPr>
-        <w:t>”</w:t>
-      </w:r>
-      <w:r>
-        <w:rPr>
-          <w:rFonts w:ascii="Times New Roman" w:hAnsi="Times New Roman" w:cs="Times New Roman" w:eastAsia="宋体" w:hint="eastAsia"/>
-          <w:sz w:val="21"/>
-          <w:szCs w:val="21"/>
-          <w:lang w:eastAsia="zh-CN"/>
-        </w:rPr>
-        <w:t>。</w:t>
-      </w:r>
-    </w:p>
-    <w:p>
-      <w:pPr>
-        <w:pStyle w:val="a1"/>
-        <w:snapToGrid w:val="0"/>
-        <w:spacing w:before="160" w:after="80" w:line="300" w:lineRule="auto"/>
-        <w:ind/>
-        <w:jc w:val="left"/>
-        <w:rPr>
-          <w:lang w:eastAsia="zh-CN"/>
-        </w:rPr>
-      </w:pPr>
-      <w:r>
-        <w:rPr>
-          <w:rFonts w:ascii="Times New Roman" w:hAnsi="Times New Roman" w:cs="Times New Roman" w:eastAsia="黑体" w:hint="eastAsia"/>
-          <w:b w:val="0"/>
-          <w:bCs w:val="0"/>
-          <w:sz w:val="21"/>
-          <w:szCs w:val="21"/>
-          <w:lang w:eastAsia="zh-CN"/>
-        </w:rPr>
-        <w:t>（四）社会领域</w:t>
-      </w:r>
-    </w:p>
-    <w:p>
-      <w:pPr>
-        <w:pStyle w:val="a1"/>
-        <w:snapToGrid w:val="0"/>
-        <w:spacing w:line="300" w:lineRule="auto" w:before="0" w:after="0"/>
-        <w:ind w:firstLineChars="200" w:firstLine="420"/>
-        <w:jc w:val="both"/>
-        <w:rPr>
-          <w:lang w:eastAsia="zh-CN"/>
-        </w:rPr>
-      </w:pPr>
-      <w:r>
-        <w:rPr>
-          <w:rFonts w:ascii="Times New Roman" w:hAnsi="Times New Roman" w:cs="Times New Roman" w:eastAsia="宋体" w:hint="eastAsia"/>
-          <w:sz w:val="21"/>
-          <w:szCs w:val="21"/>
-          <w:lang w:eastAsia="zh-CN"/>
-        </w:rPr>
-        <w:t>党的十九大提出</w:t>
-      </w:r>
-      <w:r>
-        <w:rPr>
-          <w:rFonts w:ascii="Times New Roman" w:hAnsi="Times New Roman" w:cs="Times New Roman" w:eastAsia="宋体" w:hint="eastAsia"/>
-          <w:sz w:val="21"/>
-          <w:szCs w:val="21"/>
-          <w:lang w:eastAsia="zh-CN"/>
-        </w:rPr>
-        <w:t>“</w:t>
-      </w:r>
-      <w:r>
-        <w:rPr>
-          <w:rFonts w:ascii="Times New Roman" w:hAnsi="Times New Roman" w:cs="Times New Roman" w:eastAsia="宋体" w:hint="eastAsia"/>
-          <w:sz w:val="21"/>
-          <w:szCs w:val="21"/>
-          <w:lang w:eastAsia="zh-CN"/>
-        </w:rPr>
-        <w:t>坚持房子是用来住的、不是用来炒的定位</w:t>
-      </w:r>
-      <w:r>
-        <w:rPr>
-          <w:rFonts w:ascii="Times New Roman" w:hAnsi="Times New Roman" w:cs="Times New Roman" w:eastAsia="宋体" w:hint="eastAsia"/>
-          <w:sz w:val="21"/>
-          <w:szCs w:val="21"/>
-          <w:lang w:eastAsia="zh-CN"/>
-        </w:rPr>
-        <w:t>”</w:t>
-      </w:r>
-      <w:r>
-        <w:rPr>
-          <w:rFonts w:ascii="Times New Roman" w:hAnsi="Times New Roman" w:cs="Times New Roman" w:eastAsia="宋体" w:hint="eastAsia"/>
-          <w:sz w:val="21"/>
-          <w:szCs w:val="21"/>
-          <w:lang w:eastAsia="zh-CN"/>
-        </w:rPr>
-        <w:t>，并庄严承诺</w:t>
-      </w:r>
-      <w:r>
-        <w:rPr>
-          <w:rFonts w:ascii="Times New Roman" w:hAnsi="Times New Roman" w:cs="Times New Roman" w:eastAsia="宋体" w:hint="eastAsia"/>
-          <w:sz w:val="21"/>
-          <w:szCs w:val="21"/>
-          <w:lang w:eastAsia="zh-CN"/>
-        </w:rPr>
-        <w:t>“</w:t>
-      </w:r>
-      <w:r>
-        <w:rPr>
-          <w:rFonts w:ascii="Times New Roman" w:hAnsi="Times New Roman" w:cs="Times New Roman" w:eastAsia="宋体" w:hint="eastAsia"/>
-          <w:sz w:val="21"/>
-          <w:szCs w:val="21"/>
-          <w:lang w:eastAsia="zh-CN"/>
-        </w:rPr>
-        <w:t>让贫困人口和贫困地区同全国一道进入全面小康社会</w:t>
-      </w:r>
-      <w:r>
-        <w:rPr>
-          <w:rFonts w:ascii="Times New Roman" w:hAnsi="Times New Roman" w:cs="Times New Roman" w:eastAsia="宋体" w:hint="eastAsia"/>
-          <w:sz w:val="21"/>
-          <w:szCs w:val="21"/>
-          <w:lang w:eastAsia="zh-CN"/>
-        </w:rPr>
-        <w:t>”</w:t>
-      </w:r>
-      <w:r>
-        <w:rPr>
-          <w:rFonts w:ascii="Times New Roman" w:hAnsi="Times New Roman" w:cs="Times New Roman" w:eastAsia="宋体" w:hint="eastAsia"/>
-          <w:sz w:val="21"/>
-          <w:szCs w:val="21"/>
-          <w:lang w:eastAsia="zh-CN"/>
-        </w:rPr>
-        <w:t>。党的二十大进一步提出</w:t>
-      </w:r>
-      <w:r>
-        <w:rPr>
-          <w:rFonts w:ascii="Times New Roman" w:hAnsi="Times New Roman" w:cs="Times New Roman" w:eastAsia="宋体" w:hint="eastAsia"/>
-          <w:sz w:val="21"/>
-          <w:szCs w:val="21"/>
-          <w:lang w:eastAsia="zh-CN"/>
-        </w:rPr>
-        <w:t>“</w:t>
-      </w:r>
-      <w:r>
-        <w:rPr>
-          <w:rFonts w:ascii="Times New Roman" w:hAnsi="Times New Roman" w:cs="Times New Roman" w:eastAsia="宋体" w:hint="eastAsia"/>
-          <w:sz w:val="21"/>
-          <w:szCs w:val="21"/>
-          <w:lang w:eastAsia="zh-CN"/>
-        </w:rPr>
-        <w:t>江山就是人民，人民就是江山。中国共产党领导人民打江山、守江山，守的是人民的心</w:t>
-      </w:r>
-      <w:r>
-        <w:rPr>
-          <w:rFonts w:ascii="Times New Roman" w:hAnsi="Times New Roman" w:cs="Times New Roman" w:eastAsia="宋体" w:hint="eastAsia"/>
-          <w:sz w:val="21"/>
-          <w:szCs w:val="21"/>
-          <w:lang w:eastAsia="zh-CN"/>
-        </w:rPr>
-        <w:t>”</w:t>
-      </w:r>
-      <w:r>
-        <w:rPr>
-          <w:rFonts w:ascii="Times New Roman" w:hAnsi="Times New Roman" w:cs="Times New Roman" w:eastAsia="宋体" w:hint="eastAsia"/>
-          <w:sz w:val="21"/>
-          <w:szCs w:val="21"/>
-          <w:lang w:eastAsia="zh-CN"/>
-        </w:rPr>
-        <w:t>，强调</w:t>
-      </w:r>
-      <w:r>
-        <w:rPr>
-          <w:rFonts w:ascii="Times New Roman" w:hAnsi="Times New Roman" w:cs="Times New Roman" w:eastAsia="宋体" w:hint="eastAsia"/>
-          <w:sz w:val="21"/>
-          <w:szCs w:val="21"/>
-          <w:lang w:eastAsia="zh-CN"/>
-        </w:rPr>
-        <w:t>“</w:t>
-      </w:r>
-      <w:r>
-        <w:rPr>
-          <w:rFonts w:ascii="Times New Roman" w:hAnsi="Times New Roman" w:cs="Times New Roman" w:eastAsia="宋体" w:hint="eastAsia"/>
-          <w:sz w:val="21"/>
-          <w:szCs w:val="21"/>
-          <w:lang w:eastAsia="zh-CN"/>
-        </w:rPr>
-        <w:t>必须坚持在发展中保障和改善民生，鼓励共同奋斗创造美好生活，不断实现人民对美好生活的向往</w:t>
-      </w:r>
-      <w:r>
-        <w:rPr>
-          <w:rFonts w:ascii="Times New Roman" w:hAnsi="Times New Roman" w:cs="Times New Roman" w:eastAsia="宋体" w:hint="eastAsia"/>
-          <w:sz w:val="21"/>
-          <w:szCs w:val="21"/>
-          <w:lang w:eastAsia="zh-CN"/>
-        </w:rPr>
-        <w:t>”</w:t>
-      </w:r>
-      <w:r>
-        <w:rPr>
-          <w:rFonts w:ascii="Times New Roman" w:hAnsi="Times New Roman" w:cs="Times New Roman" w:eastAsia="宋体" w:hint="eastAsia"/>
-          <w:sz w:val="21"/>
-          <w:szCs w:val="21"/>
-          <w:lang w:eastAsia="zh-CN"/>
-        </w:rPr>
-        <w:t>。</w:t>
-      </w:r>
-    </w:p>
-    <w:p>
-      <w:pPr>
-        <w:pStyle w:val="a1"/>
-        <w:snapToGrid w:val="0"/>
-        <w:spacing w:before="160" w:after="80" w:line="300" w:lineRule="auto"/>
-        <w:ind/>
-        <w:jc w:val="left"/>
-        <w:rPr>
-          <w:lang w:eastAsia="zh-CN"/>
-        </w:rPr>
-      </w:pPr>
-      <w:r>
-        <w:rPr>
-          <w:rFonts w:ascii="Times New Roman" w:hAnsi="Times New Roman" w:cs="Times New Roman" w:eastAsia="黑体" w:hint="eastAsia"/>
-          <w:b w:val="0"/>
-          <w:bCs w:val="0"/>
-          <w:sz w:val="21"/>
-          <w:szCs w:val="21"/>
-          <w:lang w:eastAsia="zh-CN"/>
-        </w:rPr>
-        <w:t>（五）生态领域</w:t>
-      </w:r>
-    </w:p>
-    <w:p>
-      <w:pPr>
-        <w:pStyle w:val="a1"/>
-        <w:snapToGrid w:val="0"/>
-        <w:spacing w:line="300" w:lineRule="auto" w:before="0" w:after="0"/>
-        <w:ind w:firstLineChars="200" w:firstLine="420"/>
-        <w:jc w:val="both"/>
-        <w:rPr>
-          <w:lang w:eastAsia="zh-CN"/>
-        </w:rPr>
-      </w:pPr>
-      <w:r>
-        <w:rPr>
-          <w:rFonts w:ascii="Times New Roman" w:hAnsi="Times New Roman" w:cs="Times New Roman" w:eastAsia="宋体" w:hint="eastAsia"/>
-          <w:sz w:val="21"/>
-          <w:szCs w:val="21"/>
-          <w:lang w:eastAsia="zh-CN"/>
-        </w:rPr>
-        <w:t>党的十九大提出</w:t>
-      </w:r>
-      <w:r>
-        <w:rPr>
-          <w:rFonts w:ascii="Times New Roman" w:hAnsi="Times New Roman" w:cs="Times New Roman" w:eastAsia="宋体" w:hint="eastAsia"/>
-          <w:sz w:val="21"/>
-          <w:szCs w:val="21"/>
-          <w:lang w:eastAsia="zh-CN"/>
-        </w:rPr>
-        <w:t>“</w:t>
-      </w:r>
-      <w:r>
-        <w:rPr>
-          <w:rFonts w:ascii="Times New Roman" w:hAnsi="Times New Roman" w:cs="Times New Roman" w:eastAsia="宋体" w:hint="eastAsia"/>
-          <w:sz w:val="21"/>
-          <w:szCs w:val="21"/>
-          <w:lang w:eastAsia="zh-CN"/>
-        </w:rPr>
-        <w:t>人与自然是生命共同体</w:t>
-      </w:r>
-      <w:r>
-        <w:rPr>
-          <w:rFonts w:ascii="Times New Roman" w:hAnsi="Times New Roman" w:cs="Times New Roman" w:eastAsia="宋体" w:hint="eastAsia"/>
-          <w:sz w:val="21"/>
-          <w:szCs w:val="21"/>
-          <w:lang w:eastAsia="zh-CN"/>
-        </w:rPr>
-        <w:t>”</w:t>
-      </w:r>
-      <w:r>
-        <w:rPr>
-          <w:rFonts w:ascii="Times New Roman" w:hAnsi="Times New Roman" w:cs="Times New Roman" w:eastAsia="宋体" w:hint="eastAsia"/>
-          <w:sz w:val="21"/>
-          <w:szCs w:val="21"/>
-          <w:lang w:eastAsia="zh-CN"/>
-        </w:rPr>
-        <w:t>，要求</w:t>
-      </w:r>
-      <w:r>
-        <w:rPr>
-          <w:rFonts w:ascii="Times New Roman" w:hAnsi="Times New Roman" w:cs="Times New Roman" w:eastAsia="宋体" w:hint="eastAsia"/>
-          <w:sz w:val="21"/>
-          <w:szCs w:val="21"/>
-          <w:lang w:eastAsia="zh-CN"/>
-        </w:rPr>
-        <w:t>“</w:t>
-      </w:r>
-      <w:r>
-        <w:rPr>
-          <w:rFonts w:ascii="Times New Roman" w:hAnsi="Times New Roman" w:cs="Times New Roman" w:eastAsia="宋体" w:hint="eastAsia"/>
-          <w:sz w:val="21"/>
-          <w:szCs w:val="21"/>
-          <w:lang w:eastAsia="zh-CN"/>
-        </w:rPr>
-        <w:t>必须树立和践行绿水青山就是金山银山的理念</w:t>
-      </w:r>
-      <w:r>
-        <w:rPr>
-          <w:rFonts w:ascii="Times New Roman" w:hAnsi="Times New Roman" w:cs="Times New Roman" w:eastAsia="宋体" w:hint="eastAsia"/>
-          <w:sz w:val="21"/>
-          <w:szCs w:val="21"/>
-          <w:lang w:eastAsia="zh-CN"/>
-        </w:rPr>
-        <w:t>”</w:t>
-      </w:r>
-      <w:r>
-        <w:rPr>
-          <w:rFonts w:ascii="Times New Roman" w:hAnsi="Times New Roman" w:cs="Times New Roman" w:eastAsia="宋体" w:hint="eastAsia"/>
-          <w:sz w:val="21"/>
-          <w:szCs w:val="21"/>
-          <w:lang w:eastAsia="zh-CN"/>
-        </w:rPr>
-        <w:t>。党的二十大进一步指出</w:t>
-      </w:r>
-      <w:r>
-        <w:rPr>
-          <w:rFonts w:ascii="Times New Roman" w:hAnsi="Times New Roman" w:cs="Times New Roman" w:eastAsia="宋体" w:hint="eastAsia"/>
-          <w:sz w:val="21"/>
-          <w:szCs w:val="21"/>
-          <w:lang w:eastAsia="zh-CN"/>
-        </w:rPr>
-        <w:t>“</w:t>
-      </w:r>
-      <w:r>
-        <w:rPr>
-          <w:rFonts w:ascii="Times New Roman" w:hAnsi="Times New Roman" w:cs="Times New Roman" w:eastAsia="宋体" w:hint="eastAsia"/>
-          <w:sz w:val="21"/>
-          <w:szCs w:val="21"/>
-          <w:lang w:eastAsia="zh-CN"/>
-        </w:rPr>
-        <w:t>尊重自然、顺应自然、保护自然，是全面建设社会主义现代化国家的内在要求</w:t>
-      </w:r>
-      <w:r>
-        <w:rPr>
-          <w:rFonts w:ascii="Times New Roman" w:hAnsi="Times New Roman" w:cs="Times New Roman" w:eastAsia="宋体" w:hint="eastAsia"/>
-          <w:sz w:val="21"/>
-          <w:szCs w:val="21"/>
-          <w:lang w:eastAsia="zh-CN"/>
-        </w:rPr>
-        <w:t>”</w:t>
-      </w:r>
-      <w:r>
-        <w:rPr>
-          <w:rFonts w:ascii="Times New Roman" w:hAnsi="Times New Roman" w:cs="Times New Roman" w:eastAsia="宋体" w:hint="eastAsia"/>
-          <w:sz w:val="21"/>
-          <w:szCs w:val="21"/>
-          <w:lang w:eastAsia="zh-CN"/>
-        </w:rPr>
-        <w:t>，强调</w:t>
-      </w:r>
-      <w:r>
-        <w:rPr>
-          <w:rFonts w:ascii="Times New Roman" w:hAnsi="Times New Roman" w:cs="Times New Roman" w:eastAsia="宋体" w:hint="eastAsia"/>
-          <w:sz w:val="21"/>
-          <w:szCs w:val="21"/>
-          <w:lang w:eastAsia="zh-CN"/>
-        </w:rPr>
-        <w:t>“</w:t>
-      </w:r>
-      <w:r>
-        <w:rPr>
-          <w:rFonts w:ascii="Times New Roman" w:hAnsi="Times New Roman" w:cs="Times New Roman" w:eastAsia="宋体" w:hint="eastAsia"/>
-          <w:sz w:val="21"/>
-          <w:szCs w:val="21"/>
-          <w:lang w:eastAsia="zh-CN"/>
-        </w:rPr>
-        <w:t>必须牢固树立和践行绿水青山就是金山银山的理念，站在人与自然和谐共生的高度谋划发展</w:t>
-      </w:r>
-      <w:r>
-        <w:rPr>
-          <w:rFonts w:ascii="Times New Roman" w:hAnsi="Times New Roman" w:cs="Times New Roman" w:eastAsia="宋体" w:hint="eastAsia"/>
-          <w:sz w:val="21"/>
-          <w:szCs w:val="21"/>
-          <w:lang w:eastAsia="zh-CN"/>
-        </w:rPr>
-        <w:t>”</w:t>
-      </w:r>
-      <w:r>
-        <w:rPr>
-          <w:rFonts w:ascii="Times New Roman" w:hAnsi="Times New Roman" w:cs="Times New Roman" w:eastAsia="宋体" w:hint="eastAsia"/>
-          <w:sz w:val="21"/>
-          <w:szCs w:val="21"/>
-          <w:lang w:eastAsia="zh-CN"/>
-        </w:rPr>
-        <w:t>，并部署积极稳妥推进碳达峰碳中和。</w:t>
-      </w:r>
-    </w:p>
-    <w:p>
-      <w:pPr>
-        <w:pStyle w:val="a1"/>
-        <w:snapToGrid w:val="0"/>
-        <w:spacing w:before="160" w:after="80" w:line="300" w:lineRule="auto"/>
-        <w:ind/>
-        <w:jc w:val="left"/>
-        <w:rPr>
-          <w:lang w:eastAsia="zh-CN"/>
-        </w:rPr>
-      </w:pPr>
-      <w:r>
-        <w:rPr>
-          <w:rFonts w:ascii="Times New Roman" w:hAnsi="Times New Roman" w:cs="Times New Roman" w:eastAsia="黑体" w:hint="eastAsia"/>
-          <w:b w:val="0"/>
-          <w:bCs w:val="0"/>
-          <w:sz w:val="21"/>
-          <w:szCs w:val="21"/>
-          <w:lang w:eastAsia="zh-CN"/>
-        </w:rPr>
-        <w:t>（六）国防领域</w:t>
-      </w:r>
-    </w:p>
-    <w:p>
-      <w:pPr>
-        <w:pStyle w:val="a1"/>
-        <w:snapToGrid w:val="0"/>
-        <w:spacing w:line="300" w:lineRule="auto" w:before="0" w:after="0"/>
-        <w:ind w:firstLineChars="200" w:firstLine="420"/>
-        <w:jc w:val="both"/>
-        <w:rPr>
-          <w:lang w:eastAsia="zh-CN"/>
-        </w:rPr>
-      </w:pPr>
-      <w:r>
-        <w:rPr>
-          <w:rFonts w:ascii="Times New Roman" w:hAnsi="Times New Roman" w:cs="Times New Roman" w:eastAsia="宋体" w:hint="eastAsia"/>
-          <w:sz w:val="21"/>
-          <w:szCs w:val="21"/>
-          <w:lang w:eastAsia="zh-CN"/>
-        </w:rPr>
-        <w:t>党的十九大确立新时代强军目标，提出</w:t>
-      </w:r>
-      <w:r>
-        <w:rPr>
-          <w:rFonts w:ascii="Times New Roman" w:hAnsi="Times New Roman" w:cs="Times New Roman" w:eastAsia="宋体" w:hint="eastAsia"/>
-          <w:sz w:val="21"/>
-          <w:szCs w:val="21"/>
-          <w:lang w:eastAsia="zh-CN"/>
-        </w:rPr>
-        <w:t>“</w:t>
-      </w:r>
-      <w:r>
-        <w:rPr>
-          <w:rFonts w:ascii="Times New Roman" w:hAnsi="Times New Roman" w:cs="Times New Roman" w:eastAsia="宋体" w:hint="eastAsia"/>
-          <w:sz w:val="21"/>
-          <w:szCs w:val="21"/>
-          <w:lang w:eastAsia="zh-CN"/>
-        </w:rPr>
-        <w:t>力争到二〇三五年基本实现国防和军队现代化，到本世纪中叶把人民军队全面建成世界一流军队</w:t>
-      </w:r>
-      <w:r>
-        <w:rPr>
-          <w:rFonts w:ascii="Times New Roman" w:hAnsi="Times New Roman" w:cs="Times New Roman" w:eastAsia="宋体" w:hint="eastAsia"/>
-          <w:sz w:val="21"/>
-          <w:szCs w:val="21"/>
-          <w:lang w:eastAsia="zh-CN"/>
-        </w:rPr>
-        <w:t>”</w:t>
-      </w:r>
-      <w:r>
-        <w:rPr>
-          <w:rFonts w:ascii="Times New Roman" w:hAnsi="Times New Roman" w:cs="Times New Roman" w:eastAsia="宋体" w:hint="eastAsia"/>
-          <w:sz w:val="21"/>
-          <w:szCs w:val="21"/>
-          <w:lang w:eastAsia="zh-CN"/>
-        </w:rPr>
-        <w:t>。党的二十大进一步提出</w:t>
-      </w:r>
-      <w:r>
-        <w:rPr>
-          <w:rFonts w:ascii="Times New Roman" w:hAnsi="Times New Roman" w:cs="Times New Roman" w:eastAsia="宋体" w:hint="eastAsia"/>
-          <w:sz w:val="21"/>
-          <w:szCs w:val="21"/>
-          <w:lang w:eastAsia="zh-CN"/>
-        </w:rPr>
-        <w:t>“</w:t>
-      </w:r>
-      <w:r>
-        <w:rPr>
-          <w:rFonts w:ascii="Times New Roman" w:hAnsi="Times New Roman" w:cs="Times New Roman" w:eastAsia="宋体" w:hint="eastAsia"/>
-          <w:sz w:val="21"/>
-          <w:szCs w:val="21"/>
-          <w:lang w:eastAsia="zh-CN"/>
-        </w:rPr>
-        <w:t>如期实现建军一百年奋斗目标，加快把人民军队建成世界一流军队，是全面建设社会主义现代化国家的战略要求</w:t>
-      </w:r>
-      <w:r>
-        <w:rPr>
-          <w:rFonts w:ascii="Times New Roman" w:hAnsi="Times New Roman" w:cs="Times New Roman" w:eastAsia="宋体" w:hint="eastAsia"/>
-          <w:sz w:val="21"/>
-          <w:szCs w:val="21"/>
-          <w:lang w:eastAsia="zh-CN"/>
-        </w:rPr>
-        <w:t>”</w:t>
-      </w:r>
-      <w:r>
-        <w:rPr>
-          <w:rFonts w:ascii="Times New Roman" w:hAnsi="Times New Roman" w:cs="Times New Roman" w:eastAsia="宋体" w:hint="eastAsia"/>
-          <w:sz w:val="21"/>
-          <w:szCs w:val="21"/>
-          <w:lang w:eastAsia="zh-CN"/>
-        </w:rPr>
-        <w:t>。</w:t>
-      </w:r>
-    </w:p>
-    <w:p>
-      <w:pPr>
-        <w:pStyle w:val="a1"/>
-        <w:snapToGrid w:val="0"/>
-        <w:spacing w:before="160" w:after="80" w:line="300" w:lineRule="auto"/>
-        <w:ind/>
-        <w:jc w:val="left"/>
-        <w:rPr>
-          <w:lang w:eastAsia="zh-CN"/>
-        </w:rPr>
-      </w:pPr>
-      <w:r>
-        <w:rPr>
-          <w:rFonts w:ascii="Times New Roman" w:hAnsi="Times New Roman" w:cs="Times New Roman" w:eastAsia="黑体" w:hint="eastAsia"/>
-          <w:b w:val="0"/>
-          <w:bCs w:val="0"/>
-          <w:sz w:val="21"/>
-          <w:szCs w:val="21"/>
-          <w:lang w:eastAsia="zh-CN"/>
-        </w:rPr>
-        <w:t>（七）外交领域</w:t>
-      </w:r>
-    </w:p>
-    <w:p>
-      <w:pPr>
-        <w:pStyle w:val="a1"/>
-        <w:snapToGrid w:val="0"/>
-        <w:spacing w:line="300" w:lineRule="auto" w:before="0" w:after="0"/>
-        <w:ind w:firstLineChars="200" w:firstLine="420"/>
-        <w:jc w:val="both"/>
-        <w:rPr>
-          <w:lang w:eastAsia="zh-CN"/>
-        </w:rPr>
-      </w:pPr>
-      <w:r>
-        <w:rPr>
-          <w:rFonts w:ascii="Times New Roman" w:hAnsi="Times New Roman" w:cs="Times New Roman" w:eastAsia="宋体" w:hint="eastAsia"/>
-          <w:sz w:val="21"/>
-          <w:szCs w:val="21"/>
-          <w:lang w:eastAsia="zh-CN"/>
-        </w:rPr>
-        <w:lastRenderedPageBreak/>
-        <w:t>党的十九大强调</w:t>
-      </w:r>
-      <w:r>
-        <w:rPr>
-          <w:rFonts w:ascii="Times New Roman" w:hAnsi="Times New Roman" w:cs="Times New Roman" w:eastAsia="宋体" w:hint="eastAsia"/>
-          <w:sz w:val="21"/>
-          <w:szCs w:val="21"/>
-          <w:lang w:eastAsia="zh-CN"/>
-        </w:rPr>
-        <w:t>“</w:t>
-      </w:r>
-      <w:r>
-        <w:rPr>
-          <w:rFonts w:ascii="Times New Roman" w:hAnsi="Times New Roman" w:cs="Times New Roman" w:eastAsia="宋体" w:hint="eastAsia"/>
-          <w:sz w:val="21"/>
-          <w:szCs w:val="21"/>
-          <w:lang w:eastAsia="zh-CN"/>
-        </w:rPr>
-        <w:t>推动建设相互尊重、公平正义、合作共赢的新型国际关系</w:t>
-      </w:r>
-      <w:r>
-        <w:rPr>
-          <w:rFonts w:ascii="Times New Roman" w:hAnsi="Times New Roman" w:cs="Times New Roman" w:eastAsia="宋体" w:hint="eastAsia"/>
-          <w:sz w:val="21"/>
-          <w:szCs w:val="21"/>
-          <w:lang w:eastAsia="zh-CN"/>
-        </w:rPr>
-        <w:t>”</w:t>
-      </w:r>
-      <w:r>
-        <w:rPr>
-          <w:rFonts w:ascii="Times New Roman" w:hAnsi="Times New Roman" w:cs="Times New Roman" w:eastAsia="宋体" w:hint="eastAsia"/>
-          <w:sz w:val="21"/>
-          <w:szCs w:val="21"/>
-          <w:lang w:eastAsia="zh-CN"/>
-        </w:rPr>
-        <w:t>，推动构建人类命运共同体。党的二十大进一步强调</w:t>
-      </w:r>
-      <w:r>
-        <w:rPr>
-          <w:rFonts w:ascii="Times New Roman" w:hAnsi="Times New Roman" w:cs="Times New Roman" w:eastAsia="宋体" w:hint="eastAsia"/>
-          <w:sz w:val="21"/>
-          <w:szCs w:val="21"/>
-          <w:lang w:eastAsia="zh-CN"/>
-        </w:rPr>
-        <w:t>“</w:t>
-      </w:r>
-      <w:r>
-        <w:rPr>
-          <w:rFonts w:ascii="Times New Roman" w:hAnsi="Times New Roman" w:cs="Times New Roman" w:eastAsia="宋体" w:hint="eastAsia"/>
-          <w:sz w:val="21"/>
-          <w:szCs w:val="21"/>
-          <w:lang w:eastAsia="zh-CN"/>
-        </w:rPr>
-        <w:t>中国始终坚持维护世界和平、促进共同发展的外交政策宗旨，致力于推动构建人类命运共同体</w:t>
-      </w:r>
-      <w:r>
-        <w:rPr>
-          <w:rFonts w:ascii="Times New Roman" w:hAnsi="Times New Roman" w:cs="Times New Roman" w:eastAsia="宋体" w:hint="eastAsia"/>
-          <w:sz w:val="21"/>
-          <w:szCs w:val="21"/>
-          <w:lang w:eastAsia="zh-CN"/>
-        </w:rPr>
-        <w:t>”</w:t>
-      </w:r>
-      <w:r>
-        <w:rPr>
-          <w:rFonts w:ascii="Times New Roman" w:hAnsi="Times New Roman" w:cs="Times New Roman" w:eastAsia="宋体" w:hint="eastAsia"/>
-          <w:sz w:val="21"/>
-          <w:szCs w:val="21"/>
-          <w:lang w:eastAsia="zh-CN"/>
-        </w:rPr>
-        <w:t>。</w:t>
-      </w:r>
-    </w:p>
-    <w:p>
-      <w:pPr>
-        <w:pStyle w:val="a1"/>
-        <w:snapToGrid w:val="0"/>
-        <w:spacing w:before="160" w:after="80" w:line="300" w:lineRule="auto"/>
-        <w:ind/>
-        <w:jc w:val="left"/>
-        <w:rPr>
-          <w:lang w:eastAsia="zh-CN"/>
-        </w:rPr>
-      </w:pPr>
-      <w:r>
-        <w:rPr>
-          <w:rFonts w:ascii="Times New Roman" w:hAnsi="Times New Roman" w:cs="Times New Roman" w:eastAsia="黑体" w:hint="eastAsia"/>
-          <w:b w:val="0"/>
-          <w:bCs w:val="0"/>
-          <w:sz w:val="21"/>
-          <w:szCs w:val="21"/>
-          <w:lang w:eastAsia="zh-CN"/>
-        </w:rPr>
-        <w:t>（八）党建领域</w:t>
-      </w:r>
-    </w:p>
-    <w:p>
-      <w:pPr>
-        <w:pStyle w:val="a1"/>
-        <w:snapToGrid w:val="0"/>
-        <w:spacing w:line="300" w:lineRule="auto" w:before="0" w:after="0"/>
-        <w:ind w:firstLineChars="200" w:firstLine="420"/>
-        <w:jc w:val="both"/>
-        <w:rPr>
-          <w:lang w:eastAsia="zh-CN"/>
-        </w:rPr>
-      </w:pPr>
-      <w:r>
-        <w:rPr>
-          <w:rFonts w:ascii="Times New Roman" w:hAnsi="Times New Roman" w:cs="Times New Roman" w:eastAsia="宋体" w:hint="eastAsia"/>
-          <w:sz w:val="21"/>
-          <w:szCs w:val="21"/>
-          <w:lang w:eastAsia="zh-CN"/>
-        </w:rPr>
-        <w:t>党的十九大提出</w:t>
-      </w:r>
-      <w:r>
-        <w:rPr>
-          <w:rFonts w:ascii="Times New Roman" w:hAnsi="Times New Roman" w:cs="Times New Roman" w:eastAsia="宋体" w:hint="eastAsia"/>
-          <w:sz w:val="21"/>
-          <w:szCs w:val="21"/>
-          <w:lang w:eastAsia="zh-CN"/>
-        </w:rPr>
-        <w:t>“</w:t>
-      </w:r>
-      <w:r>
-        <w:rPr>
-          <w:rFonts w:ascii="Times New Roman" w:hAnsi="Times New Roman" w:cs="Times New Roman" w:eastAsia="宋体" w:hint="eastAsia"/>
-          <w:sz w:val="21"/>
-          <w:szCs w:val="21"/>
-          <w:lang w:eastAsia="zh-CN"/>
-        </w:rPr>
-        <w:t>全面从严治党永远在路上</w:t>
-      </w:r>
-      <w:r>
-        <w:rPr>
-          <w:rFonts w:ascii="Times New Roman" w:hAnsi="Times New Roman" w:cs="Times New Roman" w:eastAsia="宋体" w:hint="eastAsia"/>
-          <w:sz w:val="21"/>
-          <w:szCs w:val="21"/>
-          <w:lang w:eastAsia="zh-CN"/>
-        </w:rPr>
-        <w:t>”“</w:t>
-      </w:r>
-      <w:r>
-        <w:rPr>
-          <w:rFonts w:ascii="Times New Roman" w:hAnsi="Times New Roman" w:cs="Times New Roman" w:eastAsia="宋体" w:hint="eastAsia"/>
-          <w:sz w:val="21"/>
-          <w:szCs w:val="21"/>
-          <w:lang w:eastAsia="zh-CN"/>
-        </w:rPr>
-        <w:t>把党的政治建设摆在首位</w:t>
-      </w:r>
-      <w:r>
-        <w:rPr>
-          <w:rFonts w:ascii="Times New Roman" w:hAnsi="Times New Roman" w:cs="Times New Roman" w:eastAsia="宋体" w:hint="eastAsia"/>
-          <w:sz w:val="21"/>
-          <w:szCs w:val="21"/>
-          <w:lang w:eastAsia="zh-CN"/>
-        </w:rPr>
-        <w:t>”</w:t>
-      </w:r>
-      <w:r>
-        <w:rPr>
-          <w:rFonts w:ascii="Times New Roman" w:hAnsi="Times New Roman" w:cs="Times New Roman" w:eastAsia="宋体" w:hint="eastAsia"/>
-          <w:sz w:val="21"/>
-          <w:szCs w:val="21"/>
-          <w:lang w:eastAsia="zh-CN"/>
-        </w:rPr>
-        <w:t>，强调</w:t>
-      </w:r>
-      <w:r>
-        <w:rPr>
-          <w:rFonts w:ascii="Times New Roman" w:hAnsi="Times New Roman" w:cs="Times New Roman" w:eastAsia="宋体" w:hint="eastAsia"/>
-          <w:sz w:val="21"/>
-          <w:szCs w:val="21"/>
-          <w:lang w:eastAsia="zh-CN"/>
-        </w:rPr>
-        <w:t>“</w:t>
-      </w:r>
-      <w:r>
-        <w:rPr>
-          <w:rFonts w:ascii="Times New Roman" w:hAnsi="Times New Roman" w:cs="Times New Roman" w:eastAsia="宋体" w:hint="eastAsia"/>
-          <w:sz w:val="21"/>
-          <w:szCs w:val="21"/>
-          <w:lang w:eastAsia="zh-CN"/>
-        </w:rPr>
-        <w:t>勇于自我革命，从严管党治党，是我们党最鲜明的品格</w:t>
-      </w:r>
-      <w:r>
-        <w:rPr>
-          <w:rFonts w:ascii="Times New Roman" w:hAnsi="Times New Roman" w:cs="Times New Roman" w:eastAsia="宋体" w:hint="eastAsia"/>
-          <w:sz w:val="21"/>
-          <w:szCs w:val="21"/>
-          <w:lang w:eastAsia="zh-CN"/>
-        </w:rPr>
-        <w:t>”</w:t>
-      </w:r>
-      <w:r>
-        <w:rPr>
-          <w:rFonts w:ascii="Times New Roman" w:hAnsi="Times New Roman" w:cs="Times New Roman" w:eastAsia="宋体" w:hint="eastAsia"/>
-          <w:sz w:val="21"/>
-          <w:szCs w:val="21"/>
-          <w:lang w:eastAsia="zh-CN"/>
-        </w:rPr>
-        <w:t>。党的二十大进一步指出</w:t>
-      </w:r>
-      <w:r>
-        <w:rPr>
-          <w:rFonts w:ascii="Times New Roman" w:hAnsi="Times New Roman" w:cs="Times New Roman" w:eastAsia="宋体" w:hint="eastAsia"/>
-          <w:sz w:val="21"/>
-          <w:szCs w:val="21"/>
-          <w:lang w:eastAsia="zh-CN"/>
-        </w:rPr>
-        <w:t>“</w:t>
-      </w:r>
-      <w:r>
-        <w:rPr>
-          <w:rFonts w:ascii="Times New Roman" w:hAnsi="Times New Roman" w:cs="Times New Roman" w:eastAsia="宋体" w:hint="eastAsia"/>
-          <w:sz w:val="21"/>
-          <w:szCs w:val="21"/>
-          <w:lang w:eastAsia="zh-CN"/>
-        </w:rPr>
-        <w:t>经过不懈努力，党找到了自我革命这一跳出治乱兴衰历史周期率的第二个答案</w:t>
-      </w:r>
-      <w:r>
-        <w:rPr>
-          <w:rFonts w:ascii="Times New Roman" w:hAnsi="Times New Roman" w:cs="Times New Roman" w:eastAsia="宋体" w:hint="eastAsia"/>
-          <w:sz w:val="21"/>
-          <w:szCs w:val="21"/>
-          <w:lang w:eastAsia="zh-CN"/>
-        </w:rPr>
-        <w:t>”</w:t>
-      </w:r>
-      <w:r>
-        <w:rPr>
-          <w:rFonts w:ascii="Times New Roman" w:hAnsi="Times New Roman" w:cs="Times New Roman" w:eastAsia="宋体" w:hint="eastAsia"/>
-          <w:sz w:val="21"/>
-          <w:szCs w:val="21"/>
-          <w:lang w:eastAsia="zh-CN"/>
-        </w:rPr>
-        <w:t>，并强调</w:t>
-      </w:r>
-      <w:r>
-        <w:rPr>
-          <w:rFonts w:ascii="Times New Roman" w:hAnsi="Times New Roman" w:cs="Times New Roman" w:eastAsia="宋体" w:hint="eastAsia"/>
-          <w:sz w:val="21"/>
-          <w:szCs w:val="21"/>
-          <w:lang w:eastAsia="zh-CN"/>
-        </w:rPr>
-        <w:t>“</w:t>
-      </w:r>
-      <w:r>
-        <w:rPr>
-          <w:rFonts w:ascii="Times New Roman" w:hAnsi="Times New Roman" w:cs="Times New Roman" w:eastAsia="宋体" w:hint="eastAsia"/>
-          <w:sz w:val="21"/>
-          <w:szCs w:val="21"/>
-          <w:lang w:eastAsia="zh-CN"/>
-        </w:rPr>
-        <w:t>腐败是危害党的生命力和战斗力的最大毒瘤，反腐败是最彻底的自我革命</w:t>
-      </w:r>
-      <w:r>
-        <w:rPr>
-          <w:rFonts w:ascii="Times New Roman" w:hAnsi="Times New Roman" w:cs="Times New Roman" w:eastAsia="宋体" w:hint="eastAsia"/>
-          <w:sz w:val="21"/>
-          <w:szCs w:val="21"/>
-          <w:lang w:eastAsia="zh-CN"/>
-        </w:rPr>
-        <w:t>”“</w:t>
-      </w:r>
-      <w:r>
-        <w:rPr>
-          <w:rFonts w:ascii="Times New Roman" w:hAnsi="Times New Roman" w:cs="Times New Roman" w:eastAsia="宋体" w:hint="eastAsia"/>
-          <w:sz w:val="21"/>
-          <w:szCs w:val="21"/>
-          <w:lang w:eastAsia="zh-CN"/>
-        </w:rPr>
-        <w:t>坚持党的全面领导是坚持和发展中国特色社会主义的必由之路</w:t>
-      </w:r>
-      <w:r>
-        <w:rPr>
-          <w:rFonts w:ascii="Times New Roman" w:hAnsi="Times New Roman" w:cs="Times New Roman" w:eastAsia="宋体" w:hint="eastAsia"/>
-          <w:sz w:val="21"/>
-          <w:szCs w:val="21"/>
-          <w:lang w:eastAsia="zh-CN"/>
-        </w:rPr>
-        <w:t>”</w:t>
-      </w:r>
-      <w:r>
-        <w:rPr>
-          <w:rFonts w:ascii="Times New Roman" w:hAnsi="Times New Roman" w:cs="Times New Roman" w:eastAsia="宋体" w:hint="eastAsia"/>
-          <w:sz w:val="21"/>
-          <w:szCs w:val="21"/>
-          <w:lang w:eastAsia="zh-CN"/>
-        </w:rPr>
-        <w:t>。</w:t>
+        <w:t xml:space="preserve">所以我的理解是：二十大不是另起一套，而是十九大在新时代条件下的继续和深化，两者合起来才构成完整的行动纲领。</w:t>
       </w:r>
     </w:p>
     <w:p>
@@ -3938,7 +1383,7 @@
           <w:szCs w:val="24"/>
           <w:lang w:eastAsia="zh-CN"/>
         </w:rPr>
-        <w:t>三、两次报告的继承与发展</w:t>
+        <w:t xml:space="preserve">四、我自己的几点体会</w:t>
       </w:r>
     </w:p>
     <w:p>
@@ -3959,43 +1404,7 @@
           <w:szCs w:val="21"/>
           <w:lang w:eastAsia="zh-CN"/>
         </w:rPr>
-        <w:t>两次报告既有继承、又有发展，构成一个连续而递进的统一整体。从继承看，两次报告都坚持和发展中国特色社会主义这一根本主题，都坚持以人民为中心的发展思想，都强调党的全面领导和全面从严治党：十九大开启新时代、确立行动指南、擘画</w:t>
-      </w:r>
-      <w:r>
-        <w:rPr>
-          <w:rFonts w:ascii="Times New Roman" w:hAnsi="Times New Roman" w:cs="Times New Roman" w:eastAsia="宋体" w:hint="eastAsia"/>
-          <w:sz w:val="21"/>
-          <w:szCs w:val="21"/>
-          <w:lang w:eastAsia="zh-CN"/>
-        </w:rPr>
-        <w:t>“</w:t>
-      </w:r>
-      <w:r>
-        <w:rPr>
-          <w:rFonts w:ascii="Times New Roman" w:hAnsi="Times New Roman" w:cs="Times New Roman" w:eastAsia="宋体" w:hint="eastAsia"/>
-          <w:sz w:val="21"/>
-          <w:szCs w:val="21"/>
-          <w:lang w:eastAsia="zh-CN"/>
-        </w:rPr>
-        <w:t>两步走</w:t>
-      </w:r>
-      <w:r>
-        <w:rPr>
-          <w:rFonts w:ascii="Times New Roman" w:hAnsi="Times New Roman" w:cs="Times New Roman" w:eastAsia="宋体" w:hint="eastAsia"/>
-          <w:sz w:val="21"/>
-          <w:szCs w:val="21"/>
-          <w:lang w:eastAsia="zh-CN"/>
-        </w:rPr>
-        <w:t>”</w:t>
-      </w:r>
-      <w:r>
-        <w:rPr>
-          <w:rFonts w:ascii="Times New Roman" w:hAnsi="Times New Roman" w:cs="Times New Roman" w:eastAsia="宋体" w:hint="eastAsia"/>
-          <w:sz w:val="21"/>
-          <w:szCs w:val="21"/>
-          <w:lang w:eastAsia="zh-CN"/>
-        </w:rPr>
-        <w:t>的战略安排，二十大接续这一战略、明确全面建设社会主义现代化国家的中心任务，前后一条主线贯通始终。</w:t>
+        <w:t xml:space="preserve">对照读下来，感受最深的是“变”与“不变”的关系。变的是一段段具体的论断和部署，不变的是以人民为中心这条线。从十九大的“住有所居”“打赢脱贫攻坚”，到二十大的“江山就是人民”“推进共同富裕”，落点始终在人身上。</w:t>
       </w:r>
     </w:p>
     <w:p>
@@ -4016,187 +1425,7 @@
           <w:szCs w:val="21"/>
           <w:lang w:eastAsia="zh-CN"/>
         </w:rPr>
-        <w:t>从发展看，两次报告体现了党对现代化建设规律认识的不断深化。在理论上，十九大确立新时代中国特色社会主义思想，二十大进一步提出</w:t>
-      </w:r>
-      <w:r>
-        <w:rPr>
-          <w:rFonts w:ascii="Times New Roman" w:hAnsi="Times New Roman" w:cs="Times New Roman" w:eastAsia="宋体" w:hint="eastAsia"/>
-          <w:sz w:val="21"/>
-          <w:szCs w:val="21"/>
-          <w:lang w:eastAsia="zh-CN"/>
-        </w:rPr>
-        <w:t>“</w:t>
-      </w:r>
-      <w:r>
-        <w:rPr>
-          <w:rFonts w:ascii="Times New Roman" w:hAnsi="Times New Roman" w:cs="Times New Roman" w:eastAsia="宋体" w:hint="eastAsia"/>
-          <w:sz w:val="21"/>
-          <w:szCs w:val="21"/>
-          <w:lang w:eastAsia="zh-CN"/>
-        </w:rPr>
-        <w:t>两个结合</w:t>
-      </w:r>
-      <w:r>
-        <w:rPr>
-          <w:rFonts w:ascii="Times New Roman" w:hAnsi="Times New Roman" w:cs="Times New Roman" w:eastAsia="宋体" w:hint="eastAsia"/>
-          <w:sz w:val="21"/>
-          <w:szCs w:val="21"/>
-          <w:lang w:eastAsia="zh-CN"/>
-        </w:rPr>
-        <w:t>”</w:t>
-      </w:r>
-      <w:r>
-        <w:rPr>
-          <w:rFonts w:ascii="Times New Roman" w:hAnsi="Times New Roman" w:cs="Times New Roman" w:eastAsia="宋体" w:hint="eastAsia"/>
-          <w:sz w:val="21"/>
-          <w:szCs w:val="21"/>
-          <w:lang w:eastAsia="zh-CN"/>
-        </w:rPr>
-        <w:t>和</w:t>
-      </w:r>
-      <w:r>
-        <w:rPr>
-          <w:rFonts w:ascii="Times New Roman" w:hAnsi="Times New Roman" w:cs="Times New Roman" w:eastAsia="宋体" w:hint="eastAsia"/>
-          <w:sz w:val="21"/>
-          <w:szCs w:val="21"/>
-          <w:lang w:eastAsia="zh-CN"/>
-        </w:rPr>
-        <w:t>“</w:t>
-      </w:r>
-      <w:r>
-        <w:rPr>
-          <w:rFonts w:ascii="Times New Roman" w:hAnsi="Times New Roman" w:cs="Times New Roman" w:eastAsia="宋体" w:hint="eastAsia"/>
-          <w:sz w:val="21"/>
-          <w:szCs w:val="21"/>
-          <w:lang w:eastAsia="zh-CN"/>
-        </w:rPr>
-        <w:t>六个必须坚持</w:t>
-      </w:r>
-      <w:r>
-        <w:rPr>
-          <w:rFonts w:ascii="Times New Roman" w:hAnsi="Times New Roman" w:cs="Times New Roman" w:eastAsia="宋体" w:hint="eastAsia"/>
-          <w:sz w:val="21"/>
-          <w:szCs w:val="21"/>
-          <w:lang w:eastAsia="zh-CN"/>
-        </w:rPr>
-        <w:t>”</w:t>
-      </w:r>
-      <w:r>
-        <w:rPr>
-          <w:rFonts w:ascii="Times New Roman" w:hAnsi="Times New Roman" w:cs="Times New Roman" w:eastAsia="宋体" w:hint="eastAsia"/>
-          <w:sz w:val="21"/>
-          <w:szCs w:val="21"/>
-          <w:lang w:eastAsia="zh-CN"/>
-        </w:rPr>
-        <w:t>；在道路上，从</w:t>
-      </w:r>
-      <w:r>
-        <w:rPr>
-          <w:rFonts w:ascii="Times New Roman" w:hAnsi="Times New Roman" w:cs="Times New Roman" w:eastAsia="宋体" w:hint="eastAsia"/>
-          <w:sz w:val="21"/>
-          <w:szCs w:val="21"/>
-          <w:lang w:eastAsia="zh-CN"/>
-        </w:rPr>
-        <w:t>“</w:t>
-      </w:r>
-      <w:r>
-        <w:rPr>
-          <w:rFonts w:ascii="Times New Roman" w:hAnsi="Times New Roman" w:cs="Times New Roman" w:eastAsia="宋体" w:hint="eastAsia"/>
-          <w:sz w:val="21"/>
-          <w:szCs w:val="21"/>
-          <w:lang w:eastAsia="zh-CN"/>
-        </w:rPr>
-        <w:t>两步走</w:t>
-      </w:r>
-      <w:r>
-        <w:rPr>
-          <w:rFonts w:ascii="Times New Roman" w:hAnsi="Times New Roman" w:cs="Times New Roman" w:eastAsia="宋体" w:hint="eastAsia"/>
-          <w:sz w:val="21"/>
-          <w:szCs w:val="21"/>
-          <w:lang w:eastAsia="zh-CN"/>
-        </w:rPr>
-        <w:t>”</w:t>
-      </w:r>
-      <w:r>
-        <w:rPr>
-          <w:rFonts w:ascii="Times New Roman" w:hAnsi="Times New Roman" w:cs="Times New Roman" w:eastAsia="宋体" w:hint="eastAsia"/>
-          <w:sz w:val="21"/>
-          <w:szCs w:val="21"/>
-          <w:lang w:eastAsia="zh-CN"/>
-        </w:rPr>
-        <w:t>战略安排到系统阐述中国式现代化的中国特色和本质要求；在目标上，从</w:t>
-      </w:r>
-      <w:r>
-        <w:rPr>
-          <w:rFonts w:ascii="Times New Roman" w:hAnsi="Times New Roman" w:cs="Times New Roman" w:eastAsia="宋体" w:hint="eastAsia"/>
-          <w:sz w:val="21"/>
-          <w:szCs w:val="21"/>
-          <w:lang w:eastAsia="zh-CN"/>
-        </w:rPr>
-        <w:t>“</w:t>
-      </w:r>
-      <w:r>
-        <w:rPr>
-          <w:rFonts w:ascii="Times New Roman" w:hAnsi="Times New Roman" w:cs="Times New Roman" w:eastAsia="宋体" w:hint="eastAsia"/>
-          <w:sz w:val="21"/>
-          <w:szCs w:val="21"/>
-          <w:lang w:eastAsia="zh-CN"/>
-        </w:rPr>
-        <w:t>决胜全面建成小康社会</w:t>
-      </w:r>
-      <w:r>
-        <w:rPr>
-          <w:rFonts w:ascii="Times New Roman" w:hAnsi="Times New Roman" w:cs="Times New Roman" w:eastAsia="宋体" w:hint="eastAsia"/>
-          <w:sz w:val="21"/>
-          <w:szCs w:val="21"/>
-          <w:lang w:eastAsia="zh-CN"/>
-        </w:rPr>
-        <w:t>”</w:t>
-      </w:r>
-      <w:r>
-        <w:rPr>
-          <w:rFonts w:ascii="Times New Roman" w:hAnsi="Times New Roman" w:cs="Times New Roman" w:eastAsia="宋体" w:hint="eastAsia"/>
-          <w:sz w:val="21"/>
-          <w:szCs w:val="21"/>
-          <w:lang w:eastAsia="zh-CN"/>
-        </w:rPr>
-        <w:t>到</w:t>
-      </w:r>
-      <w:r>
-        <w:rPr>
-          <w:rFonts w:ascii="Times New Roman" w:hAnsi="Times New Roman" w:cs="Times New Roman" w:eastAsia="宋体" w:hint="eastAsia"/>
-          <w:sz w:val="21"/>
-          <w:szCs w:val="21"/>
-          <w:lang w:eastAsia="zh-CN"/>
-        </w:rPr>
-        <w:t>“</w:t>
-      </w:r>
-      <w:r>
-        <w:rPr>
-          <w:rFonts w:ascii="Times New Roman" w:hAnsi="Times New Roman" w:cs="Times New Roman" w:eastAsia="宋体" w:hint="eastAsia"/>
-          <w:sz w:val="21"/>
-          <w:szCs w:val="21"/>
-          <w:lang w:eastAsia="zh-CN"/>
-        </w:rPr>
-        <w:t>全面建设社会主义现代化国家</w:t>
-      </w:r>
-      <w:r>
-        <w:rPr>
-          <w:rFonts w:ascii="Times New Roman" w:hAnsi="Times New Roman" w:cs="Times New Roman" w:eastAsia="宋体" w:hint="eastAsia"/>
-          <w:sz w:val="21"/>
-          <w:szCs w:val="21"/>
-          <w:lang w:eastAsia="zh-CN"/>
-        </w:rPr>
-        <w:t>”</w:t>
-      </w:r>
-      <w:r>
-        <w:rPr>
-          <w:rFonts w:ascii="Times New Roman" w:hAnsi="Times New Roman" w:cs="Times New Roman" w:eastAsia="宋体" w:hint="eastAsia"/>
-          <w:sz w:val="21"/>
-          <w:szCs w:val="21"/>
-          <w:lang w:eastAsia="zh-CN"/>
-        </w:rPr>
-        <w:t>，从打赢脱贫攻坚战到扎实推进共同富裕，战略重点随发展阶段而递进。</w:t>
+        <w:t xml:space="preserve">另一层体会是，学这两份报告不能停在背名词。真正有用的是理清论断之间的逻辑：为什么先判断方位、再提使命、最后部署任务，这个顺序本身就是方法论。</w:t>
       </w:r>
     </w:p>
     <w:p>
@@ -4217,337 +1446,7 @@
           <w:szCs w:val="21"/>
           <w:lang w:eastAsia="zh-CN"/>
         </w:rPr>
-        <w:t>总的看，二十大是对十九大在新时代</w:t>
-      </w:r>
-      <w:r>
-        <w:rPr>
-          <w:rFonts w:hint="eastAsia" w:ascii="Times New Roman" w:hAnsi="Times New Roman" w:cs="Times New Roman" w:eastAsia="宋体"/>
-          <w:sz w:val="21"/>
-          <w:szCs w:val="21"/>
-          <w:lang w:eastAsia="zh-CN"/>
-        </w:rPr>
-        <w:t>的</w:t>
-      </w:r>
-      <w:r>
-        <w:rPr>
-          <w:rFonts w:ascii="Times New Roman" w:hAnsi="Times New Roman" w:cs="Times New Roman" w:eastAsia="宋体" w:hint="eastAsia"/>
-          <w:sz w:val="21"/>
-          <w:szCs w:val="21"/>
-          <w:lang w:eastAsia="zh-CN"/>
-        </w:rPr>
-        <w:t>坚持和发展，两者共同构成新时代坚持和发展中国特色社会主义的完整行动纲领。</w:t>
-      </w:r>
-    </w:p>
-    <w:p>
-      <w:pPr>
-        <w:pStyle w:val="a1"/>
-        <w:snapToGrid w:val="0"/>
-        <w:spacing w:before="240" w:after="120" w:line="300" w:lineRule="auto"/>
-        <w:ind/>
-        <w:jc w:val="left"/>
-        <w:rPr>
-          <w:lang w:eastAsia="zh-CN"/>
-        </w:rPr>
-      </w:pPr>
-      <w:r>
-        <w:rPr>
-          <w:rFonts w:eastAsia="黑体" w:ascii="Times New Roman" w:hAnsi="Times New Roman" w:cs="Times New Roman" w:hint="eastAsia"/>
-          <w:b w:val="0"/>
-          <w:bCs w:val="0"/>
-          <w:sz w:val="24"/>
-          <w:szCs w:val="24"/>
-          <w:lang w:eastAsia="zh-CN"/>
-        </w:rPr>
-        <w:t>四、个人学习体会</w:t>
-      </w:r>
-    </w:p>
-    <w:p>
-      <w:pPr>
-        <w:pStyle w:val="a1"/>
-        <w:snapToGrid w:val="0"/>
-        <w:spacing w:line="300" w:lineRule="auto" w:before="0" w:after="0"/>
-        <w:ind w:firstLineChars="200" w:firstLine="420"/>
-        <w:jc w:val="both"/>
-        <w:rPr>
-          <w:lang w:eastAsia="zh-CN"/>
-        </w:rPr>
-      </w:pPr>
-      <w:r>
-        <w:rPr>
-          <w:rFonts w:ascii="Times New Roman" w:hAnsi="Times New Roman" w:cs="Times New Roman" w:eastAsia="宋体" w:hint="eastAsia"/>
-          <w:sz w:val="21"/>
-          <w:szCs w:val="21"/>
-          <w:lang w:eastAsia="zh-CN"/>
-        </w:rPr>
-        <w:t>通过对照阅读，我体会最深的是两份报告一脉相承又与时俱进。十九大报告作出进入新时代的判断、确立新时代中国特色社会主义思想；二十大报告则在此基础</w:t>
-      </w:r>
-      <w:r>
-        <w:rPr>
-          <w:rFonts w:ascii="Times New Roman" w:hAnsi="Times New Roman" w:cs="Times New Roman" w:eastAsia="宋体" w:hint="eastAsia"/>
-          <w:sz w:val="21"/>
-          <w:szCs w:val="21"/>
-          <w:lang w:eastAsia="zh-CN"/>
-        </w:rPr>
-        <w:lastRenderedPageBreak/>
-        <w:t>上系统阐述中国式现代化、明确党的中心任务。从</w:t>
-      </w:r>
-      <w:r>
-        <w:rPr>
-          <w:rFonts w:ascii="Times New Roman" w:hAnsi="Times New Roman" w:cs="Times New Roman" w:eastAsia="宋体" w:hint="eastAsia"/>
-          <w:sz w:val="21"/>
-          <w:szCs w:val="21"/>
-          <w:lang w:eastAsia="zh-CN"/>
-        </w:rPr>
-        <w:t>“</w:t>
-      </w:r>
-      <w:r>
-        <w:rPr>
-          <w:rFonts w:ascii="Times New Roman" w:hAnsi="Times New Roman" w:cs="Times New Roman" w:eastAsia="宋体" w:hint="eastAsia"/>
-          <w:sz w:val="21"/>
-          <w:szCs w:val="21"/>
-          <w:lang w:eastAsia="zh-CN"/>
-        </w:rPr>
-        <w:t>新时代</w:t>
-      </w:r>
-      <w:r>
-        <w:rPr>
-          <w:rFonts w:ascii="Times New Roman" w:hAnsi="Times New Roman" w:cs="Times New Roman" w:eastAsia="宋体" w:hint="eastAsia"/>
-          <w:sz w:val="21"/>
-          <w:szCs w:val="21"/>
-          <w:lang w:eastAsia="zh-CN"/>
-        </w:rPr>
-        <w:t>”</w:t>
-      </w:r>
-      <w:r>
-        <w:rPr>
-          <w:rFonts w:ascii="Times New Roman" w:hAnsi="Times New Roman" w:cs="Times New Roman" w:eastAsia="宋体" w:hint="eastAsia"/>
-          <w:sz w:val="21"/>
-          <w:szCs w:val="21"/>
-          <w:lang w:eastAsia="zh-CN"/>
-        </w:rPr>
-        <w:t>到</w:t>
-      </w:r>
-      <w:r>
-        <w:rPr>
-          <w:rFonts w:ascii="Times New Roman" w:hAnsi="Times New Roman" w:cs="Times New Roman" w:eastAsia="宋体" w:hint="eastAsia"/>
-          <w:sz w:val="21"/>
-          <w:szCs w:val="21"/>
-          <w:lang w:eastAsia="zh-CN"/>
-        </w:rPr>
-        <w:t>“</w:t>
-      </w:r>
-      <w:r>
-        <w:rPr>
-          <w:rFonts w:ascii="Times New Roman" w:hAnsi="Times New Roman" w:cs="Times New Roman" w:eastAsia="宋体" w:hint="eastAsia"/>
-          <w:sz w:val="21"/>
-          <w:szCs w:val="21"/>
-          <w:lang w:eastAsia="zh-CN"/>
-        </w:rPr>
-        <w:t>中国式现代化</w:t>
-      </w:r>
-      <w:r>
-        <w:rPr>
-          <w:rFonts w:ascii="Times New Roman" w:hAnsi="Times New Roman" w:cs="Times New Roman" w:eastAsia="宋体" w:hint="eastAsia"/>
-          <w:sz w:val="21"/>
-          <w:szCs w:val="21"/>
-          <w:lang w:eastAsia="zh-CN"/>
-        </w:rPr>
-        <w:t>”</w:t>
-      </w:r>
-      <w:r>
-        <w:rPr>
-          <w:rFonts w:ascii="Times New Roman" w:hAnsi="Times New Roman" w:cs="Times New Roman" w:eastAsia="宋体" w:hint="eastAsia"/>
-          <w:sz w:val="21"/>
-          <w:szCs w:val="21"/>
-          <w:lang w:eastAsia="zh-CN"/>
-        </w:rPr>
-        <w:t>，从</w:t>
-      </w:r>
-      <w:r>
-        <w:rPr>
-          <w:rFonts w:ascii="Times New Roman" w:hAnsi="Times New Roman" w:cs="Times New Roman" w:eastAsia="宋体" w:hint="eastAsia"/>
-          <w:sz w:val="21"/>
-          <w:szCs w:val="21"/>
-          <w:lang w:eastAsia="zh-CN"/>
-        </w:rPr>
-        <w:t>“</w:t>
-      </w:r>
-      <w:r>
-        <w:rPr>
-          <w:rFonts w:ascii="Times New Roman" w:hAnsi="Times New Roman" w:cs="Times New Roman" w:eastAsia="宋体" w:hint="eastAsia"/>
-          <w:sz w:val="21"/>
-          <w:szCs w:val="21"/>
-          <w:lang w:eastAsia="zh-CN"/>
-        </w:rPr>
-        <w:t>全面建成小康社会</w:t>
-      </w:r>
-      <w:r>
-        <w:rPr>
-          <w:rFonts w:ascii="Times New Roman" w:hAnsi="Times New Roman" w:cs="Times New Roman" w:eastAsia="宋体" w:hint="eastAsia"/>
-          <w:sz w:val="21"/>
-          <w:szCs w:val="21"/>
-          <w:lang w:eastAsia="zh-CN"/>
-        </w:rPr>
-        <w:t>”</w:t>
-      </w:r>
-      <w:r>
-        <w:rPr>
-          <w:rFonts w:ascii="Times New Roman" w:hAnsi="Times New Roman" w:cs="Times New Roman" w:eastAsia="宋体" w:hint="eastAsia"/>
-          <w:sz w:val="21"/>
-          <w:szCs w:val="21"/>
-          <w:lang w:eastAsia="zh-CN"/>
-        </w:rPr>
-        <w:t>到</w:t>
-      </w:r>
-      <w:r>
-        <w:rPr>
-          <w:rFonts w:ascii="Times New Roman" w:hAnsi="Times New Roman" w:cs="Times New Roman" w:eastAsia="宋体" w:hint="eastAsia"/>
-          <w:sz w:val="21"/>
-          <w:szCs w:val="21"/>
-          <w:lang w:eastAsia="zh-CN"/>
-        </w:rPr>
-        <w:t>“</w:t>
-      </w:r>
-      <w:r>
-        <w:rPr>
-          <w:rFonts w:ascii="Times New Roman" w:hAnsi="Times New Roman" w:cs="Times New Roman" w:eastAsia="宋体" w:hint="eastAsia"/>
-          <w:sz w:val="21"/>
-          <w:szCs w:val="21"/>
-          <w:lang w:eastAsia="zh-CN"/>
-        </w:rPr>
-        <w:t>全面建设社会主义现代化国家</w:t>
-      </w:r>
-      <w:r>
-        <w:rPr>
-          <w:rFonts w:ascii="Times New Roman" w:hAnsi="Times New Roman" w:cs="Times New Roman" w:eastAsia="宋体" w:hint="eastAsia"/>
-          <w:sz w:val="21"/>
-          <w:szCs w:val="21"/>
-          <w:lang w:eastAsia="zh-CN"/>
-        </w:rPr>
-        <w:t>”</w:t>
-      </w:r>
-      <w:r>
-        <w:rPr>
-          <w:rFonts w:ascii="Times New Roman" w:hAnsi="Times New Roman" w:cs="Times New Roman" w:eastAsia="宋体" w:hint="eastAsia"/>
-          <w:sz w:val="21"/>
-          <w:szCs w:val="21"/>
-          <w:lang w:eastAsia="zh-CN"/>
-        </w:rPr>
-        <w:t>，这条主线贯穿始终。我认为，这种递进并非概念的简单更替，而是党不断深化对现代化建设规律认识的结果。</w:t>
-      </w:r>
-    </w:p>
-    <w:p>
-      <w:pPr>
-        <w:pStyle w:val="a1"/>
-        <w:snapToGrid w:val="0"/>
-        <w:spacing w:line="300" w:lineRule="auto" w:before="0" w:after="0"/>
-        <w:ind w:firstLineChars="200" w:firstLine="420"/>
-        <w:jc w:val="both"/>
-        <w:rPr>
-          <w:lang w:eastAsia="zh-CN"/>
-        </w:rPr>
-      </w:pPr>
-      <w:r>
-        <w:rPr>
-          <w:rFonts w:ascii="Times New Roman" w:hAnsi="Times New Roman" w:cs="Times New Roman" w:eastAsia="宋体" w:hint="eastAsia"/>
-          <w:sz w:val="21"/>
-          <w:szCs w:val="21"/>
-          <w:lang w:eastAsia="zh-CN"/>
-        </w:rPr>
-        <w:t>我还体会到，两份报告都始终坚持人民至上。从十九大的</w:t>
-      </w:r>
-      <w:r>
-        <w:rPr>
-          <w:rFonts w:ascii="Times New Roman" w:hAnsi="Times New Roman" w:cs="Times New Roman" w:eastAsia="宋体" w:hint="eastAsia"/>
-          <w:sz w:val="21"/>
-          <w:szCs w:val="21"/>
-          <w:lang w:eastAsia="zh-CN"/>
-        </w:rPr>
-        <w:t>“</w:t>
-      </w:r>
-      <w:r>
-        <w:rPr>
-          <w:rFonts w:ascii="Times New Roman" w:hAnsi="Times New Roman" w:cs="Times New Roman" w:eastAsia="宋体" w:hint="eastAsia"/>
-          <w:sz w:val="21"/>
-          <w:szCs w:val="21"/>
-          <w:lang w:eastAsia="zh-CN"/>
-        </w:rPr>
-        <w:t>让全体人民住有所居</w:t>
-      </w:r>
-      <w:r>
-        <w:rPr>
-          <w:rFonts w:ascii="Times New Roman" w:hAnsi="Times New Roman" w:cs="Times New Roman" w:eastAsia="宋体" w:hint="eastAsia"/>
-          <w:sz w:val="21"/>
-          <w:szCs w:val="21"/>
-          <w:lang w:eastAsia="zh-CN"/>
-        </w:rPr>
-        <w:t>”</w:t>
-      </w:r>
-      <w:r>
-        <w:rPr>
-          <w:rFonts w:ascii="Times New Roman" w:hAnsi="Times New Roman" w:cs="Times New Roman" w:eastAsia="宋体" w:hint="eastAsia"/>
-          <w:sz w:val="21"/>
-          <w:szCs w:val="21"/>
-          <w:lang w:eastAsia="zh-CN"/>
-        </w:rPr>
-        <w:t>、坚决打赢脱贫攻坚战，到二十大的</w:t>
-      </w:r>
-      <w:r>
-        <w:rPr>
-          <w:rFonts w:ascii="Times New Roman" w:hAnsi="Times New Roman" w:cs="Times New Roman" w:eastAsia="宋体" w:hint="eastAsia"/>
-          <w:sz w:val="21"/>
-          <w:szCs w:val="21"/>
-          <w:lang w:eastAsia="zh-CN"/>
-        </w:rPr>
-        <w:t>“</w:t>
-      </w:r>
-      <w:r>
-        <w:rPr>
-          <w:rFonts w:ascii="Times New Roman" w:hAnsi="Times New Roman" w:cs="Times New Roman" w:eastAsia="宋体" w:hint="eastAsia"/>
-          <w:sz w:val="21"/>
-          <w:szCs w:val="21"/>
-          <w:lang w:eastAsia="zh-CN"/>
-        </w:rPr>
-        <w:t>江山就是人民，人民就是江山</w:t>
-      </w:r>
-      <w:r>
-        <w:rPr>
-          <w:rFonts w:ascii="Times New Roman" w:hAnsi="Times New Roman" w:cs="Times New Roman" w:eastAsia="宋体" w:hint="eastAsia"/>
-          <w:sz w:val="21"/>
-          <w:szCs w:val="21"/>
-          <w:lang w:eastAsia="zh-CN"/>
-        </w:rPr>
-        <w:t>”</w:t>
-      </w:r>
-      <w:r>
-        <w:rPr>
-          <w:rFonts w:ascii="Times New Roman" w:hAnsi="Times New Roman" w:cs="Times New Roman" w:eastAsia="宋体" w:hint="eastAsia"/>
-          <w:sz w:val="21"/>
-          <w:szCs w:val="21"/>
-          <w:lang w:eastAsia="zh-CN"/>
-        </w:rPr>
-        <w:t>、扎实推进共同富裕，贯穿其中的都是以人民为中心的发展思想。这让我认识到，现代化的最终落脚点是人的全面发展。</w:t>
-      </w:r>
-    </w:p>
-    <w:p>
-      <w:pPr>
-        <w:pStyle w:val="a1"/>
-        <w:snapToGrid w:val="0"/>
-        <w:spacing w:line="300" w:lineRule="auto" w:before="0" w:after="0"/>
-        <w:ind w:firstLineChars="200" w:firstLine="420"/>
-        <w:jc w:val="both"/>
-        <w:rPr>
-          <w:lang w:eastAsia="zh-CN"/>
-        </w:rPr>
-      </w:pPr>
-      <w:r>
-        <w:rPr>
-          <w:rFonts w:ascii="Times New Roman" w:hAnsi="Times New Roman" w:cs="Times New Roman" w:eastAsia="宋体" w:hint="eastAsia"/>
-          <w:sz w:val="21"/>
-          <w:szCs w:val="21"/>
-          <w:lang w:eastAsia="zh-CN"/>
-        </w:rPr>
-        <w:t>作为新时代的大学生，我认为学习这两份报告不能只停留在记忆名词上，更要把握论断之间的内在逻辑。通过这次阅读，我对党的创新理论有了更系统的理解，也更加清楚全面建设社会主义现代化国家这一历史任务的分量。今后我会把所学落实到学习和实践中，立足自身，担当起属于青年一代的责任。</w:t>
+        <w:t xml:space="preserve">作为一个学生，我能做的大概是把这种逻辑用在自己的专业学习上——先看清自己所处的位置，再确定要做的事，最后落到具体的行动。这比记住几个提法要有意义得多。</w:t>
       </w:r>
     </w:p>
     <w:sectPr>
